--- a/CV.docx
+++ b/CV.docx
@@ -1,6 +1,6 @@
 
 <file path=word/document.xml><?xml version="1.0" encoding="utf-8"?>
-<w:document xmlns:wpc="http://schemas.microsoft.com/office/word/2010/wordprocessingCanvas" xmlns:cx="http://schemas.microsoft.com/office/drawing/2014/chartex" xmlns:cx1="http://schemas.microsoft.com/office/drawing/2015/9/8/chartex" xmlns:cx2="http://schemas.microsoft.com/office/drawing/2015/10/21/chartex" xmlns:cx3="http://schemas.microsoft.com/office/drawing/2016/5/9/chartex" xmlns:cx4="http://schemas.microsoft.com/office/drawing/2016/5/10/chartex" xmlns:cx5="http://schemas.microsoft.com/office/drawing/2016/5/11/chartex" xmlns:cx6="http://schemas.microsoft.com/office/drawing/2016/5/12/chartex" xmlns:cx7="http://schemas.microsoft.com/office/drawing/2016/5/13/chartex" xmlns:cx8="http://schemas.microsoft.com/office/drawing/2016/5/14/chartex" xmlns:mc="http://schemas.openxmlformats.org/markup-compatibility/2006" xmlns:aink="http://schemas.microsoft.com/office/drawing/2016/ink" xmlns:am3d="http://schemas.microsoft.com/office/drawing/2017/model3d" xmlns:o="urn:schemas-microsoft-com:office:office" xmlns:oel="http://schemas.microsoft.com/office/2019/extlst" xmlns:r="http://schemas.openxmlformats.org/officeDocument/2006/relationships" xmlns:m="http://schemas.openxmlformats.org/officeDocument/2006/math" xmlns:v="urn:schemas-microsoft-com:vml" xmlns:wp14="http://schemas.microsoft.com/office/word/2010/wordprocessingDrawing" xmlns:wp="http://schemas.openxmlformats.org/drawingml/2006/wordprocessingDrawing" xmlns:w10="urn:schemas-microsoft-com:office:word" xmlns:w="http://schemas.openxmlformats.org/wordprocessingml/2006/main" xmlns:w14="http://schemas.microsoft.com/office/word/2010/wordml" xmlns:w15="http://schemas.microsoft.com/office/word/2012/wordml" xmlns:w16cex="http://schemas.microsoft.com/office/word/2018/wordml/cex" xmlns:w16cid="http://schemas.microsoft.com/office/word/2016/wordml/cid" xmlns:w16="http://schemas.microsoft.com/office/word/2018/wordml" xmlns:w16du="http://schemas.microsoft.com/office/word/2023/wordml/word16du" xmlns:w16sdtdh="http://schemas.microsoft.com/office/word/2020/wordml/sdtdatahash" xmlns:w16sdtfl="http://schemas.microsoft.com/office/word/2024/wordml/sdtformatlock" xmlns:w16se="http://schemas.microsoft.com/office/word/2015/wordml/symex" xmlns:wpg="http://schemas.microsoft.com/office/word/2010/wordprocessingGroup" xmlns:wpi="http://schemas.microsoft.com/office/word/2010/wordprocessingInk" xmlns:wne="http://schemas.microsoft.com/office/word/2006/wordml" xmlns:wps="http://schemas.microsoft.com/office/word/2010/wordprocessingShape" mc:Ignorable="w14 w15 w16se w16cid w16 w16cex w16sdtdh w16sdtfl w16du wp14">
+<w:document xmlns:wpc="http://schemas.microsoft.com/office/word/2010/wordprocessingCanvas" xmlns:cx="http://schemas.microsoft.com/office/drawing/2014/chartex" xmlns:cx1="http://schemas.microsoft.com/office/drawing/2015/9/8/chartex" xmlns:cx2="http://schemas.microsoft.com/office/drawing/2015/10/21/chartex" xmlns:cx3="http://schemas.microsoft.com/office/drawing/2016/5/9/chartex" xmlns:cx4="http://schemas.microsoft.com/office/drawing/2016/5/10/chartex" xmlns:cx5="http://schemas.microsoft.com/office/drawing/2016/5/11/chartex" xmlns:cx6="http://schemas.microsoft.com/office/drawing/2016/5/12/chartex" xmlns:cx7="http://schemas.microsoft.com/office/drawing/2016/5/13/chartex" xmlns:cx8="http://schemas.microsoft.com/office/drawing/2016/5/14/chartex" xmlns:mc="http://schemas.openxmlformats.org/markup-compatibility/2006" xmlns:m="http://schemas.openxmlformats.org/officeDocument/2006/math" xmlns:aink="http://schemas.microsoft.com/office/drawing/2016/ink" xmlns:am3d="http://schemas.microsoft.com/office/drawing/2017/model3d" xmlns:oel="http://schemas.microsoft.com/office/2019/extlst" xmlns:r="http://schemas.openxmlformats.org/officeDocument/2006/relationships" xmlns:wp14="http://schemas.microsoft.com/office/word/2010/wordprocessingDrawing" xmlns:wp="http://schemas.openxmlformats.org/drawingml/2006/wordprocessingDrawing" xmlns:wpg="http://schemas.microsoft.com/office/word/2010/wordprocessingGroup" xmlns:wpi="http://schemas.microsoft.com/office/word/2010/wordprocessingInk" xmlns:wps="http://schemas.microsoft.com/office/word/2010/wordprocessingShape" xmlns:o="urn:schemas-microsoft-com:office:office" xmlns:v="urn:schemas-microsoft-com:vml" xmlns:w10="urn:schemas-microsoft-com:office:word" xmlns:w="http://schemas.openxmlformats.org/wordprocessingml/2006/main" xmlns:w14="http://schemas.microsoft.com/office/word/2010/wordml" xmlns:w15="http://schemas.microsoft.com/office/word/2012/wordml" xmlns:w16cex="http://schemas.microsoft.com/office/word/2018/wordml/cex" xmlns:w16cid="http://schemas.microsoft.com/office/word/2016/wordml/cid" xmlns:w16="http://schemas.microsoft.com/office/word/2018/wordml" xmlns:w16sdtdh="http://schemas.microsoft.com/office/word/2020/wordml/sdtdatahash" xmlns:w16sdtfl="http://schemas.microsoft.com/office/word/2024/wordml/sdtformatlock" xmlns:w16se="http://schemas.microsoft.com/office/word/2015/wordml/symex" xmlns:w16du="http://schemas.microsoft.com/office/word/2023/wordml/word16du" xmlns:wne="http://schemas.microsoft.com/office/word/2006/wordml" mc:Ignorable="w14 w15 w16se w16cid w16 w16cex w16sdtdh w16sdtfl w16du wp14">
   <w:body>
     <w:p>
       <w:pPr>
@@ -998,7 +998,7 @@
                 <w:sz w:val="22"/>
                 <w:szCs w:val="22"/>
               </w:rPr>
-              <w:t>ACL 2026 Findings</w:t>
+              <w:t>EMNLP 2026</w:t>
             </w:r>
           </w:p>
         </w:tc>
@@ -1022,7 +1022,25 @@
                 <w:sz w:val="22"/>
                 <w:szCs w:val="22"/>
               </w:rPr>
-              <w:t>Chahat</w:t>
+              <w:t>Bowen Wei</w:t>
+            </w:r>
+            <w:r>
+              <w:rPr>
+                <w:rFonts w:ascii="Arial" w:hAnsi="Arial" w:cs="Arial"/>
+                <w:bCs/>
+                <w:sz w:val="22"/>
+                <w:szCs w:val="22"/>
+              </w:rPr>
+              <w:t xml:space="preserve">, Nan Wang, </w:t>
+            </w:r>
+            <w:r>
+              <w:rPr>
+                <w:rFonts w:ascii="Arial" w:hAnsi="Arial" w:cs="Arial"/>
+                <w:b/>
+                <w:sz w:val="22"/>
+                <w:szCs w:val="22"/>
+              </w:rPr>
+              <w:t>Yuqing</w:t>
             </w:r>
             <w:r>
               <w:rPr>
@@ -1040,7 +1058,7 @@
                 <w:sz w:val="22"/>
                 <w:szCs w:val="22"/>
               </w:rPr>
-              <w:t>Raj</w:t>
+              <w:t>Zhou</w:t>
             </w:r>
             <w:r>
               <w:rPr>
@@ -1058,7 +1076,7 @@
                 <w:sz w:val="22"/>
                 <w:szCs w:val="22"/>
               </w:rPr>
-              <w:t>Mahika</w:t>
+              <w:t>Jinhao</w:t>
             </w:r>
             <w:r>
               <w:rPr>
@@ -1076,52 +1094,16 @@
                 <w:sz w:val="22"/>
                 <w:szCs w:val="22"/>
               </w:rPr>
-              <w:t>Banerjee</w:t>
-            </w:r>
-            <w:r>
-              <w:rPr>
-                <w:rFonts w:ascii="Arial" w:hAnsi="Arial" w:cs="Arial"/>
-                <w:bCs/>
-                <w:sz w:val="22"/>
-                <w:szCs w:val="22"/>
-              </w:rPr>
-              <w:t>, Aylin Caliskan, Antonios Anastasopoulos, Ziwei Zhu</w:t>
-            </w:r>
-            <w:r>
-              <w:rPr>
-                <w:rFonts w:ascii="Arial" w:hAnsi="Arial" w:cs="Arial"/>
-                <w:bCs/>
-                <w:sz w:val="22"/>
-                <w:szCs w:val="22"/>
-              </w:rPr>
-              <w:t xml:space="preserve">. </w:t>
-            </w:r>
-            <w:r>
-              <w:rPr>
-                <w:rFonts w:ascii="Arial" w:hAnsi="Arial" w:cs="Arial"/>
-                <w:bCs/>
-                <w:sz w:val="22"/>
-                <w:szCs w:val="22"/>
-              </w:rPr>
-              <w:t>Talent or Luck? Evaluating Attribution Bias in Large Language Models.</w:t>
-            </w:r>
-            <w:r>
-              <w:rPr>
-                <w:rFonts w:ascii="Arial" w:hAnsi="Arial" w:cs="Arial"/>
-                <w:bCs/>
-                <w:sz w:val="22"/>
-                <w:szCs w:val="22"/>
-              </w:rPr>
-              <w:t xml:space="preserve"> </w:t>
-            </w:r>
-            <w:r>
-              <w:rPr>
-                <w:rFonts w:ascii="Arial" w:hAnsi="Arial" w:cs="Arial"/>
-                <w:bCs/>
-                <w:sz w:val="22"/>
-                <w:szCs w:val="22"/>
-              </w:rPr>
-              <w:t>The 64th Annual Meeting of the Association for Computational Linguistics.</w:t>
+              <w:t>Pan</w:t>
+            </w:r>
+            <w:r>
+              <w:rPr>
+                <w:rFonts w:ascii="Arial" w:hAnsi="Arial" w:cs="Arial"/>
+                <w:bCs/>
+                <w:sz w:val="22"/>
+                <w:szCs w:val="22"/>
+              </w:rPr>
+              <w:t>, Ziwei Zhu. COSE: Confidence-Orchestrated Self-Evolution for Effective LLM Reasoning. The 2026 Conference on Empirical Methods in Natural Language Processing.</w:t>
             </w:r>
           </w:p>
         </w:tc>
@@ -1149,7 +1131,7 @@
                 <w:sz w:val="22"/>
                 <w:szCs w:val="22"/>
               </w:rPr>
-              <w:t>ACL 2026 Oral</w:t>
+              <w:t>EMNLP 2026</w:t>
             </w:r>
           </w:p>
         </w:tc>
@@ -1173,7 +1155,7 @@
                 <w:sz w:val="22"/>
                 <w:szCs w:val="22"/>
               </w:rPr>
-              <w:t>Chahat</w:t>
+              <w:t>Anjishnu</w:t>
             </w:r>
             <w:r>
               <w:rPr>
@@ -1191,88 +1173,31 @@
                 <w:sz w:val="22"/>
                 <w:szCs w:val="22"/>
               </w:rPr>
-              <w:t>Raj</w:t>
-            </w:r>
-            <w:r>
-              <w:rPr>
-                <w:rFonts w:ascii="Arial" w:hAnsi="Arial" w:cs="Arial"/>
-                <w:bCs/>
-                <w:sz w:val="22"/>
-                <w:szCs w:val="22"/>
-              </w:rPr>
-              <w:t xml:space="preserve">, </w:t>
-            </w:r>
-            <w:r>
-              <w:rPr>
-                <w:rFonts w:ascii="Arial" w:hAnsi="Arial" w:cs="Arial"/>
-                <w:b/>
-                <w:sz w:val="22"/>
-                <w:szCs w:val="22"/>
-              </w:rPr>
-              <w:t>Bowen</w:t>
-            </w:r>
-            <w:r>
-              <w:rPr>
-                <w:rFonts w:ascii="Arial" w:hAnsi="Arial" w:cs="Arial"/>
-                <w:bCs/>
-                <w:sz w:val="22"/>
-                <w:szCs w:val="22"/>
+              <w:t>Mukherjee</w:t>
+            </w:r>
+            <w:r>
+              <w:rPr>
+                <w:rFonts w:ascii="Arial" w:hAnsi="Arial" w:cs="Arial"/>
+                <w:bCs/>
+                <w:sz w:val="22"/>
+                <w:szCs w:val="22"/>
+              </w:rPr>
+              <w:t>, Ziwei Zhu, Antonios Anastasopoulos. Double Trouble: Bilingual Pretraining Leaves Language-Conditioned Effects in Shared-Language Representations.</w:t>
+            </w:r>
+            <w:r>
+              <w:rPr>
+                <w:bCs/>
               </w:rPr>
               <w:t xml:space="preserve"> </w:t>
             </w:r>
             <w:r>
               <w:rPr>
                 <w:rFonts w:ascii="Arial" w:hAnsi="Arial" w:cs="Arial"/>
-                <w:b/>
-                <w:sz w:val="22"/>
-                <w:szCs w:val="22"/>
-              </w:rPr>
-              <w:t>Wei</w:t>
-            </w:r>
-            <w:r>
-              <w:rPr>
-                <w:rFonts w:ascii="Arial" w:hAnsi="Arial" w:cs="Arial"/>
-                <w:bCs/>
-                <w:sz w:val="22"/>
-                <w:szCs w:val="22"/>
-              </w:rPr>
-              <w:t>, Aylin Caliskan, Antonios Anastasopoulos, Ziwei Zhu</w:t>
-            </w:r>
-            <w:r>
-              <w:rPr>
-                <w:rFonts w:ascii="Arial" w:hAnsi="Arial" w:cs="Arial"/>
-                <w:bCs/>
-                <w:sz w:val="22"/>
-                <w:szCs w:val="22"/>
-              </w:rPr>
-              <w:t xml:space="preserve">. </w:t>
-            </w:r>
-            <w:r>
-              <w:rPr>
-                <w:rFonts w:ascii="Arial" w:hAnsi="Arial" w:cs="Arial"/>
-                <w:bCs/>
-                <w:sz w:val="22"/>
-                <w:szCs w:val="22"/>
-              </w:rPr>
-              <w:t>VIGNETTE: Socially Grounded Bias Evaluation for Vision-Language Models.</w:t>
-            </w:r>
-            <w:r>
-              <w:rPr>
-                <w:rFonts w:ascii="Arial" w:hAnsi="Arial" w:cs="Arial"/>
-                <w:bCs/>
-                <w:sz w:val="22"/>
-                <w:szCs w:val="22"/>
-              </w:rPr>
-              <w:t xml:space="preserve"> </w:t>
-            </w:r>
-            <w:r>
-              <w:rPr>
-                <w:rFonts w:ascii="Arial" w:hAnsi="Arial" w:cs="Arial"/>
-                <w:bCs/>
-                <w:sz w:val="22"/>
-                <w:szCs w:val="22"/>
-              </w:rPr>
-              <w:t>The 64th Annual Meeting of the Association for Computational Linguistics.</w:t>
+                <w:bCs/>
+                <w:sz w:val="22"/>
+                <w:szCs w:val="22"/>
+              </w:rPr>
+              <w:t>The 2026 Conference on Empirical Methods in Natural Language Processing.</w:t>
             </w:r>
           </w:p>
         </w:tc>
@@ -1300,7 +1225,7 @@
                 <w:sz w:val="22"/>
                 <w:szCs w:val="22"/>
               </w:rPr>
-              <w:t>ACL 2026 Findings</w:t>
+              <w:t>EMNLP 2026</w:t>
             </w:r>
           </w:p>
         </w:tc>
@@ -1324,7 +1249,7 @@
                 <w:sz w:val="22"/>
                 <w:szCs w:val="22"/>
               </w:rPr>
-              <w:t>Mehrdad</w:t>
+              <w:t>Anjishnu</w:t>
             </w:r>
             <w:r>
               <w:rPr>
@@ -1342,25 +1267,16 @@
                 <w:sz w:val="22"/>
                 <w:szCs w:val="22"/>
               </w:rPr>
-              <w:t>Fazli</w:t>
-            </w:r>
-            <w:r>
-              <w:rPr>
-                <w:rFonts w:ascii="Arial" w:hAnsi="Arial" w:cs="Arial"/>
-                <w:bCs/>
-                <w:sz w:val="22"/>
-                <w:szCs w:val="22"/>
-              </w:rPr>
-              <w:t xml:space="preserve">, </w:t>
-            </w:r>
-            <w:r>
-              <w:rPr>
-                <w:rFonts w:ascii="Arial" w:hAnsi="Arial" w:cs="Arial"/>
-                <w:b/>
-                <w:sz w:val="22"/>
-                <w:szCs w:val="22"/>
-              </w:rPr>
-              <w:t>Bowen</w:t>
+              <w:t>Mukherjee</w:t>
+            </w:r>
+            <w:r>
+              <w:rPr>
+                <w:rFonts w:ascii="Arial" w:hAnsi="Arial" w:cs="Arial"/>
+                <w:bCs/>
+                <w:sz w:val="22"/>
+                <w:szCs w:val="22"/>
+              </w:rPr>
+              <w:t>, Ziwei Zhu, Antonios Anastasopoulos. MAPLE: Metadata Conditioned LLM Pretraining for Locale-Aware Question Answering.</w:t>
             </w:r>
             <w:r>
               <w:rPr>
@@ -1374,56 +1290,11 @@
             <w:r>
               <w:rPr>
                 <w:rFonts w:ascii="Arial" w:hAnsi="Arial" w:cs="Arial"/>
-                <w:b/>
-                <w:sz w:val="22"/>
-                <w:szCs w:val="22"/>
-              </w:rPr>
-              <w:t>Wei</w:t>
-            </w:r>
-            <w:r>
-              <w:rPr>
-                <w:rFonts w:ascii="Arial" w:hAnsi="Arial" w:cs="Arial"/>
-                <w:bCs/>
-                <w:sz w:val="22"/>
-                <w:szCs w:val="22"/>
-              </w:rPr>
-              <w:t>, Ziwei Zhu</w:t>
-            </w:r>
-            <w:r>
-              <w:rPr>
-                <w:rFonts w:ascii="Arial" w:hAnsi="Arial" w:cs="Arial"/>
-                <w:bCs/>
-                <w:sz w:val="22"/>
-                <w:szCs w:val="22"/>
-              </w:rPr>
-              <w:t xml:space="preserve">. </w:t>
-            </w:r>
-            <w:r>
-              <w:rPr>
-                <w:rFonts w:ascii="Arial" w:hAnsi="Arial" w:cs="Arial"/>
-                <w:bCs/>
-                <w:sz w:val="22"/>
-                <w:szCs w:val="22"/>
-              </w:rPr>
-              <w:t>Context-Aware Decoding for Faithful Vision-Language Generation.</w:t>
-            </w:r>
-            <w:r>
-              <w:rPr>
-                <w:rFonts w:ascii="Arial" w:hAnsi="Arial" w:cs="Arial"/>
-                <w:bCs/>
-                <w:sz w:val="22"/>
-                <w:szCs w:val="22"/>
-              </w:rPr>
-              <w:t xml:space="preserve"> </w:t>
-            </w:r>
-            <w:r>
-              <w:rPr>
-                <w:rFonts w:ascii="Arial" w:hAnsi="Arial" w:cs="Arial"/>
-                <w:bCs/>
-                <w:sz w:val="22"/>
-                <w:szCs w:val="22"/>
-              </w:rPr>
-              <w:t>The 64th Annual Meeting of the Association for Computational Linguistics.</w:t>
+                <w:bCs/>
+                <w:sz w:val="22"/>
+                <w:szCs w:val="22"/>
+              </w:rPr>
+              <w:t>The 2026 Conference on Empirical Methods in Natural Language Processing.</w:t>
             </w:r>
           </w:p>
         </w:tc>
@@ -1451,7 +1322,7 @@
                 <w:sz w:val="22"/>
                 <w:szCs w:val="22"/>
               </w:rPr>
-              <w:t>WACV 2026</w:t>
+              <w:t>EMNLP 2026 Findings</w:t>
             </w:r>
           </w:p>
         </w:tc>
@@ -1475,7 +1346,25 @@
                 <w:sz w:val="22"/>
                 <w:szCs w:val="22"/>
               </w:rPr>
-              <w:t>Mehrdad Fazli</w:t>
+              <w:t>Sina</w:t>
+            </w:r>
+            <w:r>
+              <w:rPr>
+                <w:rFonts w:ascii="Arial" w:hAnsi="Arial" w:cs="Arial"/>
+                <w:bCs/>
+                <w:sz w:val="22"/>
+                <w:szCs w:val="22"/>
+              </w:rPr>
+              <w:t xml:space="preserve"> </w:t>
+            </w:r>
+            <w:r>
+              <w:rPr>
+                <w:rFonts w:ascii="Arial" w:hAnsi="Arial" w:cs="Arial"/>
+                <w:b/>
+                <w:sz w:val="22"/>
+                <w:szCs w:val="22"/>
+              </w:rPr>
+              <w:t>Mansouri</w:t>
             </w:r>
             <w:r>
               <w:rPr>
@@ -1493,7 +1382,63 @@
                 <w:sz w:val="22"/>
                 <w:szCs w:val="22"/>
               </w:rPr>
-              <w:t>Bowen Wei</w:t>
+              <w:t>Mohit</w:t>
+            </w:r>
+            <w:r>
+              <w:rPr>
+                <w:rFonts w:ascii="Arial" w:hAnsi="Arial" w:cs="Arial"/>
+                <w:bCs/>
+                <w:sz w:val="22"/>
+                <w:szCs w:val="22"/>
+              </w:rPr>
+              <w:t xml:space="preserve"> </w:t>
+            </w:r>
+            <w:proofErr w:type="spellStart"/>
+            <w:r>
+              <w:rPr>
+                <w:rFonts w:ascii="Arial" w:hAnsi="Arial" w:cs="Arial"/>
+                <w:b/>
+                <w:sz w:val="22"/>
+                <w:szCs w:val="22"/>
+              </w:rPr>
+              <w:t>Marvania</w:t>
+            </w:r>
+            <w:proofErr w:type="spellEnd"/>
+            <w:r>
+              <w:rPr>
+                <w:rFonts w:ascii="Arial" w:hAnsi="Arial" w:cs="Arial"/>
+                <w:bCs/>
+                <w:sz w:val="22"/>
+                <w:szCs w:val="22"/>
+              </w:rPr>
+              <w:t xml:space="preserve">, Vibhavari Ashok Shihorkar, Han Ngoc Tran, Kazhal Shafiei, </w:t>
+            </w:r>
+            <w:r>
+              <w:rPr>
+                <w:rFonts w:ascii="Arial" w:hAnsi="Arial" w:cs="Arial"/>
+                <w:b/>
+                <w:sz w:val="22"/>
+                <w:szCs w:val="22"/>
+              </w:rPr>
+              <w:t>Mehrdad</w:t>
+            </w:r>
+            <w:r>
+              <w:rPr>
+                <w:rFonts w:ascii="Arial" w:hAnsi="Arial" w:cs="Arial"/>
+                <w:bCs/>
+                <w:sz w:val="22"/>
+                <w:szCs w:val="22"/>
+              </w:rPr>
+              <w:t xml:space="preserve"> </w:t>
+            </w:r>
+            <w:r>
+              <w:rPr>
+                <w:rFonts w:ascii="Arial" w:hAnsi="Arial" w:cs="Arial"/>
+                <w:b/>
+                <w:sz w:val="22"/>
+                <w:szCs w:val="22"/>
+              </w:rPr>
+              <w:t>Fazli</w:t>
             </w:r>
             <w:r>
               <w:rPr>
@@ -1504,48 +1449,59 @@
               </w:rPr>
               <w:t xml:space="preserve">, </w:t>
             </w:r>
-            <w:r>
-              <w:rPr>
-                <w:rFonts w:ascii="Arial" w:hAnsi="Arial" w:cs="Arial"/>
-                <w:b/>
-                <w:sz w:val="22"/>
-                <w:szCs w:val="22"/>
-              </w:rPr>
-              <w:t>Ahmet Sari</w:t>
-            </w:r>
-            <w:r>
-              <w:rPr>
-                <w:rFonts w:ascii="Arial" w:hAnsi="Arial" w:cs="Arial"/>
-                <w:bCs/>
-                <w:sz w:val="22"/>
-                <w:szCs w:val="22"/>
-              </w:rPr>
-              <w:t>, Ziwei Zhu</w:t>
-            </w:r>
-            <w:r>
-              <w:rPr>
-                <w:rFonts w:ascii="Arial" w:hAnsi="Arial" w:cs="Arial"/>
-                <w:bCs/>
-                <w:sz w:val="22"/>
-                <w:szCs w:val="22"/>
-              </w:rPr>
-              <w:t xml:space="preserve">. </w:t>
-            </w:r>
-            <w:r>
-              <w:rPr>
-                <w:rFonts w:ascii="Arial" w:hAnsi="Arial" w:cs="Arial"/>
-                <w:bCs/>
-                <w:sz w:val="22"/>
-                <w:szCs w:val="22"/>
-              </w:rPr>
-              <w:t>CAAC: Confidence-Aware Attention Calibration to Reduce Hallucinations in Large Vision-Language Models.</w:t>
-            </w:r>
-            <w:r>
-              <w:rPr>
-                <w:rFonts w:ascii="Arial" w:hAnsi="Arial" w:cs="Arial"/>
-                <w:bCs/>
-                <w:sz w:val="22"/>
-                <w:szCs w:val="22"/>
+            <w:proofErr w:type="spellStart"/>
+            <w:r>
+              <w:rPr>
+                <w:rFonts w:ascii="Arial" w:hAnsi="Arial" w:cs="Arial"/>
+                <w:bCs/>
+                <w:sz w:val="22"/>
+                <w:szCs w:val="22"/>
+              </w:rPr>
+              <w:t>Yikuan</w:t>
+            </w:r>
+            <w:proofErr w:type="spellEnd"/>
+            <w:r>
+              <w:rPr>
+                <w:rFonts w:ascii="Arial" w:hAnsi="Arial" w:cs="Arial"/>
+                <w:bCs/>
+                <w:sz w:val="22"/>
+                <w:szCs w:val="22"/>
+              </w:rPr>
+              <w:t xml:space="preserve"> Li, Ziwei Zhu. </w:t>
+            </w:r>
+            <w:proofErr w:type="spellStart"/>
+            <w:r>
+              <w:rPr>
+                <w:rFonts w:ascii="Arial" w:hAnsi="Arial" w:cs="Arial"/>
+                <w:bCs/>
+                <w:sz w:val="22"/>
+                <w:szCs w:val="22"/>
+              </w:rPr>
+              <w:t>VeriSim</w:t>
+            </w:r>
+            <w:proofErr w:type="spellEnd"/>
+            <w:r>
+              <w:rPr>
+                <w:rFonts w:ascii="Arial" w:hAnsi="Arial" w:cs="Arial"/>
+                <w:bCs/>
+                <w:sz w:val="22"/>
+                <w:szCs w:val="22"/>
+              </w:rPr>
+              <w:t xml:space="preserve">: A Configurable Framework for </w:t>
+            </w:r>
+            <w:r>
+              <w:rPr>
+                <w:rFonts w:ascii="Arial" w:hAnsi="Arial" w:cs="Arial"/>
+                <w:bCs/>
+                <w:sz w:val="22"/>
+                <w:szCs w:val="22"/>
+              </w:rPr>
+              <w:lastRenderedPageBreak/>
+              <w:t>Stress-Testing Medical AI Under Patient Communication Noise.</w:t>
+            </w:r>
+            <w:r>
+              <w:rPr>
+                <w:bCs/>
               </w:rPr>
               <w:t xml:space="preserve"> </w:t>
             </w:r>
@@ -1556,7 +1512,7 @@
                 <w:sz w:val="22"/>
                 <w:szCs w:val="22"/>
               </w:rPr>
-              <w:t>IEEE/CVF Winter Conference on Applications of Computer Vision 2026.</w:t>
+              <w:t>The 2026 Conference on Empirical Methods in Natural Language Processing.</w:t>
             </w:r>
           </w:p>
         </w:tc>
@@ -1585,7 +1541,7 @@
                 <w:szCs w:val="22"/>
               </w:rPr>
               <w:lastRenderedPageBreak/>
-              <w:t>AAAI 2026</w:t>
+              <w:t>ICML 2026</w:t>
             </w:r>
           </w:p>
         </w:tc>
@@ -1636,6 +1592,78 @@
                 <w:sz w:val="22"/>
                 <w:szCs w:val="22"/>
               </w:rPr>
+              <w:t xml:space="preserve">, </w:t>
+            </w:r>
+            <w:r>
+              <w:rPr>
+                <w:rFonts w:ascii="Arial" w:hAnsi="Arial" w:cs="Arial"/>
+                <w:b/>
+                <w:sz w:val="22"/>
+                <w:szCs w:val="22"/>
+              </w:rPr>
+              <w:t>Anjishnu Mukherjee</w:t>
+            </w:r>
+            <w:r>
+              <w:rPr>
+                <w:rFonts w:ascii="Arial" w:hAnsi="Arial" w:cs="Arial"/>
+                <w:bCs/>
+                <w:sz w:val="22"/>
+                <w:szCs w:val="22"/>
+              </w:rPr>
+              <w:t xml:space="preserve">, </w:t>
+            </w:r>
+            <w:r>
+              <w:rPr>
+                <w:rFonts w:ascii="Arial" w:hAnsi="Arial" w:cs="Arial"/>
+                <w:b/>
+                <w:sz w:val="22"/>
+                <w:szCs w:val="22"/>
+              </w:rPr>
+              <w:t>Sina Mansouri</w:t>
+            </w:r>
+            <w:r>
+              <w:rPr>
+                <w:rFonts w:ascii="Arial" w:hAnsi="Arial" w:cs="Arial"/>
+                <w:bCs/>
+                <w:sz w:val="22"/>
+                <w:szCs w:val="22"/>
+              </w:rPr>
+              <w:t xml:space="preserve">, </w:t>
+            </w:r>
+            <w:r>
+              <w:rPr>
+                <w:rFonts w:ascii="Arial" w:hAnsi="Arial" w:cs="Arial"/>
+                <w:b/>
+                <w:sz w:val="22"/>
+                <w:szCs w:val="22"/>
+              </w:rPr>
+              <w:t>Bowen Wei</w:t>
+            </w:r>
+            <w:r>
+              <w:rPr>
+                <w:rFonts w:ascii="Arial" w:hAnsi="Arial" w:cs="Arial"/>
+                <w:bCs/>
+                <w:sz w:val="22"/>
+                <w:szCs w:val="22"/>
+              </w:rPr>
+              <w:t xml:space="preserve">, </w:t>
+            </w:r>
+            <w:r>
+              <w:rPr>
+                <w:rFonts w:ascii="Arial" w:hAnsi="Arial" w:cs="Arial"/>
+                <w:b/>
+                <w:sz w:val="22"/>
+                <w:szCs w:val="22"/>
+              </w:rPr>
+              <w:t>Shloka Yada</w:t>
+            </w:r>
+            <w:r>
+              <w:rPr>
+                <w:rFonts w:ascii="Arial" w:hAnsi="Arial" w:cs="Arial"/>
+                <w:bCs/>
+                <w:sz w:val="22"/>
+                <w:szCs w:val="22"/>
+              </w:rPr>
               <w:t>, Ziwei Zhu</w:t>
             </w:r>
             <w:r>
@@ -1654,7 +1682,7 @@
                 <w:sz w:val="22"/>
                 <w:szCs w:val="22"/>
               </w:rPr>
-              <w:t>Bias Association Discovery Framework for Open-Ended LLM Generation.</w:t>
+              <w:t>Knowing Bias, Doing Better: Mitigating Social Bias in LLMs via Know-Bias Neuron Enhancement.</w:t>
             </w:r>
             <w:r>
               <w:rPr>
@@ -1672,7 +1700,7 @@
                 <w:sz w:val="22"/>
                 <w:szCs w:val="22"/>
               </w:rPr>
-              <w:t>The 40th Annual AAAI Conference on Artificial Intelligence.</w:t>
+              <w:t>Forty-third International Conference on Machine Learning.</w:t>
             </w:r>
           </w:p>
         </w:tc>
@@ -1700,15 +1728,7 @@
                 <w:sz w:val="22"/>
                 <w:szCs w:val="22"/>
               </w:rPr>
-              <w:t>AAAI 2026</w:t>
-            </w:r>
-            <w:r>
-              <w:rPr>
-                <w:rFonts w:ascii="Arial" w:hAnsi="Arial" w:cs="Arial"/>
-                <w:sz w:val="22"/>
-                <w:szCs w:val="22"/>
-              </w:rPr>
-              <w:t xml:space="preserve"> Oral</w:t>
+              <w:t>ACL 2026 Findings</w:t>
             </w:r>
           </w:p>
         </w:tc>
@@ -1732,7 +1752,25 @@
                 <w:sz w:val="22"/>
                 <w:szCs w:val="22"/>
               </w:rPr>
-              <w:t>Bowen Wei</w:t>
+              <w:t>Chahat</w:t>
+            </w:r>
+            <w:r>
+              <w:rPr>
+                <w:rFonts w:ascii="Arial" w:hAnsi="Arial" w:cs="Arial"/>
+                <w:bCs/>
+                <w:sz w:val="22"/>
+                <w:szCs w:val="22"/>
+              </w:rPr>
+              <w:t xml:space="preserve"> </w:t>
+            </w:r>
+            <w:r>
+              <w:rPr>
+                <w:rFonts w:ascii="Arial" w:hAnsi="Arial" w:cs="Arial"/>
+                <w:b/>
+                <w:sz w:val="22"/>
+                <w:szCs w:val="22"/>
+              </w:rPr>
+              <w:t>Raj</w:t>
             </w:r>
             <w:r>
               <w:rPr>
@@ -1750,34 +1788,7 @@
                 <w:sz w:val="22"/>
                 <w:szCs w:val="22"/>
               </w:rPr>
-              <w:t>Mehrdad Fazli</w:t>
-            </w:r>
-            <w:r>
-              <w:rPr>
-                <w:rFonts w:ascii="Arial" w:hAnsi="Arial" w:cs="Arial"/>
-                <w:bCs/>
-                <w:sz w:val="22"/>
-                <w:szCs w:val="22"/>
-              </w:rPr>
-              <w:t>, Ziwei Zhu</w:t>
-            </w:r>
-            <w:r>
-              <w:rPr>
-                <w:rFonts w:ascii="Arial" w:hAnsi="Arial" w:cs="Arial"/>
-                <w:bCs/>
-                <w:sz w:val="22"/>
-                <w:szCs w:val="22"/>
-              </w:rPr>
-              <w:t xml:space="preserve">. </w:t>
-            </w:r>
-            <w:r>
-              <w:rPr>
-                <w:rFonts w:ascii="Arial" w:hAnsi="Arial" w:cs="Arial"/>
-                <w:bCs/>
-                <w:sz w:val="22"/>
-                <w:szCs w:val="22"/>
-              </w:rPr>
-              <w:t>Making Sense of LLM Decisions: A Prototype-based Framework for Explainable Classification.</w:t>
+              <w:t>Mahika</w:t>
             </w:r>
             <w:r>
               <w:rPr>
@@ -1791,11 +1802,20 @@
             <w:r>
               <w:rPr>
                 <w:rFonts w:ascii="Arial" w:hAnsi="Arial" w:cs="Arial"/>
-                <w:bCs/>
-                <w:sz w:val="22"/>
-                <w:szCs w:val="22"/>
-              </w:rPr>
-              <w:t>The 40th Annual AAAI Conference on Artificial Intelligence.</w:t>
+                <w:b/>
+                <w:sz w:val="22"/>
+                <w:szCs w:val="22"/>
+              </w:rPr>
+              <w:t>Banerjee</w:t>
+            </w:r>
+            <w:r>
+              <w:rPr>
+                <w:rFonts w:ascii="Arial" w:hAnsi="Arial" w:cs="Arial"/>
+                <w:bCs/>
+                <w:sz w:val="22"/>
+                <w:szCs w:val="22"/>
+              </w:rPr>
+              <w:t>, Aylin Caliskan, Antonios Anastasopoulos, Ziwei Zhu. Talent or Luck? Evaluating Attribution Bias in Large Language Models. The 64th Annual Meeting of the Association for Computational Linguistics.</w:t>
             </w:r>
           </w:p>
         </w:tc>
@@ -1823,7 +1843,7 @@
                 <w:sz w:val="22"/>
                 <w:szCs w:val="22"/>
               </w:rPr>
-              <w:t>EMNLP 2025 Findings</w:t>
+              <w:t>ACL 2026 Oral</w:t>
             </w:r>
           </w:p>
         </w:tc>
@@ -1847,7 +1867,25 @@
                 <w:sz w:val="22"/>
                 <w:szCs w:val="22"/>
               </w:rPr>
-              <w:t>Jinhao Pan</w:t>
+              <w:t>Chahat</w:t>
+            </w:r>
+            <w:r>
+              <w:rPr>
+                <w:rFonts w:ascii="Arial" w:hAnsi="Arial" w:cs="Arial"/>
+                <w:bCs/>
+                <w:sz w:val="22"/>
+                <w:szCs w:val="22"/>
+              </w:rPr>
+              <w:t xml:space="preserve"> </w:t>
+            </w:r>
+            <w:r>
+              <w:rPr>
+                <w:rFonts w:ascii="Arial" w:hAnsi="Arial" w:cs="Arial"/>
+                <w:b/>
+                <w:sz w:val="22"/>
+                <w:szCs w:val="22"/>
+              </w:rPr>
+              <w:t>Raj</w:t>
             </w:r>
             <w:r>
               <w:rPr>
@@ -1865,7 +1903,7 @@
                 <w:sz w:val="22"/>
                 <w:szCs w:val="22"/>
               </w:rPr>
-              <w:t>Chahat</w:t>
+              <w:t>Bowen</w:t>
             </w:r>
             <w:r>
               <w:rPr>
@@ -1883,52 +1921,16 @@
                 <w:sz w:val="22"/>
                 <w:szCs w:val="22"/>
               </w:rPr>
-              <w:t>Raj</w:t>
-            </w:r>
-            <w:r>
-              <w:rPr>
-                <w:rFonts w:ascii="Arial" w:hAnsi="Arial" w:cs="Arial"/>
-                <w:bCs/>
-                <w:sz w:val="22"/>
-                <w:szCs w:val="22"/>
-              </w:rPr>
-              <w:t>, Ziyu Yao, Ziwei Zhu</w:t>
-            </w:r>
-            <w:r>
-              <w:rPr>
-                <w:rFonts w:ascii="Arial" w:hAnsi="Arial" w:cs="Arial"/>
-                <w:bCs/>
-                <w:sz w:val="22"/>
-                <w:szCs w:val="22"/>
-              </w:rPr>
-              <w:t xml:space="preserve">. </w:t>
-            </w:r>
-            <w:r>
-              <w:rPr>
-                <w:rFonts w:ascii="Arial" w:hAnsi="Arial" w:cs="Arial"/>
-                <w:bCs/>
-                <w:sz w:val="22"/>
-                <w:szCs w:val="22"/>
-              </w:rPr>
-              <w:t>What's Not Said Still Hurts: A Description-Based Evaluation Framework for Measuring Social Bias in LLMs.</w:t>
-            </w:r>
-            <w:r>
-              <w:rPr>
-                <w:rFonts w:ascii="Arial" w:hAnsi="Arial" w:cs="Arial"/>
-                <w:bCs/>
-                <w:sz w:val="22"/>
-                <w:szCs w:val="22"/>
-              </w:rPr>
-              <w:t xml:space="preserve"> </w:t>
-            </w:r>
-            <w:r>
-              <w:rPr>
-                <w:rFonts w:ascii="Arial" w:hAnsi="Arial" w:cs="Arial"/>
-                <w:bCs/>
-                <w:sz w:val="22"/>
-                <w:szCs w:val="22"/>
-              </w:rPr>
-              <w:t>The 2025 Conference on Empirical Methods in Natural Language Processing.</w:t>
+              <w:t>Wei</w:t>
+            </w:r>
+            <w:r>
+              <w:rPr>
+                <w:rFonts w:ascii="Arial" w:hAnsi="Arial" w:cs="Arial"/>
+                <w:bCs/>
+                <w:sz w:val="22"/>
+                <w:szCs w:val="22"/>
+              </w:rPr>
+              <w:t>, Aylin Caliskan, Antonios Anastasopoulos, Ziwei Zhu. VIGNETTE: Socially Grounded Bias Evaluation for Vision-Language Models. The 64th Annual Meeting of the Association for Computational Linguistics.</w:t>
             </w:r>
           </w:p>
         </w:tc>
@@ -1956,7 +1958,7 @@
                 <w:sz w:val="22"/>
                 <w:szCs w:val="22"/>
               </w:rPr>
-              <w:t>EMNLP 2025 Findings</w:t>
+              <w:t>ACL 2026 Findings</w:t>
             </w:r>
           </w:p>
         </w:tc>
@@ -1973,26 +1975,6 @@
                 <w:szCs w:val="22"/>
               </w:rPr>
             </w:pPr>
-            <w:proofErr w:type="spellStart"/>
-            <w:r>
-              <w:rPr>
-                <w:rFonts w:ascii="Arial" w:hAnsi="Arial" w:cs="Arial"/>
-                <w:bCs/>
-                <w:sz w:val="22"/>
-                <w:szCs w:val="22"/>
-              </w:rPr>
-              <w:t>Prommy</w:t>
-            </w:r>
-            <w:proofErr w:type="spellEnd"/>
-            <w:r>
-              <w:rPr>
-                <w:rFonts w:ascii="Arial" w:hAnsi="Arial" w:cs="Arial"/>
-                <w:bCs/>
-                <w:sz w:val="22"/>
-                <w:szCs w:val="22"/>
-              </w:rPr>
-              <w:t xml:space="preserve"> Sultana Hossain, </w:t>
-            </w:r>
             <w:r>
               <w:rPr>
                 <w:rFonts w:ascii="Arial" w:hAnsi="Arial" w:cs="Arial"/>
@@ -2000,7 +1982,7 @@
                 <w:sz w:val="22"/>
                 <w:szCs w:val="22"/>
               </w:rPr>
-              <w:t>Chahat</w:t>
+              <w:t>Mehrdad</w:t>
             </w:r>
             <w:r>
               <w:rPr>
@@ -2018,34 +2000,25 @@
                 <w:sz w:val="22"/>
                 <w:szCs w:val="22"/>
               </w:rPr>
-              <w:t>Raj</w:t>
-            </w:r>
-            <w:r>
-              <w:rPr>
-                <w:rFonts w:ascii="Arial" w:hAnsi="Arial" w:cs="Arial"/>
-                <w:bCs/>
-                <w:sz w:val="22"/>
-                <w:szCs w:val="22"/>
-              </w:rPr>
-              <w:t>, Ziwei Zhu, Jessica Lin, Emanuela Marasco</w:t>
-            </w:r>
-            <w:r>
-              <w:rPr>
-                <w:rFonts w:ascii="Arial" w:hAnsi="Arial" w:cs="Arial"/>
-                <w:bCs/>
-                <w:sz w:val="22"/>
-                <w:szCs w:val="22"/>
-              </w:rPr>
-              <w:t xml:space="preserve">. </w:t>
-            </w:r>
-            <w:r>
-              <w:rPr>
-                <w:rFonts w:ascii="Arial" w:hAnsi="Arial" w:cs="Arial"/>
-                <w:bCs/>
-                <w:sz w:val="22"/>
-                <w:szCs w:val="22"/>
-              </w:rPr>
-              <w:t>Toward Inclusive Language Models: Sparsity-Driven Calibration for Systematic and Interpretable Mitigation of Social Biases in LLMs.</w:t>
+              <w:t>Fazli</w:t>
+            </w:r>
+            <w:r>
+              <w:rPr>
+                <w:rFonts w:ascii="Arial" w:hAnsi="Arial" w:cs="Arial"/>
+                <w:bCs/>
+                <w:sz w:val="22"/>
+                <w:szCs w:val="22"/>
+              </w:rPr>
+              <w:t xml:space="preserve">, </w:t>
+            </w:r>
+            <w:r>
+              <w:rPr>
+                <w:rFonts w:ascii="Arial" w:hAnsi="Arial" w:cs="Arial"/>
+                <w:b/>
+                <w:sz w:val="22"/>
+                <w:szCs w:val="22"/>
+              </w:rPr>
+              <w:t>Bowen</w:t>
             </w:r>
             <w:r>
               <w:rPr>
@@ -2059,11 +2032,20 @@
             <w:r>
               <w:rPr>
                 <w:rFonts w:ascii="Arial" w:hAnsi="Arial" w:cs="Arial"/>
-                <w:bCs/>
-                <w:sz w:val="22"/>
-                <w:szCs w:val="22"/>
-              </w:rPr>
-              <w:t>The 2025 Conference on Empirical Methods in Natural Language Processing.</w:t>
+                <w:b/>
+                <w:sz w:val="22"/>
+                <w:szCs w:val="22"/>
+              </w:rPr>
+              <w:t>Wei</w:t>
+            </w:r>
+            <w:r>
+              <w:rPr>
+                <w:rFonts w:ascii="Arial" w:hAnsi="Arial" w:cs="Arial"/>
+                <w:bCs/>
+                <w:sz w:val="22"/>
+                <w:szCs w:val="22"/>
+              </w:rPr>
+              <w:t>, Ziwei Zhu. Context-Aware Decoding for Faithful Vision-Language Generation. The 64th Annual Meeting of the Association for Computational Linguistics.</w:t>
             </w:r>
           </w:p>
         </w:tc>
@@ -2091,7 +2073,7 @@
                 <w:sz w:val="22"/>
                 <w:szCs w:val="22"/>
               </w:rPr>
-              <w:t>ACL 2025</w:t>
+              <w:t>WACV 2026</w:t>
             </w:r>
           </w:p>
         </w:tc>
@@ -2115,7 +2097,70 @@
                 <w:sz w:val="22"/>
                 <w:szCs w:val="22"/>
               </w:rPr>
-              <w:t>Bowen</w:t>
+              <w:t>Mehrdad Fazli</w:t>
+            </w:r>
+            <w:r>
+              <w:rPr>
+                <w:rFonts w:ascii="Arial" w:hAnsi="Arial" w:cs="Arial"/>
+                <w:bCs/>
+                <w:sz w:val="22"/>
+                <w:szCs w:val="22"/>
+              </w:rPr>
+              <w:t xml:space="preserve">, </w:t>
+            </w:r>
+            <w:r>
+              <w:rPr>
+                <w:rFonts w:ascii="Arial" w:hAnsi="Arial" w:cs="Arial"/>
+                <w:b/>
+                <w:sz w:val="22"/>
+                <w:szCs w:val="22"/>
+              </w:rPr>
+              <w:t>Bowen Wei</w:t>
+            </w:r>
+            <w:r>
+              <w:rPr>
+                <w:rFonts w:ascii="Arial" w:hAnsi="Arial" w:cs="Arial"/>
+                <w:bCs/>
+                <w:sz w:val="22"/>
+                <w:szCs w:val="22"/>
+              </w:rPr>
+              <w:t xml:space="preserve">, </w:t>
+            </w:r>
+            <w:r>
+              <w:rPr>
+                <w:rFonts w:ascii="Arial" w:hAnsi="Arial" w:cs="Arial"/>
+                <w:b/>
+                <w:sz w:val="22"/>
+                <w:szCs w:val="22"/>
+              </w:rPr>
+              <w:t>Ahmet Sari</w:t>
+            </w:r>
+            <w:r>
+              <w:rPr>
+                <w:rFonts w:ascii="Arial" w:hAnsi="Arial" w:cs="Arial"/>
+                <w:bCs/>
+                <w:sz w:val="22"/>
+                <w:szCs w:val="22"/>
+              </w:rPr>
+              <w:t>, Ziwei Zhu</w:t>
+            </w:r>
+            <w:r>
+              <w:rPr>
+                <w:rFonts w:ascii="Arial" w:hAnsi="Arial" w:cs="Arial"/>
+                <w:bCs/>
+                <w:sz w:val="22"/>
+                <w:szCs w:val="22"/>
+              </w:rPr>
+              <w:t xml:space="preserve">. </w:t>
+            </w:r>
+            <w:r>
+              <w:rPr>
+                <w:rFonts w:ascii="Arial" w:hAnsi="Arial" w:cs="Arial"/>
+                <w:bCs/>
+                <w:sz w:val="22"/>
+                <w:szCs w:val="22"/>
+              </w:rPr>
+              <w:t>CAAC: Confidence-Aware Attention Calibration to Reduce Hallucinations in Large Vision-Language Models.</w:t>
             </w:r>
             <w:r>
               <w:rPr>
@@ -2129,67 +2174,11 @@
             <w:r>
               <w:rPr>
                 <w:rFonts w:ascii="Arial" w:hAnsi="Arial" w:cs="Arial"/>
-                <w:b/>
-                <w:sz w:val="22"/>
-                <w:szCs w:val="22"/>
-              </w:rPr>
-              <w:t>Wei</w:t>
-            </w:r>
-            <w:r>
-              <w:rPr>
-                <w:rFonts w:ascii="Arial" w:hAnsi="Arial" w:cs="Arial"/>
-                <w:bCs/>
-                <w:sz w:val="22"/>
-                <w:szCs w:val="22"/>
-              </w:rPr>
-              <w:t xml:space="preserve"> and Ziwei Zhu</w:t>
-            </w:r>
-            <w:r>
-              <w:rPr>
-                <w:rFonts w:ascii="Arial" w:hAnsi="Arial" w:cs="Arial"/>
-                <w:bCs/>
-                <w:sz w:val="22"/>
-                <w:szCs w:val="22"/>
-              </w:rPr>
-              <w:t xml:space="preserve">. </w:t>
-            </w:r>
-            <w:proofErr w:type="spellStart"/>
-            <w:r>
-              <w:rPr>
-                <w:rFonts w:ascii="Arial" w:hAnsi="Arial" w:cs="Arial"/>
-                <w:bCs/>
-                <w:sz w:val="22"/>
-                <w:szCs w:val="22"/>
-              </w:rPr>
-              <w:t>ProtoLens</w:t>
-            </w:r>
-            <w:proofErr w:type="spellEnd"/>
-            <w:r>
-              <w:rPr>
-                <w:rFonts w:ascii="Arial" w:hAnsi="Arial" w:cs="Arial"/>
-                <w:bCs/>
-                <w:sz w:val="22"/>
-                <w:szCs w:val="22"/>
-              </w:rPr>
-              <w:t>: Advancing Prototype Learning for Fine-Grained Interpretability in Text Classification.</w:t>
-            </w:r>
-            <w:r>
-              <w:rPr>
-                <w:rFonts w:ascii="Arial" w:hAnsi="Arial" w:cs="Arial"/>
-                <w:bCs/>
-                <w:sz w:val="22"/>
-                <w:szCs w:val="22"/>
-              </w:rPr>
-              <w:t xml:space="preserve"> </w:t>
-            </w:r>
-            <w:r>
-              <w:rPr>
-                <w:rFonts w:ascii="Arial" w:hAnsi="Arial" w:cs="Arial"/>
-                <w:bCs/>
-                <w:sz w:val="22"/>
-                <w:szCs w:val="22"/>
-              </w:rPr>
-              <w:t>The 63rd Annual Meeting of the Association for Computational Linguistics.</w:t>
+                <w:bCs/>
+                <w:sz w:val="22"/>
+                <w:szCs w:val="22"/>
+              </w:rPr>
+              <w:t>IEEE/CVF Winter Conference on Applications of Computer Vision 2026.</w:t>
             </w:r>
           </w:p>
         </w:tc>
@@ -2217,7 +2206,7 @@
                 <w:sz w:val="22"/>
                 <w:szCs w:val="22"/>
               </w:rPr>
-              <w:t>ACL 2025 Short</w:t>
+              <w:t>AAAI 2026</w:t>
             </w:r>
           </w:p>
         </w:tc>
@@ -2241,7 +2230,52 @@
                 <w:sz w:val="22"/>
                 <w:szCs w:val="22"/>
               </w:rPr>
-              <w:t>Fardin</w:t>
+              <w:t>Jinhao Pan</w:t>
+            </w:r>
+            <w:r>
+              <w:rPr>
+                <w:rFonts w:ascii="Arial" w:hAnsi="Arial" w:cs="Arial"/>
+                <w:bCs/>
+                <w:sz w:val="22"/>
+                <w:szCs w:val="22"/>
+              </w:rPr>
+              <w:t xml:space="preserve">, </w:t>
+            </w:r>
+            <w:r>
+              <w:rPr>
+                <w:rFonts w:ascii="Arial" w:hAnsi="Arial" w:cs="Arial"/>
+                <w:b/>
+                <w:sz w:val="22"/>
+                <w:szCs w:val="22"/>
+              </w:rPr>
+              <w:t>Chahat Raj</w:t>
+            </w:r>
+            <w:r>
+              <w:rPr>
+                <w:rFonts w:ascii="Arial" w:hAnsi="Arial" w:cs="Arial"/>
+                <w:bCs/>
+                <w:sz w:val="22"/>
+                <w:szCs w:val="22"/>
+              </w:rPr>
+              <w:t>, Ziwei Zhu</w:t>
+            </w:r>
+            <w:r>
+              <w:rPr>
+                <w:rFonts w:ascii="Arial" w:hAnsi="Arial" w:cs="Arial"/>
+                <w:bCs/>
+                <w:sz w:val="22"/>
+                <w:szCs w:val="22"/>
+              </w:rPr>
+              <w:t xml:space="preserve">. </w:t>
+            </w:r>
+            <w:r>
+              <w:rPr>
+                <w:rFonts w:ascii="Arial" w:hAnsi="Arial" w:cs="Arial"/>
+                <w:bCs/>
+                <w:sz w:val="22"/>
+                <w:szCs w:val="22"/>
+              </w:rPr>
+              <w:t>Bias Association Discovery Framework for Open-Ended LLM Generation.</w:t>
             </w:r>
             <w:r>
               <w:rPr>
@@ -2255,74 +2289,11 @@
             <w:r>
               <w:rPr>
                 <w:rFonts w:ascii="Arial" w:hAnsi="Arial" w:cs="Arial"/>
-                <w:b/>
-                <w:sz w:val="22"/>
-                <w:szCs w:val="22"/>
-              </w:rPr>
-              <w:t>Ahsan</w:t>
-            </w:r>
-            <w:r>
-              <w:rPr>
-                <w:rFonts w:ascii="Arial" w:hAnsi="Arial" w:cs="Arial"/>
-                <w:bCs/>
-                <w:sz w:val="22"/>
-                <w:szCs w:val="22"/>
-              </w:rPr>
-              <w:t xml:space="preserve"> </w:t>
-            </w:r>
-            <w:r>
-              <w:rPr>
-                <w:rFonts w:ascii="Arial" w:hAnsi="Arial" w:cs="Arial"/>
-                <w:b/>
-                <w:sz w:val="22"/>
-                <w:szCs w:val="22"/>
-              </w:rPr>
-              <w:t>Sakib</w:t>
-            </w:r>
-            <w:r>
-              <w:rPr>
-                <w:rFonts w:ascii="Arial" w:hAnsi="Arial" w:cs="Arial"/>
-                <w:bCs/>
-                <w:sz w:val="22"/>
-                <w:szCs w:val="22"/>
-              </w:rPr>
-              <w:t>, Ziwei Zhu, and Ozlem Uzuner</w:t>
-            </w:r>
-            <w:r>
-              <w:rPr>
-                <w:rFonts w:ascii="Arial" w:hAnsi="Arial" w:cs="Arial"/>
-                <w:bCs/>
-                <w:sz w:val="22"/>
-                <w:szCs w:val="22"/>
-              </w:rPr>
-              <w:t xml:space="preserve">. </w:t>
-            </w:r>
-            <w:r>
-              <w:rPr>
-                <w:rFonts w:ascii="Arial" w:hAnsi="Arial" w:cs="Arial"/>
-                <w:bCs/>
-                <w:sz w:val="22"/>
-                <w:szCs w:val="22"/>
-              </w:rPr>
-              <w:t>Spurious Correlations and Beyond: Understanding and Mitigating Shortcut Learning in SDOH Extraction with Large Language Models.</w:t>
-            </w:r>
-            <w:r>
-              <w:rPr>
-                <w:rFonts w:ascii="Arial" w:hAnsi="Arial" w:cs="Arial"/>
-                <w:bCs/>
-                <w:sz w:val="22"/>
-                <w:szCs w:val="22"/>
-              </w:rPr>
-              <w:t xml:space="preserve"> </w:t>
-            </w:r>
-            <w:r>
-              <w:rPr>
-                <w:rFonts w:ascii="Arial" w:hAnsi="Arial" w:cs="Arial"/>
-                <w:bCs/>
-                <w:sz w:val="22"/>
-                <w:szCs w:val="22"/>
-              </w:rPr>
-              <w:t>The 63rd Annual Meeting of the Association for Computational Linguistics.</w:t>
+                <w:bCs/>
+                <w:sz w:val="22"/>
+                <w:szCs w:val="22"/>
+              </w:rPr>
+              <w:t>The 40th Annual AAAI Conference on Artificial Intelligence.</w:t>
             </w:r>
           </w:p>
         </w:tc>
@@ -2350,7 +2321,15 @@
                 <w:sz w:val="22"/>
                 <w:szCs w:val="22"/>
               </w:rPr>
-              <w:t>NAACL 2025</w:t>
+              <w:t>AAAI 2026</w:t>
+            </w:r>
+            <w:r>
+              <w:rPr>
+                <w:rFonts w:ascii="Arial" w:hAnsi="Arial" w:cs="Arial"/>
+                <w:sz w:val="22"/>
+                <w:szCs w:val="22"/>
+              </w:rPr>
+              <w:t xml:space="preserve"> Oral</w:t>
             </w:r>
           </w:p>
         </w:tc>
@@ -2374,7 +2353,52 @@
                 <w:sz w:val="22"/>
                 <w:szCs w:val="22"/>
               </w:rPr>
-              <w:t>Yuqing</w:t>
+              <w:t>Bowen Wei</w:t>
+            </w:r>
+            <w:r>
+              <w:rPr>
+                <w:rFonts w:ascii="Arial" w:hAnsi="Arial" w:cs="Arial"/>
+                <w:bCs/>
+                <w:sz w:val="22"/>
+                <w:szCs w:val="22"/>
+              </w:rPr>
+              <w:t xml:space="preserve">, </w:t>
+            </w:r>
+            <w:r>
+              <w:rPr>
+                <w:rFonts w:ascii="Arial" w:hAnsi="Arial" w:cs="Arial"/>
+                <w:b/>
+                <w:sz w:val="22"/>
+                <w:szCs w:val="22"/>
+              </w:rPr>
+              <w:t>Mehrdad Fazli</w:t>
+            </w:r>
+            <w:r>
+              <w:rPr>
+                <w:rFonts w:ascii="Arial" w:hAnsi="Arial" w:cs="Arial"/>
+                <w:bCs/>
+                <w:sz w:val="22"/>
+                <w:szCs w:val="22"/>
+              </w:rPr>
+              <w:t>, Ziwei Zhu</w:t>
+            </w:r>
+            <w:r>
+              <w:rPr>
+                <w:rFonts w:ascii="Arial" w:hAnsi="Arial" w:cs="Arial"/>
+                <w:bCs/>
+                <w:sz w:val="22"/>
+                <w:szCs w:val="22"/>
+              </w:rPr>
+              <w:t xml:space="preserve">. </w:t>
+            </w:r>
+            <w:r>
+              <w:rPr>
+                <w:rFonts w:ascii="Arial" w:hAnsi="Arial" w:cs="Arial"/>
+                <w:bCs/>
+                <w:sz w:val="22"/>
+                <w:szCs w:val="22"/>
+              </w:rPr>
+              <w:t>Making Sense of LLM Decisions: A Prototype-based Framework for Explainable Classification.</w:t>
             </w:r>
             <w:r>
               <w:rPr>
@@ -2388,20 +2412,11 @@
             <w:r>
               <w:rPr>
                 <w:rFonts w:ascii="Arial" w:hAnsi="Arial" w:cs="Arial"/>
-                <w:b/>
-                <w:sz w:val="22"/>
-                <w:szCs w:val="22"/>
-              </w:rPr>
-              <w:t>Zhou</w:t>
-            </w:r>
-            <w:r>
-              <w:rPr>
-                <w:rFonts w:ascii="Arial" w:hAnsi="Arial" w:cs="Arial"/>
-                <w:bCs/>
-                <w:sz w:val="22"/>
-                <w:szCs w:val="22"/>
-              </w:rPr>
-              <w:t xml:space="preserve"> and Ziwei Zhu. Fighting Spurious Correlations in Text Classification via a Causal Learning Perspective. The North American Chapter of the Association for Computational Linguistics, 2025.</w:t>
+                <w:bCs/>
+                <w:sz w:val="22"/>
+                <w:szCs w:val="22"/>
+              </w:rPr>
+              <w:t>The 40th Annual AAAI Conference on Artificial Intelligence.</w:t>
             </w:r>
           </w:p>
         </w:tc>
@@ -2429,7 +2444,7 @@
                 <w:sz w:val="22"/>
                 <w:szCs w:val="22"/>
               </w:rPr>
-              <w:t>WACV 2025</w:t>
+              <w:t>EMNLP 2025 Findings</w:t>
             </w:r>
           </w:p>
         </w:tc>
@@ -2446,7 +2461,6 @@
                 <w:szCs w:val="22"/>
               </w:rPr>
             </w:pPr>
-            <w:proofErr w:type="spellStart"/>
             <w:r>
               <w:rPr>
                 <w:rFonts w:ascii="Arial" w:hAnsi="Arial" w:cs="Arial"/>
@@ -2454,9 +2468,17 @@
                 <w:sz w:val="22"/>
                 <w:szCs w:val="22"/>
               </w:rPr>
-              <w:t>Anjishnu</w:t>
-            </w:r>
-            <w:proofErr w:type="spellEnd"/>
+              <w:t>Jinhao Pan</w:t>
+            </w:r>
+            <w:r>
+              <w:rPr>
+                <w:rFonts w:ascii="Arial" w:hAnsi="Arial" w:cs="Arial"/>
+                <w:bCs/>
+                <w:sz w:val="22"/>
+                <w:szCs w:val="22"/>
+              </w:rPr>
+              <w:t xml:space="preserve">, </w:t>
+            </w:r>
             <w:r>
               <w:rPr>
                 <w:rFonts w:ascii="Arial" w:hAnsi="Arial" w:cs="Arial"/>
@@ -2464,16 +2486,34 @@
                 <w:sz w:val="22"/>
                 <w:szCs w:val="22"/>
               </w:rPr>
-              <w:t xml:space="preserve"> Mukherjee</w:t>
-            </w:r>
-            <w:r>
-              <w:rPr>
-                <w:rFonts w:ascii="Arial" w:hAnsi="Arial" w:cs="Arial"/>
-                <w:bCs/>
-                <w:sz w:val="22"/>
-                <w:szCs w:val="22"/>
-              </w:rPr>
-              <w:t>, Ziwei Zhu, and Antonios Anastasopoulos</w:t>
+              <w:t>Chahat</w:t>
+            </w:r>
+            <w:r>
+              <w:rPr>
+                <w:rFonts w:ascii="Arial" w:hAnsi="Arial" w:cs="Arial"/>
+                <w:bCs/>
+                <w:sz w:val="22"/>
+                <w:szCs w:val="22"/>
+              </w:rPr>
+              <w:t xml:space="preserve"> </w:t>
+            </w:r>
+            <w:r>
+              <w:rPr>
+                <w:rFonts w:ascii="Arial" w:hAnsi="Arial" w:cs="Arial"/>
+                <w:b/>
+                <w:sz w:val="22"/>
+                <w:szCs w:val="22"/>
+              </w:rPr>
+              <w:t>Raj</w:t>
+            </w:r>
+            <w:r>
+              <w:rPr>
+                <w:rFonts w:ascii="Arial" w:hAnsi="Arial" w:cs="Arial"/>
+                <w:bCs/>
+                <w:sz w:val="22"/>
+                <w:szCs w:val="22"/>
+              </w:rPr>
+              <w:t>, Ziyu Yao, Ziwei Zhu</w:t>
             </w:r>
             <w:r>
               <w:rPr>
@@ -2491,7 +2531,7 @@
                 <w:sz w:val="22"/>
                 <w:szCs w:val="22"/>
               </w:rPr>
-              <w:t>Crossroads of Continents: Automated Artifact Extraction for Cultural Adaptation with Large Multimodal Models.</w:t>
+              <w:t>What's Not Said Still Hurts: A Description-Based Evaluation Framework for Measuring Social Bias in LLMs.</w:t>
             </w:r>
             <w:r>
               <w:rPr>
@@ -2509,7 +2549,7 @@
                 <w:sz w:val="22"/>
                 <w:szCs w:val="22"/>
               </w:rPr>
-              <w:t>IEEE/CVF Winter Conference on Applications of Computer Vision, 2025.</w:t>
+              <w:t>The 2025 Conference on Empirical Methods in Natural Language Processing.</w:t>
             </w:r>
           </w:p>
         </w:tc>
@@ -2537,7 +2577,7 @@
                 <w:sz w:val="22"/>
                 <w:szCs w:val="22"/>
               </w:rPr>
-              <w:t>WSDM 2025</w:t>
+              <w:t>EMNLP 2025 Findings</w:t>
             </w:r>
           </w:p>
         </w:tc>
@@ -2554,6 +2594,26 @@
                 <w:szCs w:val="22"/>
               </w:rPr>
             </w:pPr>
+            <w:proofErr w:type="spellStart"/>
+            <w:r>
+              <w:rPr>
+                <w:rFonts w:ascii="Arial" w:hAnsi="Arial" w:cs="Arial"/>
+                <w:bCs/>
+                <w:sz w:val="22"/>
+                <w:szCs w:val="22"/>
+              </w:rPr>
+              <w:t>Prommy</w:t>
+            </w:r>
+            <w:proofErr w:type="spellEnd"/>
+            <w:r>
+              <w:rPr>
+                <w:rFonts w:ascii="Arial" w:hAnsi="Arial" w:cs="Arial"/>
+                <w:bCs/>
+                <w:sz w:val="22"/>
+                <w:szCs w:val="22"/>
+              </w:rPr>
+              <w:t xml:space="preserve"> Sultana Hossain, </w:t>
+            </w:r>
             <w:r>
               <w:rPr>
                 <w:rFonts w:ascii="Arial" w:hAnsi="Arial" w:cs="Arial"/>
@@ -2561,34 +2621,7 @@
                 <w:sz w:val="22"/>
                 <w:szCs w:val="22"/>
               </w:rPr>
-              <w:t>Jinhao Pan</w:t>
-            </w:r>
-            <w:r>
-              <w:rPr>
-                <w:rFonts w:ascii="Arial" w:hAnsi="Arial" w:cs="Arial"/>
-                <w:bCs/>
-                <w:sz w:val="22"/>
-                <w:szCs w:val="22"/>
-              </w:rPr>
-              <w:t xml:space="preserve">, James Caverlee, </w:t>
-            </w:r>
-            <w:r>
-              <w:rPr>
-                <w:rFonts w:ascii="Arial" w:hAnsi="Arial" w:cs="Arial"/>
-                <w:bCs/>
-                <w:sz w:val="22"/>
-                <w:szCs w:val="22"/>
-              </w:rPr>
-              <w:t xml:space="preserve">and </w:t>
-            </w:r>
-            <w:r>
-              <w:rPr>
-                <w:rFonts w:ascii="Arial" w:hAnsi="Arial" w:cs="Arial"/>
-                <w:bCs/>
-                <w:sz w:val="22"/>
-                <w:szCs w:val="22"/>
-              </w:rPr>
-              <w:t>Ziwei Zhu.</w:t>
+              <w:t>Chahat</w:t>
             </w:r>
             <w:r>
               <w:rPr>
@@ -2602,11 +2635,38 @@
             <w:r>
               <w:rPr>
                 <w:rFonts w:ascii="Arial" w:hAnsi="Arial" w:cs="Arial"/>
-                <w:bCs/>
-                <w:sz w:val="22"/>
-                <w:szCs w:val="22"/>
-              </w:rPr>
-              <w:t>Combating Heterogeneous Model Biases in Recommendations via Boosting.</w:t>
+                <w:b/>
+                <w:sz w:val="22"/>
+                <w:szCs w:val="22"/>
+              </w:rPr>
+              <w:t>Raj</w:t>
+            </w:r>
+            <w:r>
+              <w:rPr>
+                <w:rFonts w:ascii="Arial" w:hAnsi="Arial" w:cs="Arial"/>
+                <w:bCs/>
+                <w:sz w:val="22"/>
+                <w:szCs w:val="22"/>
+              </w:rPr>
+              <w:t>, Ziwei Zhu, Jessica Lin, Emanuela Marasco</w:t>
+            </w:r>
+            <w:r>
+              <w:rPr>
+                <w:rFonts w:ascii="Arial" w:hAnsi="Arial" w:cs="Arial"/>
+                <w:bCs/>
+                <w:sz w:val="22"/>
+                <w:szCs w:val="22"/>
+              </w:rPr>
+              <w:t xml:space="preserve">. </w:t>
+            </w:r>
+            <w:r>
+              <w:rPr>
+                <w:rFonts w:ascii="Arial" w:hAnsi="Arial" w:cs="Arial"/>
+                <w:bCs/>
+                <w:sz w:val="22"/>
+                <w:szCs w:val="22"/>
+              </w:rPr>
+              <w:t>Toward Inclusive Language Models: Sparsity-Driven Calibration for Systematic and Interpretable Mitigation of Social Biases in LLMs.</w:t>
             </w:r>
             <w:r>
               <w:rPr>
@@ -2624,7 +2684,7 @@
                 <w:sz w:val="22"/>
                 <w:szCs w:val="22"/>
               </w:rPr>
-              <w:t>The 18th ACM International Conference on Web Search and Data Mining, 2025.</w:t>
+              <w:t>The 2025 Conference on Empirical Methods in Natural Language Processing.</w:t>
             </w:r>
           </w:p>
         </w:tc>
@@ -2646,47 +2706,93 @@
                 <w:szCs w:val="22"/>
               </w:rPr>
             </w:pPr>
+            <w:r>
+              <w:rPr>
+                <w:rFonts w:ascii="Arial" w:hAnsi="Arial" w:cs="Arial"/>
+                <w:sz w:val="22"/>
+                <w:szCs w:val="22"/>
+              </w:rPr>
+              <w:t>ACL 2025</w:t>
+            </w:r>
+          </w:p>
+        </w:tc>
+        <w:tc>
+          <w:tcPr>
+            <w:tcW w:w="8852" w:type="dxa"/>
+          </w:tcPr>
+          <w:p>
+            <w:pPr>
+              <w:rPr>
+                <w:rFonts w:ascii="Arial" w:hAnsi="Arial" w:cs="Arial"/>
+                <w:bCs/>
+                <w:sz w:val="22"/>
+                <w:szCs w:val="22"/>
+              </w:rPr>
+            </w:pPr>
+            <w:r>
+              <w:rPr>
+                <w:rFonts w:ascii="Arial" w:hAnsi="Arial" w:cs="Arial"/>
+                <w:b/>
+                <w:sz w:val="22"/>
+                <w:szCs w:val="22"/>
+              </w:rPr>
+              <w:t>Bowen</w:t>
+            </w:r>
+            <w:r>
+              <w:rPr>
+                <w:rFonts w:ascii="Arial" w:hAnsi="Arial" w:cs="Arial"/>
+                <w:bCs/>
+                <w:sz w:val="22"/>
+                <w:szCs w:val="22"/>
+              </w:rPr>
+              <w:t xml:space="preserve"> </w:t>
+            </w:r>
+            <w:r>
+              <w:rPr>
+                <w:rFonts w:ascii="Arial" w:hAnsi="Arial" w:cs="Arial"/>
+                <w:b/>
+                <w:sz w:val="22"/>
+                <w:szCs w:val="22"/>
+              </w:rPr>
+              <w:t>Wei</w:t>
+            </w:r>
+            <w:r>
+              <w:rPr>
+                <w:rFonts w:ascii="Arial" w:hAnsi="Arial" w:cs="Arial"/>
+                <w:bCs/>
+                <w:sz w:val="22"/>
+                <w:szCs w:val="22"/>
+              </w:rPr>
+              <w:t xml:space="preserve"> and Ziwei Zhu</w:t>
+            </w:r>
+            <w:r>
+              <w:rPr>
+                <w:rFonts w:ascii="Arial" w:hAnsi="Arial" w:cs="Arial"/>
+                <w:bCs/>
+                <w:sz w:val="22"/>
+                <w:szCs w:val="22"/>
+              </w:rPr>
+              <w:t xml:space="preserve">. </w:t>
+            </w:r>
             <w:proofErr w:type="spellStart"/>
             <w:r>
               <w:rPr>
                 <w:rFonts w:ascii="Arial" w:hAnsi="Arial" w:cs="Arial"/>
-                <w:sz w:val="22"/>
-                <w:szCs w:val="22"/>
-              </w:rPr>
-              <w:t>BigData</w:t>
+                <w:bCs/>
+                <w:sz w:val="22"/>
+                <w:szCs w:val="22"/>
+              </w:rPr>
+              <w:t>ProtoLens</w:t>
             </w:r>
             <w:proofErr w:type="spellEnd"/>
             <w:r>
               <w:rPr>
                 <w:rFonts w:ascii="Arial" w:hAnsi="Arial" w:cs="Arial"/>
-                <w:sz w:val="22"/>
-                <w:szCs w:val="22"/>
-              </w:rPr>
-              <w:t xml:space="preserve"> 2024</w:t>
-            </w:r>
-          </w:p>
-        </w:tc>
-        <w:tc>
-          <w:tcPr>
-            <w:tcW w:w="8852" w:type="dxa"/>
-          </w:tcPr>
-          <w:p>
-            <w:pPr>
-              <w:rPr>
-                <w:rFonts w:ascii="Arial" w:hAnsi="Arial" w:cs="Arial"/>
-                <w:bCs/>
-                <w:sz w:val="22"/>
-                <w:szCs w:val="22"/>
-              </w:rPr>
-            </w:pPr>
-            <w:r>
-              <w:rPr>
-                <w:rFonts w:ascii="Arial" w:hAnsi="Arial" w:cs="Arial"/>
-                <w:bCs/>
-                <w:sz w:val="22"/>
-                <w:szCs w:val="22"/>
-              </w:rPr>
-              <w:t>Rahul Pandey, Ziwei Zhu, and Hemant Purohit.</w:t>
+                <w:bCs/>
+                <w:sz w:val="22"/>
+                <w:szCs w:val="22"/>
+              </w:rPr>
+              <w:t>: Advancing Prototype Learning for Fine-Grained Interpretability in Text Classification.</w:t>
             </w:r>
             <w:r>
               <w:rPr>
@@ -2704,25 +2810,7 @@
                 <w:sz w:val="22"/>
                 <w:szCs w:val="22"/>
               </w:rPr>
-              <w:t>ORIS: Online Active Learning Using Reinforcement Learning-based Inclusive Sampling for Robust Streaming Analytics System.</w:t>
-            </w:r>
-            <w:r>
-              <w:rPr>
-                <w:rFonts w:ascii="Arial" w:hAnsi="Arial" w:cs="Arial"/>
-                <w:bCs/>
-                <w:sz w:val="22"/>
-                <w:szCs w:val="22"/>
-              </w:rPr>
-              <w:t xml:space="preserve"> </w:t>
-            </w:r>
-            <w:r>
-              <w:rPr>
-                <w:rFonts w:ascii="Arial" w:hAnsi="Arial" w:cs="Arial"/>
-                <w:bCs/>
-                <w:sz w:val="22"/>
-                <w:szCs w:val="22"/>
-              </w:rPr>
-              <w:t>2024 IEEE International Conference on Big Data.</w:t>
+              <w:t>The 63rd Annual Meeting of the Association for Computational Linguistics.</w:t>
             </w:r>
           </w:p>
         </w:tc>
@@ -2750,7 +2838,7 @@
                 <w:sz w:val="22"/>
                 <w:szCs w:val="22"/>
               </w:rPr>
-              <w:t>EMNLP 2024 Findings</w:t>
+              <w:t>ACL 2025 Short</w:t>
             </w:r>
           </w:p>
         </w:tc>
@@ -2774,45 +2862,88 @@
                 <w:sz w:val="22"/>
                 <w:szCs w:val="22"/>
               </w:rPr>
-              <w:t>Yuqing Zhou</w:t>
-            </w:r>
-            <w:r>
-              <w:rPr>
-                <w:rFonts w:ascii="Arial" w:hAnsi="Arial" w:cs="Arial"/>
-                <w:bCs/>
-                <w:sz w:val="22"/>
-                <w:szCs w:val="22"/>
-              </w:rPr>
-              <w:t xml:space="preserve">, </w:t>
-            </w:r>
-            <w:proofErr w:type="spellStart"/>
-            <w:r>
-              <w:rPr>
-                <w:rFonts w:ascii="Arial" w:hAnsi="Arial" w:cs="Arial"/>
-                <w:bCs/>
-                <w:sz w:val="22"/>
-                <w:szCs w:val="22"/>
-              </w:rPr>
-              <w:t>Ruixiang</w:t>
-            </w:r>
-            <w:proofErr w:type="spellEnd"/>
-            <w:r>
-              <w:rPr>
-                <w:rFonts w:ascii="Arial" w:hAnsi="Arial" w:cs="Arial"/>
-                <w:bCs/>
-                <w:sz w:val="22"/>
-                <w:szCs w:val="22"/>
-              </w:rPr>
-              <w:t xml:space="preserve"> Tang, Ziyu Yao, Ziwei Zhu. Navigating the Shortcut Maze: A Comprehensive Analysis of Shortcut Learning in Text Classification by Language Models. The 2024 Conference on Empirical Methods in Natural Language Processing</w:t>
-            </w:r>
-            <w:r>
-              <w:rPr>
-                <w:rFonts w:ascii="Arial" w:hAnsi="Arial" w:cs="Arial"/>
-                <w:bCs/>
-                <w:sz w:val="22"/>
-                <w:szCs w:val="22"/>
-              </w:rPr>
-              <w:t>.</w:t>
+              <w:t>Fardin</w:t>
+            </w:r>
+            <w:r>
+              <w:rPr>
+                <w:rFonts w:ascii="Arial" w:hAnsi="Arial" w:cs="Arial"/>
+                <w:bCs/>
+                <w:sz w:val="22"/>
+                <w:szCs w:val="22"/>
+              </w:rPr>
+              <w:t xml:space="preserve"> </w:t>
+            </w:r>
+            <w:r>
+              <w:rPr>
+                <w:rFonts w:ascii="Arial" w:hAnsi="Arial" w:cs="Arial"/>
+                <w:b/>
+                <w:sz w:val="22"/>
+                <w:szCs w:val="22"/>
+              </w:rPr>
+              <w:t>Ahsan</w:t>
+            </w:r>
+            <w:r>
+              <w:rPr>
+                <w:rFonts w:ascii="Arial" w:hAnsi="Arial" w:cs="Arial"/>
+                <w:bCs/>
+                <w:sz w:val="22"/>
+                <w:szCs w:val="22"/>
+              </w:rPr>
+              <w:t xml:space="preserve"> </w:t>
+            </w:r>
+            <w:r>
+              <w:rPr>
+                <w:rFonts w:ascii="Arial" w:hAnsi="Arial" w:cs="Arial"/>
+                <w:b/>
+                <w:sz w:val="22"/>
+                <w:szCs w:val="22"/>
+              </w:rPr>
+              <w:t>Sakib</w:t>
+            </w:r>
+            <w:r>
+              <w:rPr>
+                <w:rFonts w:ascii="Arial" w:hAnsi="Arial" w:cs="Arial"/>
+                <w:bCs/>
+                <w:sz w:val="22"/>
+                <w:szCs w:val="22"/>
+              </w:rPr>
+              <w:t>, Ziwei Zhu, and Ozlem Uzuner</w:t>
+            </w:r>
+            <w:r>
+              <w:rPr>
+                <w:rFonts w:ascii="Arial" w:hAnsi="Arial" w:cs="Arial"/>
+                <w:bCs/>
+                <w:sz w:val="22"/>
+                <w:szCs w:val="22"/>
+              </w:rPr>
+              <w:t xml:space="preserve">. </w:t>
+            </w:r>
+            <w:r>
+              <w:rPr>
+                <w:rFonts w:ascii="Arial" w:hAnsi="Arial" w:cs="Arial"/>
+                <w:bCs/>
+                <w:sz w:val="22"/>
+                <w:szCs w:val="22"/>
+              </w:rPr>
+              <w:t>Spurious Correlations and Beyond: Understanding and Mitigating Shortcut Learning in SDOH Extraction with Large Language Models.</w:t>
+            </w:r>
+            <w:r>
+              <w:rPr>
+                <w:rFonts w:ascii="Arial" w:hAnsi="Arial" w:cs="Arial"/>
+                <w:bCs/>
+                <w:sz w:val="22"/>
+                <w:szCs w:val="22"/>
+              </w:rPr>
+              <w:t xml:space="preserve"> </w:t>
+            </w:r>
+            <w:r>
+              <w:rPr>
+                <w:rFonts w:ascii="Arial" w:hAnsi="Arial" w:cs="Arial"/>
+                <w:bCs/>
+                <w:sz w:val="22"/>
+                <w:szCs w:val="22"/>
+              </w:rPr>
+              <w:t>The 63rd Annual Meeting of the Association for Computational Linguistics.</w:t>
             </w:r>
           </w:p>
         </w:tc>
@@ -2840,7 +2971,7 @@
                 <w:sz w:val="22"/>
                 <w:szCs w:val="22"/>
               </w:rPr>
-              <w:t>EMNLP 2024 Findings</w:t>
+              <w:t>NAACL 2025</w:t>
             </w:r>
           </w:p>
         </w:tc>
@@ -2864,18 +2995,17 @@
                 <w:sz w:val="22"/>
                 <w:szCs w:val="22"/>
               </w:rPr>
-              <w:t>Chahat Raj</w:t>
-            </w:r>
-            <w:r>
-              <w:rPr>
-                <w:rFonts w:ascii="Arial" w:hAnsi="Arial" w:cs="Arial"/>
-                <w:bCs/>
-                <w:sz w:val="22"/>
-                <w:szCs w:val="22"/>
-              </w:rPr>
-              <w:t xml:space="preserve">, </w:t>
-            </w:r>
-            <w:proofErr w:type="spellStart"/>
+              <w:t>Yuqing</w:t>
+            </w:r>
+            <w:r>
+              <w:rPr>
+                <w:rFonts w:ascii="Arial" w:hAnsi="Arial" w:cs="Arial"/>
+                <w:bCs/>
+                <w:sz w:val="22"/>
+                <w:szCs w:val="22"/>
+              </w:rPr>
+              <w:t xml:space="preserve"> </w:t>
+            </w:r>
             <w:r>
               <w:rPr>
                 <w:rFonts w:ascii="Arial" w:hAnsi="Arial" w:cs="Arial"/>
@@ -2883,55 +3013,16 @@
                 <w:sz w:val="22"/>
                 <w:szCs w:val="22"/>
               </w:rPr>
-              <w:t>Anjishnu</w:t>
-            </w:r>
-            <w:proofErr w:type="spellEnd"/>
-            <w:r>
-              <w:rPr>
-                <w:rFonts w:ascii="Arial" w:hAnsi="Arial" w:cs="Arial"/>
-                <w:b/>
-                <w:sz w:val="22"/>
-                <w:szCs w:val="22"/>
-              </w:rPr>
-              <w:t xml:space="preserve"> Mukherjee</w:t>
-            </w:r>
-            <w:r>
-              <w:rPr>
-                <w:rFonts w:ascii="Arial" w:hAnsi="Arial" w:cs="Arial"/>
-                <w:bCs/>
-                <w:sz w:val="22"/>
-                <w:szCs w:val="22"/>
-              </w:rPr>
-              <w:t xml:space="preserve">, Aylin Caliskan, Antonios Anastasopoulos, and Ziwei Zhu. </w:t>
-            </w:r>
-            <w:proofErr w:type="spellStart"/>
-            <w:r>
-              <w:rPr>
-                <w:rFonts w:ascii="Arial" w:hAnsi="Arial" w:cs="Arial"/>
-                <w:bCs/>
-                <w:sz w:val="22"/>
-                <w:szCs w:val="22"/>
-              </w:rPr>
-              <w:t>BiasDora</w:t>
-            </w:r>
-            <w:proofErr w:type="spellEnd"/>
-            <w:r>
-              <w:rPr>
-                <w:rFonts w:ascii="Arial" w:hAnsi="Arial" w:cs="Arial"/>
-                <w:bCs/>
-                <w:sz w:val="22"/>
-                <w:szCs w:val="22"/>
-              </w:rPr>
-              <w:t xml:space="preserve">: Exploring Hidden Biased Associations in Vision-Language Models. </w:t>
-            </w:r>
-            <w:r>
-              <w:rPr>
-                <w:rFonts w:ascii="Arial" w:hAnsi="Arial" w:cs="Arial"/>
-                <w:bCs/>
-                <w:sz w:val="22"/>
-                <w:szCs w:val="22"/>
-              </w:rPr>
-              <w:t>The 2024 Conference on Empirical Methods in Natural Language Processing.</w:t>
+              <w:t>Zhou</w:t>
+            </w:r>
+            <w:r>
+              <w:rPr>
+                <w:rFonts w:ascii="Arial" w:hAnsi="Arial" w:cs="Arial"/>
+                <w:bCs/>
+                <w:sz w:val="22"/>
+                <w:szCs w:val="22"/>
+              </w:rPr>
+              <w:t xml:space="preserve"> and Ziwei Zhu. Fighting Spurious Correlations in Text Classification via a Causal Learning Perspective. The North American Chapter of the Association for Computational Linguistics, 2025.</w:t>
             </w:r>
           </w:p>
         </w:tc>
@@ -2959,7 +3050,7 @@
                 <w:sz w:val="22"/>
                 <w:szCs w:val="22"/>
               </w:rPr>
-              <w:t>AIES 2024</w:t>
+              <w:t>WACV 2025</w:t>
             </w:r>
           </w:p>
         </w:tc>
@@ -2983,54 +3074,52 @@
                 <w:sz w:val="22"/>
                 <w:szCs w:val="22"/>
               </w:rPr>
-              <w:t>Chahat Raj</w:t>
-            </w:r>
-            <w:r>
-              <w:rPr>
-                <w:rFonts w:ascii="Arial" w:hAnsi="Arial" w:cs="Arial"/>
-                <w:bCs/>
-                <w:sz w:val="22"/>
-                <w:szCs w:val="22"/>
-              </w:rPr>
-              <w:t xml:space="preserve">, </w:t>
-            </w:r>
-            <w:proofErr w:type="spellStart"/>
-            <w:r>
-              <w:rPr>
-                <w:rFonts w:ascii="Arial" w:hAnsi="Arial" w:cs="Arial"/>
-                <w:b/>
-                <w:sz w:val="22"/>
-                <w:szCs w:val="22"/>
-              </w:rPr>
-              <w:t>Anjishnu</w:t>
-            </w:r>
-            <w:proofErr w:type="spellEnd"/>
-            <w:r>
-              <w:rPr>
-                <w:rFonts w:ascii="Arial" w:hAnsi="Arial" w:cs="Arial"/>
-                <w:b/>
-                <w:sz w:val="22"/>
-                <w:szCs w:val="22"/>
-              </w:rPr>
-              <w:t xml:space="preserve"> Mukherjee</w:t>
-            </w:r>
-            <w:r>
-              <w:rPr>
-                <w:rFonts w:ascii="Arial" w:hAnsi="Arial" w:cs="Arial"/>
-                <w:bCs/>
-                <w:sz w:val="22"/>
-                <w:szCs w:val="22"/>
-              </w:rPr>
-              <w:t>, Aylin Caliskan, Antonios Anastasopoulos, and Ziwei Zhu. Breaking Bias, Building Bridges: Evaluation and Mitigation of Social Biases in LLMs via Contact Hypothesis. AAAI/ACM conference on AI, Ethics, and Society, 2024</w:t>
-            </w:r>
-            <w:r>
-              <w:rPr>
-                <w:rFonts w:ascii="Arial" w:hAnsi="Arial" w:cs="Arial"/>
-                <w:bCs/>
-                <w:sz w:val="22"/>
-                <w:szCs w:val="22"/>
-              </w:rPr>
-              <w:t>.</w:t>
+              <w:t>Anjishnu Mukherjee</w:t>
+            </w:r>
+            <w:r>
+              <w:rPr>
+                <w:rFonts w:ascii="Arial" w:hAnsi="Arial" w:cs="Arial"/>
+                <w:bCs/>
+                <w:sz w:val="22"/>
+                <w:szCs w:val="22"/>
+              </w:rPr>
+              <w:t>, Ziwei Zhu, and Antonios Anastasopoulos</w:t>
+            </w:r>
+            <w:r>
+              <w:rPr>
+                <w:rFonts w:ascii="Arial" w:hAnsi="Arial" w:cs="Arial"/>
+                <w:bCs/>
+                <w:sz w:val="22"/>
+                <w:szCs w:val="22"/>
+              </w:rPr>
+              <w:t xml:space="preserve">. </w:t>
+            </w:r>
+            <w:r>
+              <w:rPr>
+                <w:rFonts w:ascii="Arial" w:hAnsi="Arial" w:cs="Arial"/>
+                <w:bCs/>
+                <w:sz w:val="22"/>
+                <w:szCs w:val="22"/>
+              </w:rPr>
+              <w:t>Crossroads of Continents: Automated Artifact Extraction for Cultural Adaptation with Large Multimodal Models.</w:t>
+            </w:r>
+            <w:r>
+              <w:rPr>
+                <w:rFonts w:ascii="Arial" w:hAnsi="Arial" w:cs="Arial"/>
+                <w:bCs/>
+                <w:sz w:val="22"/>
+                <w:szCs w:val="22"/>
+              </w:rPr>
+              <w:t xml:space="preserve"> </w:t>
+            </w:r>
+            <w:r>
+              <w:rPr>
+                <w:rFonts w:ascii="Arial" w:hAnsi="Arial" w:cs="Arial"/>
+                <w:bCs/>
+                <w:sz w:val="22"/>
+                <w:szCs w:val="22"/>
+              </w:rPr>
+              <w:t>IEEE/CVF Winter Conference on Applications of Computer Vision, 2025.</w:t>
             </w:r>
           </w:p>
         </w:tc>
@@ -3058,7 +3147,8 @@
                 <w:sz w:val="22"/>
                 <w:szCs w:val="22"/>
               </w:rPr>
-              <w:t>IJCNN 2024</w:t>
+              <w:lastRenderedPageBreak/>
+              <w:t>WSDM 2025</w:t>
             </w:r>
           </w:p>
         </w:tc>
@@ -3078,11 +3168,74 @@
             <w:r>
               <w:rPr>
                 <w:rFonts w:ascii="Arial" w:hAnsi="Arial" w:cs="Arial"/>
-                <w:bCs/>
-                <w:sz w:val="22"/>
-                <w:szCs w:val="22"/>
-              </w:rPr>
-              <w:t>Ajay Vajjala, Arun Vajjala, Ziwei Zhu, and David Rosenblum. Analyzing the Impact of Domain Similarity: A New Perspective in Cross-Domain Recommendation. The IEEE International Joint Conference on Neural Networks, 2024.</w:t>
+                <w:b/>
+                <w:sz w:val="22"/>
+                <w:szCs w:val="22"/>
+              </w:rPr>
+              <w:t>Jinhao Pan</w:t>
+            </w:r>
+            <w:r>
+              <w:rPr>
+                <w:rFonts w:ascii="Arial" w:hAnsi="Arial" w:cs="Arial"/>
+                <w:bCs/>
+                <w:sz w:val="22"/>
+                <w:szCs w:val="22"/>
+              </w:rPr>
+              <w:t xml:space="preserve">, James Caverlee, </w:t>
+            </w:r>
+            <w:r>
+              <w:rPr>
+                <w:rFonts w:ascii="Arial" w:hAnsi="Arial" w:cs="Arial"/>
+                <w:bCs/>
+                <w:sz w:val="22"/>
+                <w:szCs w:val="22"/>
+              </w:rPr>
+              <w:t xml:space="preserve">and </w:t>
+            </w:r>
+            <w:r>
+              <w:rPr>
+                <w:rFonts w:ascii="Arial" w:hAnsi="Arial" w:cs="Arial"/>
+                <w:bCs/>
+                <w:sz w:val="22"/>
+                <w:szCs w:val="22"/>
+              </w:rPr>
+              <w:t>Ziwei Zhu.</w:t>
+            </w:r>
+            <w:r>
+              <w:rPr>
+                <w:rFonts w:ascii="Arial" w:hAnsi="Arial" w:cs="Arial"/>
+                <w:bCs/>
+                <w:sz w:val="22"/>
+                <w:szCs w:val="22"/>
+              </w:rPr>
+              <w:t xml:space="preserve"> </w:t>
+            </w:r>
+            <w:r>
+              <w:rPr>
+                <w:rFonts w:ascii="Arial" w:hAnsi="Arial" w:cs="Arial"/>
+                <w:bCs/>
+                <w:sz w:val="22"/>
+                <w:szCs w:val="22"/>
+              </w:rPr>
+              <w:t>Combating Heterogeneous Model Biases in Recommendations via Boosting.</w:t>
+            </w:r>
+            <w:r>
+              <w:rPr>
+                <w:rFonts w:ascii="Arial" w:hAnsi="Arial" w:cs="Arial"/>
+                <w:bCs/>
+                <w:sz w:val="22"/>
+                <w:szCs w:val="22"/>
+              </w:rPr>
+              <w:t xml:space="preserve"> </w:t>
+            </w:r>
+            <w:r>
+              <w:rPr>
+                <w:rFonts w:ascii="Arial" w:hAnsi="Arial" w:cs="Arial"/>
+                <w:bCs/>
+                <w:sz w:val="22"/>
+                <w:szCs w:val="22"/>
+              </w:rPr>
+              <w:t>The 18th ACM International Conference on Web Search and Data Mining, 2025.</w:t>
             </w:r>
           </w:p>
         </w:tc>
@@ -3104,14 +3257,23 @@
                 <w:szCs w:val="22"/>
               </w:rPr>
             </w:pPr>
-            <w:r>
-              <w:rPr>
-                <w:rFonts w:ascii="Arial" w:hAnsi="Arial" w:cs="Arial"/>
-                <w:sz w:val="22"/>
-                <w:szCs w:val="22"/>
-              </w:rPr>
-              <w:lastRenderedPageBreak/>
-              <w:t>NAACL 2024</w:t>
+            <w:proofErr w:type="spellStart"/>
+            <w:r>
+              <w:rPr>
+                <w:rFonts w:ascii="Arial" w:hAnsi="Arial" w:cs="Arial"/>
+                <w:sz w:val="22"/>
+                <w:szCs w:val="22"/>
+              </w:rPr>
+              <w:t>BigData</w:t>
+            </w:r>
+            <w:proofErr w:type="spellEnd"/>
+            <w:r>
+              <w:rPr>
+                <w:rFonts w:ascii="Arial" w:hAnsi="Arial" w:cs="Arial"/>
+                <w:sz w:val="22"/>
+                <w:szCs w:val="22"/>
+              </w:rPr>
+              <w:t xml:space="preserve"> 2024</w:t>
             </w:r>
           </w:p>
         </w:tc>
@@ -3128,34 +3290,50 @@
                 <w:szCs w:val="22"/>
               </w:rPr>
             </w:pPr>
-            <w:proofErr w:type="spellStart"/>
-            <w:r>
-              <w:rPr>
-                <w:rFonts w:ascii="Arial" w:hAnsi="Arial" w:cs="Arial"/>
-                <w:b/>
-                <w:sz w:val="22"/>
-                <w:szCs w:val="22"/>
-              </w:rPr>
-              <w:t>Anjishnu</w:t>
-            </w:r>
-            <w:proofErr w:type="spellEnd"/>
-            <w:r>
-              <w:rPr>
-                <w:rFonts w:ascii="Arial" w:hAnsi="Arial" w:cs="Arial"/>
-                <w:b/>
-                <w:sz w:val="22"/>
-                <w:szCs w:val="22"/>
-              </w:rPr>
-              <w:t xml:space="preserve"> Mukherjee</w:t>
-            </w:r>
-            <w:r>
-              <w:rPr>
-                <w:rFonts w:ascii="Arial" w:hAnsi="Arial" w:cs="Arial"/>
-                <w:bCs/>
-                <w:sz w:val="22"/>
-                <w:szCs w:val="22"/>
-              </w:rPr>
-              <w:t>, Aylin Caliskan, Ziwei Zhu, Antonios Anastasopoulos. Global Gallery: The Fine Art of Painting Culture Portraits through Multilingual Instruction Tuning. The North American Chapter of the Association for Computational Linguistics, 2024.</w:t>
+            <w:r>
+              <w:rPr>
+                <w:rFonts w:ascii="Arial" w:hAnsi="Arial" w:cs="Arial"/>
+                <w:bCs/>
+                <w:sz w:val="22"/>
+                <w:szCs w:val="22"/>
+              </w:rPr>
+              <w:t>Rahul Pandey, Ziwei Zhu, and Hemant Purohit.</w:t>
+            </w:r>
+            <w:r>
+              <w:rPr>
+                <w:rFonts w:ascii="Arial" w:hAnsi="Arial" w:cs="Arial"/>
+                <w:bCs/>
+                <w:sz w:val="22"/>
+                <w:szCs w:val="22"/>
+              </w:rPr>
+              <w:t xml:space="preserve"> </w:t>
+            </w:r>
+            <w:r>
+              <w:rPr>
+                <w:rFonts w:ascii="Arial" w:hAnsi="Arial" w:cs="Arial"/>
+                <w:bCs/>
+                <w:sz w:val="22"/>
+                <w:szCs w:val="22"/>
+              </w:rPr>
+              <w:t>ORIS: Online Active Learning Using Reinforcement Learning-based Inclusive Sampling for Robust Streaming Analytics System.</w:t>
+            </w:r>
+            <w:r>
+              <w:rPr>
+                <w:rFonts w:ascii="Arial" w:hAnsi="Arial" w:cs="Arial"/>
+                <w:bCs/>
+                <w:sz w:val="22"/>
+                <w:szCs w:val="22"/>
+              </w:rPr>
+              <w:t xml:space="preserve"> </w:t>
+            </w:r>
+            <w:r>
+              <w:rPr>
+                <w:rFonts w:ascii="Arial" w:hAnsi="Arial" w:cs="Arial"/>
+                <w:bCs/>
+                <w:sz w:val="22"/>
+                <w:szCs w:val="22"/>
+              </w:rPr>
+              <w:t>2024 IEEE International Conference on Big Data.</w:t>
             </w:r>
           </w:p>
         </w:tc>
@@ -3183,7 +3361,7 @@
                 <w:sz w:val="22"/>
                 <w:szCs w:val="22"/>
               </w:rPr>
-              <w:t>WWW 2024</w:t>
+              <w:t>EMNLP 2024 Findings</w:t>
             </w:r>
           </w:p>
         </w:tc>
@@ -3200,6 +3378,24 @@
                 <w:szCs w:val="22"/>
               </w:rPr>
             </w:pPr>
+            <w:r>
+              <w:rPr>
+                <w:rFonts w:ascii="Arial" w:hAnsi="Arial" w:cs="Arial"/>
+                <w:b/>
+                <w:sz w:val="22"/>
+                <w:szCs w:val="22"/>
+              </w:rPr>
+              <w:t>Yuqing Zhou</w:t>
+            </w:r>
+            <w:r>
+              <w:rPr>
+                <w:rFonts w:ascii="Arial" w:hAnsi="Arial" w:cs="Arial"/>
+                <w:bCs/>
+                <w:sz w:val="22"/>
+                <w:szCs w:val="22"/>
+              </w:rPr>
+              <w:t xml:space="preserve">, </w:t>
+            </w:r>
             <w:proofErr w:type="spellStart"/>
             <w:r>
               <w:rPr>
@@ -3208,7 +3404,7 @@
                 <w:sz w:val="22"/>
                 <w:szCs w:val="22"/>
               </w:rPr>
-              <w:t>Zheyuan</w:t>
+              <w:t>Ruixiang</w:t>
             </w:r>
             <w:proofErr w:type="spellEnd"/>
             <w:r>
@@ -3218,7 +3414,16 @@
                 <w:sz w:val="22"/>
                 <w:szCs w:val="22"/>
               </w:rPr>
-              <w:t xml:space="preserve"> Liu, Guangyao Dou, Eli Chien, Chunhui Zhang, Yijun Tian, Ziwei Zhu. Breaking the Trilemma of Privacy, Utility, Efficiency via Controllable Machine Unlearning. The 2024 ACM Web Conference.</w:t>
+              <w:t xml:space="preserve"> Tang, Ziyu Yao, Ziwei Zhu. Navigating the Shortcut Maze: A Comprehensive Analysis of Shortcut Learning in Text Classification by Language Models. The 2024 Conference on Empirical Methods in Natural Language Processing</w:t>
+            </w:r>
+            <w:r>
+              <w:rPr>
+                <w:rFonts w:ascii="Arial" w:hAnsi="Arial" w:cs="Arial"/>
+                <w:bCs/>
+                <w:sz w:val="22"/>
+                <w:szCs w:val="22"/>
+              </w:rPr>
+              <w:t>.</w:t>
             </w:r>
           </w:p>
         </w:tc>
@@ -3246,7 +3451,7 @@
                 <w:sz w:val="22"/>
                 <w:szCs w:val="22"/>
               </w:rPr>
-              <w:t>ECIR IR4Good 2024</w:t>
+              <w:t>EMNLP 2024 Findings</w:t>
             </w:r>
           </w:p>
         </w:tc>
@@ -3281,6 +3486,24 @@
               </w:rPr>
               <w:t xml:space="preserve">, </w:t>
             </w:r>
+            <w:r>
+              <w:rPr>
+                <w:rFonts w:ascii="Arial" w:hAnsi="Arial" w:cs="Arial"/>
+                <w:b/>
+                <w:sz w:val="22"/>
+                <w:szCs w:val="22"/>
+              </w:rPr>
+              <w:t>Anjishnu Mukherjee</w:t>
+            </w:r>
+            <w:r>
+              <w:rPr>
+                <w:rFonts w:ascii="Arial" w:hAnsi="Arial" w:cs="Arial"/>
+                <w:bCs/>
+                <w:sz w:val="22"/>
+                <w:szCs w:val="22"/>
+              </w:rPr>
+              <w:t xml:space="preserve">, Aylin Caliskan, Antonios Anastasopoulos, and Ziwei Zhu. </w:t>
+            </w:r>
             <w:proofErr w:type="spellStart"/>
             <w:r>
               <w:rPr>
@@ -3289,7 +3512,7 @@
                 <w:sz w:val="22"/>
                 <w:szCs w:val="22"/>
               </w:rPr>
-              <w:t>Anjishnu</w:t>
+              <w:t>BiasDora</w:t>
             </w:r>
             <w:proofErr w:type="spellEnd"/>
             <w:r>
@@ -3299,7 +3522,16 @@
                 <w:sz w:val="22"/>
                 <w:szCs w:val="22"/>
               </w:rPr>
-              <w:t xml:space="preserve"> Mukherjee, Hemant Purohit, Antonios Anastasopoulos, Ziwei Zhu. SALSA: Salience-Based Switching Attack for Adversarial Perturbations in Fake News Detection Models. 46th European Conference on Information Retrieval, 2024.</w:t>
+              <w:t xml:space="preserve">: Exploring Hidden Biased Associations in Vision-Language Models. </w:t>
+            </w:r>
+            <w:r>
+              <w:rPr>
+                <w:rFonts w:ascii="Arial" w:hAnsi="Arial" w:cs="Arial"/>
+                <w:bCs/>
+                <w:sz w:val="22"/>
+                <w:szCs w:val="22"/>
+              </w:rPr>
+              <w:t>The 2024 Conference on Empirical Methods in Natural Language Processing.</w:t>
             </w:r>
           </w:p>
         </w:tc>
@@ -3327,7 +3559,7 @@
                 <w:sz w:val="22"/>
                 <w:szCs w:val="22"/>
               </w:rPr>
-              <w:t>ECIR IR4Good 2024</w:t>
+              <w:t>AIES 2024</w:t>
             </w:r>
           </w:p>
         </w:tc>
@@ -3351,16 +3583,43 @@
                 <w:sz w:val="22"/>
                 <w:szCs w:val="22"/>
               </w:rPr>
-              <w:t>Jinhao Pan</w:t>
-            </w:r>
-            <w:r>
-              <w:rPr>
-                <w:rFonts w:ascii="Arial" w:hAnsi="Arial" w:cs="Arial"/>
-                <w:bCs/>
-                <w:sz w:val="22"/>
-                <w:szCs w:val="22"/>
-              </w:rPr>
-              <w:t>, Ziwei Zhu, Jianling Wang, Allen Lin, James Caverlee. End-to-End Adaptive Local Learning for Alleviating Mainstream Bias in Collaborative Filtering. 46th European Conference on Information Retrieval, 2024.</w:t>
+              <w:t>Chahat Raj</w:t>
+            </w:r>
+            <w:r>
+              <w:rPr>
+                <w:rFonts w:ascii="Arial" w:hAnsi="Arial" w:cs="Arial"/>
+                <w:bCs/>
+                <w:sz w:val="22"/>
+                <w:szCs w:val="22"/>
+              </w:rPr>
+              <w:t xml:space="preserve">, </w:t>
+            </w:r>
+            <w:r>
+              <w:rPr>
+                <w:rFonts w:ascii="Arial" w:hAnsi="Arial" w:cs="Arial"/>
+                <w:b/>
+                <w:sz w:val="22"/>
+                <w:szCs w:val="22"/>
+              </w:rPr>
+              <w:t>Anjishnu Mukherjee</w:t>
+            </w:r>
+            <w:r>
+              <w:rPr>
+                <w:rFonts w:ascii="Arial" w:hAnsi="Arial" w:cs="Arial"/>
+                <w:bCs/>
+                <w:sz w:val="22"/>
+                <w:szCs w:val="22"/>
+              </w:rPr>
+              <w:t>, Aylin Caliskan, Antonios Anastasopoulos, and Ziwei Zhu. Breaking Bias, Building Bridges: Evaluation and Mitigation of Social Biases in LLMs via Contact Hypothesis. AAAI/ACM conference on AI, Ethics, and Society, 2024</w:t>
+            </w:r>
+            <w:r>
+              <w:rPr>
+                <w:rFonts w:ascii="Arial" w:hAnsi="Arial" w:cs="Arial"/>
+                <w:bCs/>
+                <w:sz w:val="22"/>
+                <w:szCs w:val="22"/>
+              </w:rPr>
+              <w:t>.</w:t>
             </w:r>
           </w:p>
         </w:tc>
@@ -3388,7 +3647,7 @@
                 <w:sz w:val="22"/>
                 <w:szCs w:val="22"/>
               </w:rPr>
-              <w:t>ECIR IR4Good 2024</w:t>
+              <w:t>IJCNN 2024</w:t>
             </w:r>
           </w:p>
         </w:tc>
@@ -3412,7 +3671,7 @@
                 <w:sz w:val="22"/>
                 <w:szCs w:val="22"/>
               </w:rPr>
-              <w:t>Allen Lin, Jianling Wang, Ziwei Zhu, James Caverlee. Federated Conversational Recommender Systems. 46th European Conference on Information Retrieval, 2024.</w:t>
+              <w:t>Ajay Vajjala, Arun Vajjala, Ziwei Zhu, and David Rosenblum. Analyzing the Impact of Domain Similarity: A New Perspective in Cross-Domain Recommendation. The IEEE International Joint Conference on Neural Networks, 2024.</w:t>
             </w:r>
           </w:p>
         </w:tc>
@@ -3440,7 +3699,7 @@
                 <w:sz w:val="22"/>
                 <w:szCs w:val="22"/>
               </w:rPr>
-              <w:t>SDM 2024</w:t>
+              <w:t>NAACL 2024</w:t>
             </w:r>
           </w:p>
         </w:tc>
@@ -3460,51 +3719,20 @@
             <w:r>
               <w:rPr>
                 <w:rFonts w:ascii="Arial" w:hAnsi="Arial" w:cs="Arial"/>
-                <w:bCs/>
-                <w:sz w:val="22"/>
-                <w:szCs w:val="22"/>
-              </w:rPr>
-              <w:t xml:space="preserve">Ajay Krishna Vajjala, Dipak Falgun Meher, </w:t>
-            </w:r>
-            <w:proofErr w:type="spellStart"/>
-            <w:r>
-              <w:rPr>
-                <w:rFonts w:ascii="Arial" w:hAnsi="Arial" w:cs="Arial"/>
-                <w:bCs/>
-                <w:sz w:val="22"/>
-                <w:szCs w:val="22"/>
-              </w:rPr>
-              <w:t>Shrunal</w:t>
-            </w:r>
-            <w:proofErr w:type="spellEnd"/>
-            <w:r>
-              <w:rPr>
-                <w:rFonts w:ascii="Arial" w:hAnsi="Arial" w:cs="Arial"/>
-                <w:bCs/>
-                <w:sz w:val="22"/>
-                <w:szCs w:val="22"/>
-              </w:rPr>
-              <w:t xml:space="preserve"> </w:t>
-            </w:r>
-            <w:proofErr w:type="spellStart"/>
-            <w:r>
-              <w:rPr>
-                <w:rFonts w:ascii="Arial" w:hAnsi="Arial" w:cs="Arial"/>
-                <w:bCs/>
-                <w:sz w:val="22"/>
-                <w:szCs w:val="22"/>
-              </w:rPr>
-              <w:t>Pothagoni</w:t>
-            </w:r>
-            <w:proofErr w:type="spellEnd"/>
-            <w:r>
-              <w:rPr>
-                <w:rFonts w:ascii="Arial" w:hAnsi="Arial" w:cs="Arial"/>
-                <w:bCs/>
-                <w:sz w:val="22"/>
-                <w:szCs w:val="22"/>
-              </w:rPr>
-              <w:t>, Ziwei Zhu, David S. Rosenblum. Vietoris-Rips Complex: A New Direction for Cross-Domain Cold-Start Recommendation. The 2024 SIAM International Conference on Data Mining.</w:t>
+                <w:b/>
+                <w:sz w:val="22"/>
+                <w:szCs w:val="22"/>
+              </w:rPr>
+              <w:t>Anjishnu Mukherjee</w:t>
+            </w:r>
+            <w:r>
+              <w:rPr>
+                <w:rFonts w:ascii="Arial" w:hAnsi="Arial" w:cs="Arial"/>
+                <w:bCs/>
+                <w:sz w:val="22"/>
+                <w:szCs w:val="22"/>
+              </w:rPr>
+              <w:t>, Aylin Caliskan, Ziwei Zhu, Antonios Anastasopoulos. Global Gallery: The Fine Art of Painting Culture Portraits through Multilingual Instruction Tuning. The North American Chapter of the Association for Computational Linguistics, 2024.</w:t>
             </w:r>
           </w:p>
         </w:tc>
@@ -3532,7 +3760,7 @@
                 <w:sz w:val="22"/>
                 <w:szCs w:val="22"/>
               </w:rPr>
-              <w:t>EMNLP 2023</w:t>
+              <w:t>WWW 2024</w:t>
             </w:r>
           </w:p>
         </w:tc>
@@ -3553,48 +3781,21 @@
             <w:r>
               <w:rPr>
                 <w:rFonts w:ascii="Arial" w:hAnsi="Arial" w:cs="Arial"/>
-                <w:b/>
-                <w:sz w:val="22"/>
-                <w:szCs w:val="22"/>
-              </w:rPr>
-              <w:t>Anjishnu</w:t>
+                <w:bCs/>
+                <w:sz w:val="22"/>
+                <w:szCs w:val="22"/>
+              </w:rPr>
+              <w:t>Zheyuan</w:t>
             </w:r>
             <w:proofErr w:type="spellEnd"/>
             <w:r>
               <w:rPr>
                 <w:rFonts w:ascii="Arial" w:hAnsi="Arial" w:cs="Arial"/>
-                <w:b/>
-                <w:sz w:val="22"/>
-                <w:szCs w:val="22"/>
-              </w:rPr>
-              <w:t xml:space="preserve"> Mukherjee</w:t>
-            </w:r>
-            <w:r>
-              <w:rPr>
-                <w:rFonts w:ascii="Arial" w:hAnsi="Arial" w:cs="Arial"/>
-                <w:bCs/>
-                <w:sz w:val="22"/>
-                <w:szCs w:val="22"/>
-              </w:rPr>
-              <w:t xml:space="preserve">, </w:t>
-            </w:r>
-            <w:r>
-              <w:rPr>
-                <w:rFonts w:ascii="Arial" w:hAnsi="Arial" w:cs="Arial"/>
-                <w:b/>
-                <w:sz w:val="22"/>
-                <w:szCs w:val="22"/>
-              </w:rPr>
-              <w:t>Chahat Raj</w:t>
-            </w:r>
-            <w:r>
-              <w:rPr>
-                <w:rFonts w:ascii="Arial" w:hAnsi="Arial" w:cs="Arial"/>
-                <w:bCs/>
-                <w:sz w:val="22"/>
-                <w:szCs w:val="22"/>
-              </w:rPr>
-              <w:t>, Ziwei Zhu, and Antonios Anastasopoulos. Global Voices, Local Biases: Socio-Cultural Prejudices across Languages. The 2023 Conference on Empirical Methods in Natural Language Processing.</w:t>
+                <w:bCs/>
+                <w:sz w:val="22"/>
+                <w:szCs w:val="22"/>
+              </w:rPr>
+              <w:t xml:space="preserve"> Liu, Guangyao Dou, Eli Chien, Chunhui Zhang, Yijun Tian, Ziwei Zhu. Breaking the Trilemma of Privacy, Utility, Efficiency via Controllable Machine Unlearning. The 2024 ACM Web Conference.</w:t>
             </w:r>
           </w:p>
         </w:tc>
@@ -3622,7 +3823,7 @@
                 <w:sz w:val="22"/>
                 <w:szCs w:val="22"/>
               </w:rPr>
-              <w:t>EMNLP 2023 Findings</w:t>
+              <w:t>ECIR IR4Good 2024</w:t>
             </w:r>
           </w:p>
         </w:tc>
@@ -3639,45 +3840,23 @@
                 <w:szCs w:val="22"/>
               </w:rPr>
             </w:pPr>
-            <w:proofErr w:type="spellStart"/>
-            <w:r>
-              <w:rPr>
-                <w:rFonts w:ascii="Arial" w:hAnsi="Arial" w:cs="Arial"/>
-                <w:bCs/>
-                <w:sz w:val="22"/>
-                <w:szCs w:val="22"/>
-              </w:rPr>
-              <w:t>Xiangjue</w:t>
-            </w:r>
-            <w:proofErr w:type="spellEnd"/>
-            <w:r>
-              <w:rPr>
-                <w:rFonts w:ascii="Arial" w:hAnsi="Arial" w:cs="Arial"/>
-                <w:bCs/>
-                <w:sz w:val="22"/>
-                <w:szCs w:val="22"/>
-              </w:rPr>
-              <w:t xml:space="preserve"> Dong, Ziwei Zhu, </w:t>
-            </w:r>
-            <w:proofErr w:type="spellStart"/>
-            <w:r>
-              <w:rPr>
-                <w:rFonts w:ascii="Arial" w:hAnsi="Arial" w:cs="Arial"/>
-                <w:bCs/>
-                <w:sz w:val="22"/>
-                <w:szCs w:val="22"/>
-              </w:rPr>
-              <w:t>Zhuoer</w:t>
-            </w:r>
-            <w:proofErr w:type="spellEnd"/>
-            <w:r>
-              <w:rPr>
-                <w:rFonts w:ascii="Arial" w:hAnsi="Arial" w:cs="Arial"/>
-                <w:bCs/>
-                <w:sz w:val="22"/>
-                <w:szCs w:val="22"/>
-              </w:rPr>
-              <w:t xml:space="preserve"> Wang, Maria Teleki, and James Caverlee. Co^2PT: Mitigating Bias in Pre-trained Language Models through Counterfactual Contrastive Prompt Tuning. The 2023 Conference on Empirical Methods in Natural Language Processing.</w:t>
+            <w:r>
+              <w:rPr>
+                <w:rFonts w:ascii="Arial" w:hAnsi="Arial" w:cs="Arial"/>
+                <w:b/>
+                <w:sz w:val="22"/>
+                <w:szCs w:val="22"/>
+              </w:rPr>
+              <w:t>Chahat Raj</w:t>
+            </w:r>
+            <w:r>
+              <w:rPr>
+                <w:rFonts w:ascii="Arial" w:hAnsi="Arial" w:cs="Arial"/>
+                <w:bCs/>
+                <w:sz w:val="22"/>
+                <w:szCs w:val="22"/>
+              </w:rPr>
+              <w:t>, Anjishnu Mukherjee, Hemant Purohit, Antonios Anastasopoulos, Ziwei Zhu. SALSA: Salience-Based Switching Attack for Adversarial Perturbations in Fake News Detection Models. 46th European Conference on Information Retrieval, 2024.</w:t>
             </w:r>
           </w:p>
         </w:tc>
@@ -3705,7 +3884,7 @@
                 <w:sz w:val="22"/>
                 <w:szCs w:val="22"/>
               </w:rPr>
-              <w:t>EMNLP 2023 Findings</w:t>
+              <w:t>ECIR IR4Good 2024</w:t>
             </w:r>
           </w:p>
         </w:tc>
@@ -3722,25 +3901,23 @@
                 <w:szCs w:val="22"/>
               </w:rPr>
             </w:pPr>
-            <w:proofErr w:type="spellStart"/>
-            <w:r>
-              <w:rPr>
-                <w:rFonts w:ascii="Arial" w:hAnsi="Arial" w:cs="Arial"/>
-                <w:bCs/>
-                <w:sz w:val="22"/>
-                <w:szCs w:val="22"/>
-              </w:rPr>
-              <w:t>Zhuoer</w:t>
-            </w:r>
-            <w:proofErr w:type="spellEnd"/>
-            <w:r>
-              <w:rPr>
-                <w:rFonts w:ascii="Arial" w:hAnsi="Arial" w:cs="Arial"/>
-                <w:bCs/>
-                <w:sz w:val="22"/>
-                <w:szCs w:val="22"/>
-              </w:rPr>
-              <w:t xml:space="preserve"> Wang, Yicheng Wang, Ziwei Zhu, and James Caverlee. Unsupervised Candidate Answer Extraction through Differentiable Masker-Reconstructor Model. The 2023 Conference on Empirical Methods in Natural Language Processing.</w:t>
+            <w:r>
+              <w:rPr>
+                <w:rFonts w:ascii="Arial" w:hAnsi="Arial" w:cs="Arial"/>
+                <w:b/>
+                <w:sz w:val="22"/>
+                <w:szCs w:val="22"/>
+              </w:rPr>
+              <w:t>Jinhao Pan</w:t>
+            </w:r>
+            <w:r>
+              <w:rPr>
+                <w:rFonts w:ascii="Arial" w:hAnsi="Arial" w:cs="Arial"/>
+                <w:bCs/>
+                <w:sz w:val="22"/>
+                <w:szCs w:val="22"/>
+              </w:rPr>
+              <w:t>, Ziwei Zhu, Jianling Wang, Allen Lin, James Caverlee. End-to-End Adaptive Local Learning for Alleviating Mainstream Bias in Collaborative Filtering. 46th European Conference on Information Retrieval, 2024.</w:t>
             </w:r>
           </w:p>
         </w:tc>
@@ -3768,7 +3945,7 @@
                 <w:sz w:val="22"/>
                 <w:szCs w:val="22"/>
               </w:rPr>
-              <w:t>CIKM 23</w:t>
+              <w:t>ECIR IR4Good 2024</w:t>
             </w:r>
           </w:p>
         </w:tc>
@@ -3788,40 +3965,11 @@
             <w:r>
               <w:rPr>
                 <w:rFonts w:ascii="Arial" w:hAnsi="Arial" w:cs="Arial"/>
-                <w:b/>
-                <w:sz w:val="22"/>
-                <w:szCs w:val="22"/>
-              </w:rPr>
-              <w:t>Yuqing Zhou</w:t>
-            </w:r>
-            <w:r>
-              <w:rPr>
-                <w:rFonts w:ascii="Arial" w:hAnsi="Arial" w:cs="Arial"/>
-                <w:bCs/>
-                <w:sz w:val="22"/>
-                <w:szCs w:val="22"/>
-              </w:rPr>
-              <w:t xml:space="preserve">, </w:t>
-            </w:r>
-            <w:proofErr w:type="spellStart"/>
-            <w:r>
-              <w:rPr>
-                <w:rFonts w:ascii="Arial" w:hAnsi="Arial" w:cs="Arial"/>
-                <w:bCs/>
-                <w:sz w:val="22"/>
-                <w:szCs w:val="22"/>
-              </w:rPr>
-              <w:t>Tianshu</w:t>
-            </w:r>
-            <w:proofErr w:type="spellEnd"/>
-            <w:r>
-              <w:rPr>
-                <w:rFonts w:ascii="Arial" w:hAnsi="Arial" w:cs="Arial"/>
-                <w:bCs/>
-                <w:sz w:val="22"/>
-                <w:szCs w:val="22"/>
-              </w:rPr>
-              <w:t xml:space="preserve"> Feng, Mingrui Liu, and Ziwei Zhu. A Generalized Propensity Learning Framework for Unbiased Post-Click Conversion Rate Estimation. The 32nd ACM International Conference on Information and Knowledge Management, 2023.</w:t>
+                <w:bCs/>
+                <w:sz w:val="22"/>
+                <w:szCs w:val="22"/>
+              </w:rPr>
+              <w:t>Allen Lin, Jianling Wang, Ziwei Zhu, James Caverlee. Federated Conversational Recommender Systems. 46th European Conference on Information Retrieval, 2024.</w:t>
             </w:r>
           </w:p>
         </w:tc>
@@ -3849,25 +3997,7 @@
                 <w:sz w:val="22"/>
                 <w:szCs w:val="22"/>
               </w:rPr>
-              <w:t>ACL 23</w:t>
-            </w:r>
-          </w:p>
-          <w:p>
-            <w:pPr>
-              <w:jc w:val="right"/>
-              <w:rPr>
-                <w:rFonts w:ascii="Arial" w:hAnsi="Arial" w:cs="Arial"/>
-                <w:sz w:val="22"/>
-                <w:szCs w:val="22"/>
-              </w:rPr>
-            </w:pPr>
-            <w:r>
-              <w:rPr>
-                <w:rFonts w:ascii="Arial" w:hAnsi="Arial" w:cs="Arial"/>
-                <w:sz w:val="22"/>
-                <w:szCs w:val="22"/>
-              </w:rPr>
-              <w:t>Findings</w:t>
+              <w:t>SDM 2024</w:t>
             </w:r>
           </w:p>
         </w:tc>
@@ -3884,6 +4014,15 @@
                 <w:szCs w:val="22"/>
               </w:rPr>
             </w:pPr>
+            <w:r>
+              <w:rPr>
+                <w:rFonts w:ascii="Arial" w:hAnsi="Arial" w:cs="Arial"/>
+                <w:bCs/>
+                <w:sz w:val="22"/>
+                <w:szCs w:val="22"/>
+              </w:rPr>
+              <w:t xml:space="preserve">Ajay Krishna Vajjala, Dipak Falgun Meher, </w:t>
+            </w:r>
             <w:proofErr w:type="spellStart"/>
             <w:r>
               <w:rPr>
@@ -3892,7 +4031,7 @@
                 <w:sz w:val="22"/>
                 <w:szCs w:val="22"/>
               </w:rPr>
-              <w:t>Xiangjue</w:t>
+              <w:t>Shrunal</w:t>
             </w:r>
             <w:proofErr w:type="spellEnd"/>
             <w:r>
@@ -3902,7 +4041,7 @@
                 <w:sz w:val="22"/>
                 <w:szCs w:val="22"/>
               </w:rPr>
-              <w:t xml:space="preserve"> Dong, Yun He, Ziwei Zhu, and James Caverlee. </w:t>
+              <w:t xml:space="preserve"> </w:t>
             </w:r>
             <w:proofErr w:type="spellStart"/>
             <w:r>
@@ -3912,7 +4051,7 @@
                 <w:sz w:val="22"/>
                 <w:szCs w:val="22"/>
               </w:rPr>
-              <w:t>PromptAttack</w:t>
+              <w:t>Pothagoni</w:t>
             </w:r>
             <w:proofErr w:type="spellEnd"/>
             <w:r>
@@ -3922,7 +4061,7 @@
                 <w:sz w:val="22"/>
                 <w:szCs w:val="22"/>
               </w:rPr>
-              <w:t>: Probing Dialogue State Trackers with Adversarial Prompts. Findings of the Association for Computational Linguistics 2023.</w:t>
+              <w:t>, Ziwei Zhu, David S. Rosenblum. Vietoris-Rips Complex: A New Direction for Cross-Domain Cold-Start Recommendation. The 2024 SIAM International Conference on Data Mining.</w:t>
             </w:r>
           </w:p>
         </w:tc>
@@ -3950,7 +4089,7 @@
                 <w:sz w:val="22"/>
                 <w:szCs w:val="22"/>
               </w:rPr>
-              <w:t>WWW 23</w:t>
+              <w:t>EMNLP 2023</w:t>
             </w:r>
           </w:p>
         </w:tc>
@@ -3970,11 +4109,38 @@
             <w:r>
               <w:rPr>
                 <w:rFonts w:ascii="Arial" w:hAnsi="Arial" w:cs="Arial"/>
-                <w:bCs/>
-                <w:sz w:val="22"/>
-                <w:szCs w:val="22"/>
-              </w:rPr>
-              <w:t>Allen Lin, Ziwei Zhu, Jianling Wang, and James Caverlee. Enhancing User Personalization in Conversational Recommenders. The 2023 ACM Web Conference, 2023.</w:t>
+                <w:b/>
+                <w:sz w:val="22"/>
+                <w:szCs w:val="22"/>
+              </w:rPr>
+              <w:t>Anjishnu Mukherjee</w:t>
+            </w:r>
+            <w:r>
+              <w:rPr>
+                <w:rFonts w:ascii="Arial" w:hAnsi="Arial" w:cs="Arial"/>
+                <w:bCs/>
+                <w:sz w:val="22"/>
+                <w:szCs w:val="22"/>
+              </w:rPr>
+              <w:t xml:space="preserve">, </w:t>
+            </w:r>
+            <w:r>
+              <w:rPr>
+                <w:rFonts w:ascii="Arial" w:hAnsi="Arial" w:cs="Arial"/>
+                <w:b/>
+                <w:sz w:val="22"/>
+                <w:szCs w:val="22"/>
+              </w:rPr>
+              <w:t>Chahat Raj</w:t>
+            </w:r>
+            <w:r>
+              <w:rPr>
+                <w:rFonts w:ascii="Arial" w:hAnsi="Arial" w:cs="Arial"/>
+                <w:bCs/>
+                <w:sz w:val="22"/>
+                <w:szCs w:val="22"/>
+              </w:rPr>
+              <w:t>, Ziwei Zhu, and Antonios Anastasopoulos. Global Voices, Local Biases: Socio-Cultural Prejudices across Languages. The 2023 Conference on Empirical Methods in Natural Language Processing.</w:t>
             </w:r>
           </w:p>
         </w:tc>
@@ -3996,47 +4162,48 @@
                 <w:szCs w:val="22"/>
               </w:rPr>
             </w:pPr>
+            <w:r>
+              <w:rPr>
+                <w:rFonts w:ascii="Arial" w:hAnsi="Arial" w:cs="Arial"/>
+                <w:sz w:val="22"/>
+                <w:szCs w:val="22"/>
+              </w:rPr>
+              <w:t>EMNLP 2023 Findings</w:t>
+            </w:r>
+          </w:p>
+        </w:tc>
+        <w:tc>
+          <w:tcPr>
+            <w:tcW w:w="8852" w:type="dxa"/>
+          </w:tcPr>
+          <w:p>
+            <w:pPr>
+              <w:rPr>
+                <w:rFonts w:ascii="Arial" w:hAnsi="Arial" w:cs="Arial"/>
+                <w:bCs/>
+                <w:sz w:val="22"/>
+                <w:szCs w:val="22"/>
+              </w:rPr>
+            </w:pPr>
             <w:proofErr w:type="spellStart"/>
             <w:r>
               <w:rPr>
                 <w:rFonts w:ascii="Arial" w:hAnsi="Arial" w:cs="Arial"/>
-                <w:sz w:val="22"/>
-                <w:szCs w:val="22"/>
-              </w:rPr>
-              <w:t>MobiSys</w:t>
+                <w:bCs/>
+                <w:sz w:val="22"/>
+                <w:szCs w:val="22"/>
+              </w:rPr>
+              <w:t>Xiangjue</w:t>
             </w:r>
             <w:proofErr w:type="spellEnd"/>
             <w:r>
               <w:rPr>
                 <w:rFonts w:ascii="Arial" w:hAnsi="Arial" w:cs="Arial"/>
-                <w:sz w:val="22"/>
-                <w:szCs w:val="22"/>
-              </w:rPr>
-              <w:t xml:space="preserve"> 23</w:t>
-            </w:r>
-          </w:p>
-        </w:tc>
-        <w:tc>
-          <w:tcPr>
-            <w:tcW w:w="8852" w:type="dxa"/>
-          </w:tcPr>
-          <w:p>
-            <w:pPr>
-              <w:rPr>
-                <w:rFonts w:ascii="Arial" w:hAnsi="Arial" w:cs="Arial"/>
-                <w:bCs/>
-                <w:sz w:val="22"/>
-                <w:szCs w:val="22"/>
-              </w:rPr>
-            </w:pPr>
-            <w:r>
-              <w:rPr>
-                <w:rFonts w:ascii="Arial" w:hAnsi="Arial" w:cs="Arial"/>
-                <w:bCs/>
-                <w:sz w:val="22"/>
-                <w:szCs w:val="22"/>
-              </w:rPr>
-              <w:t xml:space="preserve">Liuyi Jin, Tian Liu, Amran Haroon, Radu </w:t>
+                <w:bCs/>
+                <w:sz w:val="22"/>
+                <w:szCs w:val="22"/>
+              </w:rPr>
+              <w:t xml:space="preserve"> Dong, Ziwei Zhu, </w:t>
             </w:r>
             <w:proofErr w:type="spellStart"/>
             <w:r>
@@ -4046,7 +4213,7 @@
                 <w:sz w:val="22"/>
                 <w:szCs w:val="22"/>
               </w:rPr>
-              <w:t>Stoleru</w:t>
+              <w:t>Zhuoer</w:t>
             </w:r>
             <w:proofErr w:type="spellEnd"/>
             <w:r>
@@ -4056,27 +4223,7 @@
                 <w:sz w:val="22"/>
                 <w:szCs w:val="22"/>
               </w:rPr>
-              <w:t xml:space="preserve">, Michael Middleton, Ziwei Zhu, Theodora Chaspari. </w:t>
-            </w:r>
-            <w:proofErr w:type="spellStart"/>
-            <w:r>
-              <w:rPr>
-                <w:rFonts w:ascii="Arial" w:hAnsi="Arial" w:cs="Arial"/>
-                <w:bCs/>
-                <w:sz w:val="22"/>
-                <w:szCs w:val="22"/>
-              </w:rPr>
-              <w:t>EMSAssist</w:t>
-            </w:r>
-            <w:proofErr w:type="spellEnd"/>
-            <w:r>
-              <w:rPr>
-                <w:rFonts w:ascii="Arial" w:hAnsi="Arial" w:cs="Arial"/>
-                <w:bCs/>
-                <w:sz w:val="22"/>
-                <w:szCs w:val="22"/>
-              </w:rPr>
-              <w:t>: An End-to-End Mobile Voice Assistant at the Edge for Emergency Medical Services. The 21st ACM International Conference on Mobile Systems, Applications, and Services, 2023.</w:t>
+              <w:t xml:space="preserve"> Wang, Maria Teleki, and James Caverlee. Co^2PT: Mitigating Bias in Pre-trained Language Models through Counterfactual Contrastive Prompt Tuning. The 2023 Conference on Empirical Methods in Natural Language Processing.</w:t>
             </w:r>
           </w:p>
         </w:tc>
@@ -4104,7 +4251,8 @@
                 <w:sz w:val="22"/>
                 <w:szCs w:val="22"/>
               </w:rPr>
-              <w:t>ECIR 23</w:t>
+              <w:lastRenderedPageBreak/>
+              <w:t>EMNLP 2023 Findings</w:t>
             </w:r>
           </w:p>
         </w:tc>
@@ -4121,59 +4269,25 @@
                 <w:szCs w:val="22"/>
               </w:rPr>
             </w:pPr>
-            <w:r>
-              <w:rPr>
-                <w:rFonts w:ascii="Arial" w:hAnsi="Arial" w:cs="Arial"/>
-                <w:bCs/>
-                <w:sz w:val="22"/>
-                <w:szCs w:val="22"/>
-              </w:rPr>
-              <w:t>Han Zhang, Ziwei Zhu, and James Caverlee. Evolution of Filter Bubbles and Polarization in News Recommendation. The 45th European Conference on Information Retrieval, 2023.</w:t>
-            </w:r>
-            <w:r>
-              <w:rPr>
-                <w:rFonts w:ascii="Arial" w:hAnsi="Arial" w:cs="Arial"/>
-                <w:bCs/>
-                <w:sz w:val="22"/>
-                <w:szCs w:val="22"/>
-              </w:rPr>
-              <w:t xml:space="preserve"> (</w:t>
-            </w:r>
-            <w:r>
-              <w:rPr>
-                <w:rFonts w:ascii="Arial" w:hAnsi="Arial" w:cs="Arial"/>
-                <w:bCs/>
-                <w:sz w:val="22"/>
-                <w:szCs w:val="22"/>
-              </w:rPr>
-              <w:t>s</w:t>
-            </w:r>
-            <w:r>
-              <w:rPr>
-                <w:rFonts w:ascii="Arial" w:hAnsi="Arial" w:cs="Arial"/>
-                <w:bCs/>
-                <w:sz w:val="22"/>
-                <w:szCs w:val="22"/>
-              </w:rPr>
-              <w:t xml:space="preserve">hort </w:t>
-            </w:r>
-            <w:r>
-              <w:rPr>
-                <w:rFonts w:ascii="Arial" w:hAnsi="Arial" w:cs="Arial"/>
-                <w:bCs/>
-                <w:sz w:val="22"/>
-                <w:szCs w:val="22"/>
-              </w:rPr>
-              <w:t>p</w:t>
-            </w:r>
-            <w:r>
-              <w:rPr>
-                <w:rFonts w:ascii="Arial" w:hAnsi="Arial" w:cs="Arial"/>
-                <w:bCs/>
-                <w:sz w:val="22"/>
-                <w:szCs w:val="22"/>
-              </w:rPr>
-              <w:t>aper)</w:t>
+            <w:proofErr w:type="spellStart"/>
+            <w:r>
+              <w:rPr>
+                <w:rFonts w:ascii="Arial" w:hAnsi="Arial" w:cs="Arial"/>
+                <w:bCs/>
+                <w:sz w:val="22"/>
+                <w:szCs w:val="22"/>
+              </w:rPr>
+              <w:t>Zhuoer</w:t>
+            </w:r>
+            <w:proofErr w:type="spellEnd"/>
+            <w:r>
+              <w:rPr>
+                <w:rFonts w:ascii="Arial" w:hAnsi="Arial" w:cs="Arial"/>
+                <w:bCs/>
+                <w:sz w:val="22"/>
+                <w:szCs w:val="22"/>
+              </w:rPr>
+              <w:t xml:space="preserve"> Wang, Yicheng Wang, Ziwei Zhu, and James Caverlee. Unsupervised Candidate Answer Extraction through Differentiable Masker-Reconstructor Model. The 2023 Conference on Empirical Methods in Natural Language Processing.</w:t>
             </w:r>
           </w:p>
         </w:tc>
@@ -4201,8 +4315,7 @@
                 <w:sz w:val="22"/>
                 <w:szCs w:val="22"/>
               </w:rPr>
-              <w:lastRenderedPageBreak/>
-              <w:t>CIKM 22</w:t>
+              <w:t>CIKM 23</w:t>
             </w:r>
           </w:p>
         </w:tc>
@@ -4222,20 +4335,40 @@
             <w:r>
               <w:rPr>
                 <w:rFonts w:ascii="Arial" w:hAnsi="Arial" w:cs="Arial"/>
-                <w:bCs/>
-                <w:sz w:val="22"/>
-                <w:szCs w:val="22"/>
-              </w:rPr>
-              <w:t>Shuo Lin, Jianling Wang, Ziwei Zhu, and James Caverlee. Quantifying and Mitigating Popularity Bias in Conversational Recommender Systems. The 31st ACM International Conference on Information and Knowledge Management, 2022</w:t>
-            </w:r>
-            <w:r>
-              <w:rPr>
-                <w:rFonts w:ascii="Arial" w:hAnsi="Arial" w:cs="Arial"/>
-                <w:bCs/>
-                <w:sz w:val="22"/>
-                <w:szCs w:val="22"/>
-              </w:rPr>
-              <w:t>.</w:t>
+                <w:b/>
+                <w:sz w:val="22"/>
+                <w:szCs w:val="22"/>
+              </w:rPr>
+              <w:t>Yuqing Zhou</w:t>
+            </w:r>
+            <w:r>
+              <w:rPr>
+                <w:rFonts w:ascii="Arial" w:hAnsi="Arial" w:cs="Arial"/>
+                <w:bCs/>
+                <w:sz w:val="22"/>
+                <w:szCs w:val="22"/>
+              </w:rPr>
+              <w:t xml:space="preserve">, </w:t>
+            </w:r>
+            <w:proofErr w:type="spellStart"/>
+            <w:r>
+              <w:rPr>
+                <w:rFonts w:ascii="Arial" w:hAnsi="Arial" w:cs="Arial"/>
+                <w:bCs/>
+                <w:sz w:val="22"/>
+                <w:szCs w:val="22"/>
+              </w:rPr>
+              <w:t>Tianshu</w:t>
+            </w:r>
+            <w:proofErr w:type="spellEnd"/>
+            <w:r>
+              <w:rPr>
+                <w:rFonts w:ascii="Arial" w:hAnsi="Arial" w:cs="Arial"/>
+                <w:bCs/>
+                <w:sz w:val="22"/>
+                <w:szCs w:val="22"/>
+              </w:rPr>
+              <w:t xml:space="preserve"> Feng, Mingrui Liu, and Ziwei Zhu. A Generalized Propensity Learning Framework for Unbiased Post-Click Conversion Rate Estimation. The 32nd ACM International Conference on Information and Knowledge Management, 2023.</w:t>
             </w:r>
           </w:p>
         </w:tc>
@@ -4263,7 +4396,25 @@
                 <w:sz w:val="22"/>
                 <w:szCs w:val="22"/>
               </w:rPr>
-              <w:t>WWW 22</w:t>
+              <w:t>ACL 23</w:t>
+            </w:r>
+          </w:p>
+          <w:p>
+            <w:pPr>
+              <w:jc w:val="right"/>
+              <w:rPr>
+                <w:rFonts w:ascii="Arial" w:hAnsi="Arial" w:cs="Arial"/>
+                <w:sz w:val="22"/>
+                <w:szCs w:val="22"/>
+              </w:rPr>
+            </w:pPr>
+            <w:r>
+              <w:rPr>
+                <w:rFonts w:ascii="Arial" w:hAnsi="Arial" w:cs="Arial"/>
+                <w:sz w:val="22"/>
+                <w:szCs w:val="22"/>
+              </w:rPr>
+              <w:t>Findings</w:t>
             </w:r>
           </w:p>
         </w:tc>
@@ -4280,23 +4431,45 @@
                 <w:szCs w:val="22"/>
               </w:rPr>
             </w:pPr>
-            <w:r>
-              <w:rPr>
-                <w:rFonts w:ascii="Arial" w:hAnsi="Arial" w:cs="Arial"/>
-                <w:bCs/>
-                <w:sz w:val="22"/>
-                <w:szCs w:val="22"/>
-              </w:rPr>
-              <w:t>James Kotary, Ferdinando Fioretto, Pascal Van Hentenryck, and Ziwei Zhu.</w:t>
-            </w:r>
-            <w:r>
-              <w:rPr>
-                <w:rFonts w:ascii="Arial" w:hAnsi="Arial" w:cs="Arial"/>
-                <w:bCs/>
-                <w:sz w:val="22"/>
-                <w:szCs w:val="22"/>
-              </w:rPr>
-              <w:t xml:space="preserve"> End-to-end Learning for Fair Ranking Systems. The Web4Good special track in 33rd ACM International Conference on World Wide Web, 2022.</w:t>
+            <w:proofErr w:type="spellStart"/>
+            <w:r>
+              <w:rPr>
+                <w:rFonts w:ascii="Arial" w:hAnsi="Arial" w:cs="Arial"/>
+                <w:bCs/>
+                <w:sz w:val="22"/>
+                <w:szCs w:val="22"/>
+              </w:rPr>
+              <w:t>Xiangjue</w:t>
+            </w:r>
+            <w:proofErr w:type="spellEnd"/>
+            <w:r>
+              <w:rPr>
+                <w:rFonts w:ascii="Arial" w:hAnsi="Arial" w:cs="Arial"/>
+                <w:bCs/>
+                <w:sz w:val="22"/>
+                <w:szCs w:val="22"/>
+              </w:rPr>
+              <w:t xml:space="preserve"> Dong, Yun He, Ziwei Zhu, and James Caverlee. </w:t>
+            </w:r>
+            <w:proofErr w:type="spellStart"/>
+            <w:r>
+              <w:rPr>
+                <w:rFonts w:ascii="Arial" w:hAnsi="Arial" w:cs="Arial"/>
+                <w:bCs/>
+                <w:sz w:val="22"/>
+                <w:szCs w:val="22"/>
+              </w:rPr>
+              <w:t>PromptAttack</w:t>
+            </w:r>
+            <w:proofErr w:type="spellEnd"/>
+            <w:r>
+              <w:rPr>
+                <w:rFonts w:ascii="Arial" w:hAnsi="Arial" w:cs="Arial"/>
+                <w:bCs/>
+                <w:sz w:val="22"/>
+                <w:szCs w:val="22"/>
+              </w:rPr>
+              <w:t>: Probing Dialogue State Trackers with Adversarial Prompts. Findings of the Association for Computational Linguistics 2023.</w:t>
             </w:r>
           </w:p>
         </w:tc>
@@ -4324,7 +4497,7 @@
                 <w:sz w:val="22"/>
                 <w:szCs w:val="22"/>
               </w:rPr>
-              <w:t>WSDM 22</w:t>
+              <w:t>WWW 23</w:t>
             </w:r>
           </w:p>
         </w:tc>
@@ -4348,7 +4521,7 @@
                 <w:sz w:val="22"/>
                 <w:szCs w:val="22"/>
               </w:rPr>
-              <w:t>Ziwei Zhu and James Caverlee. Fighting Mainstream Bias in Recommender Systems via Local Fine Tuning. The 15th ACM International Conference on Web Search and Data Mining, 2022.</w:t>
+              <w:t>Allen Lin, Ziwei Zhu, Jianling Wang, and James Caverlee. Enhancing User Personalization in Conversational Recommenders. The 2023 ACM Web Conference, 2023.</w:t>
             </w:r>
           </w:p>
         </w:tc>
@@ -4370,21 +4543,23 @@
                 <w:szCs w:val="22"/>
               </w:rPr>
             </w:pPr>
-            <w:r>
-              <w:rPr>
-                <w:rFonts w:ascii="Arial" w:hAnsi="Arial" w:cs="Arial"/>
-                <w:sz w:val="22"/>
-                <w:szCs w:val="22"/>
-              </w:rPr>
-              <w:t>KDD</w:t>
-            </w:r>
-            <w:r>
-              <w:rPr>
-                <w:rFonts w:ascii="Arial" w:hAnsi="Arial" w:cs="Arial"/>
-                <w:sz w:val="22"/>
-                <w:szCs w:val="22"/>
-              </w:rPr>
-              <w:t xml:space="preserve"> 21</w:t>
+            <w:proofErr w:type="spellStart"/>
+            <w:r>
+              <w:rPr>
+                <w:rFonts w:ascii="Arial" w:hAnsi="Arial" w:cs="Arial"/>
+                <w:sz w:val="22"/>
+                <w:szCs w:val="22"/>
+              </w:rPr>
+              <w:t>MobiSys</w:t>
+            </w:r>
+            <w:proofErr w:type="spellEnd"/>
+            <w:r>
+              <w:rPr>
+                <w:rFonts w:ascii="Arial" w:hAnsi="Arial" w:cs="Arial"/>
+                <w:sz w:val="22"/>
+                <w:szCs w:val="22"/>
+              </w:rPr>
+              <w:t xml:space="preserve"> 23</w:t>
             </w:r>
           </w:p>
         </w:tc>
@@ -4408,25 +4583,47 @@
                 <w:sz w:val="22"/>
                 <w:szCs w:val="22"/>
               </w:rPr>
-              <w:t>Ziwei Zhu, Yun He, Xing Zhao, and James Caverlee. Popularity Bias in Dynamic Recommendation. The 27th ACM SIGKDD International Conference on Knowledge Discovery and Data Mining</w:t>
-            </w:r>
-            <w:r>
-              <w:rPr>
-                <w:rFonts w:ascii="Arial" w:hAnsi="Arial" w:cs="Arial"/>
-                <w:bCs/>
-                <w:sz w:val="22"/>
-                <w:szCs w:val="22"/>
-              </w:rPr>
-              <w:t xml:space="preserve">, </w:t>
-            </w:r>
-            <w:r>
-              <w:rPr>
-                <w:rFonts w:ascii="Arial" w:hAnsi="Arial" w:cs="Arial"/>
-                <w:bCs/>
-                <w:sz w:val="22"/>
-                <w:szCs w:val="22"/>
-              </w:rPr>
-              <w:t>2021.</w:t>
+              <w:t xml:space="preserve">Liuyi Jin, Tian Liu, Amran Haroon, Radu </w:t>
+            </w:r>
+            <w:proofErr w:type="spellStart"/>
+            <w:r>
+              <w:rPr>
+                <w:rFonts w:ascii="Arial" w:hAnsi="Arial" w:cs="Arial"/>
+                <w:bCs/>
+                <w:sz w:val="22"/>
+                <w:szCs w:val="22"/>
+              </w:rPr>
+              <w:t>Stoleru</w:t>
+            </w:r>
+            <w:proofErr w:type="spellEnd"/>
+            <w:r>
+              <w:rPr>
+                <w:rFonts w:ascii="Arial" w:hAnsi="Arial" w:cs="Arial"/>
+                <w:bCs/>
+                <w:sz w:val="22"/>
+                <w:szCs w:val="22"/>
+              </w:rPr>
+              <w:t xml:space="preserve">, Michael Middleton, Ziwei Zhu, Theodora Chaspari. </w:t>
+            </w:r>
+            <w:proofErr w:type="spellStart"/>
+            <w:r>
+              <w:rPr>
+                <w:rFonts w:ascii="Arial" w:hAnsi="Arial" w:cs="Arial"/>
+                <w:bCs/>
+                <w:sz w:val="22"/>
+                <w:szCs w:val="22"/>
+              </w:rPr>
+              <w:t>EMSAssist</w:t>
+            </w:r>
+            <w:proofErr w:type="spellEnd"/>
+            <w:r>
+              <w:rPr>
+                <w:rFonts w:ascii="Arial" w:hAnsi="Arial" w:cs="Arial"/>
+                <w:bCs/>
+                <w:sz w:val="22"/>
+                <w:szCs w:val="22"/>
+              </w:rPr>
+              <w:t>: An End-to-End Mobile Voice Assistant at the Edge for Emergency Medical Services. The 21st ACM International Conference on Mobile Systems, Applications, and Services, 2023.</w:t>
             </w:r>
           </w:p>
         </w:tc>
@@ -4454,7 +4651,7 @@
                 <w:sz w:val="22"/>
                 <w:szCs w:val="22"/>
               </w:rPr>
-              <w:t>SIGIR 21</w:t>
+              <w:t>ECIR 23</w:t>
             </w:r>
           </w:p>
         </w:tc>
@@ -4478,7 +4675,52 @@
                 <w:sz w:val="22"/>
                 <w:szCs w:val="22"/>
               </w:rPr>
-              <w:t>Ziwei Zhu, Jingu Kim, Trung Nguyen, Aish Fenton, and James Caverlee. Fairness among New Items in Cold Start Recommender Systems. The 44th International ACM SIGIR Conference on Research and Development in Information Retrieval, 2021.</w:t>
+              <w:t>Han Zhang, Ziwei Zhu, and James Caverlee. Evolution of Filter Bubbles and Polarization in News Recommendation. The 45th European Conference on Information Retrieval, 2023.</w:t>
+            </w:r>
+            <w:r>
+              <w:rPr>
+                <w:rFonts w:ascii="Arial" w:hAnsi="Arial" w:cs="Arial"/>
+                <w:bCs/>
+                <w:sz w:val="22"/>
+                <w:szCs w:val="22"/>
+              </w:rPr>
+              <w:t xml:space="preserve"> (</w:t>
+            </w:r>
+            <w:r>
+              <w:rPr>
+                <w:rFonts w:ascii="Arial" w:hAnsi="Arial" w:cs="Arial"/>
+                <w:bCs/>
+                <w:sz w:val="22"/>
+                <w:szCs w:val="22"/>
+              </w:rPr>
+              <w:t>s</w:t>
+            </w:r>
+            <w:r>
+              <w:rPr>
+                <w:rFonts w:ascii="Arial" w:hAnsi="Arial" w:cs="Arial"/>
+                <w:bCs/>
+                <w:sz w:val="22"/>
+                <w:szCs w:val="22"/>
+              </w:rPr>
+              <w:t xml:space="preserve">hort </w:t>
+            </w:r>
+            <w:r>
+              <w:rPr>
+                <w:rFonts w:ascii="Arial" w:hAnsi="Arial" w:cs="Arial"/>
+                <w:bCs/>
+                <w:sz w:val="22"/>
+                <w:szCs w:val="22"/>
+              </w:rPr>
+              <w:t>p</w:t>
+            </w:r>
+            <w:r>
+              <w:rPr>
+                <w:rFonts w:ascii="Arial" w:hAnsi="Arial" w:cs="Arial"/>
+                <w:bCs/>
+                <w:sz w:val="22"/>
+                <w:szCs w:val="22"/>
+              </w:rPr>
+              <w:t>aper)</w:t>
             </w:r>
           </w:p>
         </w:tc>
@@ -4500,34 +4742,14 @@
                 <w:szCs w:val="22"/>
               </w:rPr>
             </w:pPr>
-            <w:bookmarkStart w:id="0" w:name="OLE_LINK1"/>
-            <w:bookmarkStart w:id="1" w:name="OLE_LINK2"/>
-            <w:r>
-              <w:rPr>
-                <w:rFonts w:ascii="Arial" w:hAnsi="Arial" w:cs="Arial"/>
-                <w:sz w:val="22"/>
-                <w:szCs w:val="22"/>
-              </w:rPr>
-              <w:t>WSDM</w:t>
-            </w:r>
-            <w:r>
-              <w:rPr>
-                <w:rFonts w:ascii="Arial" w:hAnsi="Arial" w:cs="Arial"/>
-                <w:sz w:val="22"/>
-                <w:szCs w:val="22"/>
-              </w:rPr>
-              <w:t xml:space="preserve"> </w:t>
-            </w:r>
-            <w:r>
-              <w:rPr>
-                <w:rFonts w:ascii="Arial" w:hAnsi="Arial" w:cs="Arial"/>
-                <w:sz w:val="22"/>
-                <w:szCs w:val="22"/>
-              </w:rPr>
-              <w:t>21</w:t>
-            </w:r>
-            <w:bookmarkEnd w:id="0"/>
-            <w:bookmarkEnd w:id="1"/>
+            <w:r>
+              <w:rPr>
+                <w:rFonts w:ascii="Arial" w:hAnsi="Arial" w:cs="Arial"/>
+                <w:sz w:val="22"/>
+                <w:szCs w:val="22"/>
+              </w:rPr>
+              <w:t>CIKM 22</w:t>
+            </w:r>
           </w:p>
         </w:tc>
         <w:tc>
@@ -4550,7 +4772,16 @@
                 <w:sz w:val="22"/>
                 <w:szCs w:val="22"/>
               </w:rPr>
-              <w:t>Ziwei Zhu, Yun He, Xing Zhao, Yin Zhang, Jianling Wang, and James Caverlee. Popularity-Opportunity Bias in Collaborative Filtering. The 14th ACM International Conference on Web Search and Data Mining, 2021.</w:t>
+              <w:t>Shuo Lin, Jianling Wang, Ziwei Zhu, and James Caverlee. Quantifying and Mitigating Popularity Bias in Conversational Recommender Systems. The 31st ACM International Conference on Information and Knowledge Management, 2022</w:t>
+            </w:r>
+            <w:r>
+              <w:rPr>
+                <w:rFonts w:ascii="Arial" w:hAnsi="Arial" w:cs="Arial"/>
+                <w:bCs/>
+                <w:sz w:val="22"/>
+                <w:szCs w:val="22"/>
+              </w:rPr>
+              <w:t>.</w:t>
             </w:r>
           </w:p>
         </w:tc>
@@ -4578,23 +4809,7 @@
                 <w:sz w:val="22"/>
                 <w:szCs w:val="22"/>
               </w:rPr>
-              <w:t>WWW</w:t>
-            </w:r>
-            <w:r>
-              <w:rPr>
-                <w:rFonts w:ascii="Arial" w:hAnsi="Arial" w:cs="Arial"/>
-                <w:sz w:val="22"/>
-                <w:szCs w:val="22"/>
-              </w:rPr>
-              <w:t xml:space="preserve"> </w:t>
-            </w:r>
-            <w:r>
-              <w:rPr>
-                <w:rFonts w:ascii="Arial" w:hAnsi="Arial" w:cs="Arial"/>
-                <w:sz w:val="22"/>
-                <w:szCs w:val="22"/>
-              </w:rPr>
-              <w:t>21</w:t>
+              <w:t>WWW 22</w:t>
             </w:r>
           </w:p>
         </w:tc>
@@ -4618,36 +4833,16 @@
                 <w:sz w:val="22"/>
                 <w:szCs w:val="22"/>
               </w:rPr>
-              <w:t xml:space="preserve">Xing Zhao, Ziwei Zhu, and James Caverlee. Rabbit Holes and Taste Distortion: Distribution-Aware Recommendation with Evolving Interests. The </w:t>
-            </w:r>
-            <w:proofErr w:type="gramStart"/>
-            <w:r>
-              <w:rPr>
-                <w:rFonts w:ascii="Arial" w:hAnsi="Arial" w:cs="Arial"/>
-                <w:bCs/>
-                <w:sz w:val="22"/>
-                <w:szCs w:val="22"/>
-              </w:rPr>
-              <w:t>32th</w:t>
-            </w:r>
-            <w:proofErr w:type="gramEnd"/>
-            <w:r>
-              <w:rPr>
-                <w:rFonts w:ascii="Arial" w:hAnsi="Arial" w:cs="Arial"/>
-                <w:bCs/>
-                <w:sz w:val="22"/>
-                <w:szCs w:val="22"/>
-              </w:rPr>
-              <w:t xml:space="preserve"> International Conference on World Wide Web</w:t>
-            </w:r>
-            <w:r>
-              <w:rPr>
-                <w:rFonts w:ascii="Arial" w:hAnsi="Arial" w:cs="Arial"/>
-                <w:bCs/>
-                <w:sz w:val="22"/>
-                <w:szCs w:val="22"/>
-              </w:rPr>
-              <w:t>, 2021.</w:t>
+              <w:t>James Kotary, Ferdinando Fioretto, Pascal Van Hentenryck, and Ziwei Zhu.</w:t>
+            </w:r>
+            <w:r>
+              <w:rPr>
+                <w:rFonts w:ascii="Arial" w:hAnsi="Arial" w:cs="Arial"/>
+                <w:bCs/>
+                <w:sz w:val="22"/>
+                <w:szCs w:val="22"/>
+              </w:rPr>
+              <w:t xml:space="preserve"> End-to-end Learning for Fair Ranking Systems. The Web4Good special track in 33rd ACM International Conference on World Wide Web, 2022.</w:t>
             </w:r>
           </w:p>
         </w:tc>
@@ -4675,23 +4870,7 @@
                 <w:sz w:val="22"/>
                 <w:szCs w:val="22"/>
               </w:rPr>
-              <w:t>SDM</w:t>
-            </w:r>
-            <w:r>
-              <w:rPr>
-                <w:rFonts w:ascii="Arial" w:hAnsi="Arial" w:cs="Arial"/>
-                <w:sz w:val="22"/>
-                <w:szCs w:val="22"/>
-              </w:rPr>
-              <w:t xml:space="preserve"> </w:t>
-            </w:r>
-            <w:r>
-              <w:rPr>
-                <w:rFonts w:ascii="Arial" w:hAnsi="Arial" w:cs="Arial"/>
-                <w:sz w:val="22"/>
-                <w:szCs w:val="22"/>
-              </w:rPr>
-              <w:t>21</w:t>
+              <w:t>WSDM 22</w:t>
             </w:r>
           </w:p>
         </w:tc>
@@ -4715,7 +4894,7 @@
                 <w:sz w:val="22"/>
                 <w:szCs w:val="22"/>
               </w:rPr>
-              <w:t>Jianling Wang, Kaize Ding, Ziwei Zhu, and James Caverlee. Session-based Recommendation with Hypergraph Attention Networks. The 2021 SIAM International Conference on Data Mining.</w:t>
+              <w:t>Ziwei Zhu and James Caverlee. Fighting Mainstream Bias in Recommender Systems via Local Fine Tuning. The 15th ACM International Conference on Web Search and Data Mining, 2022.</w:t>
             </w:r>
           </w:p>
         </w:tc>
@@ -4743,23 +4922,15 @@
                 <w:sz w:val="22"/>
                 <w:szCs w:val="22"/>
               </w:rPr>
-              <w:t>SIGIR</w:t>
-            </w:r>
-            <w:r>
-              <w:rPr>
-                <w:rFonts w:ascii="Arial" w:hAnsi="Arial" w:cs="Arial"/>
-                <w:sz w:val="22"/>
-                <w:szCs w:val="22"/>
-              </w:rPr>
-              <w:t xml:space="preserve"> </w:t>
-            </w:r>
-            <w:r>
-              <w:rPr>
-                <w:rFonts w:ascii="Arial" w:hAnsi="Arial" w:cs="Arial"/>
-                <w:sz w:val="22"/>
-                <w:szCs w:val="22"/>
-              </w:rPr>
-              <w:t>20</w:t>
+              <w:t>KDD</w:t>
+            </w:r>
+            <w:r>
+              <w:rPr>
+                <w:rFonts w:ascii="Arial" w:hAnsi="Arial" w:cs="Arial"/>
+                <w:sz w:val="22"/>
+                <w:szCs w:val="22"/>
+              </w:rPr>
+              <w:t xml:space="preserve"> 21</w:t>
             </w:r>
           </w:p>
         </w:tc>
@@ -4783,45 +4954,25 @@
                 <w:sz w:val="22"/>
                 <w:szCs w:val="22"/>
               </w:rPr>
-              <w:t xml:space="preserve">Ziwei Zhu, Shahin Sefati, Parsa </w:t>
-            </w:r>
-            <w:proofErr w:type="spellStart"/>
-            <w:r>
-              <w:rPr>
-                <w:rFonts w:ascii="Arial" w:hAnsi="Arial" w:cs="Arial"/>
-                <w:bCs/>
-                <w:sz w:val="22"/>
-                <w:szCs w:val="22"/>
-              </w:rPr>
-              <w:t>Saadatpanah</w:t>
-            </w:r>
-            <w:proofErr w:type="spellEnd"/>
-            <w:r>
-              <w:rPr>
-                <w:rFonts w:ascii="Arial" w:hAnsi="Arial" w:cs="Arial"/>
-                <w:bCs/>
-                <w:sz w:val="22"/>
-                <w:szCs w:val="22"/>
-              </w:rPr>
-              <w:t>, and James Caverlee. Recommendation for New Users and New Items via Randomized Training and Mixture-of-Experts Transformation. The 43</w:t>
-            </w:r>
-            <w:r>
-              <w:rPr>
-                <w:rFonts w:ascii="Arial" w:hAnsi="Arial" w:cs="Arial"/>
-                <w:bCs/>
-                <w:sz w:val="22"/>
-                <w:szCs w:val="22"/>
-              </w:rPr>
-              <w:t>rd</w:t>
-            </w:r>
-            <w:r>
-              <w:rPr>
-                <w:rFonts w:ascii="Arial" w:hAnsi="Arial" w:cs="Arial"/>
-                <w:bCs/>
-                <w:sz w:val="22"/>
-                <w:szCs w:val="22"/>
-              </w:rPr>
-              <w:t xml:space="preserve"> International ACM SIGIR Conference on Research and Development in Information Retrieval, 2020.</w:t>
+              <w:t>Ziwei Zhu, Yun He, Xing Zhao, and James Caverlee. Popularity Bias in Dynamic Recommendation. The 27th ACM SIGKDD International Conference on Knowledge Discovery and Data Mining</w:t>
+            </w:r>
+            <w:r>
+              <w:rPr>
+                <w:rFonts w:ascii="Arial" w:hAnsi="Arial" w:cs="Arial"/>
+                <w:bCs/>
+                <w:sz w:val="22"/>
+                <w:szCs w:val="22"/>
+              </w:rPr>
+              <w:t xml:space="preserve">, </w:t>
+            </w:r>
+            <w:r>
+              <w:rPr>
+                <w:rFonts w:ascii="Arial" w:hAnsi="Arial" w:cs="Arial"/>
+                <w:bCs/>
+                <w:sz w:val="22"/>
+                <w:szCs w:val="22"/>
+              </w:rPr>
+              <w:t>2021.</w:t>
             </w:r>
           </w:p>
         </w:tc>
@@ -4849,23 +5000,7 @@
                 <w:sz w:val="22"/>
                 <w:szCs w:val="22"/>
               </w:rPr>
-              <w:t>SIGIR</w:t>
-            </w:r>
-            <w:r>
-              <w:rPr>
-                <w:rFonts w:ascii="Arial" w:hAnsi="Arial" w:cs="Arial"/>
-                <w:sz w:val="22"/>
-                <w:szCs w:val="22"/>
-              </w:rPr>
-              <w:t xml:space="preserve"> </w:t>
-            </w:r>
-            <w:r>
-              <w:rPr>
-                <w:rFonts w:ascii="Arial" w:hAnsi="Arial" w:cs="Arial"/>
-                <w:sz w:val="22"/>
-                <w:szCs w:val="22"/>
-              </w:rPr>
-              <w:t>20</w:t>
+              <w:t>SIGIR 21</w:t>
             </w:r>
           </w:p>
         </w:tc>
@@ -4889,7 +5024,7 @@
                 <w:sz w:val="22"/>
                 <w:szCs w:val="22"/>
               </w:rPr>
-              <w:t>Ziwei Zhu, Jianling Wang, and James Caverlee. Measuring and Mitigating Item Under Recommendation Bias in Personalized Ranking Systems. The 43rd International ACM SIGIR Conference on Research and Development in Information Retrieval, 2020.</w:t>
+              <w:t>Ziwei Zhu, Jingu Kim, Trung Nguyen, Aish Fenton, and James Caverlee. Fairness among New Items in Cold Start Recommender Systems. The 44th International ACM SIGIR Conference on Research and Development in Information Retrieval, 2021.</w:t>
             </w:r>
           </w:p>
         </w:tc>
@@ -4911,14 +5046,34 @@
                 <w:szCs w:val="22"/>
               </w:rPr>
             </w:pPr>
-            <w:r>
-              <w:rPr>
-                <w:rFonts w:ascii="Arial" w:hAnsi="Arial" w:cs="Arial"/>
-                <w:sz w:val="22"/>
-                <w:szCs w:val="22"/>
-              </w:rPr>
-              <w:t>RecSys 20</w:t>
-            </w:r>
+            <w:bookmarkStart w:id="0" w:name="OLE_LINK1"/>
+            <w:bookmarkStart w:id="1" w:name="OLE_LINK2"/>
+            <w:r>
+              <w:rPr>
+                <w:rFonts w:ascii="Arial" w:hAnsi="Arial" w:cs="Arial"/>
+                <w:sz w:val="22"/>
+                <w:szCs w:val="22"/>
+              </w:rPr>
+              <w:t>WSDM</w:t>
+            </w:r>
+            <w:r>
+              <w:rPr>
+                <w:rFonts w:ascii="Arial" w:hAnsi="Arial" w:cs="Arial"/>
+                <w:sz w:val="22"/>
+                <w:szCs w:val="22"/>
+              </w:rPr>
+              <w:t xml:space="preserve"> </w:t>
+            </w:r>
+            <w:r>
+              <w:rPr>
+                <w:rFonts w:ascii="Arial" w:hAnsi="Arial" w:cs="Arial"/>
+                <w:sz w:val="22"/>
+                <w:szCs w:val="22"/>
+              </w:rPr>
+              <w:t>21</w:t>
+            </w:r>
+            <w:bookmarkEnd w:id="0"/>
+            <w:bookmarkEnd w:id="1"/>
           </w:p>
         </w:tc>
         <w:tc>
@@ -4927,24 +5082,21 @@
           </w:tcPr>
           <w:p>
             <w:pPr>
-              <w:tabs>
-                <w:tab w:val="left" w:pos="429"/>
-              </w:tabs>
-              <w:rPr>
-                <w:rFonts w:ascii="Arial" w:hAnsi="Arial" w:cs="Arial"/>
-                <w:bCs/>
-                <w:sz w:val="22"/>
-                <w:szCs w:val="22"/>
-              </w:rPr>
-            </w:pPr>
-            <w:r>
-              <w:rPr>
-                <w:rFonts w:ascii="Arial" w:hAnsi="Arial" w:cs="Arial"/>
-                <w:bCs/>
-                <w:sz w:val="22"/>
-                <w:szCs w:val="22"/>
-              </w:rPr>
-              <w:t>Ziwei Zhu, Yun He, Yin Zhang, and James Caverlee. Unbiased Implicit Recommendation and Propensity Estimation via Combinational Joint Learning. The 14th ACM Conference on Recommender Systems, 2020. (short paper)</w:t>
+              <w:rPr>
+                <w:rFonts w:ascii="Arial" w:hAnsi="Arial" w:cs="Arial"/>
+                <w:bCs/>
+                <w:sz w:val="22"/>
+                <w:szCs w:val="22"/>
+              </w:rPr>
+            </w:pPr>
+            <w:r>
+              <w:rPr>
+                <w:rFonts w:ascii="Arial" w:hAnsi="Arial" w:cs="Arial"/>
+                <w:bCs/>
+                <w:sz w:val="22"/>
+                <w:szCs w:val="22"/>
+              </w:rPr>
+              <w:t>Ziwei Zhu, Yun He, Xing Zhao, Yin Zhang, Jianling Wang, and James Caverlee. Popularity-Opportunity Bias in Collaborative Filtering. The 14th ACM International Conference on Web Search and Data Mining, 2021.</w:t>
             </w:r>
           </w:p>
         </w:tc>
@@ -4972,7 +5124,23 @@
                 <w:sz w:val="22"/>
                 <w:szCs w:val="22"/>
               </w:rPr>
-              <w:t>RecSys 20</w:t>
+              <w:t>WWW</w:t>
+            </w:r>
+            <w:r>
+              <w:rPr>
+                <w:rFonts w:ascii="Arial" w:hAnsi="Arial" w:cs="Arial"/>
+                <w:sz w:val="22"/>
+                <w:szCs w:val="22"/>
+              </w:rPr>
+              <w:t xml:space="preserve"> </w:t>
+            </w:r>
+            <w:r>
+              <w:rPr>
+                <w:rFonts w:ascii="Arial" w:hAnsi="Arial" w:cs="Arial"/>
+                <w:sz w:val="22"/>
+                <w:szCs w:val="22"/>
+              </w:rPr>
+              <w:t>21</w:t>
             </w:r>
           </w:p>
         </w:tc>
@@ -4982,24 +5150,50 @@
           </w:tcPr>
           <w:p>
             <w:pPr>
-              <w:tabs>
-                <w:tab w:val="left" w:pos="429"/>
-              </w:tabs>
-              <w:rPr>
-                <w:rFonts w:ascii="Arial" w:hAnsi="Arial" w:cs="Arial"/>
-                <w:bCs/>
-                <w:sz w:val="22"/>
-                <w:szCs w:val="22"/>
-              </w:rPr>
-            </w:pPr>
-            <w:r>
-              <w:rPr>
-                <w:rFonts w:ascii="Arial" w:hAnsi="Arial" w:cs="Arial"/>
-                <w:bCs/>
-                <w:sz w:val="22"/>
-                <w:szCs w:val="22"/>
-              </w:rPr>
-              <w:t>Yin Zhang, Ziwei Zhu, Yun He, and James Caverlee. Content-Collaborative Disentanglement Representation Learning for Enhanced Recommendation. The 14th ACM Conference on Recommender Systems, 2020.</w:t>
+              <w:rPr>
+                <w:rFonts w:ascii="Arial" w:hAnsi="Arial" w:cs="Arial"/>
+                <w:bCs/>
+                <w:sz w:val="22"/>
+                <w:szCs w:val="22"/>
+              </w:rPr>
+            </w:pPr>
+            <w:r>
+              <w:rPr>
+                <w:rFonts w:ascii="Arial" w:hAnsi="Arial" w:cs="Arial"/>
+                <w:bCs/>
+                <w:sz w:val="22"/>
+                <w:szCs w:val="22"/>
+              </w:rPr>
+              <w:t xml:space="preserve">Xing Zhao, Ziwei Zhu, and James Caverlee. Rabbit Holes and Taste Distortion: Distribution-Aware Recommendation with Evolving Interests. The </w:t>
+            </w:r>
+            <w:proofErr w:type="gramStart"/>
+            <w:r>
+              <w:rPr>
+                <w:rFonts w:ascii="Arial" w:hAnsi="Arial" w:cs="Arial"/>
+                <w:bCs/>
+                <w:sz w:val="22"/>
+                <w:szCs w:val="22"/>
+              </w:rPr>
+              <w:t>32th</w:t>
+            </w:r>
+            <w:proofErr w:type="gramEnd"/>
+            <w:r>
+              <w:rPr>
+                <w:rFonts w:ascii="Arial" w:hAnsi="Arial" w:cs="Arial"/>
+                <w:bCs/>
+                <w:sz w:val="22"/>
+                <w:szCs w:val="22"/>
+              </w:rPr>
+              <w:t xml:space="preserve"> International Conference on World Wide Web</w:t>
+            </w:r>
+            <w:r>
+              <w:rPr>
+                <w:rFonts w:ascii="Arial" w:hAnsi="Arial" w:cs="Arial"/>
+                <w:bCs/>
+                <w:sz w:val="22"/>
+                <w:szCs w:val="22"/>
+              </w:rPr>
+              <w:t>, 2021.</w:t>
             </w:r>
           </w:p>
         </w:tc>
@@ -5027,7 +5221,23 @@
                 <w:sz w:val="22"/>
                 <w:szCs w:val="22"/>
               </w:rPr>
-              <w:t>EMNLP 20</w:t>
+              <w:t>SDM</w:t>
+            </w:r>
+            <w:r>
+              <w:rPr>
+                <w:rFonts w:ascii="Arial" w:hAnsi="Arial" w:cs="Arial"/>
+                <w:sz w:val="22"/>
+                <w:szCs w:val="22"/>
+              </w:rPr>
+              <w:t xml:space="preserve"> </w:t>
+            </w:r>
+            <w:r>
+              <w:rPr>
+                <w:rFonts w:ascii="Arial" w:hAnsi="Arial" w:cs="Arial"/>
+                <w:sz w:val="22"/>
+                <w:szCs w:val="22"/>
+              </w:rPr>
+              <w:t>21</w:t>
             </w:r>
           </w:p>
         </w:tc>
@@ -5037,24 +5247,21 @@
           </w:tcPr>
           <w:p>
             <w:pPr>
-              <w:tabs>
-                <w:tab w:val="left" w:pos="429"/>
-              </w:tabs>
-              <w:rPr>
-                <w:rFonts w:ascii="Arial" w:hAnsi="Arial" w:cs="Arial"/>
-                <w:bCs/>
-                <w:sz w:val="22"/>
-                <w:szCs w:val="22"/>
-              </w:rPr>
-            </w:pPr>
-            <w:r>
-              <w:rPr>
-                <w:rFonts w:ascii="Arial" w:hAnsi="Arial" w:cs="Arial"/>
-                <w:bCs/>
-                <w:sz w:val="22"/>
-                <w:szCs w:val="22"/>
-              </w:rPr>
-              <w:t>Yun He, Ziwei Zhu, Yin Zhang, Qin Chen, and James Caverlee. Infusing Disease Knowledge into BERT for Health Question Answering, Medical Inference and Disease Name Recognition. The 2020 Conference on Empirical Methods in Natural Language Processing.</w:t>
+              <w:rPr>
+                <w:rFonts w:ascii="Arial" w:hAnsi="Arial" w:cs="Arial"/>
+                <w:bCs/>
+                <w:sz w:val="22"/>
+                <w:szCs w:val="22"/>
+              </w:rPr>
+            </w:pPr>
+            <w:r>
+              <w:rPr>
+                <w:rFonts w:ascii="Arial" w:hAnsi="Arial" w:cs="Arial"/>
+                <w:bCs/>
+                <w:sz w:val="22"/>
+                <w:szCs w:val="22"/>
+              </w:rPr>
+              <w:t>Jianling Wang, Kaize Ding, Ziwei Zhu, and James Caverlee. Session-based Recommendation with Hypergraph Attention Networks. The 2021 SIAM International Conference on Data Mining.</w:t>
             </w:r>
           </w:p>
         </w:tc>
@@ -5083,6 +5290,345 @@
                 <w:szCs w:val="22"/>
               </w:rPr>
               <w:lastRenderedPageBreak/>
+              <w:t>SIGIR</w:t>
+            </w:r>
+            <w:r>
+              <w:rPr>
+                <w:rFonts w:ascii="Arial" w:hAnsi="Arial" w:cs="Arial"/>
+                <w:sz w:val="22"/>
+                <w:szCs w:val="22"/>
+              </w:rPr>
+              <w:t xml:space="preserve"> </w:t>
+            </w:r>
+            <w:r>
+              <w:rPr>
+                <w:rFonts w:ascii="Arial" w:hAnsi="Arial" w:cs="Arial"/>
+                <w:sz w:val="22"/>
+                <w:szCs w:val="22"/>
+              </w:rPr>
+              <w:t>20</w:t>
+            </w:r>
+          </w:p>
+        </w:tc>
+        <w:tc>
+          <w:tcPr>
+            <w:tcW w:w="8852" w:type="dxa"/>
+          </w:tcPr>
+          <w:p>
+            <w:pPr>
+              <w:rPr>
+                <w:rFonts w:ascii="Arial" w:hAnsi="Arial" w:cs="Arial"/>
+                <w:bCs/>
+                <w:sz w:val="22"/>
+                <w:szCs w:val="22"/>
+              </w:rPr>
+            </w:pPr>
+            <w:r>
+              <w:rPr>
+                <w:rFonts w:ascii="Arial" w:hAnsi="Arial" w:cs="Arial"/>
+                <w:bCs/>
+                <w:sz w:val="22"/>
+                <w:szCs w:val="22"/>
+              </w:rPr>
+              <w:t xml:space="preserve">Ziwei Zhu, Shahin Sefati, Parsa </w:t>
+            </w:r>
+            <w:proofErr w:type="spellStart"/>
+            <w:r>
+              <w:rPr>
+                <w:rFonts w:ascii="Arial" w:hAnsi="Arial" w:cs="Arial"/>
+                <w:bCs/>
+                <w:sz w:val="22"/>
+                <w:szCs w:val="22"/>
+              </w:rPr>
+              <w:t>Saadatpanah</w:t>
+            </w:r>
+            <w:proofErr w:type="spellEnd"/>
+            <w:r>
+              <w:rPr>
+                <w:rFonts w:ascii="Arial" w:hAnsi="Arial" w:cs="Arial"/>
+                <w:bCs/>
+                <w:sz w:val="22"/>
+                <w:szCs w:val="22"/>
+              </w:rPr>
+              <w:t>, and James Caverlee. Recommendation for New Users and New Items via Randomized Training and Mixture-of-Experts Transformation. The 43</w:t>
+            </w:r>
+            <w:r>
+              <w:rPr>
+                <w:rFonts w:ascii="Arial" w:hAnsi="Arial" w:cs="Arial"/>
+                <w:bCs/>
+                <w:sz w:val="22"/>
+                <w:szCs w:val="22"/>
+              </w:rPr>
+              <w:t>rd</w:t>
+            </w:r>
+            <w:r>
+              <w:rPr>
+                <w:rFonts w:ascii="Arial" w:hAnsi="Arial" w:cs="Arial"/>
+                <w:bCs/>
+                <w:sz w:val="22"/>
+                <w:szCs w:val="22"/>
+              </w:rPr>
+              <w:t xml:space="preserve"> International ACM SIGIR Conference on Research and Development in Information Retrieval, 2020.</w:t>
+            </w:r>
+          </w:p>
+        </w:tc>
+      </w:tr>
+      <w:tr>
+        <w:trPr>
+          <w:trHeight w:val="20"/>
+        </w:trPr>
+        <w:tc>
+          <w:tcPr>
+            <w:tcW w:w="1530" w:type="dxa"/>
+          </w:tcPr>
+          <w:p>
+            <w:pPr>
+              <w:jc w:val="right"/>
+              <w:rPr>
+                <w:rFonts w:ascii="Arial" w:hAnsi="Arial" w:cs="Arial"/>
+                <w:sz w:val="22"/>
+                <w:szCs w:val="22"/>
+              </w:rPr>
+            </w:pPr>
+            <w:r>
+              <w:rPr>
+                <w:rFonts w:ascii="Arial" w:hAnsi="Arial" w:cs="Arial"/>
+                <w:sz w:val="22"/>
+                <w:szCs w:val="22"/>
+              </w:rPr>
+              <w:t>SIGIR</w:t>
+            </w:r>
+            <w:r>
+              <w:rPr>
+                <w:rFonts w:ascii="Arial" w:hAnsi="Arial" w:cs="Arial"/>
+                <w:sz w:val="22"/>
+                <w:szCs w:val="22"/>
+              </w:rPr>
+              <w:t xml:space="preserve"> </w:t>
+            </w:r>
+            <w:r>
+              <w:rPr>
+                <w:rFonts w:ascii="Arial" w:hAnsi="Arial" w:cs="Arial"/>
+                <w:sz w:val="22"/>
+                <w:szCs w:val="22"/>
+              </w:rPr>
+              <w:t>20</w:t>
+            </w:r>
+          </w:p>
+        </w:tc>
+        <w:tc>
+          <w:tcPr>
+            <w:tcW w:w="8852" w:type="dxa"/>
+          </w:tcPr>
+          <w:p>
+            <w:pPr>
+              <w:rPr>
+                <w:rFonts w:ascii="Arial" w:hAnsi="Arial" w:cs="Arial"/>
+                <w:bCs/>
+                <w:sz w:val="22"/>
+                <w:szCs w:val="22"/>
+              </w:rPr>
+            </w:pPr>
+            <w:r>
+              <w:rPr>
+                <w:rFonts w:ascii="Arial" w:hAnsi="Arial" w:cs="Arial"/>
+                <w:bCs/>
+                <w:sz w:val="22"/>
+                <w:szCs w:val="22"/>
+              </w:rPr>
+              <w:t>Ziwei Zhu, Jianling Wang, and James Caverlee. Measuring and Mitigating Item Under Recommendation Bias in Personalized Ranking Systems. The 43rd International ACM SIGIR Conference on Research and Development in Information Retrieval, 2020.</w:t>
+            </w:r>
+          </w:p>
+        </w:tc>
+      </w:tr>
+      <w:tr>
+        <w:trPr>
+          <w:trHeight w:val="20"/>
+        </w:trPr>
+        <w:tc>
+          <w:tcPr>
+            <w:tcW w:w="1530" w:type="dxa"/>
+          </w:tcPr>
+          <w:p>
+            <w:pPr>
+              <w:jc w:val="right"/>
+              <w:rPr>
+                <w:rFonts w:ascii="Arial" w:hAnsi="Arial" w:cs="Arial"/>
+                <w:sz w:val="22"/>
+                <w:szCs w:val="22"/>
+              </w:rPr>
+            </w:pPr>
+            <w:r>
+              <w:rPr>
+                <w:rFonts w:ascii="Arial" w:hAnsi="Arial" w:cs="Arial"/>
+                <w:sz w:val="22"/>
+                <w:szCs w:val="22"/>
+              </w:rPr>
+              <w:t>RecSys 20</w:t>
+            </w:r>
+          </w:p>
+        </w:tc>
+        <w:tc>
+          <w:tcPr>
+            <w:tcW w:w="8852" w:type="dxa"/>
+          </w:tcPr>
+          <w:p>
+            <w:pPr>
+              <w:tabs>
+                <w:tab w:val="left" w:pos="429"/>
+              </w:tabs>
+              <w:rPr>
+                <w:rFonts w:ascii="Arial" w:hAnsi="Arial" w:cs="Arial"/>
+                <w:bCs/>
+                <w:sz w:val="22"/>
+                <w:szCs w:val="22"/>
+              </w:rPr>
+            </w:pPr>
+            <w:r>
+              <w:rPr>
+                <w:rFonts w:ascii="Arial" w:hAnsi="Arial" w:cs="Arial"/>
+                <w:bCs/>
+                <w:sz w:val="22"/>
+                <w:szCs w:val="22"/>
+              </w:rPr>
+              <w:t>Ziwei Zhu, Yun He, Yin Zhang, and James Caverlee. Unbiased Implicit Recommendation and Propensity Estimation via Combinational Joint Learning. The 14th ACM Conference on Recommender Systems, 2020. (short paper)</w:t>
+            </w:r>
+          </w:p>
+        </w:tc>
+      </w:tr>
+      <w:tr>
+        <w:trPr>
+          <w:trHeight w:val="20"/>
+        </w:trPr>
+        <w:tc>
+          <w:tcPr>
+            <w:tcW w:w="1530" w:type="dxa"/>
+          </w:tcPr>
+          <w:p>
+            <w:pPr>
+              <w:jc w:val="right"/>
+              <w:rPr>
+                <w:rFonts w:ascii="Arial" w:hAnsi="Arial" w:cs="Arial"/>
+                <w:sz w:val="22"/>
+                <w:szCs w:val="22"/>
+              </w:rPr>
+            </w:pPr>
+            <w:r>
+              <w:rPr>
+                <w:rFonts w:ascii="Arial" w:hAnsi="Arial" w:cs="Arial"/>
+                <w:sz w:val="22"/>
+                <w:szCs w:val="22"/>
+              </w:rPr>
+              <w:t>RecSys 20</w:t>
+            </w:r>
+          </w:p>
+        </w:tc>
+        <w:tc>
+          <w:tcPr>
+            <w:tcW w:w="8852" w:type="dxa"/>
+          </w:tcPr>
+          <w:p>
+            <w:pPr>
+              <w:tabs>
+                <w:tab w:val="left" w:pos="429"/>
+              </w:tabs>
+              <w:rPr>
+                <w:rFonts w:ascii="Arial" w:hAnsi="Arial" w:cs="Arial"/>
+                <w:bCs/>
+                <w:sz w:val="22"/>
+                <w:szCs w:val="22"/>
+              </w:rPr>
+            </w:pPr>
+            <w:r>
+              <w:rPr>
+                <w:rFonts w:ascii="Arial" w:hAnsi="Arial" w:cs="Arial"/>
+                <w:bCs/>
+                <w:sz w:val="22"/>
+                <w:szCs w:val="22"/>
+              </w:rPr>
+              <w:t>Yin Zhang, Ziwei Zhu, Yun He, and James Caverlee. Content-Collaborative Disentanglement Representation Learning for Enhanced Recommendation. The 14th ACM Conference on Recommender Systems, 2020.</w:t>
+            </w:r>
+          </w:p>
+        </w:tc>
+      </w:tr>
+      <w:tr>
+        <w:trPr>
+          <w:trHeight w:val="20"/>
+        </w:trPr>
+        <w:tc>
+          <w:tcPr>
+            <w:tcW w:w="1530" w:type="dxa"/>
+          </w:tcPr>
+          <w:p>
+            <w:pPr>
+              <w:jc w:val="right"/>
+              <w:rPr>
+                <w:rFonts w:ascii="Arial" w:hAnsi="Arial" w:cs="Arial"/>
+                <w:sz w:val="22"/>
+                <w:szCs w:val="22"/>
+              </w:rPr>
+            </w:pPr>
+            <w:r>
+              <w:rPr>
+                <w:rFonts w:ascii="Arial" w:hAnsi="Arial" w:cs="Arial"/>
+                <w:sz w:val="22"/>
+                <w:szCs w:val="22"/>
+              </w:rPr>
+              <w:t>EMNLP 20</w:t>
+            </w:r>
+          </w:p>
+        </w:tc>
+        <w:tc>
+          <w:tcPr>
+            <w:tcW w:w="8852" w:type="dxa"/>
+          </w:tcPr>
+          <w:p>
+            <w:pPr>
+              <w:tabs>
+                <w:tab w:val="left" w:pos="429"/>
+              </w:tabs>
+              <w:rPr>
+                <w:rFonts w:ascii="Arial" w:hAnsi="Arial" w:cs="Arial"/>
+                <w:bCs/>
+                <w:sz w:val="22"/>
+                <w:szCs w:val="22"/>
+              </w:rPr>
+            </w:pPr>
+            <w:r>
+              <w:rPr>
+                <w:rFonts w:ascii="Arial" w:hAnsi="Arial" w:cs="Arial"/>
+                <w:bCs/>
+                <w:sz w:val="22"/>
+                <w:szCs w:val="22"/>
+              </w:rPr>
+              <w:t>Yun He, Ziwei Zhu, Yin Zhang, Qin Chen, and James Caverlee. Infusing Disease Knowledge into BERT for Health Question Answering, Medical Inference and Disease Name Recognition. The 2020 Conference on Empirical Methods in Natural Language Processing.</w:t>
+            </w:r>
+          </w:p>
+        </w:tc>
+      </w:tr>
+      <w:tr>
+        <w:trPr>
+          <w:trHeight w:val="20"/>
+        </w:trPr>
+        <w:tc>
+          <w:tcPr>
+            <w:tcW w:w="1530" w:type="dxa"/>
+          </w:tcPr>
+          <w:p>
+            <w:pPr>
+              <w:jc w:val="right"/>
+              <w:rPr>
+                <w:rFonts w:ascii="Arial" w:hAnsi="Arial" w:cs="Arial"/>
+                <w:sz w:val="22"/>
+                <w:szCs w:val="22"/>
+              </w:rPr>
+            </w:pPr>
+            <w:r>
+              <w:rPr>
+                <w:rFonts w:ascii="Arial" w:hAnsi="Arial" w:cs="Arial"/>
+                <w:sz w:val="22"/>
+                <w:szCs w:val="22"/>
+              </w:rPr>
               <w:t>WWW 20</w:t>
             </w:r>
           </w:p>
@@ -5918,6 +6464,7 @@
                 <w:sz w:val="22"/>
                 <w:szCs w:val="22"/>
               </w:rPr>
+              <w:lastRenderedPageBreak/>
               <w:t>arxiv</w:t>
             </w:r>
             <w:proofErr w:type="spellEnd"/>
@@ -6111,17 +6658,54 @@
                 <w:bCs/>
                 <w:sz w:val="22"/>
                 <w:szCs w:val="22"/>
-              </w:rPr>
-            </w:pPr>
+                <w:lang w:eastAsia="zh-CN"/>
+              </w:rPr>
+            </w:pPr>
+            <w:r>
+              <w:rPr>
+                <w:rFonts w:ascii="Arial" w:hAnsi="Arial" w:cs="Arial"/>
+                <w:b/>
+                <w:sz w:val="22"/>
+                <w:szCs w:val="22"/>
+              </w:rPr>
+              <w:t>Yuqing</w:t>
+            </w:r>
+            <w:r>
+              <w:rPr>
+                <w:rFonts w:ascii="Arial" w:hAnsi="Arial" w:cs="Arial"/>
+                <w:bCs/>
+                <w:sz w:val="22"/>
+                <w:szCs w:val="22"/>
+              </w:rPr>
+              <w:t xml:space="preserve"> </w:t>
+            </w:r>
+            <w:r>
+              <w:rPr>
+                <w:rFonts w:ascii="Arial" w:hAnsi="Arial" w:cs="Arial"/>
+                <w:b/>
+                <w:sz w:val="22"/>
+                <w:szCs w:val="22"/>
+              </w:rPr>
+              <w:t>Zhou</w:t>
+            </w:r>
+            <w:r>
+              <w:rPr>
+                <w:rFonts w:ascii="Arial" w:hAnsi="Arial" w:cs="Arial"/>
+                <w:bCs/>
+                <w:sz w:val="22"/>
+                <w:szCs w:val="22"/>
+              </w:rPr>
+              <w:t xml:space="preserve">, </w:t>
+            </w:r>
             <w:proofErr w:type="spellStart"/>
             <w:r>
               <w:rPr>
                 <w:rFonts w:ascii="Arial" w:hAnsi="Arial" w:cs="Arial"/>
-                <w:b/>
-                <w:sz w:val="22"/>
-                <w:szCs w:val="22"/>
-              </w:rPr>
-              <w:t>Anjishnu</w:t>
+                <w:bCs/>
+                <w:sz w:val="22"/>
+                <w:szCs w:val="22"/>
+              </w:rPr>
+              <w:t>Zhuoer</w:t>
             </w:r>
             <w:proofErr w:type="spellEnd"/>
             <w:r>
@@ -6131,64 +6715,9 @@
                 <w:sz w:val="22"/>
                 <w:szCs w:val="22"/>
               </w:rPr>
-              <w:t xml:space="preserve"> </w:t>
-            </w:r>
-            <w:r>
-              <w:rPr>
-                <w:rFonts w:ascii="Arial" w:hAnsi="Arial" w:cs="Arial"/>
-                <w:b/>
-                <w:sz w:val="22"/>
-                <w:szCs w:val="22"/>
-              </w:rPr>
-              <w:t>Mukherjee</w:t>
-            </w:r>
-            <w:r>
-              <w:rPr>
-                <w:rFonts w:ascii="Arial" w:hAnsi="Arial" w:cs="Arial"/>
-                <w:bCs/>
-                <w:sz w:val="22"/>
-                <w:szCs w:val="22"/>
-              </w:rPr>
-              <w:t>, Ziwei Zhu, Antonios Anastasopoulos. Metadata Conditioned Large Language Models for Localization.</w:t>
-            </w:r>
-          </w:p>
-        </w:tc>
-      </w:tr>
-      <w:tr>
-        <w:trPr>
-          <w:trHeight w:val="20"/>
-        </w:trPr>
-        <w:tc>
-          <w:tcPr>
-            <w:tcW w:w="1530" w:type="dxa"/>
-          </w:tcPr>
-          <w:p>
-            <w:pPr>
-              <w:jc w:val="right"/>
-              <w:rPr>
-                <w:rFonts w:ascii="Arial" w:hAnsi="Arial" w:cs="Arial"/>
-                <w:sz w:val="22"/>
-                <w:szCs w:val="22"/>
-              </w:rPr>
-            </w:pPr>
-            <w:proofErr w:type="spellStart"/>
-            <w:r>
-              <w:rPr>
-                <w:rFonts w:ascii="Arial" w:hAnsi="Arial" w:cs="Arial"/>
-                <w:sz w:val="22"/>
-                <w:szCs w:val="22"/>
-              </w:rPr>
-              <w:t>arxiv</w:t>
-            </w:r>
-            <w:proofErr w:type="spellEnd"/>
-          </w:p>
-        </w:tc>
-        <w:tc>
-          <w:tcPr>
-            <w:tcW w:w="8852" w:type="dxa"/>
-          </w:tcPr>
-          <w:p>
-            <w:pPr>
+              <w:t xml:space="preserve"> Wang, Jie Yuan, Hong Wang, Samson Koelle, Ziwei Zhu, Wei Niu</w:t>
+            </w:r>
+            <w:r>
               <w:rPr>
                 <w:rFonts w:ascii="Arial" w:hAnsi="Arial" w:cs="Arial"/>
                 <w:bCs/>
@@ -6196,229 +6725,7 @@
                 <w:szCs w:val="22"/>
                 <w:lang w:eastAsia="zh-CN"/>
               </w:rPr>
-            </w:pPr>
-            <w:r>
-              <w:rPr>
-                <w:rFonts w:ascii="Arial" w:hAnsi="Arial" w:cs="Arial"/>
-                <w:b/>
-                <w:sz w:val="22"/>
-                <w:szCs w:val="22"/>
-              </w:rPr>
-              <w:t>Yuqing</w:t>
-            </w:r>
-            <w:r>
-              <w:rPr>
-                <w:rFonts w:ascii="Arial" w:hAnsi="Arial" w:cs="Arial"/>
-                <w:bCs/>
-                <w:sz w:val="22"/>
-                <w:szCs w:val="22"/>
-              </w:rPr>
-              <w:t xml:space="preserve"> </w:t>
-            </w:r>
-            <w:r>
-              <w:rPr>
-                <w:rFonts w:ascii="Arial" w:hAnsi="Arial" w:cs="Arial"/>
-                <w:b/>
-                <w:sz w:val="22"/>
-                <w:szCs w:val="22"/>
-              </w:rPr>
-              <w:t>Zhou</w:t>
-            </w:r>
-            <w:r>
-              <w:rPr>
-                <w:rFonts w:ascii="Arial" w:hAnsi="Arial" w:cs="Arial"/>
-                <w:bCs/>
-                <w:sz w:val="22"/>
-                <w:szCs w:val="22"/>
-              </w:rPr>
-              <w:t xml:space="preserve">, </w:t>
-            </w:r>
-            <w:proofErr w:type="spellStart"/>
-            <w:r>
-              <w:rPr>
-                <w:rFonts w:ascii="Arial" w:hAnsi="Arial" w:cs="Arial"/>
-                <w:bCs/>
-                <w:sz w:val="22"/>
-                <w:szCs w:val="22"/>
-              </w:rPr>
-              <w:t>Zhuoer</w:t>
-            </w:r>
-            <w:proofErr w:type="spellEnd"/>
-            <w:r>
-              <w:rPr>
-                <w:rFonts w:ascii="Arial" w:hAnsi="Arial" w:cs="Arial"/>
-                <w:bCs/>
-                <w:sz w:val="22"/>
-                <w:szCs w:val="22"/>
-              </w:rPr>
-              <w:t xml:space="preserve"> Wang, Jie Yuan, Hong Wang, Samson Koelle, Ziwei Zhu, Wei Niu</w:t>
-            </w:r>
-            <w:r>
-              <w:rPr>
-                <w:rFonts w:ascii="Arial" w:hAnsi="Arial" w:cs="Arial"/>
-                <w:bCs/>
-                <w:sz w:val="22"/>
-                <w:szCs w:val="22"/>
-                <w:lang w:eastAsia="zh-CN"/>
-              </w:rPr>
               <w:t>. WISE-Flow: Workflow-Induced Structured Experience for Self-Evolving Conversational Service Agents.</w:t>
-            </w:r>
-          </w:p>
-        </w:tc>
-      </w:tr>
-      <w:tr>
-        <w:trPr>
-          <w:trHeight w:val="20"/>
-        </w:trPr>
-        <w:tc>
-          <w:tcPr>
-            <w:tcW w:w="1530" w:type="dxa"/>
-          </w:tcPr>
-          <w:p>
-            <w:pPr>
-              <w:jc w:val="right"/>
-              <w:rPr>
-                <w:rFonts w:ascii="Arial" w:hAnsi="Arial" w:cs="Arial"/>
-                <w:sz w:val="22"/>
-                <w:szCs w:val="22"/>
-              </w:rPr>
-            </w:pPr>
-            <w:proofErr w:type="spellStart"/>
-            <w:r>
-              <w:rPr>
-                <w:rFonts w:ascii="Arial" w:hAnsi="Arial" w:cs="Arial"/>
-                <w:sz w:val="22"/>
-                <w:szCs w:val="22"/>
-              </w:rPr>
-              <w:t>arxiv</w:t>
-            </w:r>
-            <w:proofErr w:type="spellEnd"/>
-          </w:p>
-        </w:tc>
-        <w:tc>
-          <w:tcPr>
-            <w:tcW w:w="8852" w:type="dxa"/>
-          </w:tcPr>
-          <w:p>
-            <w:pPr>
-              <w:rPr>
-                <w:rFonts w:ascii="Arial" w:hAnsi="Arial" w:cs="Arial"/>
-                <w:bCs/>
-                <w:sz w:val="22"/>
-                <w:szCs w:val="22"/>
-              </w:rPr>
-            </w:pPr>
-            <w:proofErr w:type="spellStart"/>
-            <w:r>
-              <w:rPr>
-                <w:rFonts w:ascii="Arial" w:hAnsi="Arial" w:cs="Arial"/>
-                <w:b/>
-                <w:sz w:val="22"/>
-                <w:szCs w:val="22"/>
-              </w:rPr>
-              <w:t>Mamnuya</w:t>
-            </w:r>
-            <w:proofErr w:type="spellEnd"/>
-            <w:r>
-              <w:rPr>
-                <w:rFonts w:ascii="Arial" w:hAnsi="Arial" w:cs="Arial"/>
-                <w:bCs/>
-                <w:sz w:val="22"/>
-                <w:szCs w:val="22"/>
-              </w:rPr>
-              <w:t xml:space="preserve"> </w:t>
-            </w:r>
-            <w:r>
-              <w:rPr>
-                <w:rFonts w:ascii="Arial" w:hAnsi="Arial" w:cs="Arial"/>
-                <w:b/>
-                <w:sz w:val="22"/>
-                <w:szCs w:val="22"/>
-              </w:rPr>
-              <w:t>Rinki</w:t>
-            </w:r>
-            <w:r>
-              <w:rPr>
-                <w:rFonts w:ascii="Arial" w:hAnsi="Arial" w:cs="Arial"/>
-                <w:bCs/>
-                <w:sz w:val="22"/>
-                <w:szCs w:val="22"/>
-              </w:rPr>
-              <w:t xml:space="preserve">, </w:t>
-            </w:r>
-            <w:r>
-              <w:rPr>
-                <w:rFonts w:ascii="Arial" w:hAnsi="Arial" w:cs="Arial"/>
-                <w:b/>
-                <w:sz w:val="22"/>
-                <w:szCs w:val="22"/>
-              </w:rPr>
-              <w:t>Chahat</w:t>
-            </w:r>
-            <w:r>
-              <w:rPr>
-                <w:rFonts w:ascii="Arial" w:hAnsi="Arial" w:cs="Arial"/>
-                <w:bCs/>
-                <w:sz w:val="22"/>
-                <w:szCs w:val="22"/>
-              </w:rPr>
-              <w:t xml:space="preserve"> </w:t>
-            </w:r>
-            <w:r>
-              <w:rPr>
-                <w:rFonts w:ascii="Arial" w:hAnsi="Arial" w:cs="Arial"/>
-                <w:b/>
-                <w:sz w:val="22"/>
-                <w:szCs w:val="22"/>
-              </w:rPr>
-              <w:t>Raj</w:t>
-            </w:r>
-            <w:r>
-              <w:rPr>
-                <w:rFonts w:ascii="Arial" w:hAnsi="Arial" w:cs="Arial"/>
-                <w:bCs/>
-                <w:sz w:val="22"/>
-                <w:szCs w:val="22"/>
-              </w:rPr>
-              <w:t xml:space="preserve">, </w:t>
-            </w:r>
-            <w:proofErr w:type="spellStart"/>
-            <w:r>
-              <w:rPr>
-                <w:rFonts w:ascii="Arial" w:hAnsi="Arial" w:cs="Arial"/>
-                <w:b/>
-                <w:sz w:val="22"/>
-                <w:szCs w:val="22"/>
-              </w:rPr>
-              <w:t>Anjishnu</w:t>
-            </w:r>
-            <w:proofErr w:type="spellEnd"/>
-            <w:r>
-              <w:rPr>
-                <w:rFonts w:ascii="Arial" w:hAnsi="Arial" w:cs="Arial"/>
-                <w:bCs/>
-                <w:sz w:val="22"/>
-                <w:szCs w:val="22"/>
-              </w:rPr>
-              <w:t xml:space="preserve"> </w:t>
-            </w:r>
-            <w:r>
-              <w:rPr>
-                <w:rFonts w:ascii="Arial" w:hAnsi="Arial" w:cs="Arial"/>
-                <w:b/>
-                <w:sz w:val="22"/>
-                <w:szCs w:val="22"/>
-              </w:rPr>
-              <w:t>Mukherjee</w:t>
-            </w:r>
-            <w:r>
-              <w:rPr>
-                <w:rFonts w:ascii="Arial" w:hAnsi="Arial" w:cs="Arial"/>
-                <w:bCs/>
-                <w:sz w:val="22"/>
-                <w:szCs w:val="22"/>
-              </w:rPr>
-              <w:t>, Ziwei Zhu. Measuring South Asian Biases in Large Language Models.</w:t>
             </w:r>
           </w:p>
         </w:tc>
@@ -6706,7 +7013,6 @@
                 <w:sz w:val="22"/>
                 <w:szCs w:val="22"/>
               </w:rPr>
-              <w:lastRenderedPageBreak/>
               <w:t>NeurIPS</w:t>
             </w:r>
             <w:proofErr w:type="spellEnd"/>
@@ -7866,6 +8172,7 @@
         <w:rPr>
           <w:rFonts w:ascii="Arial" w:hAnsi="Arial" w:cs="Arial"/>
         </w:rPr>
+        <w:lastRenderedPageBreak/>
         <w:t>Students</w:t>
       </w:r>
     </w:p>
@@ -7923,21 +8230,12 @@
           <w:bCs/>
         </w:rPr>
       </w:pPr>
-      <w:proofErr w:type="spellStart"/>
       <w:r>
         <w:rPr>
           <w:rFonts w:ascii="Arial" w:hAnsi="Arial" w:cs="Arial"/>
           <w:bCs/>
         </w:rPr>
-        <w:t>Anjishnu</w:t>
-      </w:r>
-      <w:proofErr w:type="spellEnd"/>
-      <w:r>
-        <w:rPr>
-          <w:rFonts w:ascii="Arial" w:hAnsi="Arial" w:cs="Arial"/>
-          <w:bCs/>
-        </w:rPr>
-        <w:t xml:space="preserve"> Mukherjee (co-advised by Dr. Antonios Anastasopoulos)</w:t>
+        <w:t>Anjishnu Mukherjee (co-advised by Dr. Antonios Anastasopoulos)</w:t>
       </w:r>
       <w:r>
         <w:rPr>
@@ -8167,7 +8465,6 @@
           <w:rFonts w:ascii="Arial" w:hAnsi="Arial" w:cs="Arial"/>
           <w:bCs/>
         </w:rPr>
-        <w:lastRenderedPageBreak/>
         <w:t xml:space="preserve">Mohit </w:t>
       </w:r>
       <w:proofErr w:type="spellStart"/>
@@ -8452,6 +8749,49 @@
           <w:rFonts w:ascii="Arial" w:hAnsi="Arial" w:cs="Arial"/>
         </w:rPr>
         <w:t>Teaching Experience</w:t>
+      </w:r>
+    </w:p>
+    <w:p>
+      <w:pPr>
+        <w:tabs>
+          <w:tab w:val="right" w:pos="10080"/>
+        </w:tabs>
+        <w:spacing w:before="60"/>
+        <w:rPr>
+          <w:rFonts w:ascii="Arial" w:hAnsi="Arial" w:cs="Arial"/>
+        </w:rPr>
+      </w:pPr>
+      <w:r>
+        <w:rPr>
+          <w:rFonts w:ascii="Arial" w:hAnsi="Arial" w:cs="Arial"/>
+          <w:bCs/>
+        </w:rPr>
+        <w:t>CS 584, Data Mining</w:t>
+      </w:r>
+      <w:r>
+        <w:rPr>
+          <w:rFonts w:ascii="Arial" w:hAnsi="Arial" w:cs="Arial"/>
+        </w:rPr>
+        <w:t xml:space="preserve">, George Mason University     </w:t>
+      </w:r>
+      <w:r>
+        <w:rPr>
+          <w:rFonts w:ascii="Arial" w:hAnsi="Arial" w:cs="Arial"/>
+        </w:rPr>
+        <w:tab/>
+        <w:t>202</w:t>
+      </w:r>
+      <w:r>
+        <w:rPr>
+          <w:rFonts w:ascii="Arial" w:hAnsi="Arial" w:cs="Arial"/>
+        </w:rPr>
+        <w:t>6</w:t>
+      </w:r>
+      <w:r>
+        <w:rPr>
+          <w:rFonts w:ascii="Arial" w:hAnsi="Arial" w:cs="Arial"/>
+        </w:rPr>
+        <w:t xml:space="preserve"> Fall</w:t>
       </w:r>
     </w:p>
     <w:p>
@@ -8899,6 +9239,7 @@
         <w:rPr>
           <w:rFonts w:ascii="Arial" w:hAnsi="Arial" w:cs="Arial"/>
         </w:rPr>
+        <w:lastRenderedPageBreak/>
         <w:t>CIKM Travel Grant</w:t>
       </w:r>
       <w:r>
@@ -9041,12 +9382,6 @@
     </w:p>
     <w:p>
       <w:pPr>
-        <w:pStyle w:val="ListParagraph"/>
-        <w:numPr>
-          <w:ilvl w:val="0"/>
-          <w:numId w:val="7"/>
-        </w:numPr>
-        <w:ind w:left="360"/>
         <w:rPr>
           <w:rFonts w:ascii="Arial" w:hAnsi="Arial" w:cs="Arial"/>
         </w:rPr>
@@ -9075,20 +9410,12 @@
         <w:spacing w:after="60"/>
         <w:rPr>
           <w:rFonts w:ascii="Arial" w:hAnsi="Arial" w:cs="Arial"/>
-          <w:sz w:val="26"/>
-          <w:szCs w:val="26"/>
-        </w:rPr>
-      </w:pPr>
-      <w:r>
-        <w:rPr>
-          <w:rFonts w:ascii="Arial" w:hAnsi="Arial" w:cs="Arial"/>
           <w:b/>
           <w:bCs/>
           <w:sz w:val="26"/>
           <w:szCs w:val="26"/>
         </w:rPr>
-        <w:t>NSF Panelist</w:t>
-      </w:r>
+      </w:pPr>
       <w:r>
         <w:rPr>
           <w:rFonts w:ascii="Arial" w:hAnsi="Arial" w:cs="Arial"/>
@@ -9097,20 +9424,9 @@
           <w:sz w:val="26"/>
           <w:szCs w:val="26"/>
         </w:rPr>
-        <w:t xml:space="preserve">: </w:t>
-      </w:r>
-      <w:r>
-        <w:rPr>
-          <w:rFonts w:ascii="Arial" w:hAnsi="Arial" w:cs="Arial"/>
-          <w:sz w:val="26"/>
-          <w:szCs w:val="26"/>
-        </w:rPr>
-        <w:t>2024 spring, 2024 fall, 2025 spring</w:t>
-      </w:r>
-    </w:p>
-    <w:p>
-      <w:pPr>
-        <w:spacing w:after="60"/>
+        <w:t>NSF Panelist</w:t>
+      </w:r>
+      <w:r>
         <w:rPr>
           <w:rFonts w:ascii="Arial" w:hAnsi="Arial" w:cs="Arial"/>
           <w:b/>
@@ -9118,7 +9434,22 @@
           <w:sz w:val="26"/>
           <w:szCs w:val="26"/>
         </w:rPr>
-      </w:pPr>
+        <w:t xml:space="preserve">: </w:t>
+      </w:r>
+    </w:p>
+    <w:p>
+      <w:pPr>
+        <w:spacing w:after="60"/>
+        <w:rPr>
+          <w:rFonts w:ascii="Arial" w:hAnsi="Arial" w:cs="Arial"/>
+        </w:rPr>
+      </w:pPr>
+      <w:r>
+        <w:rPr>
+          <w:rFonts w:ascii="Arial" w:hAnsi="Arial" w:cs="Arial"/>
+        </w:rPr>
+        <w:t>2024 spring, 2024 fall, 2025 spring</w:t>
+      </w:r>
     </w:p>
     <w:p>
       <w:pPr>
@@ -9131,7 +9462,10 @@
           <w:szCs w:val="26"/>
         </w:rPr>
       </w:pPr>
-      <w:r>
+    </w:p>
+    <w:p>
+      <w:pPr>
+        <w:spacing w:after="60"/>
         <w:rPr>
           <w:rFonts w:ascii="Arial" w:hAnsi="Arial" w:cs="Arial"/>
           <w:b/>
@@ -9139,253 +9473,8 @@
           <w:sz w:val="26"/>
           <w:szCs w:val="26"/>
         </w:rPr>
-        <w:t xml:space="preserve">Conference Senior PC or Area Chair: </w:t>
-      </w:r>
-    </w:p>
-    <w:p>
-      <w:pPr>
-        <w:pStyle w:val="ListParagraph"/>
-        <w:numPr>
-          <w:ilvl w:val="0"/>
-          <w:numId w:val="7"/>
-        </w:numPr>
-        <w:spacing w:after="60"/>
-        <w:ind w:left="360"/>
-        <w:rPr>
-          <w:rFonts w:ascii="Arial" w:hAnsi="Arial" w:cs="Arial"/>
-          <w:sz w:val="26"/>
-          <w:szCs w:val="26"/>
-        </w:rPr>
-      </w:pPr>
-      <w:r>
-        <w:rPr>
-          <w:rFonts w:ascii="Arial" w:hAnsi="Arial" w:cs="Arial"/>
-          <w:sz w:val="26"/>
-          <w:szCs w:val="26"/>
-        </w:rPr>
-        <w:lastRenderedPageBreak/>
-        <w:t>KDD</w:t>
-      </w:r>
-      <w:r>
-        <w:rPr>
-          <w:rFonts w:ascii="Arial" w:hAnsi="Arial" w:cs="Arial"/>
-          <w:sz w:val="26"/>
-          <w:szCs w:val="26"/>
-        </w:rPr>
-        <w:t>:</w:t>
-      </w:r>
-      <w:r>
-        <w:rPr>
-          <w:rFonts w:ascii="Arial" w:hAnsi="Arial" w:cs="Arial"/>
-          <w:sz w:val="26"/>
-          <w:szCs w:val="26"/>
-        </w:rPr>
-        <w:t xml:space="preserve"> 2026</w:t>
-      </w:r>
-    </w:p>
-    <w:p>
-      <w:pPr>
-        <w:pStyle w:val="ListParagraph"/>
-        <w:numPr>
-          <w:ilvl w:val="0"/>
-          <w:numId w:val="7"/>
-        </w:numPr>
-        <w:spacing w:after="60"/>
-        <w:ind w:left="360"/>
-        <w:rPr>
-          <w:rFonts w:ascii="Arial" w:hAnsi="Arial" w:cs="Arial"/>
-          <w:sz w:val="26"/>
-          <w:szCs w:val="26"/>
-        </w:rPr>
-      </w:pPr>
-      <w:r>
-        <w:rPr>
-          <w:rFonts w:ascii="Arial" w:hAnsi="Arial" w:cs="Arial"/>
-          <w:sz w:val="26"/>
-          <w:szCs w:val="26"/>
-        </w:rPr>
-        <w:t>SIGIR short paper</w:t>
-      </w:r>
-      <w:r>
-        <w:rPr>
-          <w:rFonts w:ascii="Arial" w:hAnsi="Arial" w:cs="Arial"/>
-          <w:sz w:val="26"/>
-          <w:szCs w:val="26"/>
-        </w:rPr>
-        <w:t>:</w:t>
-      </w:r>
-      <w:r>
-        <w:rPr>
-          <w:rFonts w:ascii="Arial" w:hAnsi="Arial" w:cs="Arial"/>
-          <w:sz w:val="26"/>
-          <w:szCs w:val="26"/>
-        </w:rPr>
-        <w:t xml:space="preserve"> 2026</w:t>
-      </w:r>
-    </w:p>
-    <w:p>
-      <w:pPr>
-        <w:pStyle w:val="ListParagraph"/>
-        <w:numPr>
-          <w:ilvl w:val="0"/>
-          <w:numId w:val="7"/>
-        </w:numPr>
-        <w:spacing w:after="60"/>
-        <w:ind w:left="360"/>
-        <w:rPr>
-          <w:rFonts w:ascii="Arial" w:hAnsi="Arial" w:cs="Arial"/>
-          <w:sz w:val="26"/>
-          <w:szCs w:val="26"/>
-        </w:rPr>
-      </w:pPr>
-      <w:r>
-        <w:rPr>
-          <w:rFonts w:ascii="Arial" w:hAnsi="Arial" w:cs="Arial"/>
-          <w:sz w:val="26"/>
-          <w:szCs w:val="26"/>
-        </w:rPr>
-        <w:t>CIKM</w:t>
-      </w:r>
-      <w:r>
-        <w:rPr>
-          <w:rFonts w:ascii="Arial" w:hAnsi="Arial" w:cs="Arial"/>
-          <w:sz w:val="26"/>
-          <w:szCs w:val="26"/>
-        </w:rPr>
-        <w:t>:</w:t>
-      </w:r>
-      <w:r>
-        <w:rPr>
-          <w:rFonts w:ascii="Arial" w:hAnsi="Arial" w:cs="Arial"/>
-          <w:sz w:val="26"/>
-          <w:szCs w:val="26"/>
-        </w:rPr>
-        <w:t xml:space="preserve"> 2025, 2026</w:t>
-      </w:r>
-    </w:p>
-    <w:p>
-      <w:pPr>
-        <w:pStyle w:val="ListParagraph"/>
-        <w:numPr>
-          <w:ilvl w:val="0"/>
-          <w:numId w:val="7"/>
-        </w:numPr>
-        <w:spacing w:after="60"/>
-        <w:ind w:left="360"/>
-        <w:rPr>
-          <w:rFonts w:ascii="Arial" w:hAnsi="Arial" w:cs="Arial"/>
-          <w:sz w:val="26"/>
-          <w:szCs w:val="26"/>
-        </w:rPr>
-      </w:pPr>
-      <w:r>
-        <w:rPr>
-          <w:rFonts w:ascii="Arial" w:hAnsi="Arial" w:cs="Arial"/>
-          <w:sz w:val="26"/>
-          <w:szCs w:val="26"/>
-        </w:rPr>
-        <w:t>PAKDD</w:t>
-      </w:r>
-      <w:r>
-        <w:rPr>
-          <w:rFonts w:ascii="Arial" w:hAnsi="Arial" w:cs="Arial"/>
-          <w:sz w:val="26"/>
-          <w:szCs w:val="26"/>
-        </w:rPr>
-        <w:t>:</w:t>
-      </w:r>
-      <w:r>
-        <w:rPr>
-          <w:rFonts w:ascii="Arial" w:hAnsi="Arial" w:cs="Arial"/>
-          <w:sz w:val="26"/>
-          <w:szCs w:val="26"/>
-        </w:rPr>
-        <w:t xml:space="preserve"> 2026</w:t>
-      </w:r>
-    </w:p>
-    <w:p>
-      <w:pPr>
-        <w:pStyle w:val="ListParagraph"/>
-        <w:numPr>
-          <w:ilvl w:val="0"/>
-          <w:numId w:val="7"/>
-        </w:numPr>
-        <w:spacing w:after="60"/>
-        <w:ind w:left="360"/>
-        <w:rPr>
-          <w:rFonts w:ascii="Arial" w:hAnsi="Arial" w:cs="Arial"/>
-          <w:sz w:val="26"/>
-          <w:szCs w:val="26"/>
-        </w:rPr>
-      </w:pPr>
-      <w:r>
-        <w:rPr>
-          <w:rFonts w:ascii="Arial" w:hAnsi="Arial" w:cs="Arial"/>
-          <w:sz w:val="26"/>
-          <w:szCs w:val="26"/>
-        </w:rPr>
-        <w:t>ECMLPKDD</w:t>
-      </w:r>
-      <w:r>
-        <w:rPr>
-          <w:rFonts w:ascii="Arial" w:hAnsi="Arial" w:cs="Arial"/>
-          <w:sz w:val="26"/>
-          <w:szCs w:val="26"/>
-        </w:rPr>
-        <w:t>:</w:t>
-      </w:r>
-      <w:r>
-        <w:rPr>
-          <w:rFonts w:ascii="Arial" w:hAnsi="Arial" w:cs="Arial"/>
-          <w:sz w:val="26"/>
-          <w:szCs w:val="26"/>
-        </w:rPr>
-        <w:t xml:space="preserve"> 2026</w:t>
-      </w:r>
-    </w:p>
-    <w:p>
-      <w:pPr>
-        <w:pStyle w:val="ListParagraph"/>
-        <w:numPr>
-          <w:ilvl w:val="0"/>
-          <w:numId w:val="7"/>
-        </w:numPr>
-        <w:spacing w:after="60"/>
-        <w:ind w:left="360"/>
-        <w:rPr>
-          <w:rFonts w:ascii="Arial" w:hAnsi="Arial" w:cs="Arial"/>
-          <w:sz w:val="26"/>
-          <w:szCs w:val="26"/>
-        </w:rPr>
-      </w:pPr>
-      <w:r>
-        <w:rPr>
-          <w:rFonts w:ascii="Arial" w:hAnsi="Arial" w:cs="Arial"/>
-          <w:sz w:val="26"/>
-          <w:szCs w:val="26"/>
-        </w:rPr>
-        <w:t>ARR</w:t>
-      </w:r>
-      <w:r>
-        <w:rPr>
-          <w:rFonts w:ascii="Arial" w:hAnsi="Arial" w:cs="Arial"/>
-          <w:sz w:val="26"/>
-          <w:szCs w:val="26"/>
-        </w:rPr>
-        <w:t>:</w:t>
-      </w:r>
-      <w:r>
-        <w:rPr>
-          <w:rFonts w:ascii="Arial" w:hAnsi="Arial" w:cs="Arial"/>
-          <w:sz w:val="26"/>
-          <w:szCs w:val="26"/>
-        </w:rPr>
-        <w:t xml:space="preserve"> since 2025</w:t>
-      </w:r>
-    </w:p>
-    <w:p>
-      <w:pPr>
-        <w:spacing w:after="60"/>
+      </w:pPr>
+      <w:r>
         <w:rPr>
           <w:rFonts w:ascii="Arial" w:hAnsi="Arial" w:cs="Arial"/>
           <w:b/>
@@ -9393,7 +9482,28 @@
           <w:sz w:val="26"/>
           <w:szCs w:val="26"/>
         </w:rPr>
-      </w:pPr>
+        <w:t xml:space="preserve">Conference Senior Area Chair: </w:t>
+      </w:r>
+    </w:p>
+    <w:p>
+      <w:pPr>
+        <w:spacing w:after="60"/>
+        <w:rPr>
+          <w:rFonts w:ascii="Arial" w:hAnsi="Arial" w:cs="Arial"/>
+        </w:rPr>
+      </w:pPr>
+      <w:r>
+        <w:rPr>
+          <w:rFonts w:ascii="Arial" w:hAnsi="Arial" w:cs="Arial"/>
+        </w:rPr>
+        <w:t>KDD: 202</w:t>
+      </w:r>
+      <w:r>
+        <w:rPr>
+          <w:rFonts w:ascii="Arial" w:hAnsi="Arial" w:cs="Arial"/>
+        </w:rPr>
+        <w:t>7</w:t>
+      </w:r>
     </w:p>
     <w:p>
       <w:pPr>
@@ -9406,7 +9516,10 @@
           <w:szCs w:val="26"/>
         </w:rPr>
       </w:pPr>
-      <w:r>
+    </w:p>
+    <w:p>
+      <w:pPr>
+        <w:spacing w:after="60"/>
         <w:rPr>
           <w:rFonts w:ascii="Arial" w:hAnsi="Arial" w:cs="Arial"/>
           <w:b/>
@@ -9414,321 +9527,120 @@
           <w:sz w:val="26"/>
           <w:szCs w:val="26"/>
         </w:rPr>
-        <w:t>Conference Program Committees</w:t>
+      </w:pPr>
+      <w:r>
+        <w:rPr>
+          <w:rFonts w:ascii="Arial" w:hAnsi="Arial" w:cs="Arial"/>
+          <w:b/>
+          <w:bCs/>
+          <w:sz w:val="26"/>
+          <w:szCs w:val="26"/>
+        </w:rPr>
+        <w:t xml:space="preserve">Conference Senior PC or Area Chair: </w:t>
       </w:r>
     </w:p>
     <w:p>
       <w:pPr>
-        <w:numPr>
-          <w:ilvl w:val="0"/>
-          <w:numId w:val="7"/>
-        </w:numPr>
-        <w:ind w:left="360"/>
-        <w:rPr>
-          <w:rFonts w:ascii="Arial" w:hAnsi="Arial" w:cs="Arial"/>
-        </w:rPr>
-      </w:pPr>
-      <w:r>
-        <w:rPr>
-          <w:rFonts w:ascii="Arial" w:hAnsi="Arial" w:cs="Arial"/>
-        </w:rPr>
-        <w:t>KDD: 2022</w:t>
-      </w:r>
-      <w:r>
-        <w:rPr>
-          <w:rFonts w:ascii="Arial" w:hAnsi="Arial" w:cs="Arial"/>
-        </w:rPr>
-        <w:t>, 2023</w:t>
-      </w:r>
-      <w:r>
-        <w:rPr>
-          <w:rFonts w:ascii="Arial" w:hAnsi="Arial" w:cs="Arial"/>
-        </w:rPr>
-        <w:t>, 2024</w:t>
-      </w:r>
-      <w:r>
-        <w:rPr>
-          <w:rFonts w:ascii="Arial" w:hAnsi="Arial" w:cs="Arial"/>
-        </w:rPr>
-        <w:t>, 2025</w:t>
+        <w:spacing w:after="60"/>
+        <w:rPr>
+          <w:rFonts w:ascii="Arial" w:hAnsi="Arial" w:cs="Arial"/>
+        </w:rPr>
+      </w:pPr>
+      <w:proofErr w:type="spellStart"/>
+      <w:r>
+        <w:rPr>
+          <w:rFonts w:ascii="Arial" w:hAnsi="Arial" w:cs="Arial"/>
+        </w:rPr>
+        <w:t>NeurIPS</w:t>
+      </w:r>
+      <w:proofErr w:type="spellEnd"/>
+      <w:r>
+        <w:rPr>
+          <w:rFonts w:ascii="Arial" w:hAnsi="Arial" w:cs="Arial"/>
+        </w:rPr>
+        <w:t xml:space="preserve"> (2026), KDD (2026), AAAI (2027), WSDM (2027), SDM (2026), SIGIR short paper (2026), CIKM (2025, 2026), PAKDD (2026), ECMLPKDD (2026), AIES (2026), ARR (since 2025)</w:t>
       </w:r>
     </w:p>
     <w:p>
       <w:pPr>
-        <w:numPr>
-          <w:ilvl w:val="0"/>
-          <w:numId w:val="7"/>
-        </w:numPr>
-        <w:ind w:left="360"/>
-        <w:rPr>
-          <w:rFonts w:ascii="Arial" w:hAnsi="Arial" w:cs="Arial"/>
-        </w:rPr>
-      </w:pPr>
-      <w:r>
-        <w:rPr>
-          <w:rFonts w:ascii="Arial" w:hAnsi="Arial" w:cs="Arial"/>
-        </w:rPr>
-        <w:t>WSDM: 2022, 2023</w:t>
-      </w:r>
-      <w:r>
-        <w:rPr>
-          <w:rFonts w:ascii="Arial" w:hAnsi="Arial" w:cs="Arial"/>
-        </w:rPr>
-        <w:t>, 2024</w:t>
-      </w:r>
-      <w:r>
-        <w:rPr>
-          <w:rFonts w:ascii="Arial" w:hAnsi="Arial" w:cs="Arial"/>
-        </w:rPr>
-        <w:t>, 2025</w:t>
-      </w:r>
+        <w:spacing w:after="60"/>
+        <w:rPr>
+          <w:rFonts w:ascii="Arial" w:hAnsi="Arial" w:cs="Arial"/>
+          <w:b/>
+          <w:bCs/>
+          <w:sz w:val="26"/>
+          <w:szCs w:val="26"/>
+        </w:rPr>
+      </w:pPr>
     </w:p>
     <w:p>
       <w:pPr>
-        <w:numPr>
-          <w:ilvl w:val="0"/>
-          <w:numId w:val="7"/>
-        </w:numPr>
-        <w:ind w:left="360"/>
-        <w:rPr>
-          <w:rFonts w:ascii="Arial" w:hAnsi="Arial" w:cs="Arial"/>
-        </w:rPr>
-      </w:pPr>
-      <w:proofErr w:type="spellStart"/>
-      <w:r>
-        <w:rPr>
-          <w:rFonts w:ascii="Arial" w:hAnsi="Arial" w:cs="Arial"/>
-        </w:rPr>
-        <w:t>NeurIPS</w:t>
-      </w:r>
-      <w:proofErr w:type="spellEnd"/>
-      <w:r>
-        <w:rPr>
-          <w:rFonts w:ascii="Arial" w:hAnsi="Arial" w:cs="Arial"/>
-        </w:rPr>
-        <w:t>: 2024</w:t>
-      </w:r>
-      <w:r>
-        <w:rPr>
-          <w:rFonts w:ascii="Arial" w:hAnsi="Arial" w:cs="Arial"/>
-        </w:rPr>
-        <w:t>, 2025, 2026</w:t>
+        <w:spacing w:after="60"/>
+        <w:rPr>
+          <w:rFonts w:ascii="Arial" w:hAnsi="Arial" w:cs="Arial"/>
+          <w:b/>
+          <w:bCs/>
+          <w:sz w:val="26"/>
+          <w:szCs w:val="26"/>
+        </w:rPr>
+      </w:pPr>
+      <w:r>
+        <w:rPr>
+          <w:rFonts w:ascii="Arial" w:hAnsi="Arial" w:cs="Arial"/>
+          <w:b/>
+          <w:bCs/>
+          <w:sz w:val="26"/>
+          <w:szCs w:val="26"/>
+        </w:rPr>
+        <w:t>Conference Program Committees</w:t>
+      </w:r>
+      <w:r>
+        <w:rPr>
+          <w:rFonts w:ascii="Arial" w:hAnsi="Arial" w:cs="Arial"/>
+          <w:b/>
+          <w:bCs/>
+          <w:sz w:val="26"/>
+          <w:szCs w:val="26"/>
+        </w:rPr>
+        <w:t>:</w:t>
       </w:r>
     </w:p>
     <w:p>
       <w:pPr>
-        <w:numPr>
-          <w:ilvl w:val="0"/>
-          <w:numId w:val="7"/>
-        </w:numPr>
-        <w:ind w:left="360"/>
-        <w:rPr>
-          <w:rFonts w:ascii="Arial" w:hAnsi="Arial" w:cs="Arial"/>
-        </w:rPr>
-      </w:pPr>
-      <w:r>
-        <w:rPr>
-          <w:rFonts w:ascii="Arial" w:hAnsi="Arial" w:cs="Arial"/>
-        </w:rPr>
-        <w:t>ICLR: 2025</w:t>
-      </w:r>
-      <w:r>
-        <w:rPr>
-          <w:rFonts w:ascii="Arial" w:hAnsi="Arial" w:cs="Arial"/>
-        </w:rPr>
-        <w:t>, 2026</w:t>
-      </w:r>
-    </w:p>
-    <w:p>
-      <w:pPr>
-        <w:numPr>
-          <w:ilvl w:val="0"/>
-          <w:numId w:val="7"/>
-        </w:numPr>
-        <w:ind w:left="360"/>
-        <w:rPr>
-          <w:rFonts w:ascii="Arial" w:hAnsi="Arial" w:cs="Arial"/>
-        </w:rPr>
-      </w:pPr>
-      <w:r>
-        <w:rPr>
-          <w:rFonts w:ascii="Arial" w:hAnsi="Arial" w:cs="Arial"/>
-        </w:rPr>
-        <w:t>ICML</w:t>
-      </w:r>
-      <w:r>
-        <w:rPr>
-          <w:rFonts w:ascii="Arial" w:hAnsi="Arial" w:cs="Arial"/>
-        </w:rPr>
-        <w:t>:</w:t>
-      </w:r>
-      <w:r>
-        <w:rPr>
-          <w:rFonts w:ascii="Arial" w:hAnsi="Arial" w:cs="Arial"/>
-        </w:rPr>
-        <w:t xml:space="preserve"> 2025</w:t>
-      </w:r>
-      <w:r>
-        <w:rPr>
-          <w:rFonts w:ascii="Arial" w:hAnsi="Arial" w:cs="Arial"/>
-        </w:rPr>
-        <w:t>, 2026</w:t>
-      </w:r>
-    </w:p>
-    <w:p>
-      <w:pPr>
-        <w:numPr>
-          <w:ilvl w:val="0"/>
-          <w:numId w:val="7"/>
-        </w:numPr>
-        <w:ind w:left="360"/>
-        <w:rPr>
-          <w:rFonts w:ascii="Arial" w:hAnsi="Arial" w:cs="Arial"/>
-        </w:rPr>
-      </w:pPr>
-      <w:r>
-        <w:rPr>
-          <w:rFonts w:ascii="Arial" w:hAnsi="Arial" w:cs="Arial"/>
-        </w:rPr>
-        <w:t>CIKM: 2023</w:t>
-      </w:r>
-      <w:r>
-        <w:rPr>
-          <w:rFonts w:ascii="Arial" w:hAnsi="Arial" w:cs="Arial"/>
-        </w:rPr>
-        <w:t>, 2024</w:t>
-      </w:r>
-    </w:p>
-    <w:p>
-      <w:pPr>
-        <w:numPr>
-          <w:ilvl w:val="0"/>
-          <w:numId w:val="7"/>
-        </w:numPr>
-        <w:ind w:left="360"/>
-        <w:rPr>
-          <w:rFonts w:ascii="Arial" w:hAnsi="Arial" w:cs="Arial"/>
-        </w:rPr>
-      </w:pPr>
-      <w:r>
-        <w:rPr>
-          <w:rFonts w:ascii="Arial" w:hAnsi="Arial" w:cs="Arial"/>
-        </w:rPr>
-        <w:t>RecSys: 2023</w:t>
-      </w:r>
-      <w:r>
-        <w:rPr>
-          <w:rFonts w:ascii="Arial" w:hAnsi="Arial" w:cs="Arial"/>
-        </w:rPr>
-        <w:t>, 2024</w:t>
-      </w:r>
-      <w:r>
-        <w:rPr>
-          <w:rFonts w:ascii="Arial" w:hAnsi="Arial" w:cs="Arial"/>
-        </w:rPr>
-        <w:t>, 2025, 2026</w:t>
-      </w:r>
-    </w:p>
-    <w:p>
-      <w:pPr>
-        <w:numPr>
-          <w:ilvl w:val="0"/>
-          <w:numId w:val="7"/>
-        </w:numPr>
-        <w:ind w:left="360"/>
-        <w:rPr>
-          <w:rFonts w:ascii="Arial" w:hAnsi="Arial" w:cs="Arial"/>
-        </w:rPr>
-      </w:pPr>
-      <w:r>
-        <w:rPr>
-          <w:rFonts w:ascii="Arial" w:hAnsi="Arial" w:cs="Arial"/>
-        </w:rPr>
-        <w:t>SDM: 2023</w:t>
-      </w:r>
-      <w:r>
-        <w:rPr>
-          <w:rFonts w:ascii="Arial" w:hAnsi="Arial" w:cs="Arial"/>
-        </w:rPr>
-        <w:t>, 2024</w:t>
-      </w:r>
-      <w:r>
-        <w:rPr>
-          <w:rFonts w:ascii="Arial" w:hAnsi="Arial" w:cs="Arial"/>
-        </w:rPr>
-        <w:t>, 2025</w:t>
-      </w:r>
-    </w:p>
-    <w:p>
-      <w:pPr>
-        <w:numPr>
-          <w:ilvl w:val="0"/>
-          <w:numId w:val="7"/>
-        </w:numPr>
-        <w:ind w:left="360"/>
-        <w:rPr>
-          <w:rFonts w:ascii="Arial" w:hAnsi="Arial" w:cs="Arial"/>
-        </w:rPr>
-      </w:pPr>
-      <w:r>
-        <w:rPr>
-          <w:rFonts w:ascii="Arial" w:hAnsi="Arial" w:cs="Arial"/>
-        </w:rPr>
-        <w:t>AAAI: 2023</w:t>
-      </w:r>
-      <w:r>
-        <w:rPr>
-          <w:rFonts w:ascii="Arial" w:hAnsi="Arial" w:cs="Arial"/>
-        </w:rPr>
-        <w:t>, 2024</w:t>
-      </w:r>
-      <w:r>
-        <w:rPr>
-          <w:rFonts w:ascii="Arial" w:hAnsi="Arial" w:cs="Arial"/>
-        </w:rPr>
-        <w:t>, 2025</w:t>
-      </w:r>
-      <w:r>
-        <w:rPr>
-          <w:rFonts w:ascii="Arial" w:hAnsi="Arial" w:cs="Arial"/>
-        </w:rPr>
-        <w:t>, 2026</w:t>
-      </w:r>
-    </w:p>
-    <w:p>
-      <w:pPr>
-        <w:numPr>
-          <w:ilvl w:val="0"/>
-          <w:numId w:val="7"/>
-        </w:numPr>
-        <w:ind w:left="360"/>
-        <w:rPr>
-          <w:rFonts w:ascii="Arial" w:hAnsi="Arial" w:cs="Arial"/>
-        </w:rPr>
-      </w:pPr>
-      <w:r>
-        <w:rPr>
-          <w:rFonts w:ascii="Arial" w:hAnsi="Arial" w:cs="Arial"/>
-        </w:rPr>
-        <w:t>SIGIR: 2022</w:t>
-      </w:r>
-    </w:p>
-    <w:p>
-      <w:pPr>
-        <w:numPr>
-          <w:ilvl w:val="0"/>
-          <w:numId w:val="7"/>
-        </w:numPr>
-        <w:ind w:left="360"/>
-        <w:rPr>
-          <w:rFonts w:ascii="Arial" w:hAnsi="Arial" w:cs="Arial"/>
-        </w:rPr>
-      </w:pPr>
+        <w:spacing w:after="60"/>
+        <w:rPr>
+          <w:rFonts w:ascii="Arial" w:hAnsi="Arial" w:cs="Arial"/>
+          <w:b/>
+          <w:bCs/>
+          <w:sz w:val="26"/>
+          <w:szCs w:val="26"/>
+        </w:rPr>
+      </w:pPr>
+      <w:r>
+        <w:rPr>
+          <w:rFonts w:ascii="Arial" w:hAnsi="Arial" w:cs="Arial"/>
+        </w:rPr>
+        <w:t xml:space="preserve">ARR (since 2023), WSDM (2022, 2023, 2024, 2025), KDD (2022, 2023, 2024, 2025), AAAI (2023, 2024, 2025, 2026), RecSys (2023, 2024, 2025, 2026), SDM (2023, 2024, 2025), </w:t>
+      </w:r>
       <w:proofErr w:type="spellStart"/>
       <w:r>
         <w:rPr>
           <w:rFonts w:ascii="Arial" w:hAnsi="Arial" w:cs="Arial"/>
         </w:rPr>
+        <w:t>NeurIPS</w:t>
+      </w:r>
+      <w:proofErr w:type="spellEnd"/>
+      <w:r>
+        <w:rPr>
+          <w:rFonts w:ascii="Arial" w:hAnsi="Arial" w:cs="Arial"/>
+        </w:rPr>
+        <w:t xml:space="preserve"> (2024, 2025, 2026), CIKM (2023, 2024), ECMLPKDD (2023, 2024), ICLR (2025, 2026), Web (2025, 2026), CVPR (2025, 2026), ICML (2025, 2026), </w:t>
+      </w:r>
+      <w:proofErr w:type="spellStart"/>
+      <w:r>
+        <w:rPr>
+          <w:rFonts w:ascii="Arial" w:hAnsi="Arial" w:cs="Arial"/>
+        </w:rPr>
         <w:t>FAccT</w:t>
       </w:r>
       <w:proofErr w:type="spellEnd"/>
@@ -9736,85 +9648,7 @@
         <w:rPr>
           <w:rFonts w:ascii="Arial" w:hAnsi="Arial" w:cs="Arial"/>
         </w:rPr>
-        <w:t>: 2023</w:t>
-      </w:r>
-    </w:p>
-    <w:p>
-      <w:pPr>
-        <w:numPr>
-          <w:ilvl w:val="0"/>
-          <w:numId w:val="7"/>
-        </w:numPr>
-        <w:ind w:left="360"/>
-        <w:rPr>
-          <w:rFonts w:ascii="Arial" w:hAnsi="Arial" w:cs="Arial"/>
-        </w:rPr>
-      </w:pPr>
-      <w:r>
-        <w:rPr>
-          <w:rFonts w:ascii="Arial" w:hAnsi="Arial" w:cs="Arial"/>
-        </w:rPr>
-        <w:t>ECML: 2023</w:t>
-      </w:r>
-      <w:r>
-        <w:rPr>
-          <w:rFonts w:ascii="Arial" w:hAnsi="Arial" w:cs="Arial"/>
-        </w:rPr>
-        <w:t>, 2024</w:t>
-      </w:r>
-    </w:p>
-    <w:p>
-      <w:pPr>
-        <w:numPr>
-          <w:ilvl w:val="0"/>
-          <w:numId w:val="7"/>
-        </w:numPr>
-        <w:ind w:left="360"/>
-        <w:rPr>
-          <w:rFonts w:ascii="Arial" w:hAnsi="Arial" w:cs="Arial"/>
-        </w:rPr>
-      </w:pPr>
-      <w:r>
-        <w:rPr>
-          <w:rFonts w:ascii="Arial" w:hAnsi="Arial" w:cs="Arial"/>
-        </w:rPr>
-        <w:t>PAKDD: 2024</w:t>
-      </w:r>
-    </w:p>
-    <w:p>
-      <w:pPr>
-        <w:numPr>
-          <w:ilvl w:val="0"/>
-          <w:numId w:val="7"/>
-        </w:numPr>
-        <w:ind w:left="360"/>
-        <w:rPr>
-          <w:rFonts w:ascii="Arial" w:hAnsi="Arial" w:cs="Arial"/>
-        </w:rPr>
-      </w:pPr>
-      <w:r>
-        <w:rPr>
-          <w:rFonts w:ascii="Arial" w:hAnsi="Arial" w:cs="Arial"/>
-        </w:rPr>
-        <w:t>ASONAM: 2024</w:t>
-      </w:r>
-    </w:p>
-    <w:p>
-      <w:pPr>
-        <w:numPr>
-          <w:ilvl w:val="0"/>
-          <w:numId w:val="7"/>
-        </w:numPr>
-        <w:ind w:left="360"/>
-        <w:rPr>
-          <w:rFonts w:ascii="Arial" w:hAnsi="Arial" w:cs="Arial"/>
-        </w:rPr>
-      </w:pPr>
-      <w:r>
-        <w:rPr>
-          <w:rFonts w:ascii="Arial" w:hAnsi="Arial" w:cs="Arial"/>
-        </w:rPr>
-        <w:t>ARR (since 2023)</w:t>
+        <w:t xml:space="preserve"> 2023, PAKDD 2024, ASONAM 2024</w:t>
       </w:r>
       <w:r>
         <w:rPr>
@@ -10124,6 +9958,7 @@
           <w:color w:val="000000" w:themeColor="text1"/>
           <w:lang w:eastAsia="zh-CN"/>
         </w:rPr>
+        <w:lastRenderedPageBreak/>
         <w:t>Fairness among New Items in Cold Start Recommender Systems, research seminar at Netflix, 07/2021</w:t>
       </w:r>
     </w:p>
@@ -10186,7 +10021,7 @@
 </file>
 
 <file path=word/endnotes.xml><?xml version="1.0" encoding="utf-8"?>
-<w:endnotes xmlns:wpc="http://schemas.microsoft.com/office/word/2010/wordprocessingCanvas" xmlns:cx="http://schemas.microsoft.com/office/drawing/2014/chartex" xmlns:cx1="http://schemas.microsoft.com/office/drawing/2015/9/8/chartex" xmlns:cx2="http://schemas.microsoft.com/office/drawing/2015/10/21/chartex" xmlns:cx3="http://schemas.microsoft.com/office/drawing/2016/5/9/chartex" xmlns:cx4="http://schemas.microsoft.com/office/drawing/2016/5/10/chartex" xmlns:cx5="http://schemas.microsoft.com/office/drawing/2016/5/11/chartex" xmlns:cx6="http://schemas.microsoft.com/office/drawing/2016/5/12/chartex" xmlns:cx7="http://schemas.microsoft.com/office/drawing/2016/5/13/chartex" xmlns:cx8="http://schemas.microsoft.com/office/drawing/2016/5/14/chartex" xmlns:mc="http://schemas.openxmlformats.org/markup-compatibility/2006" xmlns:aink="http://schemas.microsoft.com/office/drawing/2016/ink" xmlns:am3d="http://schemas.microsoft.com/office/drawing/2017/model3d" xmlns:o="urn:schemas-microsoft-com:office:office" xmlns:oel="http://schemas.microsoft.com/office/2019/extlst" xmlns:r="http://schemas.openxmlformats.org/officeDocument/2006/relationships" xmlns:m="http://schemas.openxmlformats.org/officeDocument/2006/math" xmlns:v="urn:schemas-microsoft-com:vml" xmlns:wp14="http://schemas.microsoft.com/office/word/2010/wordprocessingDrawing" xmlns:wp="http://schemas.openxmlformats.org/drawingml/2006/wordprocessingDrawing" xmlns:w10="urn:schemas-microsoft-com:office:word" xmlns:w="http://schemas.openxmlformats.org/wordprocessingml/2006/main" xmlns:w14="http://schemas.microsoft.com/office/word/2010/wordml" xmlns:w15="http://schemas.microsoft.com/office/word/2012/wordml" xmlns:w16cex="http://schemas.microsoft.com/office/word/2018/wordml/cex" xmlns:w16cid="http://schemas.microsoft.com/office/word/2016/wordml/cid" xmlns:w16="http://schemas.microsoft.com/office/word/2018/wordml" xmlns:w16du="http://schemas.microsoft.com/office/word/2023/wordml/word16du" xmlns:w16sdtdh="http://schemas.microsoft.com/office/word/2020/wordml/sdtdatahash" xmlns:w16sdtfl="http://schemas.microsoft.com/office/word/2024/wordml/sdtformatlock" xmlns:w16se="http://schemas.microsoft.com/office/word/2015/wordml/symex" xmlns:wpg="http://schemas.microsoft.com/office/word/2010/wordprocessingGroup" xmlns:wpi="http://schemas.microsoft.com/office/word/2010/wordprocessingInk" xmlns:wne="http://schemas.microsoft.com/office/word/2006/wordml" xmlns:wps="http://schemas.microsoft.com/office/word/2010/wordprocessingShape" mc:Ignorable="w14 w15 w16se w16cid w16 w16cex w16sdtdh w16sdtfl w16du wp14">
+<w:endnotes xmlns:wpc="http://schemas.microsoft.com/office/word/2010/wordprocessingCanvas" xmlns:cx="http://schemas.microsoft.com/office/drawing/2014/chartex" xmlns:cx1="http://schemas.microsoft.com/office/drawing/2015/9/8/chartex" xmlns:cx2="http://schemas.microsoft.com/office/drawing/2015/10/21/chartex" xmlns:cx3="http://schemas.microsoft.com/office/drawing/2016/5/9/chartex" xmlns:cx4="http://schemas.microsoft.com/office/drawing/2016/5/10/chartex" xmlns:cx5="http://schemas.microsoft.com/office/drawing/2016/5/11/chartex" xmlns:cx6="http://schemas.microsoft.com/office/drawing/2016/5/12/chartex" xmlns:cx7="http://schemas.microsoft.com/office/drawing/2016/5/13/chartex" xmlns:cx8="http://schemas.microsoft.com/office/drawing/2016/5/14/chartex" xmlns:mc="http://schemas.openxmlformats.org/markup-compatibility/2006" xmlns:m="http://schemas.openxmlformats.org/officeDocument/2006/math" xmlns:aink="http://schemas.microsoft.com/office/drawing/2016/ink" xmlns:am3d="http://schemas.microsoft.com/office/drawing/2017/model3d" xmlns:oel="http://schemas.microsoft.com/office/2019/extlst" xmlns:r="http://schemas.openxmlformats.org/officeDocument/2006/relationships" xmlns:wp14="http://schemas.microsoft.com/office/word/2010/wordprocessingDrawing" xmlns:wp="http://schemas.openxmlformats.org/drawingml/2006/wordprocessingDrawing" xmlns:wpg="http://schemas.microsoft.com/office/word/2010/wordprocessingGroup" xmlns:wpi="http://schemas.microsoft.com/office/word/2010/wordprocessingInk" xmlns:wps="http://schemas.microsoft.com/office/word/2010/wordprocessingShape" xmlns:o="urn:schemas-microsoft-com:office:office" xmlns:v="urn:schemas-microsoft-com:vml" xmlns:w10="urn:schemas-microsoft-com:office:word" xmlns:w="http://schemas.openxmlformats.org/wordprocessingml/2006/main" xmlns:w14="http://schemas.microsoft.com/office/word/2010/wordml" xmlns:w15="http://schemas.microsoft.com/office/word/2012/wordml" xmlns:w16cex="http://schemas.microsoft.com/office/word/2018/wordml/cex" xmlns:w16cid="http://schemas.microsoft.com/office/word/2016/wordml/cid" xmlns:w16="http://schemas.microsoft.com/office/word/2018/wordml" xmlns:w16sdtdh="http://schemas.microsoft.com/office/word/2020/wordml/sdtdatahash" xmlns:w16sdtfl="http://schemas.microsoft.com/office/word/2024/wordml/sdtformatlock" xmlns:w16se="http://schemas.microsoft.com/office/word/2015/wordml/symex" xmlns:w16du="http://schemas.microsoft.com/office/word/2023/wordml/word16du" xmlns:wne="http://schemas.microsoft.com/office/word/2006/wordml" mc:Ignorable="w14 w15 w16se w16cid w16 w16cex w16sdtdh w16sdtfl w16du wp14">
   <w:endnote w:type="separator" w:id="-1">
     <w:p>
       <w:r>
@@ -10205,7 +10040,7 @@
 </file>
 
 <file path=word/footer1.xml><?xml version="1.0" encoding="utf-8"?>
-<w:ftr xmlns:wpc="http://schemas.microsoft.com/office/word/2010/wordprocessingCanvas" xmlns:cx="http://schemas.microsoft.com/office/drawing/2014/chartex" xmlns:cx1="http://schemas.microsoft.com/office/drawing/2015/9/8/chartex" xmlns:cx2="http://schemas.microsoft.com/office/drawing/2015/10/21/chartex" xmlns:cx3="http://schemas.microsoft.com/office/drawing/2016/5/9/chartex" xmlns:cx4="http://schemas.microsoft.com/office/drawing/2016/5/10/chartex" xmlns:cx5="http://schemas.microsoft.com/office/drawing/2016/5/11/chartex" xmlns:cx6="http://schemas.microsoft.com/office/drawing/2016/5/12/chartex" xmlns:cx7="http://schemas.microsoft.com/office/drawing/2016/5/13/chartex" xmlns:cx8="http://schemas.microsoft.com/office/drawing/2016/5/14/chartex" xmlns:mc="http://schemas.openxmlformats.org/markup-compatibility/2006" xmlns:aink="http://schemas.microsoft.com/office/drawing/2016/ink" xmlns:am3d="http://schemas.microsoft.com/office/drawing/2017/model3d" xmlns:o="urn:schemas-microsoft-com:office:office" xmlns:oel="http://schemas.microsoft.com/office/2019/extlst" xmlns:r="http://schemas.openxmlformats.org/officeDocument/2006/relationships" xmlns:m="http://schemas.openxmlformats.org/officeDocument/2006/math" xmlns:v="urn:schemas-microsoft-com:vml" xmlns:wp14="http://schemas.microsoft.com/office/word/2010/wordprocessingDrawing" xmlns:wp="http://schemas.openxmlformats.org/drawingml/2006/wordprocessingDrawing" xmlns:w10="urn:schemas-microsoft-com:office:word" xmlns:w="http://schemas.openxmlformats.org/wordprocessingml/2006/main" xmlns:w14="http://schemas.microsoft.com/office/word/2010/wordml" xmlns:w15="http://schemas.microsoft.com/office/word/2012/wordml" xmlns:w16cex="http://schemas.microsoft.com/office/word/2018/wordml/cex" xmlns:w16cid="http://schemas.microsoft.com/office/word/2016/wordml/cid" xmlns:w16="http://schemas.microsoft.com/office/word/2018/wordml" xmlns:w16du="http://schemas.microsoft.com/office/word/2023/wordml/word16du" xmlns:w16sdtdh="http://schemas.microsoft.com/office/word/2020/wordml/sdtdatahash" xmlns:w16sdtfl="http://schemas.microsoft.com/office/word/2024/wordml/sdtformatlock" xmlns:w16se="http://schemas.microsoft.com/office/word/2015/wordml/symex" xmlns:wpg="http://schemas.microsoft.com/office/word/2010/wordprocessingGroup" xmlns:wpi="http://schemas.microsoft.com/office/word/2010/wordprocessingInk" xmlns:wne="http://schemas.microsoft.com/office/word/2006/wordml" xmlns:wps="http://schemas.microsoft.com/office/word/2010/wordprocessingShape" mc:Ignorable="w14 w15 w16se w16cid w16 w16cex w16sdtdh w16sdtfl w16du wp14">
+<w:ftr xmlns:wpc="http://schemas.microsoft.com/office/word/2010/wordprocessingCanvas" xmlns:cx="http://schemas.microsoft.com/office/drawing/2014/chartex" xmlns:cx1="http://schemas.microsoft.com/office/drawing/2015/9/8/chartex" xmlns:cx2="http://schemas.microsoft.com/office/drawing/2015/10/21/chartex" xmlns:cx3="http://schemas.microsoft.com/office/drawing/2016/5/9/chartex" xmlns:cx4="http://schemas.microsoft.com/office/drawing/2016/5/10/chartex" xmlns:cx5="http://schemas.microsoft.com/office/drawing/2016/5/11/chartex" xmlns:cx6="http://schemas.microsoft.com/office/drawing/2016/5/12/chartex" xmlns:cx7="http://schemas.microsoft.com/office/drawing/2016/5/13/chartex" xmlns:cx8="http://schemas.microsoft.com/office/drawing/2016/5/14/chartex" xmlns:mc="http://schemas.openxmlformats.org/markup-compatibility/2006" xmlns:m="http://schemas.openxmlformats.org/officeDocument/2006/math" xmlns:aink="http://schemas.microsoft.com/office/drawing/2016/ink" xmlns:am3d="http://schemas.microsoft.com/office/drawing/2017/model3d" xmlns:oel="http://schemas.microsoft.com/office/2019/extlst" xmlns:r="http://schemas.openxmlformats.org/officeDocument/2006/relationships" xmlns:wp14="http://schemas.microsoft.com/office/word/2010/wordprocessingDrawing" xmlns:wp="http://schemas.openxmlformats.org/drawingml/2006/wordprocessingDrawing" xmlns:wpg="http://schemas.microsoft.com/office/word/2010/wordprocessingGroup" xmlns:wpi="http://schemas.microsoft.com/office/word/2010/wordprocessingInk" xmlns:wps="http://schemas.microsoft.com/office/word/2010/wordprocessingShape" xmlns:o="urn:schemas-microsoft-com:office:office" xmlns:v="urn:schemas-microsoft-com:vml" xmlns:w10="urn:schemas-microsoft-com:office:word" xmlns:w="http://schemas.openxmlformats.org/wordprocessingml/2006/main" xmlns:w14="http://schemas.microsoft.com/office/word/2010/wordml" xmlns:w15="http://schemas.microsoft.com/office/word/2012/wordml" xmlns:w16cex="http://schemas.microsoft.com/office/word/2018/wordml/cex" xmlns:w16cid="http://schemas.microsoft.com/office/word/2016/wordml/cid" xmlns:w16="http://schemas.microsoft.com/office/word/2018/wordml" xmlns:w16sdtdh="http://schemas.microsoft.com/office/word/2020/wordml/sdtdatahash" xmlns:w16sdtfl="http://schemas.microsoft.com/office/word/2024/wordml/sdtformatlock" xmlns:w16se="http://schemas.microsoft.com/office/word/2015/wordml/symex" xmlns:w16du="http://schemas.microsoft.com/office/word/2023/wordml/word16du" xmlns:wne="http://schemas.microsoft.com/office/word/2006/wordml" mc:Ignorable="w14 w15 w16se w16cid w16 w16cex w16sdtdh w16sdtfl w16du wp14">
   <w:sdt>
     <w:sdtPr>
       <w:rPr>
@@ -10257,7 +10092,7 @@
 </file>
 
 <file path=word/footer2.xml><?xml version="1.0" encoding="utf-8"?>
-<w:ftr xmlns:wpc="http://schemas.microsoft.com/office/word/2010/wordprocessingCanvas" xmlns:cx="http://schemas.microsoft.com/office/drawing/2014/chartex" xmlns:cx1="http://schemas.microsoft.com/office/drawing/2015/9/8/chartex" xmlns:cx2="http://schemas.microsoft.com/office/drawing/2015/10/21/chartex" xmlns:cx3="http://schemas.microsoft.com/office/drawing/2016/5/9/chartex" xmlns:cx4="http://schemas.microsoft.com/office/drawing/2016/5/10/chartex" xmlns:cx5="http://schemas.microsoft.com/office/drawing/2016/5/11/chartex" xmlns:cx6="http://schemas.microsoft.com/office/drawing/2016/5/12/chartex" xmlns:cx7="http://schemas.microsoft.com/office/drawing/2016/5/13/chartex" xmlns:cx8="http://schemas.microsoft.com/office/drawing/2016/5/14/chartex" xmlns:mc="http://schemas.openxmlformats.org/markup-compatibility/2006" xmlns:aink="http://schemas.microsoft.com/office/drawing/2016/ink" xmlns:am3d="http://schemas.microsoft.com/office/drawing/2017/model3d" xmlns:o="urn:schemas-microsoft-com:office:office" xmlns:oel="http://schemas.microsoft.com/office/2019/extlst" xmlns:r="http://schemas.openxmlformats.org/officeDocument/2006/relationships" xmlns:m="http://schemas.openxmlformats.org/officeDocument/2006/math" xmlns:v="urn:schemas-microsoft-com:vml" xmlns:wp14="http://schemas.microsoft.com/office/word/2010/wordprocessingDrawing" xmlns:wp="http://schemas.openxmlformats.org/drawingml/2006/wordprocessingDrawing" xmlns:w10="urn:schemas-microsoft-com:office:word" xmlns:w="http://schemas.openxmlformats.org/wordprocessingml/2006/main" xmlns:w14="http://schemas.microsoft.com/office/word/2010/wordml" xmlns:w15="http://schemas.microsoft.com/office/word/2012/wordml" xmlns:w16cex="http://schemas.microsoft.com/office/word/2018/wordml/cex" xmlns:w16cid="http://schemas.microsoft.com/office/word/2016/wordml/cid" xmlns:w16="http://schemas.microsoft.com/office/word/2018/wordml" xmlns:w16du="http://schemas.microsoft.com/office/word/2023/wordml/word16du" xmlns:w16sdtdh="http://schemas.microsoft.com/office/word/2020/wordml/sdtdatahash" xmlns:w16sdtfl="http://schemas.microsoft.com/office/word/2024/wordml/sdtformatlock" xmlns:w16se="http://schemas.microsoft.com/office/word/2015/wordml/symex" xmlns:wpg="http://schemas.microsoft.com/office/word/2010/wordprocessingGroup" xmlns:wpi="http://schemas.microsoft.com/office/word/2010/wordprocessingInk" xmlns:wne="http://schemas.microsoft.com/office/word/2006/wordml" xmlns:wps="http://schemas.microsoft.com/office/word/2010/wordprocessingShape" mc:Ignorable="w14 w15 w16se w16cid w16 w16cex w16sdtdh w16sdtfl w16du wp14">
+<w:ftr xmlns:wpc="http://schemas.microsoft.com/office/word/2010/wordprocessingCanvas" xmlns:cx="http://schemas.microsoft.com/office/drawing/2014/chartex" xmlns:cx1="http://schemas.microsoft.com/office/drawing/2015/9/8/chartex" xmlns:cx2="http://schemas.microsoft.com/office/drawing/2015/10/21/chartex" xmlns:cx3="http://schemas.microsoft.com/office/drawing/2016/5/9/chartex" xmlns:cx4="http://schemas.microsoft.com/office/drawing/2016/5/10/chartex" xmlns:cx5="http://schemas.microsoft.com/office/drawing/2016/5/11/chartex" xmlns:cx6="http://schemas.microsoft.com/office/drawing/2016/5/12/chartex" xmlns:cx7="http://schemas.microsoft.com/office/drawing/2016/5/13/chartex" xmlns:cx8="http://schemas.microsoft.com/office/drawing/2016/5/14/chartex" xmlns:mc="http://schemas.openxmlformats.org/markup-compatibility/2006" xmlns:m="http://schemas.openxmlformats.org/officeDocument/2006/math" xmlns:aink="http://schemas.microsoft.com/office/drawing/2016/ink" xmlns:am3d="http://schemas.microsoft.com/office/drawing/2017/model3d" xmlns:oel="http://schemas.microsoft.com/office/2019/extlst" xmlns:r="http://schemas.openxmlformats.org/officeDocument/2006/relationships" xmlns:wp14="http://schemas.microsoft.com/office/word/2010/wordprocessingDrawing" xmlns:wp="http://schemas.openxmlformats.org/drawingml/2006/wordprocessingDrawing" xmlns:wpg="http://schemas.microsoft.com/office/word/2010/wordprocessingGroup" xmlns:wpi="http://schemas.microsoft.com/office/word/2010/wordprocessingInk" xmlns:wps="http://schemas.microsoft.com/office/word/2010/wordprocessingShape" xmlns:o="urn:schemas-microsoft-com:office:office" xmlns:v="urn:schemas-microsoft-com:vml" xmlns:w10="urn:schemas-microsoft-com:office:word" xmlns:w="http://schemas.openxmlformats.org/wordprocessingml/2006/main" xmlns:w14="http://schemas.microsoft.com/office/word/2010/wordml" xmlns:w15="http://schemas.microsoft.com/office/word/2012/wordml" xmlns:w16cex="http://schemas.microsoft.com/office/word/2018/wordml/cex" xmlns:w16cid="http://schemas.microsoft.com/office/word/2016/wordml/cid" xmlns:w16="http://schemas.microsoft.com/office/word/2018/wordml" xmlns:w16sdtdh="http://schemas.microsoft.com/office/word/2020/wordml/sdtdatahash" xmlns:w16sdtfl="http://schemas.microsoft.com/office/word/2024/wordml/sdtformatlock" xmlns:w16se="http://schemas.microsoft.com/office/word/2015/wordml/symex" xmlns:w16du="http://schemas.microsoft.com/office/word/2023/wordml/word16du" xmlns:wne="http://schemas.microsoft.com/office/word/2006/wordml" mc:Ignorable="w14 w15 w16se w16cid w16 w16cex w16sdtdh w16sdtfl w16du wp14">
   <w:sdt>
     <w:sdtPr>
       <w:rPr>
@@ -10357,7 +10192,7 @@
 </file>
 
 <file path=word/footnotes.xml><?xml version="1.0" encoding="utf-8"?>
-<w:footnotes xmlns:wpc="http://schemas.microsoft.com/office/word/2010/wordprocessingCanvas" xmlns:cx="http://schemas.microsoft.com/office/drawing/2014/chartex" xmlns:cx1="http://schemas.microsoft.com/office/drawing/2015/9/8/chartex" xmlns:cx2="http://schemas.microsoft.com/office/drawing/2015/10/21/chartex" xmlns:cx3="http://schemas.microsoft.com/office/drawing/2016/5/9/chartex" xmlns:cx4="http://schemas.microsoft.com/office/drawing/2016/5/10/chartex" xmlns:cx5="http://schemas.microsoft.com/office/drawing/2016/5/11/chartex" xmlns:cx6="http://schemas.microsoft.com/office/drawing/2016/5/12/chartex" xmlns:cx7="http://schemas.microsoft.com/office/drawing/2016/5/13/chartex" xmlns:cx8="http://schemas.microsoft.com/office/drawing/2016/5/14/chartex" xmlns:mc="http://schemas.openxmlformats.org/markup-compatibility/2006" xmlns:aink="http://schemas.microsoft.com/office/drawing/2016/ink" xmlns:am3d="http://schemas.microsoft.com/office/drawing/2017/model3d" xmlns:o="urn:schemas-microsoft-com:office:office" xmlns:oel="http://schemas.microsoft.com/office/2019/extlst" xmlns:r="http://schemas.openxmlformats.org/officeDocument/2006/relationships" xmlns:m="http://schemas.openxmlformats.org/officeDocument/2006/math" xmlns:v="urn:schemas-microsoft-com:vml" xmlns:wp14="http://schemas.microsoft.com/office/word/2010/wordprocessingDrawing" xmlns:wp="http://schemas.openxmlformats.org/drawingml/2006/wordprocessingDrawing" xmlns:w10="urn:schemas-microsoft-com:office:word" xmlns:w="http://schemas.openxmlformats.org/wordprocessingml/2006/main" xmlns:w14="http://schemas.microsoft.com/office/word/2010/wordml" xmlns:w15="http://schemas.microsoft.com/office/word/2012/wordml" xmlns:w16cex="http://schemas.microsoft.com/office/word/2018/wordml/cex" xmlns:w16cid="http://schemas.microsoft.com/office/word/2016/wordml/cid" xmlns:w16="http://schemas.microsoft.com/office/word/2018/wordml" xmlns:w16du="http://schemas.microsoft.com/office/word/2023/wordml/word16du" xmlns:w16sdtdh="http://schemas.microsoft.com/office/word/2020/wordml/sdtdatahash" xmlns:w16sdtfl="http://schemas.microsoft.com/office/word/2024/wordml/sdtformatlock" xmlns:w16se="http://schemas.microsoft.com/office/word/2015/wordml/symex" xmlns:wpg="http://schemas.microsoft.com/office/word/2010/wordprocessingGroup" xmlns:wpi="http://schemas.microsoft.com/office/word/2010/wordprocessingInk" xmlns:wne="http://schemas.microsoft.com/office/word/2006/wordml" xmlns:wps="http://schemas.microsoft.com/office/word/2010/wordprocessingShape" mc:Ignorable="w14 w15 w16se w16cid w16 w16cex w16sdtdh w16sdtfl w16du wp14">
+<w:footnotes xmlns:wpc="http://schemas.microsoft.com/office/word/2010/wordprocessingCanvas" xmlns:cx="http://schemas.microsoft.com/office/drawing/2014/chartex" xmlns:cx1="http://schemas.microsoft.com/office/drawing/2015/9/8/chartex" xmlns:cx2="http://schemas.microsoft.com/office/drawing/2015/10/21/chartex" xmlns:cx3="http://schemas.microsoft.com/office/drawing/2016/5/9/chartex" xmlns:cx4="http://schemas.microsoft.com/office/drawing/2016/5/10/chartex" xmlns:cx5="http://schemas.microsoft.com/office/drawing/2016/5/11/chartex" xmlns:cx6="http://schemas.microsoft.com/office/drawing/2016/5/12/chartex" xmlns:cx7="http://schemas.microsoft.com/office/drawing/2016/5/13/chartex" xmlns:cx8="http://schemas.microsoft.com/office/drawing/2016/5/14/chartex" xmlns:mc="http://schemas.openxmlformats.org/markup-compatibility/2006" xmlns:m="http://schemas.openxmlformats.org/officeDocument/2006/math" xmlns:aink="http://schemas.microsoft.com/office/drawing/2016/ink" xmlns:am3d="http://schemas.microsoft.com/office/drawing/2017/model3d" xmlns:oel="http://schemas.microsoft.com/office/2019/extlst" xmlns:r="http://schemas.openxmlformats.org/officeDocument/2006/relationships" xmlns:wp14="http://schemas.microsoft.com/office/word/2010/wordprocessingDrawing" xmlns:wp="http://schemas.openxmlformats.org/drawingml/2006/wordprocessingDrawing" xmlns:wpg="http://schemas.microsoft.com/office/word/2010/wordprocessingGroup" xmlns:wpi="http://schemas.microsoft.com/office/word/2010/wordprocessingInk" xmlns:wps="http://schemas.microsoft.com/office/word/2010/wordprocessingShape" xmlns:o="urn:schemas-microsoft-com:office:office" xmlns:v="urn:schemas-microsoft-com:vml" xmlns:w10="urn:schemas-microsoft-com:office:word" xmlns:w="http://schemas.openxmlformats.org/wordprocessingml/2006/main" xmlns:w14="http://schemas.microsoft.com/office/word/2010/wordml" xmlns:w15="http://schemas.microsoft.com/office/word/2012/wordml" xmlns:w16cex="http://schemas.microsoft.com/office/word/2018/wordml/cex" xmlns:w16cid="http://schemas.microsoft.com/office/word/2016/wordml/cid" xmlns:w16="http://schemas.microsoft.com/office/word/2018/wordml" xmlns:w16sdtdh="http://schemas.microsoft.com/office/word/2020/wordml/sdtdatahash" xmlns:w16sdtfl="http://schemas.microsoft.com/office/word/2024/wordml/sdtformatlock" xmlns:w16se="http://schemas.microsoft.com/office/word/2015/wordml/symex" xmlns:w16du="http://schemas.microsoft.com/office/word/2023/wordml/word16du" xmlns:wne="http://schemas.microsoft.com/office/word/2006/wordml" mc:Ignorable="w14 w15 w16se w16cid w16 w16cex w16sdtdh w16sdtfl w16du wp14">
   <w:footnote w:type="separator" w:id="-1">
     <w:p>
       <w:r>
@@ -10376,7 +10211,7 @@
 </file>
 
 <file path=word/numbering.xml><?xml version="1.0" encoding="utf-8"?>
-<w:numbering xmlns:wpc="http://schemas.microsoft.com/office/word/2010/wordprocessingCanvas" xmlns:cx="http://schemas.microsoft.com/office/drawing/2014/chartex" xmlns:cx1="http://schemas.microsoft.com/office/drawing/2015/9/8/chartex" xmlns:cx2="http://schemas.microsoft.com/office/drawing/2015/10/21/chartex" xmlns:cx3="http://schemas.microsoft.com/office/drawing/2016/5/9/chartex" xmlns:cx4="http://schemas.microsoft.com/office/drawing/2016/5/10/chartex" xmlns:cx5="http://schemas.microsoft.com/office/drawing/2016/5/11/chartex" xmlns:cx6="http://schemas.microsoft.com/office/drawing/2016/5/12/chartex" xmlns:cx7="http://schemas.microsoft.com/office/drawing/2016/5/13/chartex" xmlns:cx8="http://schemas.microsoft.com/office/drawing/2016/5/14/chartex" xmlns:mc="http://schemas.openxmlformats.org/markup-compatibility/2006" xmlns:aink="http://schemas.microsoft.com/office/drawing/2016/ink" xmlns:am3d="http://schemas.microsoft.com/office/drawing/2017/model3d" xmlns:o="urn:schemas-microsoft-com:office:office" xmlns:oel="http://schemas.microsoft.com/office/2019/extlst" xmlns:r="http://schemas.openxmlformats.org/officeDocument/2006/relationships" xmlns:m="http://schemas.openxmlformats.org/officeDocument/2006/math" xmlns:v="urn:schemas-microsoft-com:vml" xmlns:wp14="http://schemas.microsoft.com/office/word/2010/wordprocessingDrawing" xmlns:wp="http://schemas.openxmlformats.org/drawingml/2006/wordprocessingDrawing" xmlns:w10="urn:schemas-microsoft-com:office:word" xmlns:w="http://schemas.openxmlformats.org/wordprocessingml/2006/main" xmlns:w14="http://schemas.microsoft.com/office/word/2010/wordml" xmlns:w15="http://schemas.microsoft.com/office/word/2012/wordml" xmlns:w16cex="http://schemas.microsoft.com/office/word/2018/wordml/cex" xmlns:w16cid="http://schemas.microsoft.com/office/word/2016/wordml/cid" xmlns:w16="http://schemas.microsoft.com/office/word/2018/wordml" xmlns:w16du="http://schemas.microsoft.com/office/word/2023/wordml/word16du" xmlns:w16sdtdh="http://schemas.microsoft.com/office/word/2020/wordml/sdtdatahash" xmlns:w16sdtfl="http://schemas.microsoft.com/office/word/2024/wordml/sdtformatlock" xmlns:w16se="http://schemas.microsoft.com/office/word/2015/wordml/symex" xmlns:wpg="http://schemas.microsoft.com/office/word/2010/wordprocessingGroup" xmlns:wpi="http://schemas.microsoft.com/office/word/2010/wordprocessingInk" xmlns:wne="http://schemas.microsoft.com/office/word/2006/wordml" xmlns:wps="http://schemas.microsoft.com/office/word/2010/wordprocessingShape" mc:Ignorable="w14 w15 w16se w16cid w16 w16cex w16sdtdh w16sdtfl w16du wp14">
+<w:numbering xmlns:wpc="http://schemas.microsoft.com/office/word/2010/wordprocessingCanvas" xmlns:cx="http://schemas.microsoft.com/office/drawing/2014/chartex" xmlns:cx1="http://schemas.microsoft.com/office/drawing/2015/9/8/chartex" xmlns:cx2="http://schemas.microsoft.com/office/drawing/2015/10/21/chartex" xmlns:cx3="http://schemas.microsoft.com/office/drawing/2016/5/9/chartex" xmlns:cx4="http://schemas.microsoft.com/office/drawing/2016/5/10/chartex" xmlns:cx5="http://schemas.microsoft.com/office/drawing/2016/5/11/chartex" xmlns:cx6="http://schemas.microsoft.com/office/drawing/2016/5/12/chartex" xmlns:cx7="http://schemas.microsoft.com/office/drawing/2016/5/13/chartex" xmlns:cx8="http://schemas.microsoft.com/office/drawing/2016/5/14/chartex" xmlns:mc="http://schemas.openxmlformats.org/markup-compatibility/2006" xmlns:m="http://schemas.openxmlformats.org/officeDocument/2006/math" xmlns:aink="http://schemas.microsoft.com/office/drawing/2016/ink" xmlns:am3d="http://schemas.microsoft.com/office/drawing/2017/model3d" xmlns:oel="http://schemas.microsoft.com/office/2019/extlst" xmlns:r="http://schemas.openxmlformats.org/officeDocument/2006/relationships" xmlns:wp14="http://schemas.microsoft.com/office/word/2010/wordprocessingDrawing" xmlns:wp="http://schemas.openxmlformats.org/drawingml/2006/wordprocessingDrawing" xmlns:wpg="http://schemas.microsoft.com/office/word/2010/wordprocessingGroup" xmlns:wpi="http://schemas.microsoft.com/office/word/2010/wordprocessingInk" xmlns:wps="http://schemas.microsoft.com/office/word/2010/wordprocessingShape" xmlns:o="urn:schemas-microsoft-com:office:office" xmlns:v="urn:schemas-microsoft-com:vml" xmlns:w10="urn:schemas-microsoft-com:office:word" xmlns:w="http://schemas.openxmlformats.org/wordprocessingml/2006/main" xmlns:w14="http://schemas.microsoft.com/office/word/2010/wordml" xmlns:w15="http://schemas.microsoft.com/office/word/2012/wordml" xmlns:w16cex="http://schemas.microsoft.com/office/word/2018/wordml/cex" xmlns:w16cid="http://schemas.microsoft.com/office/word/2016/wordml/cid" xmlns:w16="http://schemas.microsoft.com/office/word/2018/wordml" xmlns:w16sdtdh="http://schemas.microsoft.com/office/word/2020/wordml/sdtdatahash" xmlns:w16sdtfl="http://schemas.microsoft.com/office/word/2024/wordml/sdtformatlock" xmlns:w16se="http://schemas.microsoft.com/office/word/2015/wordml/symex" xmlns:w16du="http://schemas.microsoft.com/office/word/2023/wordml/word16du" xmlns:wne="http://schemas.microsoft.com/office/word/2006/wordml" mc:Ignorable="w14 w15 w16se w16cid w16 w16cex w16sdtdh w16sdtfl w16du wp14">
   <w:abstractNum w:abstractNumId="0" w15:restartNumberingAfterBreak="0">
     <w:nsid w:val="0390686D"/>
     <w:multiLevelType w:val="multilevel"/>
@@ -12376,7 +12211,7 @@
 </file>
 
 <file path=word/styles.xml><?xml version="1.0" encoding="utf-8"?>
-<w:styles xmlns:mc="http://schemas.openxmlformats.org/markup-compatibility/2006" xmlns:r="http://schemas.openxmlformats.org/officeDocument/2006/relationships" xmlns:w="http://schemas.openxmlformats.org/wordprocessingml/2006/main" xmlns:w14="http://schemas.microsoft.com/office/word/2010/wordml" xmlns:w15="http://schemas.microsoft.com/office/word/2012/wordml" xmlns:w16cex="http://schemas.microsoft.com/office/word/2018/wordml/cex" xmlns:w16cid="http://schemas.microsoft.com/office/word/2016/wordml/cid" xmlns:w16="http://schemas.microsoft.com/office/word/2018/wordml" xmlns:w16du="http://schemas.microsoft.com/office/word/2023/wordml/word16du" xmlns:w16sdtdh="http://schemas.microsoft.com/office/word/2020/wordml/sdtdatahash" xmlns:w16sdtfl="http://schemas.microsoft.com/office/word/2024/wordml/sdtformatlock" xmlns:w16se="http://schemas.microsoft.com/office/word/2015/wordml/symex" mc:Ignorable="w14 w15 w16se w16cid w16 w16cex w16sdtdh w16sdtfl w16du">
+<w:styles xmlns:mc="http://schemas.openxmlformats.org/markup-compatibility/2006" xmlns:r="http://schemas.openxmlformats.org/officeDocument/2006/relationships" xmlns:w="http://schemas.openxmlformats.org/wordprocessingml/2006/main" xmlns:w14="http://schemas.microsoft.com/office/word/2010/wordml" xmlns:w15="http://schemas.microsoft.com/office/word/2012/wordml" xmlns:w16cex="http://schemas.microsoft.com/office/word/2018/wordml/cex" xmlns:w16cid="http://schemas.microsoft.com/office/word/2016/wordml/cid" xmlns:w16="http://schemas.microsoft.com/office/word/2018/wordml" xmlns:w16sdtdh="http://schemas.microsoft.com/office/word/2020/wordml/sdtdatahash" xmlns:w16sdtfl="http://schemas.microsoft.com/office/word/2024/wordml/sdtformatlock" xmlns:w16se="http://schemas.microsoft.com/office/word/2015/wordml/symex" xmlns:w16du="http://schemas.microsoft.com/office/word/2023/wordml/word16du" mc:Ignorable="w14 w15 w16se w16cid w16 w16cex w16sdtdh w16sdtfl w16du">
   <w:docDefaults>
     <w:rPrDefault>
       <w:rPr>

--- a/CV.docx
+++ b/CV.docx
@@ -439,235 +439,6 @@
           <w:rFonts w:ascii="Arial" w:hAnsi="Arial" w:cs="Arial"/>
         </w:rPr>
         <w:t>6</w:t>
-      </w:r>
-    </w:p>
-    <w:p>
-      <w:pPr>
-        <w:pStyle w:val="Heading1"/>
-        <w:pBdr>
-          <w:bottom w:val="single" w:sz="12" w:space="1" w:color="auto"/>
-        </w:pBdr>
-        <w:spacing w:before="360"/>
-        <w:ind w:left="0"/>
-        <w:rPr>
-          <w:rFonts w:ascii="Arial" w:hAnsi="Arial" w:cs="Arial"/>
-        </w:rPr>
-      </w:pPr>
-      <w:r>
-        <w:rPr>
-          <w:rFonts w:ascii="Arial" w:hAnsi="Arial" w:cs="Arial"/>
-        </w:rPr>
-        <w:t>Research Interests</w:t>
-      </w:r>
-    </w:p>
-    <w:p>
-      <w:pPr>
-        <w:rPr>
-          <w:rFonts w:ascii="Arial" w:hAnsi="Arial" w:cs="Arial"/>
-          <w:lang w:eastAsia="zh-CN"/>
-        </w:rPr>
-      </w:pPr>
-      <w:r>
-        <w:rPr>
-          <w:rFonts w:ascii="Arial" w:hAnsi="Arial" w:cs="Arial"/>
-        </w:rPr>
-        <w:t xml:space="preserve">I am broadly interested in </w:t>
-      </w:r>
-      <w:r>
-        <w:rPr>
-          <w:rFonts w:ascii="Arial" w:hAnsi="Arial" w:cs="Arial"/>
-          <w:b/>
-          <w:bCs/>
-        </w:rPr>
-        <w:t>natural language processing</w:t>
-      </w:r>
-      <w:r>
-        <w:rPr>
-          <w:rFonts w:ascii="Arial" w:hAnsi="Arial" w:cs="Arial"/>
-        </w:rPr>
-        <w:t xml:space="preserve">, </w:t>
-      </w:r>
-      <w:r>
-        <w:rPr>
-          <w:rFonts w:ascii="Arial" w:hAnsi="Arial" w:cs="Arial"/>
-          <w:b/>
-          <w:bCs/>
-        </w:rPr>
-        <w:t>data mining</w:t>
-      </w:r>
-      <w:r>
-        <w:rPr>
-          <w:rFonts w:ascii="Arial" w:hAnsi="Arial" w:cs="Arial"/>
-        </w:rPr>
-        <w:t>,</w:t>
-      </w:r>
-      <w:r>
-        <w:rPr>
-          <w:rFonts w:ascii="Arial" w:hAnsi="Arial" w:cs="Arial"/>
-        </w:rPr>
-        <w:t xml:space="preserve"> and</w:t>
-      </w:r>
-      <w:r>
-        <w:rPr>
-          <w:rFonts w:ascii="Arial" w:hAnsi="Arial" w:cs="Arial"/>
-        </w:rPr>
-        <w:t xml:space="preserve"> </w:t>
-      </w:r>
-      <w:r>
-        <w:rPr>
-          <w:rFonts w:ascii="Arial" w:hAnsi="Arial" w:cs="Arial"/>
-          <w:b/>
-          <w:bCs/>
-        </w:rPr>
-        <w:t>machine learning</w:t>
-      </w:r>
-      <w:r>
-        <w:rPr>
-          <w:rFonts w:ascii="Arial" w:hAnsi="Arial" w:cs="Arial"/>
-        </w:rPr>
-        <w:t xml:space="preserve"> </w:t>
-      </w:r>
-      <w:r>
-        <w:rPr>
-          <w:rFonts w:ascii="Arial" w:hAnsi="Arial" w:cs="Arial"/>
-        </w:rPr>
-        <w:t>with a specific focus on</w:t>
-      </w:r>
-      <w:r>
-        <w:rPr>
-          <w:rFonts w:ascii="Arial" w:hAnsi="Arial" w:cs="Arial"/>
-        </w:rPr>
-        <w:t xml:space="preserve"> enhancing fairness, interpretability, safety, and robustness to achieve</w:t>
-      </w:r>
-      <w:r>
-        <w:rPr>
-          <w:rFonts w:ascii="Arial" w:hAnsi="Arial" w:cs="Arial"/>
-        </w:rPr>
-        <w:t xml:space="preserve"> </w:t>
-      </w:r>
-      <w:r>
-        <w:rPr>
-          <w:rFonts w:ascii="Arial" w:hAnsi="Arial" w:cs="Arial"/>
-          <w:b/>
-          <w:bCs/>
-        </w:rPr>
-        <w:t xml:space="preserve">trustworthy and </w:t>
-      </w:r>
-      <w:r>
-        <w:rPr>
-          <w:rFonts w:ascii="Arial" w:hAnsi="Arial" w:cs="Arial"/>
-          <w:b/>
-          <w:bCs/>
-        </w:rPr>
-        <w:t>responsible</w:t>
-      </w:r>
-      <w:r>
-        <w:rPr>
-          <w:rFonts w:ascii="Arial" w:hAnsi="Arial" w:cs="Arial"/>
-          <w:b/>
-          <w:bCs/>
-        </w:rPr>
-        <w:t xml:space="preserve"> </w:t>
-      </w:r>
-      <w:r>
-        <w:rPr>
-          <w:rFonts w:ascii="Arial" w:hAnsi="Arial" w:cs="Arial"/>
-          <w:b/>
-          <w:bCs/>
-          <w:lang w:eastAsia="zh-CN"/>
-        </w:rPr>
-        <w:t>AI</w:t>
-      </w:r>
-      <w:r>
-        <w:rPr>
-          <w:rFonts w:ascii="Arial" w:hAnsi="Arial" w:cs="Arial"/>
-          <w:lang w:eastAsia="zh-CN"/>
-        </w:rPr>
-        <w:t>. Core topics include:</w:t>
-      </w:r>
-    </w:p>
-    <w:p>
-      <w:pPr>
-        <w:pStyle w:val="ListParagraph"/>
-        <w:numPr>
-          <w:ilvl w:val="0"/>
-          <w:numId w:val="11"/>
-        </w:numPr>
-        <w:rPr>
-          <w:rFonts w:ascii="Arial" w:hAnsi="Arial" w:cs="Arial"/>
-        </w:rPr>
-      </w:pPr>
-      <w:r>
-        <w:rPr>
-          <w:rFonts w:ascii="Arial" w:hAnsi="Arial" w:cs="Arial"/>
-        </w:rPr>
-        <w:t>Social bias in large (vision) language models</w:t>
-      </w:r>
-    </w:p>
-    <w:p>
-      <w:pPr>
-        <w:pStyle w:val="ListParagraph"/>
-        <w:numPr>
-          <w:ilvl w:val="0"/>
-          <w:numId w:val="11"/>
-        </w:numPr>
-        <w:rPr>
-          <w:rFonts w:ascii="Arial" w:hAnsi="Arial" w:cs="Arial"/>
-        </w:rPr>
-      </w:pPr>
-      <w:r>
-        <w:rPr>
-          <w:rFonts w:ascii="Arial" w:hAnsi="Arial" w:cs="Arial"/>
-        </w:rPr>
-        <w:t>Interpretable machine learning</w:t>
-      </w:r>
-    </w:p>
-    <w:p>
-      <w:pPr>
-        <w:pStyle w:val="ListParagraph"/>
-        <w:numPr>
-          <w:ilvl w:val="0"/>
-          <w:numId w:val="11"/>
-        </w:numPr>
-        <w:rPr>
-          <w:rFonts w:ascii="Arial" w:hAnsi="Arial" w:cs="Arial"/>
-        </w:rPr>
-      </w:pPr>
-      <w:r>
-        <w:rPr>
-          <w:rFonts w:ascii="Arial" w:hAnsi="Arial" w:cs="Arial"/>
-        </w:rPr>
-        <w:t xml:space="preserve">Robust </w:t>
-      </w:r>
-      <w:r>
-        <w:rPr>
-          <w:rFonts w:ascii="Arial" w:hAnsi="Arial" w:cs="Arial"/>
-        </w:rPr>
-        <w:t xml:space="preserve">and safe </w:t>
-      </w:r>
-      <w:r>
-        <w:rPr>
-          <w:rFonts w:ascii="Arial" w:hAnsi="Arial" w:cs="Arial"/>
-        </w:rPr>
-        <w:t>machine learning</w:t>
-      </w:r>
-    </w:p>
-    <w:p>
-      <w:pPr>
-        <w:pStyle w:val="ListParagraph"/>
-        <w:numPr>
-          <w:ilvl w:val="0"/>
-          <w:numId w:val="11"/>
-        </w:numPr>
-        <w:rPr>
-          <w:rFonts w:ascii="Arial" w:hAnsi="Arial" w:cs="Arial"/>
-        </w:rPr>
-      </w:pPr>
-      <w:r>
-        <w:rPr>
-          <w:rFonts w:ascii="Arial" w:hAnsi="Arial" w:cs="Arial"/>
-        </w:rPr>
-        <w:t>Fairness and bias in recommendation and learning-to-rank systems</w:t>
       </w:r>
     </w:p>
     <w:p>
@@ -998,7 +769,7 @@
                 <w:sz w:val="22"/>
                 <w:szCs w:val="22"/>
               </w:rPr>
-              <w:t>EMNLP 2026</w:t>
+              <w:t>AACL 2026 Findings</w:t>
             </w:r>
           </w:p>
         </w:tc>
@@ -1022,25 +793,54 @@
                 <w:sz w:val="22"/>
                 <w:szCs w:val="22"/>
               </w:rPr>
-              <w:t>Bowen Wei</w:t>
-            </w:r>
-            <w:r>
-              <w:rPr>
-                <w:rFonts w:ascii="Arial" w:hAnsi="Arial" w:cs="Arial"/>
-                <w:bCs/>
-                <w:sz w:val="22"/>
-                <w:szCs w:val="22"/>
-              </w:rPr>
-              <w:t xml:space="preserve">, Nan Wang, </w:t>
-            </w:r>
-            <w:r>
-              <w:rPr>
-                <w:rFonts w:ascii="Arial" w:hAnsi="Arial" w:cs="Arial"/>
-                <w:b/>
-                <w:sz w:val="22"/>
-                <w:szCs w:val="22"/>
-              </w:rPr>
-              <w:t>Yuqing</w:t>
+              <w:t>Yuqing Zhou</w:t>
+            </w:r>
+            <w:r>
+              <w:rPr>
+                <w:rFonts w:ascii="Arial" w:hAnsi="Arial" w:cs="Arial"/>
+                <w:bCs/>
+                <w:sz w:val="22"/>
+                <w:szCs w:val="22"/>
+              </w:rPr>
+              <w:t xml:space="preserve">, </w:t>
+            </w:r>
+            <w:proofErr w:type="spellStart"/>
+            <w:r>
+              <w:rPr>
+                <w:rFonts w:ascii="Arial" w:hAnsi="Arial" w:cs="Arial"/>
+                <w:bCs/>
+                <w:sz w:val="22"/>
+                <w:szCs w:val="22"/>
+              </w:rPr>
+              <w:t>Zhuoer</w:t>
+            </w:r>
+            <w:proofErr w:type="spellEnd"/>
+            <w:r>
+              <w:rPr>
+                <w:rFonts w:ascii="Arial" w:hAnsi="Arial" w:cs="Arial"/>
+                <w:bCs/>
+                <w:sz w:val="22"/>
+                <w:szCs w:val="22"/>
+              </w:rPr>
+              <w:t xml:space="preserve"> Wang, Jie Yuan, Hong Wang, Samson Koelle, Ziwei Zhu, Wei Niu</w:t>
+            </w:r>
+            <w:r>
+              <w:rPr>
+                <w:rFonts w:ascii="Arial" w:hAnsi="Arial" w:cs="Arial"/>
+                <w:bCs/>
+                <w:sz w:val="22"/>
+                <w:szCs w:val="22"/>
+              </w:rPr>
+              <w:t xml:space="preserve">. </w:t>
+            </w:r>
+            <w:r>
+              <w:rPr>
+                <w:rFonts w:ascii="Arial" w:hAnsi="Arial" w:cs="Arial"/>
+                <w:bCs/>
+                <w:sz w:val="22"/>
+                <w:szCs w:val="22"/>
+              </w:rPr>
+              <w:t>WISE-Flow: Workflow-Induced Structured Experience for Self-Evolving Conversational Service Agents.</w:t>
             </w:r>
             <w:r>
               <w:rPr>
@@ -1054,56 +854,11 @@
             <w:r>
               <w:rPr>
                 <w:rFonts w:ascii="Arial" w:hAnsi="Arial" w:cs="Arial"/>
-                <w:b/>
-                <w:sz w:val="22"/>
-                <w:szCs w:val="22"/>
-              </w:rPr>
-              <w:t>Zhou</w:t>
-            </w:r>
-            <w:r>
-              <w:rPr>
-                <w:rFonts w:ascii="Arial" w:hAnsi="Arial" w:cs="Arial"/>
-                <w:bCs/>
-                <w:sz w:val="22"/>
-                <w:szCs w:val="22"/>
-              </w:rPr>
-              <w:t xml:space="preserve">, </w:t>
-            </w:r>
-            <w:r>
-              <w:rPr>
-                <w:rFonts w:ascii="Arial" w:hAnsi="Arial" w:cs="Arial"/>
-                <w:b/>
-                <w:sz w:val="22"/>
-                <w:szCs w:val="22"/>
-              </w:rPr>
-              <w:t>Jinhao</w:t>
-            </w:r>
-            <w:r>
-              <w:rPr>
-                <w:rFonts w:ascii="Arial" w:hAnsi="Arial" w:cs="Arial"/>
-                <w:bCs/>
-                <w:sz w:val="22"/>
-                <w:szCs w:val="22"/>
-              </w:rPr>
-              <w:t xml:space="preserve"> </w:t>
-            </w:r>
-            <w:r>
-              <w:rPr>
-                <w:rFonts w:ascii="Arial" w:hAnsi="Arial" w:cs="Arial"/>
-                <w:b/>
-                <w:sz w:val="22"/>
-                <w:szCs w:val="22"/>
-              </w:rPr>
-              <w:t>Pan</w:t>
-            </w:r>
-            <w:r>
-              <w:rPr>
-                <w:rFonts w:ascii="Arial" w:hAnsi="Arial" w:cs="Arial"/>
-                <w:bCs/>
-                <w:sz w:val="22"/>
-                <w:szCs w:val="22"/>
-              </w:rPr>
-              <w:t>, Ziwei Zhu. COSE: Confidence-Orchestrated Self-Evolution for Effective LLM Reasoning. The 2026 Conference on Empirical Methods in Natural Language Processing.</w:t>
+                <w:bCs/>
+                <w:sz w:val="22"/>
+                <w:szCs w:val="22"/>
+              </w:rPr>
+              <w:t>The 5th Asia-Pacific Chapter of the Association for Computational Linguistics.</w:t>
             </w:r>
           </w:p>
         </w:tc>
@@ -1155,7 +910,25 @@
                 <w:sz w:val="22"/>
                 <w:szCs w:val="22"/>
               </w:rPr>
-              <w:t>Anjishnu</w:t>
+              <w:t>Bowen Wei</w:t>
+            </w:r>
+            <w:r>
+              <w:rPr>
+                <w:rFonts w:ascii="Arial" w:hAnsi="Arial" w:cs="Arial"/>
+                <w:bCs/>
+                <w:sz w:val="22"/>
+                <w:szCs w:val="22"/>
+              </w:rPr>
+              <w:t xml:space="preserve">, Nan Wang, </w:t>
+            </w:r>
+            <w:r>
+              <w:rPr>
+                <w:rFonts w:ascii="Arial" w:hAnsi="Arial" w:cs="Arial"/>
+                <w:b/>
+                <w:sz w:val="22"/>
+                <w:szCs w:val="22"/>
+              </w:rPr>
+              <w:t>Yuqing</w:t>
             </w:r>
             <w:r>
               <w:rPr>
@@ -1173,31 +946,52 @@
                 <w:sz w:val="22"/>
                 <w:szCs w:val="22"/>
               </w:rPr>
-              <w:t>Mukherjee</w:t>
-            </w:r>
-            <w:r>
-              <w:rPr>
-                <w:rFonts w:ascii="Arial" w:hAnsi="Arial" w:cs="Arial"/>
-                <w:bCs/>
-                <w:sz w:val="22"/>
-                <w:szCs w:val="22"/>
-              </w:rPr>
-              <w:t>, Ziwei Zhu, Antonios Anastasopoulos. Double Trouble: Bilingual Pretraining Leaves Language-Conditioned Effects in Shared-Language Representations.</w:t>
-            </w:r>
-            <w:r>
-              <w:rPr>
-                <w:bCs/>
+              <w:t>Zhou</w:t>
+            </w:r>
+            <w:r>
+              <w:rPr>
+                <w:rFonts w:ascii="Arial" w:hAnsi="Arial" w:cs="Arial"/>
+                <w:bCs/>
+                <w:sz w:val="22"/>
+                <w:szCs w:val="22"/>
+              </w:rPr>
+              <w:t xml:space="preserve">, </w:t>
+            </w:r>
+            <w:r>
+              <w:rPr>
+                <w:rFonts w:ascii="Arial" w:hAnsi="Arial" w:cs="Arial"/>
+                <w:b/>
+                <w:sz w:val="22"/>
+                <w:szCs w:val="22"/>
+              </w:rPr>
+              <w:t>Jinhao</w:t>
+            </w:r>
+            <w:r>
+              <w:rPr>
+                <w:rFonts w:ascii="Arial" w:hAnsi="Arial" w:cs="Arial"/>
+                <w:bCs/>
+                <w:sz w:val="22"/>
+                <w:szCs w:val="22"/>
               </w:rPr>
               <w:t xml:space="preserve"> </w:t>
             </w:r>
             <w:r>
               <w:rPr>
                 <w:rFonts w:ascii="Arial" w:hAnsi="Arial" w:cs="Arial"/>
-                <w:bCs/>
-                <w:sz w:val="22"/>
-                <w:szCs w:val="22"/>
-              </w:rPr>
-              <w:t>The 2026 Conference on Empirical Methods in Natural Language Processing.</w:t>
+                <w:b/>
+                <w:sz w:val="22"/>
+                <w:szCs w:val="22"/>
+              </w:rPr>
+              <w:t>Pan</w:t>
+            </w:r>
+            <w:r>
+              <w:rPr>
+                <w:rFonts w:ascii="Arial" w:hAnsi="Arial" w:cs="Arial"/>
+                <w:bCs/>
+                <w:sz w:val="22"/>
+                <w:szCs w:val="22"/>
+              </w:rPr>
+              <w:t>, Ziwei Zhu. COSE: Confidence-Orchestrated Self-Evolution for Effective LLM Reasoning. The 2026 Conference on Empirical Methods in Natural Language Processing.</w:t>
             </w:r>
           </w:p>
         </w:tc>
@@ -1228,6 +1022,18 @@
               <w:t>EMNLP 2026</w:t>
             </w:r>
           </w:p>
+          <w:p>
+            <w:pPr>
+              <w:jc w:val="right"/>
+              <w:rPr>
+                <w:rFonts w:ascii="Arial" w:hAnsi="Arial" w:cs="Arial"/>
+                <w:b/>
+                <w:bCs/>
+                <w:sz w:val="22"/>
+                <w:szCs w:val="22"/>
+              </w:rPr>
+            </w:pPr>
+          </w:p>
         </w:tc>
         <w:tc>
           <w:tcPr>
@@ -1276,14 +1082,11 @@
                 <w:sz w:val="22"/>
                 <w:szCs w:val="22"/>
               </w:rPr>
-              <w:t>, Ziwei Zhu, Antonios Anastasopoulos. MAPLE: Metadata Conditioned LLM Pretraining for Locale-Aware Question Answering.</w:t>
-            </w:r>
-            <w:r>
-              <w:rPr>
-                <w:rFonts w:ascii="Arial" w:hAnsi="Arial" w:cs="Arial"/>
-                <w:bCs/>
-                <w:sz w:val="22"/>
-                <w:szCs w:val="22"/>
+              <w:t>, Ziwei Zhu, Antonios Anastasopoulos. Double Trouble: Bilingual Pretraining Leaves Language-Conditioned Effects in Shared-Language Representations.</w:t>
+            </w:r>
+            <w:r>
+              <w:rPr>
+                <w:bCs/>
               </w:rPr>
               <w:t xml:space="preserve"> </w:t>
             </w:r>
@@ -1295,6 +1098,26 @@
                 <w:szCs w:val="22"/>
               </w:rPr>
               <w:t>The 2026 Conference on Empirical Methods in Natural Language Processing.</w:t>
+            </w:r>
+            <w:r>
+              <w:rPr>
+                <w:rFonts w:ascii="Arial" w:hAnsi="Arial" w:cs="Arial"/>
+                <w:bCs/>
+                <w:sz w:val="22"/>
+                <w:szCs w:val="22"/>
+              </w:rPr>
+              <w:t xml:space="preserve"> </w:t>
+            </w:r>
+            <w:r>
+              <w:rPr>
+                <w:rFonts w:ascii="Arial" w:hAnsi="Arial" w:cs="Arial"/>
+                <w:b/>
+                <w:bCs/>
+                <w:color w:val="EE0000"/>
+                <w:sz w:val="22"/>
+                <w:szCs w:val="22"/>
+              </w:rPr>
+              <w:t>[Outstanding Paper Award]</w:t>
             </w:r>
           </w:p>
         </w:tc>
@@ -1322,7 +1145,7 @@
                 <w:sz w:val="22"/>
                 <w:szCs w:val="22"/>
               </w:rPr>
-              <w:t>EMNLP 2026 Findings</w:t>
+              <w:t>EMNLP 2026</w:t>
             </w:r>
           </w:p>
         </w:tc>
@@ -1346,7 +1169,7 @@
                 <w:sz w:val="22"/>
                 <w:szCs w:val="22"/>
               </w:rPr>
-              <w:t>Sina</w:t>
+              <w:t>Anjishnu</w:t>
             </w:r>
             <w:r>
               <w:rPr>
@@ -1364,155 +1187,16 @@
                 <w:sz w:val="22"/>
                 <w:szCs w:val="22"/>
               </w:rPr>
-              <w:t>Mansouri</w:t>
-            </w:r>
-            <w:r>
-              <w:rPr>
-                <w:rFonts w:ascii="Arial" w:hAnsi="Arial" w:cs="Arial"/>
-                <w:bCs/>
-                <w:sz w:val="22"/>
-                <w:szCs w:val="22"/>
-              </w:rPr>
-              <w:t xml:space="preserve">, </w:t>
-            </w:r>
-            <w:r>
-              <w:rPr>
-                <w:rFonts w:ascii="Arial" w:hAnsi="Arial" w:cs="Arial"/>
-                <w:b/>
-                <w:sz w:val="22"/>
-                <w:szCs w:val="22"/>
-              </w:rPr>
-              <w:t>Mohit</w:t>
-            </w:r>
-            <w:r>
-              <w:rPr>
-                <w:rFonts w:ascii="Arial" w:hAnsi="Arial" w:cs="Arial"/>
-                <w:bCs/>
-                <w:sz w:val="22"/>
-                <w:szCs w:val="22"/>
-              </w:rPr>
-              <w:t xml:space="preserve"> </w:t>
-            </w:r>
-            <w:proofErr w:type="spellStart"/>
-            <w:r>
-              <w:rPr>
-                <w:rFonts w:ascii="Arial" w:hAnsi="Arial" w:cs="Arial"/>
-                <w:b/>
-                <w:sz w:val="22"/>
-                <w:szCs w:val="22"/>
-              </w:rPr>
-              <w:t>Marvania</w:t>
-            </w:r>
-            <w:proofErr w:type="spellEnd"/>
-            <w:r>
-              <w:rPr>
-                <w:rFonts w:ascii="Arial" w:hAnsi="Arial" w:cs="Arial"/>
-                <w:bCs/>
-                <w:sz w:val="22"/>
-                <w:szCs w:val="22"/>
-              </w:rPr>
-              <w:t xml:space="preserve">, Vibhavari Ashok Shihorkar, Han Ngoc Tran, Kazhal Shafiei, </w:t>
-            </w:r>
-            <w:r>
-              <w:rPr>
-                <w:rFonts w:ascii="Arial" w:hAnsi="Arial" w:cs="Arial"/>
-                <w:b/>
-                <w:sz w:val="22"/>
-                <w:szCs w:val="22"/>
-              </w:rPr>
-              <w:t>Mehrdad</w:t>
-            </w:r>
-            <w:r>
-              <w:rPr>
-                <w:rFonts w:ascii="Arial" w:hAnsi="Arial" w:cs="Arial"/>
-                <w:bCs/>
-                <w:sz w:val="22"/>
-                <w:szCs w:val="22"/>
-              </w:rPr>
-              <w:t xml:space="preserve"> </w:t>
-            </w:r>
-            <w:r>
-              <w:rPr>
-                <w:rFonts w:ascii="Arial" w:hAnsi="Arial" w:cs="Arial"/>
-                <w:b/>
-                <w:sz w:val="22"/>
-                <w:szCs w:val="22"/>
-              </w:rPr>
-              <w:t>Fazli</w:t>
-            </w:r>
-            <w:r>
-              <w:rPr>
-                <w:rFonts w:ascii="Arial" w:hAnsi="Arial" w:cs="Arial"/>
-                <w:bCs/>
-                <w:sz w:val="22"/>
-                <w:szCs w:val="22"/>
-              </w:rPr>
-              <w:t xml:space="preserve">, </w:t>
-            </w:r>
-            <w:proofErr w:type="spellStart"/>
-            <w:r>
-              <w:rPr>
-                <w:rFonts w:ascii="Arial" w:hAnsi="Arial" w:cs="Arial"/>
-                <w:bCs/>
-                <w:sz w:val="22"/>
-                <w:szCs w:val="22"/>
-              </w:rPr>
-              <w:t>Yikuan</w:t>
-            </w:r>
-            <w:proofErr w:type="spellEnd"/>
-            <w:r>
-              <w:rPr>
-                <w:rFonts w:ascii="Arial" w:hAnsi="Arial" w:cs="Arial"/>
-                <w:bCs/>
-                <w:sz w:val="22"/>
-                <w:szCs w:val="22"/>
-              </w:rPr>
-              <w:t xml:space="preserve"> Li, Ziwei Zhu. </w:t>
-            </w:r>
-            <w:proofErr w:type="spellStart"/>
-            <w:r>
-              <w:rPr>
-                <w:rFonts w:ascii="Arial" w:hAnsi="Arial" w:cs="Arial"/>
-                <w:bCs/>
-                <w:sz w:val="22"/>
-                <w:szCs w:val="22"/>
-              </w:rPr>
-              <w:t>VeriSim</w:t>
-            </w:r>
-            <w:proofErr w:type="spellEnd"/>
-            <w:r>
-              <w:rPr>
-                <w:rFonts w:ascii="Arial" w:hAnsi="Arial" w:cs="Arial"/>
-                <w:bCs/>
-                <w:sz w:val="22"/>
-                <w:szCs w:val="22"/>
-              </w:rPr>
-              <w:t xml:space="preserve">: A Configurable Framework for </w:t>
-            </w:r>
-            <w:r>
-              <w:rPr>
-                <w:rFonts w:ascii="Arial" w:hAnsi="Arial" w:cs="Arial"/>
-                <w:bCs/>
-                <w:sz w:val="22"/>
-                <w:szCs w:val="22"/>
-              </w:rPr>
-              <w:lastRenderedPageBreak/>
-              <w:t>Stress-Testing Medical AI Under Patient Communication Noise.</w:t>
-            </w:r>
-            <w:r>
-              <w:rPr>
-                <w:bCs/>
-              </w:rPr>
-              <w:t xml:space="preserve"> </w:t>
-            </w:r>
-            <w:r>
-              <w:rPr>
-                <w:rFonts w:ascii="Arial" w:hAnsi="Arial" w:cs="Arial"/>
-                <w:bCs/>
-                <w:sz w:val="22"/>
-                <w:szCs w:val="22"/>
-              </w:rPr>
-              <w:t>The 2026 Conference on Empirical Methods in Natural Language Processing.</w:t>
+              <w:t>Mukherjee</w:t>
+            </w:r>
+            <w:r>
+              <w:rPr>
+                <w:rFonts w:ascii="Arial" w:hAnsi="Arial" w:cs="Arial"/>
+                <w:bCs/>
+                <w:sz w:val="22"/>
+                <w:szCs w:val="22"/>
+              </w:rPr>
+              <w:t>, Ziwei Zhu, Antonios Anastasopoulos. MAPLE: Metadata Conditioned LLM Pretraining for Locale-Aware Question Answering. The 2026 Conference on Empirical Methods in Natural Language Processing.</w:t>
             </w:r>
           </w:p>
         </w:tc>
@@ -1540,8 +1224,7 @@
                 <w:sz w:val="22"/>
                 <w:szCs w:val="22"/>
               </w:rPr>
-              <w:lastRenderedPageBreak/>
-              <w:t>ICML 2026</w:t>
+              <w:t>EMNLP 2026 Findings</w:t>
             </w:r>
           </w:p>
         </w:tc>
@@ -1565,7 +1248,25 @@
                 <w:sz w:val="22"/>
                 <w:szCs w:val="22"/>
               </w:rPr>
-              <w:t>Jinhao Pan</w:t>
+              <w:t>Sina</w:t>
+            </w:r>
+            <w:r>
+              <w:rPr>
+                <w:rFonts w:ascii="Arial" w:hAnsi="Arial" w:cs="Arial"/>
+                <w:bCs/>
+                <w:sz w:val="22"/>
+                <w:szCs w:val="22"/>
+              </w:rPr>
+              <w:t xml:space="preserve"> </w:t>
+            </w:r>
+            <w:r>
+              <w:rPr>
+                <w:rFonts w:ascii="Arial" w:hAnsi="Arial" w:cs="Arial"/>
+                <w:b/>
+                <w:sz w:val="22"/>
+                <w:szCs w:val="22"/>
+              </w:rPr>
+              <w:t>Mansouri</w:t>
             </w:r>
             <w:r>
               <w:rPr>
@@ -1583,7 +1284,63 @@
                 <w:sz w:val="22"/>
                 <w:szCs w:val="22"/>
               </w:rPr>
-              <w:t>Chahat Raj</w:t>
+              <w:t>Mohit</w:t>
+            </w:r>
+            <w:r>
+              <w:rPr>
+                <w:rFonts w:ascii="Arial" w:hAnsi="Arial" w:cs="Arial"/>
+                <w:bCs/>
+                <w:sz w:val="22"/>
+                <w:szCs w:val="22"/>
+              </w:rPr>
+              <w:t xml:space="preserve"> </w:t>
+            </w:r>
+            <w:proofErr w:type="spellStart"/>
+            <w:r>
+              <w:rPr>
+                <w:rFonts w:ascii="Arial" w:hAnsi="Arial" w:cs="Arial"/>
+                <w:b/>
+                <w:sz w:val="22"/>
+                <w:szCs w:val="22"/>
+              </w:rPr>
+              <w:t>Marvania</w:t>
+            </w:r>
+            <w:proofErr w:type="spellEnd"/>
+            <w:r>
+              <w:rPr>
+                <w:rFonts w:ascii="Arial" w:hAnsi="Arial" w:cs="Arial"/>
+                <w:bCs/>
+                <w:sz w:val="22"/>
+                <w:szCs w:val="22"/>
+              </w:rPr>
+              <w:t xml:space="preserve">, Vibhavari Ashok Shihorkar, Han Ngoc Tran, Kazhal Shafiei, </w:t>
+            </w:r>
+            <w:r>
+              <w:rPr>
+                <w:rFonts w:ascii="Arial" w:hAnsi="Arial" w:cs="Arial"/>
+                <w:b/>
+                <w:sz w:val="22"/>
+                <w:szCs w:val="22"/>
+              </w:rPr>
+              <w:t>Mehrdad</w:t>
+            </w:r>
+            <w:r>
+              <w:rPr>
+                <w:rFonts w:ascii="Arial" w:hAnsi="Arial" w:cs="Arial"/>
+                <w:bCs/>
+                <w:sz w:val="22"/>
+                <w:szCs w:val="22"/>
+              </w:rPr>
+              <w:t xml:space="preserve"> </w:t>
+            </w:r>
+            <w:r>
+              <w:rPr>
+                <w:rFonts w:ascii="Arial" w:hAnsi="Arial" w:cs="Arial"/>
+                <w:b/>
+                <w:sz w:val="22"/>
+                <w:szCs w:val="22"/>
+              </w:rPr>
+              <w:t>Fazli</w:t>
             </w:r>
             <w:r>
               <w:rPr>
@@ -1594,102 +1351,49 @@
               </w:rPr>
               <w:t xml:space="preserve">, </w:t>
             </w:r>
-            <w:r>
-              <w:rPr>
-                <w:rFonts w:ascii="Arial" w:hAnsi="Arial" w:cs="Arial"/>
-                <w:b/>
-                <w:sz w:val="22"/>
-                <w:szCs w:val="22"/>
-              </w:rPr>
-              <w:t>Anjishnu Mukherjee</w:t>
-            </w:r>
-            <w:r>
-              <w:rPr>
-                <w:rFonts w:ascii="Arial" w:hAnsi="Arial" w:cs="Arial"/>
-                <w:bCs/>
-                <w:sz w:val="22"/>
-                <w:szCs w:val="22"/>
-              </w:rPr>
-              <w:t xml:space="preserve">, </w:t>
-            </w:r>
-            <w:r>
-              <w:rPr>
-                <w:rFonts w:ascii="Arial" w:hAnsi="Arial" w:cs="Arial"/>
-                <w:b/>
-                <w:sz w:val="22"/>
-                <w:szCs w:val="22"/>
-              </w:rPr>
-              <w:t>Sina Mansouri</w:t>
-            </w:r>
-            <w:r>
-              <w:rPr>
-                <w:rFonts w:ascii="Arial" w:hAnsi="Arial" w:cs="Arial"/>
-                <w:bCs/>
-                <w:sz w:val="22"/>
-                <w:szCs w:val="22"/>
-              </w:rPr>
-              <w:t xml:space="preserve">, </w:t>
-            </w:r>
-            <w:r>
-              <w:rPr>
-                <w:rFonts w:ascii="Arial" w:hAnsi="Arial" w:cs="Arial"/>
-                <w:b/>
-                <w:sz w:val="22"/>
-                <w:szCs w:val="22"/>
-              </w:rPr>
-              <w:t>Bowen Wei</w:t>
-            </w:r>
-            <w:r>
-              <w:rPr>
-                <w:rFonts w:ascii="Arial" w:hAnsi="Arial" w:cs="Arial"/>
-                <w:bCs/>
-                <w:sz w:val="22"/>
-                <w:szCs w:val="22"/>
-              </w:rPr>
-              <w:t xml:space="preserve">, </w:t>
-            </w:r>
-            <w:r>
-              <w:rPr>
-                <w:rFonts w:ascii="Arial" w:hAnsi="Arial" w:cs="Arial"/>
-                <w:b/>
-                <w:sz w:val="22"/>
-                <w:szCs w:val="22"/>
-              </w:rPr>
-              <w:t>Shloka Yada</w:t>
-            </w:r>
-            <w:r>
-              <w:rPr>
-                <w:rFonts w:ascii="Arial" w:hAnsi="Arial" w:cs="Arial"/>
-                <w:bCs/>
-                <w:sz w:val="22"/>
-                <w:szCs w:val="22"/>
-              </w:rPr>
-              <w:t>, Ziwei Zhu</w:t>
-            </w:r>
-            <w:r>
-              <w:rPr>
-                <w:rFonts w:ascii="Arial" w:hAnsi="Arial" w:cs="Arial"/>
-                <w:bCs/>
-                <w:sz w:val="22"/>
-                <w:szCs w:val="22"/>
-              </w:rPr>
-              <w:t xml:space="preserve">. </w:t>
-            </w:r>
-            <w:r>
-              <w:rPr>
-                <w:rFonts w:ascii="Arial" w:hAnsi="Arial" w:cs="Arial"/>
-                <w:bCs/>
-                <w:sz w:val="22"/>
-                <w:szCs w:val="22"/>
-              </w:rPr>
-              <w:t>Knowing Bias, Doing Better: Mitigating Social Bias in LLMs via Know-Bias Neuron Enhancement.</w:t>
-            </w:r>
-            <w:r>
-              <w:rPr>
-                <w:rFonts w:ascii="Arial" w:hAnsi="Arial" w:cs="Arial"/>
-                <w:bCs/>
-                <w:sz w:val="22"/>
-                <w:szCs w:val="22"/>
+            <w:proofErr w:type="spellStart"/>
+            <w:r>
+              <w:rPr>
+                <w:rFonts w:ascii="Arial" w:hAnsi="Arial" w:cs="Arial"/>
+                <w:bCs/>
+                <w:sz w:val="22"/>
+                <w:szCs w:val="22"/>
+              </w:rPr>
+              <w:t>Yikuan</w:t>
+            </w:r>
+            <w:proofErr w:type="spellEnd"/>
+            <w:r>
+              <w:rPr>
+                <w:rFonts w:ascii="Arial" w:hAnsi="Arial" w:cs="Arial"/>
+                <w:bCs/>
+                <w:sz w:val="22"/>
+                <w:szCs w:val="22"/>
+              </w:rPr>
+              <w:t xml:space="preserve"> Li, Ziwei Zhu. </w:t>
+            </w:r>
+            <w:proofErr w:type="spellStart"/>
+            <w:r>
+              <w:rPr>
+                <w:rFonts w:ascii="Arial" w:hAnsi="Arial" w:cs="Arial"/>
+                <w:bCs/>
+                <w:sz w:val="22"/>
+                <w:szCs w:val="22"/>
+              </w:rPr>
+              <w:t>VeriSim</w:t>
+            </w:r>
+            <w:proofErr w:type="spellEnd"/>
+            <w:r>
+              <w:rPr>
+                <w:rFonts w:ascii="Arial" w:hAnsi="Arial" w:cs="Arial"/>
+                <w:bCs/>
+                <w:sz w:val="22"/>
+                <w:szCs w:val="22"/>
+              </w:rPr>
+              <w:t>: A Configurable Framework for Stress-Testing Medical AI Under Patient Communication Noise.</w:t>
+            </w:r>
+            <w:r>
+              <w:rPr>
+                <w:bCs/>
               </w:rPr>
               <w:t xml:space="preserve"> </w:t>
             </w:r>
@@ -1700,7 +1404,7 @@
                 <w:sz w:val="22"/>
                 <w:szCs w:val="22"/>
               </w:rPr>
-              <w:t>Forty-third International Conference on Machine Learning.</w:t>
+              <w:t>The 2026 Conference on Empirical Methods in Natural Language Processing.</w:t>
             </w:r>
           </w:p>
         </w:tc>
@@ -1728,7 +1432,7 @@
                 <w:sz w:val="22"/>
                 <w:szCs w:val="22"/>
               </w:rPr>
-              <w:t>ACL 2026 Findings</w:t>
+              <w:t>ICML 2026</w:t>
             </w:r>
           </w:p>
         </w:tc>
@@ -1752,16 +1456,16 @@
                 <w:sz w:val="22"/>
                 <w:szCs w:val="22"/>
               </w:rPr>
-              <w:t>Chahat</w:t>
-            </w:r>
-            <w:r>
-              <w:rPr>
-                <w:rFonts w:ascii="Arial" w:hAnsi="Arial" w:cs="Arial"/>
-                <w:bCs/>
-                <w:sz w:val="22"/>
-                <w:szCs w:val="22"/>
-              </w:rPr>
-              <w:t xml:space="preserve"> </w:t>
+              <w:t>Jinhao Pan</w:t>
+            </w:r>
+            <w:r>
+              <w:rPr>
+                <w:rFonts w:ascii="Arial" w:hAnsi="Arial" w:cs="Arial"/>
+                <w:bCs/>
+                <w:sz w:val="22"/>
+                <w:szCs w:val="22"/>
+              </w:rPr>
+              <w:t xml:space="preserve">, </w:t>
             </w:r>
             <w:r>
               <w:rPr>
@@ -1770,7 +1474,7 @@
                 <w:sz w:val="22"/>
                 <w:szCs w:val="22"/>
               </w:rPr>
-              <w:t>Raj</w:t>
+              <w:t>Chahat Raj</w:t>
             </w:r>
             <w:r>
               <w:rPr>
@@ -1788,16 +1492,16 @@
                 <w:sz w:val="22"/>
                 <w:szCs w:val="22"/>
               </w:rPr>
-              <w:t>Mahika</w:t>
-            </w:r>
-            <w:r>
-              <w:rPr>
-                <w:rFonts w:ascii="Arial" w:hAnsi="Arial" w:cs="Arial"/>
-                <w:bCs/>
-                <w:sz w:val="22"/>
-                <w:szCs w:val="22"/>
-              </w:rPr>
-              <w:t xml:space="preserve"> </w:t>
+              <w:t>Anjishnu Mukherjee</w:t>
+            </w:r>
+            <w:r>
+              <w:rPr>
+                <w:rFonts w:ascii="Arial" w:hAnsi="Arial" w:cs="Arial"/>
+                <w:bCs/>
+                <w:sz w:val="22"/>
+                <w:szCs w:val="22"/>
+              </w:rPr>
+              <w:t xml:space="preserve">, </w:t>
             </w:r>
             <w:r>
               <w:rPr>
@@ -1806,16 +1510,52 @@
                 <w:sz w:val="22"/>
                 <w:szCs w:val="22"/>
               </w:rPr>
-              <w:t>Banerjee</w:t>
-            </w:r>
-            <w:r>
-              <w:rPr>
-                <w:rFonts w:ascii="Arial" w:hAnsi="Arial" w:cs="Arial"/>
-                <w:bCs/>
-                <w:sz w:val="22"/>
-                <w:szCs w:val="22"/>
-              </w:rPr>
-              <w:t>, Aylin Caliskan, Antonios Anastasopoulos, Ziwei Zhu. Talent or Luck? Evaluating Attribution Bias in Large Language Models. The 64th Annual Meeting of the Association for Computational Linguistics.</w:t>
+              <w:t>Sina Mansouri</w:t>
+            </w:r>
+            <w:r>
+              <w:rPr>
+                <w:rFonts w:ascii="Arial" w:hAnsi="Arial" w:cs="Arial"/>
+                <w:bCs/>
+                <w:sz w:val="22"/>
+                <w:szCs w:val="22"/>
+              </w:rPr>
+              <w:t xml:space="preserve">, </w:t>
+            </w:r>
+            <w:r>
+              <w:rPr>
+                <w:rFonts w:ascii="Arial" w:hAnsi="Arial" w:cs="Arial"/>
+                <w:b/>
+                <w:sz w:val="22"/>
+                <w:szCs w:val="22"/>
+              </w:rPr>
+              <w:t>Bowen Wei</w:t>
+            </w:r>
+            <w:r>
+              <w:rPr>
+                <w:rFonts w:ascii="Arial" w:hAnsi="Arial" w:cs="Arial"/>
+                <w:bCs/>
+                <w:sz w:val="22"/>
+                <w:szCs w:val="22"/>
+              </w:rPr>
+              <w:t xml:space="preserve">, </w:t>
+            </w:r>
+            <w:r>
+              <w:rPr>
+                <w:rFonts w:ascii="Arial" w:hAnsi="Arial" w:cs="Arial"/>
+                <w:b/>
+                <w:sz w:val="22"/>
+                <w:szCs w:val="22"/>
+              </w:rPr>
+              <w:t>Shloka Yada</w:t>
+            </w:r>
+            <w:r>
+              <w:rPr>
+                <w:rFonts w:ascii="Arial" w:hAnsi="Arial" w:cs="Arial"/>
+                <w:bCs/>
+                <w:sz w:val="22"/>
+                <w:szCs w:val="22"/>
+              </w:rPr>
+              <w:t>, Ziwei Zhu. Knowing Bias, Doing Better: Mitigating Social Bias in LLMs via Know-Bias Neuron Enhancement. Forty-third International Conference on Machine Learning.</w:t>
             </w:r>
           </w:p>
         </w:tc>
@@ -1843,7 +1583,8 @@
                 <w:sz w:val="22"/>
                 <w:szCs w:val="22"/>
               </w:rPr>
-              <w:t>ACL 2026 Oral</w:t>
+              <w:lastRenderedPageBreak/>
+              <w:t>ACL 2026 Findings</w:t>
             </w:r>
           </w:p>
         </w:tc>
@@ -1903,7 +1644,7 @@
                 <w:sz w:val="22"/>
                 <w:szCs w:val="22"/>
               </w:rPr>
-              <w:t>Bowen</w:t>
+              <w:t>Mahika</w:t>
             </w:r>
             <w:r>
               <w:rPr>
@@ -1921,16 +1662,16 @@
                 <w:sz w:val="22"/>
                 <w:szCs w:val="22"/>
               </w:rPr>
-              <w:t>Wei</w:t>
-            </w:r>
-            <w:r>
-              <w:rPr>
-                <w:rFonts w:ascii="Arial" w:hAnsi="Arial" w:cs="Arial"/>
-                <w:bCs/>
-                <w:sz w:val="22"/>
-                <w:szCs w:val="22"/>
-              </w:rPr>
-              <w:t>, Aylin Caliskan, Antonios Anastasopoulos, Ziwei Zhu. VIGNETTE: Socially Grounded Bias Evaluation for Vision-Language Models. The 64th Annual Meeting of the Association for Computational Linguistics.</w:t>
+              <w:t>Banerjee</w:t>
+            </w:r>
+            <w:r>
+              <w:rPr>
+                <w:rFonts w:ascii="Arial" w:hAnsi="Arial" w:cs="Arial"/>
+                <w:bCs/>
+                <w:sz w:val="22"/>
+                <w:szCs w:val="22"/>
+              </w:rPr>
+              <w:t>, Aylin Caliskan, Antonios Anastasopoulos, Ziwei Zhu. Talent or Luck? Evaluating Attribution Bias in Large Language Models. The 64th Annual Meeting of the Association for Computational Linguistics.</w:t>
             </w:r>
           </w:p>
         </w:tc>
@@ -1958,7 +1699,7 @@
                 <w:sz w:val="22"/>
                 <w:szCs w:val="22"/>
               </w:rPr>
-              <w:t>ACL 2026 Findings</w:t>
+              <w:t>ACL 2026 Oral</w:t>
             </w:r>
           </w:p>
         </w:tc>
@@ -1982,7 +1723,7 @@
                 <w:sz w:val="22"/>
                 <w:szCs w:val="22"/>
               </w:rPr>
-              <w:t>Mehrdad</w:t>
+              <w:t>Chahat</w:t>
             </w:r>
             <w:r>
               <w:rPr>
@@ -2000,7 +1741,7 @@
                 <w:sz w:val="22"/>
                 <w:szCs w:val="22"/>
               </w:rPr>
-              <w:t>Fazli</w:t>
+              <w:t>Raj</w:t>
             </w:r>
             <w:r>
               <w:rPr>
@@ -2045,7 +1786,26 @@
                 <w:sz w:val="22"/>
                 <w:szCs w:val="22"/>
               </w:rPr>
-              <w:t>, Ziwei Zhu. Context-Aware Decoding for Faithful Vision-Language Generation. The 64th Annual Meeting of the Association for Computational Linguistics.</w:t>
+              <w:t>, Aylin Caliskan, Antonios Anastasopoulos, Ziwei Zhu. VIGNETTE: Socially Grounded Bias Evaluation for Vision-Language Models. The 64th Annual Meeting of the Association for Computational Linguistics.</w:t>
+            </w:r>
+            <w:r>
+              <w:rPr>
+                <w:rFonts w:ascii="Arial" w:hAnsi="Arial" w:cs="Arial"/>
+                <w:bCs/>
+                <w:sz w:val="22"/>
+                <w:szCs w:val="22"/>
+              </w:rPr>
+              <w:t xml:space="preserve"> </w:t>
+            </w:r>
+            <w:r>
+              <w:rPr>
+                <w:rFonts w:ascii="Arial" w:hAnsi="Arial" w:cs="Arial"/>
+                <w:b/>
+                <w:color w:val="EE0000"/>
+                <w:sz w:val="22"/>
+                <w:szCs w:val="22"/>
+              </w:rPr>
+              <w:t>[SAC Highlight Award]</w:t>
             </w:r>
           </w:p>
         </w:tc>
@@ -2073,7 +1833,7 @@
                 <w:sz w:val="22"/>
                 <w:szCs w:val="22"/>
               </w:rPr>
-              <w:t>WACV 2026</w:t>
+              <w:t>ACL 2026 Findings</w:t>
             </w:r>
           </w:p>
         </w:tc>
@@ -2097,7 +1857,25 @@
                 <w:sz w:val="22"/>
                 <w:szCs w:val="22"/>
               </w:rPr>
-              <w:t>Mehrdad Fazli</w:t>
+              <w:t>Mehrdad</w:t>
+            </w:r>
+            <w:r>
+              <w:rPr>
+                <w:rFonts w:ascii="Arial" w:hAnsi="Arial" w:cs="Arial"/>
+                <w:bCs/>
+                <w:sz w:val="22"/>
+                <w:szCs w:val="22"/>
+              </w:rPr>
+              <w:t xml:space="preserve"> </w:t>
+            </w:r>
+            <w:r>
+              <w:rPr>
+                <w:rFonts w:ascii="Arial" w:hAnsi="Arial" w:cs="Arial"/>
+                <w:b/>
+                <w:sz w:val="22"/>
+                <w:szCs w:val="22"/>
+              </w:rPr>
+              <w:t>Fazli</w:t>
             </w:r>
             <w:r>
               <w:rPr>
@@ -2115,16 +1893,16 @@
                 <w:sz w:val="22"/>
                 <w:szCs w:val="22"/>
               </w:rPr>
-              <w:t>Bowen Wei</w:t>
-            </w:r>
-            <w:r>
-              <w:rPr>
-                <w:rFonts w:ascii="Arial" w:hAnsi="Arial" w:cs="Arial"/>
-                <w:bCs/>
-                <w:sz w:val="22"/>
-                <w:szCs w:val="22"/>
-              </w:rPr>
-              <w:t xml:space="preserve">, </w:t>
+              <w:t>Bowen</w:t>
+            </w:r>
+            <w:r>
+              <w:rPr>
+                <w:rFonts w:ascii="Arial" w:hAnsi="Arial" w:cs="Arial"/>
+                <w:bCs/>
+                <w:sz w:val="22"/>
+                <w:szCs w:val="22"/>
+              </w:rPr>
+              <w:t xml:space="preserve"> </w:t>
             </w:r>
             <w:r>
               <w:rPr>
@@ -2133,52 +1911,16 @@
                 <w:sz w:val="22"/>
                 <w:szCs w:val="22"/>
               </w:rPr>
-              <w:t>Ahmet Sari</w:t>
-            </w:r>
-            <w:r>
-              <w:rPr>
-                <w:rFonts w:ascii="Arial" w:hAnsi="Arial" w:cs="Arial"/>
-                <w:bCs/>
-                <w:sz w:val="22"/>
-                <w:szCs w:val="22"/>
-              </w:rPr>
-              <w:t>, Ziwei Zhu</w:t>
-            </w:r>
-            <w:r>
-              <w:rPr>
-                <w:rFonts w:ascii="Arial" w:hAnsi="Arial" w:cs="Arial"/>
-                <w:bCs/>
-                <w:sz w:val="22"/>
-                <w:szCs w:val="22"/>
-              </w:rPr>
-              <w:t xml:space="preserve">. </w:t>
-            </w:r>
-            <w:r>
-              <w:rPr>
-                <w:rFonts w:ascii="Arial" w:hAnsi="Arial" w:cs="Arial"/>
-                <w:bCs/>
-                <w:sz w:val="22"/>
-                <w:szCs w:val="22"/>
-              </w:rPr>
-              <w:t>CAAC: Confidence-Aware Attention Calibration to Reduce Hallucinations in Large Vision-Language Models.</w:t>
-            </w:r>
-            <w:r>
-              <w:rPr>
-                <w:rFonts w:ascii="Arial" w:hAnsi="Arial" w:cs="Arial"/>
-                <w:bCs/>
-                <w:sz w:val="22"/>
-                <w:szCs w:val="22"/>
-              </w:rPr>
-              <w:t xml:space="preserve"> </w:t>
-            </w:r>
-            <w:r>
-              <w:rPr>
-                <w:rFonts w:ascii="Arial" w:hAnsi="Arial" w:cs="Arial"/>
-                <w:bCs/>
-                <w:sz w:val="22"/>
-                <w:szCs w:val="22"/>
-              </w:rPr>
-              <w:t>IEEE/CVF Winter Conference on Applications of Computer Vision 2026.</w:t>
+              <w:t>Wei</w:t>
+            </w:r>
+            <w:r>
+              <w:rPr>
+                <w:rFonts w:ascii="Arial" w:hAnsi="Arial" w:cs="Arial"/>
+                <w:bCs/>
+                <w:sz w:val="22"/>
+                <w:szCs w:val="22"/>
+              </w:rPr>
+              <w:t>, Ziwei Zhu. Context-Aware Decoding for Faithful Vision-Language Generation. The 64th Annual Meeting of the Association for Computational Linguistics.</w:t>
             </w:r>
           </w:p>
         </w:tc>
@@ -2206,7 +1948,7 @@
                 <w:sz w:val="22"/>
                 <w:szCs w:val="22"/>
               </w:rPr>
-              <w:t>AAAI 2026</w:t>
+              <w:t>WACV 2026</w:t>
             </w:r>
           </w:p>
         </w:tc>
@@ -2230,7 +1972,7 @@
                 <w:sz w:val="22"/>
                 <w:szCs w:val="22"/>
               </w:rPr>
-              <w:t>Jinhao Pan</w:t>
+              <w:t>Mehrdad Fazli</w:t>
             </w:r>
             <w:r>
               <w:rPr>
@@ -2248,7 +1990,25 @@
                 <w:sz w:val="22"/>
                 <w:szCs w:val="22"/>
               </w:rPr>
-              <w:t>Chahat Raj</w:t>
+              <w:t>Bowen Wei</w:t>
+            </w:r>
+            <w:r>
+              <w:rPr>
+                <w:rFonts w:ascii="Arial" w:hAnsi="Arial" w:cs="Arial"/>
+                <w:bCs/>
+                <w:sz w:val="22"/>
+                <w:szCs w:val="22"/>
+              </w:rPr>
+              <w:t xml:space="preserve">, </w:t>
+            </w:r>
+            <w:r>
+              <w:rPr>
+                <w:rFonts w:ascii="Arial" w:hAnsi="Arial" w:cs="Arial"/>
+                <w:b/>
+                <w:sz w:val="22"/>
+                <w:szCs w:val="22"/>
+              </w:rPr>
+              <w:t>Ahmet Sari</w:t>
             </w:r>
             <w:r>
               <w:rPr>
@@ -2275,7 +2035,7 @@
                 <w:sz w:val="22"/>
                 <w:szCs w:val="22"/>
               </w:rPr>
-              <w:t>Bias Association Discovery Framework for Open-Ended LLM Generation.</w:t>
+              <w:t>CAAC: Confidence-Aware Attention Calibration to Reduce Hallucinations in Large Vision-Language Models.</w:t>
             </w:r>
             <w:r>
               <w:rPr>
@@ -2293,7 +2053,7 @@
                 <w:sz w:val="22"/>
                 <w:szCs w:val="22"/>
               </w:rPr>
-              <w:t>The 40th Annual AAAI Conference on Artificial Intelligence.</w:t>
+              <w:t>IEEE/CVF Winter Conference on Applications of Computer Vision 2026.</w:t>
             </w:r>
           </w:p>
         </w:tc>
@@ -2323,14 +2083,6 @@
               </w:rPr>
               <w:t>AAAI 2026</w:t>
             </w:r>
-            <w:r>
-              <w:rPr>
-                <w:rFonts w:ascii="Arial" w:hAnsi="Arial" w:cs="Arial"/>
-                <w:sz w:val="22"/>
-                <w:szCs w:val="22"/>
-              </w:rPr>
-              <w:t xml:space="preserve"> Oral</w:t>
-            </w:r>
           </w:p>
         </w:tc>
         <w:tc>
@@ -2353,7 +2105,7 @@
                 <w:sz w:val="22"/>
                 <w:szCs w:val="22"/>
               </w:rPr>
-              <w:t>Bowen Wei</w:t>
+              <w:t>Jinhao Pan</w:t>
             </w:r>
             <w:r>
               <w:rPr>
@@ -2371,7 +2123,7 @@
                 <w:sz w:val="22"/>
                 <w:szCs w:val="22"/>
               </w:rPr>
-              <w:t>Mehrdad Fazli</w:t>
+              <w:t>Chahat Raj</w:t>
             </w:r>
             <w:r>
               <w:rPr>
@@ -2398,7 +2150,7 @@
                 <w:sz w:val="22"/>
                 <w:szCs w:val="22"/>
               </w:rPr>
-              <w:t>Making Sense of LLM Decisions: A Prototype-based Framework for Explainable Classification.</w:t>
+              <w:t>Bias Association Discovery Framework for Open-Ended LLM Generation.</w:t>
             </w:r>
             <w:r>
               <w:rPr>
@@ -2444,7 +2196,15 @@
                 <w:sz w:val="22"/>
                 <w:szCs w:val="22"/>
               </w:rPr>
-              <w:t>EMNLP 2025 Findings</w:t>
+              <w:t>AAAI 2026</w:t>
+            </w:r>
+            <w:r>
+              <w:rPr>
+                <w:rFonts w:ascii="Arial" w:hAnsi="Arial" w:cs="Arial"/>
+                <w:sz w:val="22"/>
+                <w:szCs w:val="22"/>
+              </w:rPr>
+              <w:t xml:space="preserve"> Oral</w:t>
             </w:r>
           </w:p>
         </w:tc>
@@ -2468,7 +2228,7 @@
                 <w:sz w:val="22"/>
                 <w:szCs w:val="22"/>
               </w:rPr>
-              <w:t>Jinhao Pan</w:t>
+              <w:t>Bowen Wei</w:t>
             </w:r>
             <w:r>
               <w:rPr>
@@ -2486,7 +2246,34 @@
                 <w:sz w:val="22"/>
                 <w:szCs w:val="22"/>
               </w:rPr>
-              <w:t>Chahat</w:t>
+              <w:t>Mehrdad Fazli</w:t>
+            </w:r>
+            <w:r>
+              <w:rPr>
+                <w:rFonts w:ascii="Arial" w:hAnsi="Arial" w:cs="Arial"/>
+                <w:bCs/>
+                <w:sz w:val="22"/>
+                <w:szCs w:val="22"/>
+              </w:rPr>
+              <w:t>, Ziwei Zhu</w:t>
+            </w:r>
+            <w:r>
+              <w:rPr>
+                <w:rFonts w:ascii="Arial" w:hAnsi="Arial" w:cs="Arial"/>
+                <w:bCs/>
+                <w:sz w:val="22"/>
+                <w:szCs w:val="22"/>
+              </w:rPr>
+              <w:t xml:space="preserve">. </w:t>
+            </w:r>
+            <w:r>
+              <w:rPr>
+                <w:rFonts w:ascii="Arial" w:hAnsi="Arial" w:cs="Arial"/>
+                <w:bCs/>
+                <w:sz w:val="22"/>
+                <w:szCs w:val="22"/>
+              </w:rPr>
+              <w:t>Making Sense of LLM Decisions: A Prototype-based Framework for Explainable Classification.</w:t>
             </w:r>
             <w:r>
               <w:rPr>
@@ -2500,56 +2287,11 @@
             <w:r>
               <w:rPr>
                 <w:rFonts w:ascii="Arial" w:hAnsi="Arial" w:cs="Arial"/>
-                <w:b/>
-                <w:sz w:val="22"/>
-                <w:szCs w:val="22"/>
-              </w:rPr>
-              <w:t>Raj</w:t>
-            </w:r>
-            <w:r>
-              <w:rPr>
-                <w:rFonts w:ascii="Arial" w:hAnsi="Arial" w:cs="Arial"/>
-                <w:bCs/>
-                <w:sz w:val="22"/>
-                <w:szCs w:val="22"/>
-              </w:rPr>
-              <w:t>, Ziyu Yao, Ziwei Zhu</w:t>
-            </w:r>
-            <w:r>
-              <w:rPr>
-                <w:rFonts w:ascii="Arial" w:hAnsi="Arial" w:cs="Arial"/>
-                <w:bCs/>
-                <w:sz w:val="22"/>
-                <w:szCs w:val="22"/>
-              </w:rPr>
-              <w:t xml:space="preserve">. </w:t>
-            </w:r>
-            <w:r>
-              <w:rPr>
-                <w:rFonts w:ascii="Arial" w:hAnsi="Arial" w:cs="Arial"/>
-                <w:bCs/>
-                <w:sz w:val="22"/>
-                <w:szCs w:val="22"/>
-              </w:rPr>
-              <w:t>What's Not Said Still Hurts: A Description-Based Evaluation Framework for Measuring Social Bias in LLMs.</w:t>
-            </w:r>
-            <w:r>
-              <w:rPr>
-                <w:rFonts w:ascii="Arial" w:hAnsi="Arial" w:cs="Arial"/>
-                <w:bCs/>
-                <w:sz w:val="22"/>
-                <w:szCs w:val="22"/>
-              </w:rPr>
-              <w:t xml:space="preserve"> </w:t>
-            </w:r>
-            <w:r>
-              <w:rPr>
-                <w:rFonts w:ascii="Arial" w:hAnsi="Arial" w:cs="Arial"/>
-                <w:bCs/>
-                <w:sz w:val="22"/>
-                <w:szCs w:val="22"/>
-              </w:rPr>
-              <w:t>The 2025 Conference on Empirical Methods in Natural Language Processing.</w:t>
+                <w:bCs/>
+                <w:sz w:val="22"/>
+                <w:szCs w:val="22"/>
+              </w:rPr>
+              <w:t>The 40th Annual AAAI Conference on Artificial Intelligence.</w:t>
             </w:r>
           </w:p>
         </w:tc>
@@ -2594,26 +2336,6 @@
                 <w:szCs w:val="22"/>
               </w:rPr>
             </w:pPr>
-            <w:proofErr w:type="spellStart"/>
-            <w:r>
-              <w:rPr>
-                <w:rFonts w:ascii="Arial" w:hAnsi="Arial" w:cs="Arial"/>
-                <w:bCs/>
-                <w:sz w:val="22"/>
-                <w:szCs w:val="22"/>
-              </w:rPr>
-              <w:t>Prommy</w:t>
-            </w:r>
-            <w:proofErr w:type="spellEnd"/>
-            <w:r>
-              <w:rPr>
-                <w:rFonts w:ascii="Arial" w:hAnsi="Arial" w:cs="Arial"/>
-                <w:bCs/>
-                <w:sz w:val="22"/>
-                <w:szCs w:val="22"/>
-              </w:rPr>
-              <w:t xml:space="preserve"> Sultana Hossain, </w:t>
-            </w:r>
             <w:r>
               <w:rPr>
                 <w:rFonts w:ascii="Arial" w:hAnsi="Arial" w:cs="Arial"/>
@@ -2621,6 +2343,24 @@
                 <w:sz w:val="22"/>
                 <w:szCs w:val="22"/>
               </w:rPr>
+              <w:t>Jinhao Pan</w:t>
+            </w:r>
+            <w:r>
+              <w:rPr>
+                <w:rFonts w:ascii="Arial" w:hAnsi="Arial" w:cs="Arial"/>
+                <w:bCs/>
+                <w:sz w:val="22"/>
+                <w:szCs w:val="22"/>
+              </w:rPr>
+              <w:t xml:space="preserve">, </w:t>
+            </w:r>
+            <w:r>
+              <w:rPr>
+                <w:rFonts w:ascii="Arial" w:hAnsi="Arial" w:cs="Arial"/>
+                <w:b/>
+                <w:sz w:val="22"/>
+                <w:szCs w:val="22"/>
+              </w:rPr>
               <w:t>Chahat</w:t>
             </w:r>
             <w:r>
@@ -2648,7 +2388,7 @@
                 <w:sz w:val="22"/>
                 <w:szCs w:val="22"/>
               </w:rPr>
-              <w:t>, Ziwei Zhu, Jessica Lin, Emanuela Marasco</w:t>
+              <w:t>, Ziyu Yao, Ziwei Zhu</w:t>
             </w:r>
             <w:r>
               <w:rPr>
@@ -2666,7 +2406,7 @@
                 <w:sz w:val="22"/>
                 <w:szCs w:val="22"/>
               </w:rPr>
-              <w:t>Toward Inclusive Language Models: Sparsity-Driven Calibration for Systematic and Interpretable Mitigation of Social Biases in LLMs.</w:t>
+              <w:t>What's Not Said Still Hurts: A Description-Based Evaluation Framework for Measuring Social Bias in LLMs.</w:t>
             </w:r>
             <w:r>
               <w:rPr>
@@ -2712,7 +2452,7 @@
                 <w:sz w:val="22"/>
                 <w:szCs w:val="22"/>
               </w:rPr>
-              <w:t>ACL 2025</w:t>
+              <w:t>EMNLP 2025 Findings</w:t>
             </w:r>
           </w:p>
         </w:tc>
@@ -2729,6 +2469,26 @@
                 <w:szCs w:val="22"/>
               </w:rPr>
             </w:pPr>
+            <w:proofErr w:type="spellStart"/>
+            <w:r>
+              <w:rPr>
+                <w:rFonts w:ascii="Arial" w:hAnsi="Arial" w:cs="Arial"/>
+                <w:bCs/>
+                <w:sz w:val="22"/>
+                <w:szCs w:val="22"/>
+              </w:rPr>
+              <w:t>Prommy</w:t>
+            </w:r>
+            <w:proofErr w:type="spellEnd"/>
+            <w:r>
+              <w:rPr>
+                <w:rFonts w:ascii="Arial" w:hAnsi="Arial" w:cs="Arial"/>
+                <w:bCs/>
+                <w:sz w:val="22"/>
+                <w:szCs w:val="22"/>
+              </w:rPr>
+              <w:t xml:space="preserve"> Sultana Hossain, </w:t>
+            </w:r>
             <w:r>
               <w:rPr>
                 <w:rFonts w:ascii="Arial" w:hAnsi="Arial" w:cs="Arial"/>
@@ -2736,7 +2496,7 @@
                 <w:sz w:val="22"/>
                 <w:szCs w:val="22"/>
               </w:rPr>
-              <w:t>Bowen</w:t>
+              <w:t>Chahat</w:t>
             </w:r>
             <w:r>
               <w:rPr>
@@ -2754,16 +2514,16 @@
                 <w:sz w:val="22"/>
                 <w:szCs w:val="22"/>
               </w:rPr>
-              <w:t>Wei</w:t>
-            </w:r>
-            <w:r>
-              <w:rPr>
-                <w:rFonts w:ascii="Arial" w:hAnsi="Arial" w:cs="Arial"/>
-                <w:bCs/>
-                <w:sz w:val="22"/>
-                <w:szCs w:val="22"/>
-              </w:rPr>
-              <w:t xml:space="preserve"> and Ziwei Zhu</w:t>
+              <w:t>Raj</w:t>
+            </w:r>
+            <w:r>
+              <w:rPr>
+                <w:rFonts w:ascii="Arial" w:hAnsi="Arial" w:cs="Arial"/>
+                <w:bCs/>
+                <w:sz w:val="22"/>
+                <w:szCs w:val="22"/>
+              </w:rPr>
+              <w:t>, Ziwei Zhu, Jessica Lin, Emanuela Marasco</w:t>
             </w:r>
             <w:r>
               <w:rPr>
@@ -2774,25 +2534,14 @@
               </w:rPr>
               <w:t xml:space="preserve">. </w:t>
             </w:r>
-            <w:proofErr w:type="spellStart"/>
-            <w:r>
-              <w:rPr>
-                <w:rFonts w:ascii="Arial" w:hAnsi="Arial" w:cs="Arial"/>
-                <w:bCs/>
-                <w:sz w:val="22"/>
-                <w:szCs w:val="22"/>
-              </w:rPr>
-              <w:t>ProtoLens</w:t>
-            </w:r>
-            <w:proofErr w:type="spellEnd"/>
-            <w:r>
-              <w:rPr>
-                <w:rFonts w:ascii="Arial" w:hAnsi="Arial" w:cs="Arial"/>
-                <w:bCs/>
-                <w:sz w:val="22"/>
-                <w:szCs w:val="22"/>
-              </w:rPr>
-              <w:t>: Advancing Prototype Learning for Fine-Grained Interpretability in Text Classification.</w:t>
+            <w:r>
+              <w:rPr>
+                <w:rFonts w:ascii="Arial" w:hAnsi="Arial" w:cs="Arial"/>
+                <w:bCs/>
+                <w:sz w:val="22"/>
+                <w:szCs w:val="22"/>
+              </w:rPr>
+              <w:t>Toward Inclusive Language Models: Sparsity-Driven Calibration for Systematic and Interpretable Mitigation of Social Biases in LLMs.</w:t>
             </w:r>
             <w:r>
               <w:rPr>
@@ -2810,7 +2559,7 @@
                 <w:sz w:val="22"/>
                 <w:szCs w:val="22"/>
               </w:rPr>
-              <w:t>The 63rd Annual Meeting of the Association for Computational Linguistics.</w:t>
+              <w:t>The 2025 Conference on Empirical Methods in Natural Language Processing.</w:t>
             </w:r>
           </w:p>
         </w:tc>
@@ -2838,7 +2587,7 @@
                 <w:sz w:val="22"/>
                 <w:szCs w:val="22"/>
               </w:rPr>
-              <w:t>ACL 2025 Short</w:t>
+              <w:t>ACL 2025</w:t>
             </w:r>
           </w:p>
         </w:tc>
@@ -2862,7 +2611,7 @@
                 <w:sz w:val="22"/>
                 <w:szCs w:val="22"/>
               </w:rPr>
-              <w:t>Fardin</w:t>
+              <w:t>Bowen</w:t>
             </w:r>
             <w:r>
               <w:rPr>
@@ -2880,34 +2629,16 @@
                 <w:sz w:val="22"/>
                 <w:szCs w:val="22"/>
               </w:rPr>
-              <w:t>Ahsan</w:t>
-            </w:r>
-            <w:r>
-              <w:rPr>
-                <w:rFonts w:ascii="Arial" w:hAnsi="Arial" w:cs="Arial"/>
-                <w:bCs/>
-                <w:sz w:val="22"/>
-                <w:szCs w:val="22"/>
-              </w:rPr>
-              <w:t xml:space="preserve"> </w:t>
-            </w:r>
-            <w:r>
-              <w:rPr>
-                <w:rFonts w:ascii="Arial" w:hAnsi="Arial" w:cs="Arial"/>
-                <w:b/>
-                <w:sz w:val="22"/>
-                <w:szCs w:val="22"/>
-              </w:rPr>
-              <w:t>Sakib</w:t>
-            </w:r>
-            <w:r>
-              <w:rPr>
-                <w:rFonts w:ascii="Arial" w:hAnsi="Arial" w:cs="Arial"/>
-                <w:bCs/>
-                <w:sz w:val="22"/>
-                <w:szCs w:val="22"/>
-              </w:rPr>
-              <w:t>, Ziwei Zhu, and Ozlem Uzuner</w:t>
+              <w:t>Wei</w:t>
+            </w:r>
+            <w:r>
+              <w:rPr>
+                <w:rFonts w:ascii="Arial" w:hAnsi="Arial" w:cs="Arial"/>
+                <w:bCs/>
+                <w:sz w:val="22"/>
+                <w:szCs w:val="22"/>
+              </w:rPr>
+              <w:t xml:space="preserve"> and Ziwei Zhu</w:t>
             </w:r>
             <w:r>
               <w:rPr>
@@ -2918,14 +2649,25 @@
               </w:rPr>
               <w:t xml:space="preserve">. </w:t>
             </w:r>
-            <w:r>
-              <w:rPr>
-                <w:rFonts w:ascii="Arial" w:hAnsi="Arial" w:cs="Arial"/>
-                <w:bCs/>
-                <w:sz w:val="22"/>
-                <w:szCs w:val="22"/>
-              </w:rPr>
-              <w:t>Spurious Correlations and Beyond: Understanding and Mitigating Shortcut Learning in SDOH Extraction with Large Language Models.</w:t>
+            <w:proofErr w:type="spellStart"/>
+            <w:r>
+              <w:rPr>
+                <w:rFonts w:ascii="Arial" w:hAnsi="Arial" w:cs="Arial"/>
+                <w:bCs/>
+                <w:sz w:val="22"/>
+                <w:szCs w:val="22"/>
+              </w:rPr>
+              <w:t>ProtoLens</w:t>
+            </w:r>
+            <w:proofErr w:type="spellEnd"/>
+            <w:r>
+              <w:rPr>
+                <w:rFonts w:ascii="Arial" w:hAnsi="Arial" w:cs="Arial"/>
+                <w:bCs/>
+                <w:sz w:val="22"/>
+                <w:szCs w:val="22"/>
+              </w:rPr>
+              <w:t>: Advancing Prototype Learning for Fine-Grained Interpretability in Text Classification.</w:t>
             </w:r>
             <w:r>
               <w:rPr>
@@ -2971,7 +2713,7 @@
                 <w:sz w:val="22"/>
                 <w:szCs w:val="22"/>
               </w:rPr>
-              <w:t>NAACL 2025</w:t>
+              <w:t>ACL 2025 Short</w:t>
             </w:r>
           </w:p>
         </w:tc>
@@ -2995,7 +2737,7 @@
                 <w:sz w:val="22"/>
                 <w:szCs w:val="22"/>
               </w:rPr>
-              <w:t>Yuqing</w:t>
+              <w:t>Fardin</w:t>
             </w:r>
             <w:r>
               <w:rPr>
@@ -3013,16 +2755,70 @@
                 <w:sz w:val="22"/>
                 <w:szCs w:val="22"/>
               </w:rPr>
-              <w:t>Zhou</w:t>
-            </w:r>
-            <w:r>
-              <w:rPr>
-                <w:rFonts w:ascii="Arial" w:hAnsi="Arial" w:cs="Arial"/>
-                <w:bCs/>
-                <w:sz w:val="22"/>
-                <w:szCs w:val="22"/>
-              </w:rPr>
-              <w:t xml:space="preserve"> and Ziwei Zhu. Fighting Spurious Correlations in Text Classification via a Causal Learning Perspective. The North American Chapter of the Association for Computational Linguistics, 2025.</w:t>
+              <w:t>Ahsan</w:t>
+            </w:r>
+            <w:r>
+              <w:rPr>
+                <w:rFonts w:ascii="Arial" w:hAnsi="Arial" w:cs="Arial"/>
+                <w:bCs/>
+                <w:sz w:val="22"/>
+                <w:szCs w:val="22"/>
+              </w:rPr>
+              <w:t xml:space="preserve"> </w:t>
+            </w:r>
+            <w:r>
+              <w:rPr>
+                <w:rFonts w:ascii="Arial" w:hAnsi="Arial" w:cs="Arial"/>
+                <w:b/>
+                <w:sz w:val="22"/>
+                <w:szCs w:val="22"/>
+              </w:rPr>
+              <w:t>Sakib</w:t>
+            </w:r>
+            <w:r>
+              <w:rPr>
+                <w:rFonts w:ascii="Arial" w:hAnsi="Arial" w:cs="Arial"/>
+                <w:bCs/>
+                <w:sz w:val="22"/>
+                <w:szCs w:val="22"/>
+              </w:rPr>
+              <w:t>, Ziwei Zhu, and Ozlem Uzuner</w:t>
+            </w:r>
+            <w:r>
+              <w:rPr>
+                <w:rFonts w:ascii="Arial" w:hAnsi="Arial" w:cs="Arial"/>
+                <w:bCs/>
+                <w:sz w:val="22"/>
+                <w:szCs w:val="22"/>
+              </w:rPr>
+              <w:t xml:space="preserve">. </w:t>
+            </w:r>
+            <w:r>
+              <w:rPr>
+                <w:rFonts w:ascii="Arial" w:hAnsi="Arial" w:cs="Arial"/>
+                <w:bCs/>
+                <w:sz w:val="22"/>
+                <w:szCs w:val="22"/>
+              </w:rPr>
+              <w:t>Spurious Correlations and Beyond: Understanding and Mitigating Shortcut Learning in SDOH Extraction with Large Language Models.</w:t>
+            </w:r>
+            <w:r>
+              <w:rPr>
+                <w:rFonts w:ascii="Arial" w:hAnsi="Arial" w:cs="Arial"/>
+                <w:bCs/>
+                <w:sz w:val="22"/>
+                <w:szCs w:val="22"/>
+              </w:rPr>
+              <w:t xml:space="preserve"> </w:t>
+            </w:r>
+            <w:r>
+              <w:rPr>
+                <w:rFonts w:ascii="Arial" w:hAnsi="Arial" w:cs="Arial"/>
+                <w:bCs/>
+                <w:sz w:val="22"/>
+                <w:szCs w:val="22"/>
+              </w:rPr>
+              <w:t>The 63rd Annual Meeting of the Association for Computational Linguistics.</w:t>
             </w:r>
           </w:p>
         </w:tc>
@@ -3050,7 +2846,7 @@
                 <w:sz w:val="22"/>
                 <w:szCs w:val="22"/>
               </w:rPr>
-              <w:t>WACV 2025</w:t>
+              <w:t>NAACL 2025</w:t>
             </w:r>
           </w:p>
         </w:tc>
@@ -3074,34 +2870,7 @@
                 <w:sz w:val="22"/>
                 <w:szCs w:val="22"/>
               </w:rPr>
-              <w:t>Anjishnu Mukherjee</w:t>
-            </w:r>
-            <w:r>
-              <w:rPr>
-                <w:rFonts w:ascii="Arial" w:hAnsi="Arial" w:cs="Arial"/>
-                <w:bCs/>
-                <w:sz w:val="22"/>
-                <w:szCs w:val="22"/>
-              </w:rPr>
-              <w:t>, Ziwei Zhu, and Antonios Anastasopoulos</w:t>
-            </w:r>
-            <w:r>
-              <w:rPr>
-                <w:rFonts w:ascii="Arial" w:hAnsi="Arial" w:cs="Arial"/>
-                <w:bCs/>
-                <w:sz w:val="22"/>
-                <w:szCs w:val="22"/>
-              </w:rPr>
-              <w:t xml:space="preserve">. </w:t>
-            </w:r>
-            <w:r>
-              <w:rPr>
-                <w:rFonts w:ascii="Arial" w:hAnsi="Arial" w:cs="Arial"/>
-                <w:bCs/>
-                <w:sz w:val="22"/>
-                <w:szCs w:val="22"/>
-              </w:rPr>
-              <w:t>Crossroads of Continents: Automated Artifact Extraction for Cultural Adaptation with Large Multimodal Models.</w:t>
+              <w:t>Yuqing</w:t>
             </w:r>
             <w:r>
               <w:rPr>
@@ -3115,11 +2884,20 @@
             <w:r>
               <w:rPr>
                 <w:rFonts w:ascii="Arial" w:hAnsi="Arial" w:cs="Arial"/>
-                <w:bCs/>
-                <w:sz w:val="22"/>
-                <w:szCs w:val="22"/>
-              </w:rPr>
-              <w:t>IEEE/CVF Winter Conference on Applications of Computer Vision, 2025.</w:t>
+                <w:b/>
+                <w:sz w:val="22"/>
+                <w:szCs w:val="22"/>
+              </w:rPr>
+              <w:t>Zhou</w:t>
+            </w:r>
+            <w:r>
+              <w:rPr>
+                <w:rFonts w:ascii="Arial" w:hAnsi="Arial" w:cs="Arial"/>
+                <w:bCs/>
+                <w:sz w:val="22"/>
+                <w:szCs w:val="22"/>
+              </w:rPr>
+              <w:t xml:space="preserve"> and Ziwei Zhu. Fighting Spurious Correlations in Text Classification via a Causal Learning Perspective. The North American Chapter of the Association for Computational Linguistics, 2025.</w:t>
             </w:r>
           </w:p>
         </w:tc>
@@ -3147,8 +2925,7 @@
                 <w:sz w:val="22"/>
                 <w:szCs w:val="22"/>
               </w:rPr>
-              <w:lastRenderedPageBreak/>
-              <w:t>WSDM 2025</w:t>
+              <w:t>WACV 2025</w:t>
             </w:r>
           </w:p>
         </w:tc>
@@ -3172,34 +2949,34 @@
                 <w:sz w:val="22"/>
                 <w:szCs w:val="22"/>
               </w:rPr>
-              <w:t>Jinhao Pan</w:t>
-            </w:r>
-            <w:r>
-              <w:rPr>
-                <w:rFonts w:ascii="Arial" w:hAnsi="Arial" w:cs="Arial"/>
-                <w:bCs/>
-                <w:sz w:val="22"/>
-                <w:szCs w:val="22"/>
-              </w:rPr>
-              <w:t xml:space="preserve">, James Caverlee, </w:t>
-            </w:r>
-            <w:r>
-              <w:rPr>
-                <w:rFonts w:ascii="Arial" w:hAnsi="Arial" w:cs="Arial"/>
-                <w:bCs/>
-                <w:sz w:val="22"/>
-                <w:szCs w:val="22"/>
-              </w:rPr>
-              <w:t xml:space="preserve">and </w:t>
-            </w:r>
-            <w:r>
-              <w:rPr>
-                <w:rFonts w:ascii="Arial" w:hAnsi="Arial" w:cs="Arial"/>
-                <w:bCs/>
-                <w:sz w:val="22"/>
-                <w:szCs w:val="22"/>
-              </w:rPr>
-              <w:t>Ziwei Zhu.</w:t>
+              <w:t>Anjishnu Mukherjee</w:t>
+            </w:r>
+            <w:r>
+              <w:rPr>
+                <w:rFonts w:ascii="Arial" w:hAnsi="Arial" w:cs="Arial"/>
+                <w:bCs/>
+                <w:sz w:val="22"/>
+                <w:szCs w:val="22"/>
+              </w:rPr>
+              <w:t>, Ziwei Zhu, and Antonios Anastasopoulos</w:t>
+            </w:r>
+            <w:r>
+              <w:rPr>
+                <w:rFonts w:ascii="Arial" w:hAnsi="Arial" w:cs="Arial"/>
+                <w:bCs/>
+                <w:sz w:val="22"/>
+                <w:szCs w:val="22"/>
+              </w:rPr>
+              <w:t xml:space="preserve">. </w:t>
+            </w:r>
+            <w:r>
+              <w:rPr>
+                <w:rFonts w:ascii="Arial" w:hAnsi="Arial" w:cs="Arial"/>
+                <w:bCs/>
+                <w:sz w:val="22"/>
+                <w:szCs w:val="22"/>
+              </w:rPr>
+              <w:t>Crossroads of Continents: Automated Artifact Extraction for Cultural Adaptation with Large Multimodal Models.</w:t>
             </w:r>
             <w:r>
               <w:rPr>
@@ -3217,25 +2994,7 @@
                 <w:sz w:val="22"/>
                 <w:szCs w:val="22"/>
               </w:rPr>
-              <w:t>Combating Heterogeneous Model Biases in Recommendations via Boosting.</w:t>
-            </w:r>
-            <w:r>
-              <w:rPr>
-                <w:rFonts w:ascii="Arial" w:hAnsi="Arial" w:cs="Arial"/>
-                <w:bCs/>
-                <w:sz w:val="22"/>
-                <w:szCs w:val="22"/>
-              </w:rPr>
-              <w:t xml:space="preserve"> </w:t>
-            </w:r>
-            <w:r>
-              <w:rPr>
-                <w:rFonts w:ascii="Arial" w:hAnsi="Arial" w:cs="Arial"/>
-                <w:bCs/>
-                <w:sz w:val="22"/>
-                <w:szCs w:val="22"/>
-              </w:rPr>
-              <w:t>The 18th ACM International Conference on Web Search and Data Mining, 2025.</w:t>
+              <w:t>IEEE/CVF Winter Conference on Applications of Computer Vision, 2025.</w:t>
             </w:r>
           </w:p>
         </w:tc>
@@ -3257,23 +3016,13 @@
                 <w:szCs w:val="22"/>
               </w:rPr>
             </w:pPr>
-            <w:proofErr w:type="spellStart"/>
-            <w:r>
-              <w:rPr>
-                <w:rFonts w:ascii="Arial" w:hAnsi="Arial" w:cs="Arial"/>
-                <w:sz w:val="22"/>
-                <w:szCs w:val="22"/>
-              </w:rPr>
-              <w:t>BigData</w:t>
-            </w:r>
-            <w:proofErr w:type="spellEnd"/>
-            <w:r>
-              <w:rPr>
-                <w:rFonts w:ascii="Arial" w:hAnsi="Arial" w:cs="Arial"/>
-                <w:sz w:val="22"/>
-                <w:szCs w:val="22"/>
-              </w:rPr>
-              <w:t xml:space="preserve"> 2024</w:t>
+            <w:r>
+              <w:rPr>
+                <w:rFonts w:ascii="Arial" w:hAnsi="Arial" w:cs="Arial"/>
+                <w:sz w:val="22"/>
+                <w:szCs w:val="22"/>
+              </w:rPr>
+              <w:t>WSDM 2025</w:t>
             </w:r>
           </w:p>
         </w:tc>
@@ -3293,11 +3042,38 @@
             <w:r>
               <w:rPr>
                 <w:rFonts w:ascii="Arial" w:hAnsi="Arial" w:cs="Arial"/>
-                <w:bCs/>
-                <w:sz w:val="22"/>
-                <w:szCs w:val="22"/>
-              </w:rPr>
-              <w:t>Rahul Pandey, Ziwei Zhu, and Hemant Purohit.</w:t>
+                <w:b/>
+                <w:sz w:val="22"/>
+                <w:szCs w:val="22"/>
+              </w:rPr>
+              <w:t>Jinhao Pan</w:t>
+            </w:r>
+            <w:r>
+              <w:rPr>
+                <w:rFonts w:ascii="Arial" w:hAnsi="Arial" w:cs="Arial"/>
+                <w:bCs/>
+                <w:sz w:val="22"/>
+                <w:szCs w:val="22"/>
+              </w:rPr>
+              <w:t xml:space="preserve">, James Caverlee, </w:t>
+            </w:r>
+            <w:r>
+              <w:rPr>
+                <w:rFonts w:ascii="Arial" w:hAnsi="Arial" w:cs="Arial"/>
+                <w:bCs/>
+                <w:sz w:val="22"/>
+                <w:szCs w:val="22"/>
+              </w:rPr>
+              <w:t xml:space="preserve">and </w:t>
+            </w:r>
+            <w:r>
+              <w:rPr>
+                <w:rFonts w:ascii="Arial" w:hAnsi="Arial" w:cs="Arial"/>
+                <w:bCs/>
+                <w:sz w:val="22"/>
+                <w:szCs w:val="22"/>
+              </w:rPr>
+              <w:t>Ziwei Zhu.</w:t>
             </w:r>
             <w:r>
               <w:rPr>
@@ -3315,7 +3091,7 @@
                 <w:sz w:val="22"/>
                 <w:szCs w:val="22"/>
               </w:rPr>
-              <w:t>ORIS: Online Active Learning Using Reinforcement Learning-based Inclusive Sampling for Robust Streaming Analytics System.</w:t>
+              <w:t>Combating Heterogeneous Model Biases in Recommendations via Boosting.</w:t>
             </w:r>
             <w:r>
               <w:rPr>
@@ -3333,7 +3109,7 @@
                 <w:sz w:val="22"/>
                 <w:szCs w:val="22"/>
               </w:rPr>
-              <w:t>2024 IEEE International Conference on Big Data.</w:t>
+              <w:t>The 18th ACM International Conference on Web Search and Data Mining, 2025.</w:t>
             </w:r>
           </w:p>
         </w:tc>
@@ -3355,13 +3131,23 @@
                 <w:szCs w:val="22"/>
               </w:rPr>
             </w:pPr>
-            <w:r>
-              <w:rPr>
-                <w:rFonts w:ascii="Arial" w:hAnsi="Arial" w:cs="Arial"/>
-                <w:sz w:val="22"/>
-                <w:szCs w:val="22"/>
-              </w:rPr>
-              <w:t>EMNLP 2024 Findings</w:t>
+            <w:proofErr w:type="spellStart"/>
+            <w:r>
+              <w:rPr>
+                <w:rFonts w:ascii="Arial" w:hAnsi="Arial" w:cs="Arial"/>
+                <w:sz w:val="22"/>
+                <w:szCs w:val="22"/>
+              </w:rPr>
+              <w:t>BigData</w:t>
+            </w:r>
+            <w:proofErr w:type="spellEnd"/>
+            <w:r>
+              <w:rPr>
+                <w:rFonts w:ascii="Arial" w:hAnsi="Arial" w:cs="Arial"/>
+                <w:sz w:val="22"/>
+                <w:szCs w:val="22"/>
+              </w:rPr>
+              <w:t xml:space="preserve"> 2024</w:t>
             </w:r>
           </w:p>
         </w:tc>
@@ -3381,49 +3167,47 @@
             <w:r>
               <w:rPr>
                 <w:rFonts w:ascii="Arial" w:hAnsi="Arial" w:cs="Arial"/>
-                <w:b/>
-                <w:sz w:val="22"/>
-                <w:szCs w:val="22"/>
-              </w:rPr>
-              <w:t>Yuqing Zhou</w:t>
-            </w:r>
-            <w:r>
-              <w:rPr>
-                <w:rFonts w:ascii="Arial" w:hAnsi="Arial" w:cs="Arial"/>
-                <w:bCs/>
-                <w:sz w:val="22"/>
-                <w:szCs w:val="22"/>
-              </w:rPr>
-              <w:t xml:space="preserve">, </w:t>
-            </w:r>
-            <w:proofErr w:type="spellStart"/>
-            <w:r>
-              <w:rPr>
-                <w:rFonts w:ascii="Arial" w:hAnsi="Arial" w:cs="Arial"/>
-                <w:bCs/>
-                <w:sz w:val="22"/>
-                <w:szCs w:val="22"/>
-              </w:rPr>
-              <w:t>Ruixiang</w:t>
-            </w:r>
-            <w:proofErr w:type="spellEnd"/>
-            <w:r>
-              <w:rPr>
-                <w:rFonts w:ascii="Arial" w:hAnsi="Arial" w:cs="Arial"/>
-                <w:bCs/>
-                <w:sz w:val="22"/>
-                <w:szCs w:val="22"/>
-              </w:rPr>
-              <w:t xml:space="preserve"> Tang, Ziyu Yao, Ziwei Zhu. Navigating the Shortcut Maze: A Comprehensive Analysis of Shortcut Learning in Text Classification by Language Models. The 2024 Conference on Empirical Methods in Natural Language Processing</w:t>
-            </w:r>
-            <w:r>
-              <w:rPr>
-                <w:rFonts w:ascii="Arial" w:hAnsi="Arial" w:cs="Arial"/>
-                <w:bCs/>
-                <w:sz w:val="22"/>
-                <w:szCs w:val="22"/>
-              </w:rPr>
-              <w:t>.</w:t>
+                <w:bCs/>
+                <w:sz w:val="22"/>
+                <w:szCs w:val="22"/>
+              </w:rPr>
+              <w:t>Rahul Pandey, Ziwei Zhu, and Hemant Purohit.</w:t>
+            </w:r>
+            <w:r>
+              <w:rPr>
+                <w:rFonts w:ascii="Arial" w:hAnsi="Arial" w:cs="Arial"/>
+                <w:bCs/>
+                <w:sz w:val="22"/>
+                <w:szCs w:val="22"/>
+              </w:rPr>
+              <w:t xml:space="preserve"> </w:t>
+            </w:r>
+            <w:r>
+              <w:rPr>
+                <w:rFonts w:ascii="Arial" w:hAnsi="Arial" w:cs="Arial"/>
+                <w:bCs/>
+                <w:sz w:val="22"/>
+                <w:szCs w:val="22"/>
+              </w:rPr>
+              <w:t>ORIS: Online Active Learning Using Reinforcement Learning-based Inclusive Sampling for Robust Streaming Analytics System.</w:t>
+            </w:r>
+            <w:r>
+              <w:rPr>
+                <w:rFonts w:ascii="Arial" w:hAnsi="Arial" w:cs="Arial"/>
+                <w:bCs/>
+                <w:sz w:val="22"/>
+                <w:szCs w:val="22"/>
+              </w:rPr>
+              <w:t xml:space="preserve"> </w:t>
+            </w:r>
+            <w:r>
+              <w:rPr>
+                <w:rFonts w:ascii="Arial" w:hAnsi="Arial" w:cs="Arial"/>
+                <w:bCs/>
+                <w:sz w:val="22"/>
+                <w:szCs w:val="22"/>
+              </w:rPr>
+              <w:t>2024 IEEE International Conference on Big Data.</w:t>
             </w:r>
           </w:p>
         </w:tc>
@@ -3451,6 +3235,7 @@
                 <w:sz w:val="22"/>
                 <w:szCs w:val="22"/>
               </w:rPr>
+              <w:lastRenderedPageBreak/>
               <w:t>EMNLP 2024 Findings</w:t>
             </w:r>
           </w:p>
@@ -3475,7 +3260,7 @@
                 <w:sz w:val="22"/>
                 <w:szCs w:val="22"/>
               </w:rPr>
-              <w:t>Chahat Raj</w:t>
+              <w:t>Yuqing Zhou</w:t>
             </w:r>
             <w:r>
               <w:rPr>
@@ -3486,24 +3271,6 @@
               </w:rPr>
               <w:t xml:space="preserve">, </w:t>
             </w:r>
-            <w:r>
-              <w:rPr>
-                <w:rFonts w:ascii="Arial" w:hAnsi="Arial" w:cs="Arial"/>
-                <w:b/>
-                <w:sz w:val="22"/>
-                <w:szCs w:val="22"/>
-              </w:rPr>
-              <w:t>Anjishnu Mukherjee</w:t>
-            </w:r>
-            <w:r>
-              <w:rPr>
-                <w:rFonts w:ascii="Arial" w:hAnsi="Arial" w:cs="Arial"/>
-                <w:bCs/>
-                <w:sz w:val="22"/>
-                <w:szCs w:val="22"/>
-              </w:rPr>
-              <w:t xml:space="preserve">, Aylin Caliskan, Antonios Anastasopoulos, and Ziwei Zhu. </w:t>
-            </w:r>
             <w:proofErr w:type="spellStart"/>
             <w:r>
               <w:rPr>
@@ -3512,7 +3279,7 @@
                 <w:sz w:val="22"/>
                 <w:szCs w:val="22"/>
               </w:rPr>
-              <w:t>BiasDora</w:t>
+              <w:t>Ruixiang</w:t>
             </w:r>
             <w:proofErr w:type="spellEnd"/>
             <w:r>
@@ -3522,16 +3289,16 @@
                 <w:sz w:val="22"/>
                 <w:szCs w:val="22"/>
               </w:rPr>
-              <w:t xml:space="preserve">: Exploring Hidden Biased Associations in Vision-Language Models. </w:t>
-            </w:r>
-            <w:r>
-              <w:rPr>
-                <w:rFonts w:ascii="Arial" w:hAnsi="Arial" w:cs="Arial"/>
-                <w:bCs/>
-                <w:sz w:val="22"/>
-                <w:szCs w:val="22"/>
-              </w:rPr>
-              <w:t>The 2024 Conference on Empirical Methods in Natural Language Processing.</w:t>
+              <w:t xml:space="preserve"> Tang, Ziyu Yao, Ziwei Zhu. Navigating the Shortcut Maze: A Comprehensive Analysis of Shortcut Learning in Text Classification by Language Models. The 2024 Conference on Empirical Methods in Natural Language Processing</w:t>
+            </w:r>
+            <w:r>
+              <w:rPr>
+                <w:rFonts w:ascii="Arial" w:hAnsi="Arial" w:cs="Arial"/>
+                <w:bCs/>
+                <w:sz w:val="22"/>
+                <w:szCs w:val="22"/>
+              </w:rPr>
+              <w:t>.</w:t>
             </w:r>
           </w:p>
         </w:tc>
@@ -3559,7 +3326,7 @@
                 <w:sz w:val="22"/>
                 <w:szCs w:val="22"/>
               </w:rPr>
-              <w:t>AIES 2024</w:t>
+              <w:t>EMNLP 2024 Findings</w:t>
             </w:r>
           </w:p>
         </w:tc>
@@ -3610,16 +3377,36 @@
                 <w:sz w:val="22"/>
                 <w:szCs w:val="22"/>
               </w:rPr>
-              <w:t>, Aylin Caliskan, Antonios Anastasopoulos, and Ziwei Zhu. Breaking Bias, Building Bridges: Evaluation and Mitigation of Social Biases in LLMs via Contact Hypothesis. AAAI/ACM conference on AI, Ethics, and Society, 2024</w:t>
-            </w:r>
-            <w:r>
-              <w:rPr>
-                <w:rFonts w:ascii="Arial" w:hAnsi="Arial" w:cs="Arial"/>
-                <w:bCs/>
-                <w:sz w:val="22"/>
-                <w:szCs w:val="22"/>
-              </w:rPr>
-              <w:t>.</w:t>
+              <w:t xml:space="preserve">, Aylin Caliskan, Antonios Anastasopoulos, and Ziwei Zhu. </w:t>
+            </w:r>
+            <w:proofErr w:type="spellStart"/>
+            <w:r>
+              <w:rPr>
+                <w:rFonts w:ascii="Arial" w:hAnsi="Arial" w:cs="Arial"/>
+                <w:bCs/>
+                <w:sz w:val="22"/>
+                <w:szCs w:val="22"/>
+              </w:rPr>
+              <w:t>BiasDora</w:t>
+            </w:r>
+            <w:proofErr w:type="spellEnd"/>
+            <w:r>
+              <w:rPr>
+                <w:rFonts w:ascii="Arial" w:hAnsi="Arial" w:cs="Arial"/>
+                <w:bCs/>
+                <w:sz w:val="22"/>
+                <w:szCs w:val="22"/>
+              </w:rPr>
+              <w:t xml:space="preserve">: Exploring Hidden Biased Associations in Vision-Language Models. </w:t>
+            </w:r>
+            <w:r>
+              <w:rPr>
+                <w:rFonts w:ascii="Arial" w:hAnsi="Arial" w:cs="Arial"/>
+                <w:bCs/>
+                <w:sz w:val="22"/>
+                <w:szCs w:val="22"/>
+              </w:rPr>
+              <w:t>The 2024 Conference on Empirical Methods in Natural Language Processing.</w:t>
             </w:r>
           </w:p>
         </w:tc>
@@ -3647,7 +3434,7 @@
                 <w:sz w:val="22"/>
                 <w:szCs w:val="22"/>
               </w:rPr>
-              <w:t>IJCNN 2024</w:t>
+              <w:t>AIES 2024</w:t>
             </w:r>
           </w:p>
         </w:tc>
@@ -3667,11 +3454,47 @@
             <w:r>
               <w:rPr>
                 <w:rFonts w:ascii="Arial" w:hAnsi="Arial" w:cs="Arial"/>
-                <w:bCs/>
-                <w:sz w:val="22"/>
-                <w:szCs w:val="22"/>
-              </w:rPr>
-              <w:t>Ajay Vajjala, Arun Vajjala, Ziwei Zhu, and David Rosenblum. Analyzing the Impact of Domain Similarity: A New Perspective in Cross-Domain Recommendation. The IEEE International Joint Conference on Neural Networks, 2024.</w:t>
+                <w:b/>
+                <w:sz w:val="22"/>
+                <w:szCs w:val="22"/>
+              </w:rPr>
+              <w:t>Chahat Raj</w:t>
+            </w:r>
+            <w:r>
+              <w:rPr>
+                <w:rFonts w:ascii="Arial" w:hAnsi="Arial" w:cs="Arial"/>
+                <w:bCs/>
+                <w:sz w:val="22"/>
+                <w:szCs w:val="22"/>
+              </w:rPr>
+              <w:t xml:space="preserve">, </w:t>
+            </w:r>
+            <w:r>
+              <w:rPr>
+                <w:rFonts w:ascii="Arial" w:hAnsi="Arial" w:cs="Arial"/>
+                <w:b/>
+                <w:sz w:val="22"/>
+                <w:szCs w:val="22"/>
+              </w:rPr>
+              <w:t>Anjishnu Mukherjee</w:t>
+            </w:r>
+            <w:r>
+              <w:rPr>
+                <w:rFonts w:ascii="Arial" w:hAnsi="Arial" w:cs="Arial"/>
+                <w:bCs/>
+                <w:sz w:val="22"/>
+                <w:szCs w:val="22"/>
+              </w:rPr>
+              <w:t>, Aylin Caliskan, Antonios Anastasopoulos, and Ziwei Zhu. Breaking Bias, Building Bridges: Evaluation and Mitigation of Social Biases in LLMs via Contact Hypothesis. AAAI/ACM conference on AI, Ethics, and Society, 2024</w:t>
+            </w:r>
+            <w:r>
+              <w:rPr>
+                <w:rFonts w:ascii="Arial" w:hAnsi="Arial" w:cs="Arial"/>
+                <w:bCs/>
+                <w:sz w:val="22"/>
+                <w:szCs w:val="22"/>
+              </w:rPr>
+              <w:t>.</w:t>
             </w:r>
           </w:p>
         </w:tc>
@@ -3699,7 +3522,7 @@
                 <w:sz w:val="22"/>
                 <w:szCs w:val="22"/>
               </w:rPr>
-              <w:t>NAACL 2024</w:t>
+              <w:t>IJCNN 2024</w:t>
             </w:r>
           </w:p>
         </w:tc>
@@ -3719,20 +3542,11 @@
             <w:r>
               <w:rPr>
                 <w:rFonts w:ascii="Arial" w:hAnsi="Arial" w:cs="Arial"/>
-                <w:b/>
-                <w:sz w:val="22"/>
-                <w:szCs w:val="22"/>
-              </w:rPr>
-              <w:t>Anjishnu Mukherjee</w:t>
-            </w:r>
-            <w:r>
-              <w:rPr>
-                <w:rFonts w:ascii="Arial" w:hAnsi="Arial" w:cs="Arial"/>
-                <w:bCs/>
-                <w:sz w:val="22"/>
-                <w:szCs w:val="22"/>
-              </w:rPr>
-              <w:t>, Aylin Caliskan, Ziwei Zhu, Antonios Anastasopoulos. Global Gallery: The Fine Art of Painting Culture Portraits through Multilingual Instruction Tuning. The North American Chapter of the Association for Computational Linguistics, 2024.</w:t>
+                <w:bCs/>
+                <w:sz w:val="22"/>
+                <w:szCs w:val="22"/>
+              </w:rPr>
+              <w:t>Ajay Vajjala, Arun Vajjala, Ziwei Zhu, and David Rosenblum. Analyzing the Impact of Domain Similarity: A New Perspective in Cross-Domain Recommendation. The IEEE International Joint Conference on Neural Networks, 2024.</w:t>
             </w:r>
           </w:p>
         </w:tc>
@@ -3760,7 +3574,7 @@
                 <w:sz w:val="22"/>
                 <w:szCs w:val="22"/>
               </w:rPr>
-              <w:t>WWW 2024</w:t>
+              <w:t>NAACL 2024</w:t>
             </w:r>
           </w:p>
         </w:tc>
@@ -3777,25 +3591,23 @@
                 <w:szCs w:val="22"/>
               </w:rPr>
             </w:pPr>
-            <w:proofErr w:type="spellStart"/>
-            <w:r>
-              <w:rPr>
-                <w:rFonts w:ascii="Arial" w:hAnsi="Arial" w:cs="Arial"/>
-                <w:bCs/>
-                <w:sz w:val="22"/>
-                <w:szCs w:val="22"/>
-              </w:rPr>
-              <w:t>Zheyuan</w:t>
-            </w:r>
-            <w:proofErr w:type="spellEnd"/>
-            <w:r>
-              <w:rPr>
-                <w:rFonts w:ascii="Arial" w:hAnsi="Arial" w:cs="Arial"/>
-                <w:bCs/>
-                <w:sz w:val="22"/>
-                <w:szCs w:val="22"/>
-              </w:rPr>
-              <w:t xml:space="preserve"> Liu, Guangyao Dou, Eli Chien, Chunhui Zhang, Yijun Tian, Ziwei Zhu. Breaking the Trilemma of Privacy, Utility, Efficiency via Controllable Machine Unlearning. The 2024 ACM Web Conference.</w:t>
+            <w:r>
+              <w:rPr>
+                <w:rFonts w:ascii="Arial" w:hAnsi="Arial" w:cs="Arial"/>
+                <w:b/>
+                <w:sz w:val="22"/>
+                <w:szCs w:val="22"/>
+              </w:rPr>
+              <w:t>Anjishnu Mukherjee</w:t>
+            </w:r>
+            <w:r>
+              <w:rPr>
+                <w:rFonts w:ascii="Arial" w:hAnsi="Arial" w:cs="Arial"/>
+                <w:bCs/>
+                <w:sz w:val="22"/>
+                <w:szCs w:val="22"/>
+              </w:rPr>
+              <w:t>, Aylin Caliskan, Ziwei Zhu, Antonios Anastasopoulos. Global Gallery: The Fine Art of Painting Culture Portraits through Multilingual Instruction Tuning. The North American Chapter of the Association for Computational Linguistics, 2024.</w:t>
             </w:r>
           </w:p>
         </w:tc>
@@ -3823,7 +3635,7 @@
                 <w:sz w:val="22"/>
                 <w:szCs w:val="22"/>
               </w:rPr>
-              <w:t>ECIR IR4Good 2024</w:t>
+              <w:t>WWW 2024</w:t>
             </w:r>
           </w:p>
         </w:tc>
@@ -3840,23 +3652,25 @@
                 <w:szCs w:val="22"/>
               </w:rPr>
             </w:pPr>
-            <w:r>
-              <w:rPr>
-                <w:rFonts w:ascii="Arial" w:hAnsi="Arial" w:cs="Arial"/>
-                <w:b/>
-                <w:sz w:val="22"/>
-                <w:szCs w:val="22"/>
-              </w:rPr>
-              <w:t>Chahat Raj</w:t>
-            </w:r>
-            <w:r>
-              <w:rPr>
-                <w:rFonts w:ascii="Arial" w:hAnsi="Arial" w:cs="Arial"/>
-                <w:bCs/>
-                <w:sz w:val="22"/>
-                <w:szCs w:val="22"/>
-              </w:rPr>
-              <w:t>, Anjishnu Mukherjee, Hemant Purohit, Antonios Anastasopoulos, Ziwei Zhu. SALSA: Salience-Based Switching Attack for Adversarial Perturbations in Fake News Detection Models. 46th European Conference on Information Retrieval, 2024.</w:t>
+            <w:proofErr w:type="spellStart"/>
+            <w:r>
+              <w:rPr>
+                <w:rFonts w:ascii="Arial" w:hAnsi="Arial" w:cs="Arial"/>
+                <w:bCs/>
+                <w:sz w:val="22"/>
+                <w:szCs w:val="22"/>
+              </w:rPr>
+              <w:t>Zheyuan</w:t>
+            </w:r>
+            <w:proofErr w:type="spellEnd"/>
+            <w:r>
+              <w:rPr>
+                <w:rFonts w:ascii="Arial" w:hAnsi="Arial" w:cs="Arial"/>
+                <w:bCs/>
+                <w:sz w:val="22"/>
+                <w:szCs w:val="22"/>
+              </w:rPr>
+              <w:t xml:space="preserve"> Liu, Guangyao Dou, Eli Chien, Chunhui Zhang, Yijun Tian, Ziwei Zhu. Breaking the Trilemma of Privacy, Utility, Efficiency via Controllable Machine Unlearning. The 2024 ACM Web Conference.</w:t>
             </w:r>
           </w:p>
         </w:tc>
@@ -3908,16 +3722,16 @@
                 <w:sz w:val="22"/>
                 <w:szCs w:val="22"/>
               </w:rPr>
-              <w:t>Jinhao Pan</w:t>
-            </w:r>
-            <w:r>
-              <w:rPr>
-                <w:rFonts w:ascii="Arial" w:hAnsi="Arial" w:cs="Arial"/>
-                <w:bCs/>
-                <w:sz w:val="22"/>
-                <w:szCs w:val="22"/>
-              </w:rPr>
-              <w:t>, Ziwei Zhu, Jianling Wang, Allen Lin, James Caverlee. End-to-End Adaptive Local Learning for Alleviating Mainstream Bias in Collaborative Filtering. 46th European Conference on Information Retrieval, 2024.</w:t>
+              <w:t>Chahat Raj</w:t>
+            </w:r>
+            <w:r>
+              <w:rPr>
+                <w:rFonts w:ascii="Arial" w:hAnsi="Arial" w:cs="Arial"/>
+                <w:bCs/>
+                <w:sz w:val="22"/>
+                <w:szCs w:val="22"/>
+              </w:rPr>
+              <w:t>, Anjishnu Mukherjee, Hemant Purohit, Antonios Anastasopoulos, Ziwei Zhu. SALSA: Salience-Based Switching Attack for Adversarial Perturbations in Fake News Detection Models. 46th European Conference on Information Retrieval, 2024.</w:t>
             </w:r>
           </w:p>
         </w:tc>
@@ -3965,11 +3779,20 @@
             <w:r>
               <w:rPr>
                 <w:rFonts w:ascii="Arial" w:hAnsi="Arial" w:cs="Arial"/>
-                <w:bCs/>
-                <w:sz w:val="22"/>
-                <w:szCs w:val="22"/>
-              </w:rPr>
-              <w:t>Allen Lin, Jianling Wang, Ziwei Zhu, James Caverlee. Federated Conversational Recommender Systems. 46th European Conference on Information Retrieval, 2024.</w:t>
+                <w:b/>
+                <w:sz w:val="22"/>
+                <w:szCs w:val="22"/>
+              </w:rPr>
+              <w:t>Jinhao Pan</w:t>
+            </w:r>
+            <w:r>
+              <w:rPr>
+                <w:rFonts w:ascii="Arial" w:hAnsi="Arial" w:cs="Arial"/>
+                <w:bCs/>
+                <w:sz w:val="22"/>
+                <w:szCs w:val="22"/>
+              </w:rPr>
+              <w:t>, Ziwei Zhu, Jianling Wang, Allen Lin, James Caverlee. End-to-End Adaptive Local Learning for Alleviating Mainstream Bias in Collaborative Filtering. 46th European Conference on Information Retrieval, 2024.</w:t>
             </w:r>
           </w:p>
         </w:tc>
@@ -3997,7 +3820,7 @@
                 <w:sz w:val="22"/>
                 <w:szCs w:val="22"/>
               </w:rPr>
-              <w:t>SDM 2024</w:t>
+              <w:t>ECIR IR4Good 2024</w:t>
             </w:r>
           </w:p>
         </w:tc>
@@ -4021,47 +3844,7 @@
                 <w:sz w:val="22"/>
                 <w:szCs w:val="22"/>
               </w:rPr>
-              <w:t xml:space="preserve">Ajay Krishna Vajjala, Dipak Falgun Meher, </w:t>
-            </w:r>
-            <w:proofErr w:type="spellStart"/>
-            <w:r>
-              <w:rPr>
-                <w:rFonts w:ascii="Arial" w:hAnsi="Arial" w:cs="Arial"/>
-                <w:bCs/>
-                <w:sz w:val="22"/>
-                <w:szCs w:val="22"/>
-              </w:rPr>
-              <w:t>Shrunal</w:t>
-            </w:r>
-            <w:proofErr w:type="spellEnd"/>
-            <w:r>
-              <w:rPr>
-                <w:rFonts w:ascii="Arial" w:hAnsi="Arial" w:cs="Arial"/>
-                <w:bCs/>
-                <w:sz w:val="22"/>
-                <w:szCs w:val="22"/>
-              </w:rPr>
-              <w:t xml:space="preserve"> </w:t>
-            </w:r>
-            <w:proofErr w:type="spellStart"/>
-            <w:r>
-              <w:rPr>
-                <w:rFonts w:ascii="Arial" w:hAnsi="Arial" w:cs="Arial"/>
-                <w:bCs/>
-                <w:sz w:val="22"/>
-                <w:szCs w:val="22"/>
-              </w:rPr>
-              <w:t>Pothagoni</w:t>
-            </w:r>
-            <w:proofErr w:type="spellEnd"/>
-            <w:r>
-              <w:rPr>
-                <w:rFonts w:ascii="Arial" w:hAnsi="Arial" w:cs="Arial"/>
-                <w:bCs/>
-                <w:sz w:val="22"/>
-                <w:szCs w:val="22"/>
-              </w:rPr>
-              <w:t>, Ziwei Zhu, David S. Rosenblum. Vietoris-Rips Complex: A New Direction for Cross-Domain Cold-Start Recommendation. The 2024 SIAM International Conference on Data Mining.</w:t>
+              <w:t>Allen Lin, Jianling Wang, Ziwei Zhu, James Caverlee. Federated Conversational Recommender Systems. 46th European Conference on Information Retrieval, 2024.</w:t>
             </w:r>
           </w:p>
         </w:tc>
@@ -4089,7 +3872,7 @@
                 <w:sz w:val="22"/>
                 <w:szCs w:val="22"/>
               </w:rPr>
-              <w:t>EMNLP 2023</w:t>
+              <w:t>SDM 2024</w:t>
             </w:r>
           </w:p>
         </w:tc>
@@ -4109,38 +3892,51 @@
             <w:r>
               <w:rPr>
                 <w:rFonts w:ascii="Arial" w:hAnsi="Arial" w:cs="Arial"/>
-                <w:b/>
-                <w:sz w:val="22"/>
-                <w:szCs w:val="22"/>
-              </w:rPr>
-              <w:t>Anjishnu Mukherjee</w:t>
-            </w:r>
-            <w:r>
-              <w:rPr>
-                <w:rFonts w:ascii="Arial" w:hAnsi="Arial" w:cs="Arial"/>
-                <w:bCs/>
-                <w:sz w:val="22"/>
-                <w:szCs w:val="22"/>
-              </w:rPr>
-              <w:t xml:space="preserve">, </w:t>
-            </w:r>
-            <w:r>
-              <w:rPr>
-                <w:rFonts w:ascii="Arial" w:hAnsi="Arial" w:cs="Arial"/>
-                <w:b/>
-                <w:sz w:val="22"/>
-                <w:szCs w:val="22"/>
-              </w:rPr>
-              <w:t>Chahat Raj</w:t>
-            </w:r>
-            <w:r>
-              <w:rPr>
-                <w:rFonts w:ascii="Arial" w:hAnsi="Arial" w:cs="Arial"/>
-                <w:bCs/>
-                <w:sz w:val="22"/>
-                <w:szCs w:val="22"/>
-              </w:rPr>
-              <w:t>, Ziwei Zhu, and Antonios Anastasopoulos. Global Voices, Local Biases: Socio-Cultural Prejudices across Languages. The 2023 Conference on Empirical Methods in Natural Language Processing.</w:t>
+                <w:bCs/>
+                <w:sz w:val="22"/>
+                <w:szCs w:val="22"/>
+              </w:rPr>
+              <w:t xml:space="preserve">Ajay Krishna Vajjala, Dipak Falgun Meher, </w:t>
+            </w:r>
+            <w:proofErr w:type="spellStart"/>
+            <w:r>
+              <w:rPr>
+                <w:rFonts w:ascii="Arial" w:hAnsi="Arial" w:cs="Arial"/>
+                <w:bCs/>
+                <w:sz w:val="22"/>
+                <w:szCs w:val="22"/>
+              </w:rPr>
+              <w:t>Shrunal</w:t>
+            </w:r>
+            <w:proofErr w:type="spellEnd"/>
+            <w:r>
+              <w:rPr>
+                <w:rFonts w:ascii="Arial" w:hAnsi="Arial" w:cs="Arial"/>
+                <w:bCs/>
+                <w:sz w:val="22"/>
+                <w:szCs w:val="22"/>
+              </w:rPr>
+              <w:t xml:space="preserve"> </w:t>
+            </w:r>
+            <w:proofErr w:type="spellStart"/>
+            <w:r>
+              <w:rPr>
+                <w:rFonts w:ascii="Arial" w:hAnsi="Arial" w:cs="Arial"/>
+                <w:bCs/>
+                <w:sz w:val="22"/>
+                <w:szCs w:val="22"/>
+              </w:rPr>
+              <w:t>Pothagoni</w:t>
+            </w:r>
+            <w:proofErr w:type="spellEnd"/>
+            <w:r>
+              <w:rPr>
+                <w:rFonts w:ascii="Arial" w:hAnsi="Arial" w:cs="Arial"/>
+                <w:bCs/>
+                <w:sz w:val="22"/>
+                <w:szCs w:val="22"/>
+              </w:rPr>
+              <w:t>, Ziwei Zhu, David S. Rosenblum. Vietoris-Rips Complex: A New Direction for Cross-Domain Cold-Start Recommendation. The 2024 SIAM International Conference on Data Mining.</w:t>
             </w:r>
           </w:p>
         </w:tc>
@@ -4168,7 +3964,7 @@
                 <w:sz w:val="22"/>
                 <w:szCs w:val="22"/>
               </w:rPr>
-              <w:t>EMNLP 2023 Findings</w:t>
+              <w:t>EMNLP 2023</w:t>
             </w:r>
           </w:p>
         </w:tc>
@@ -4185,45 +3981,41 @@
                 <w:szCs w:val="22"/>
               </w:rPr>
             </w:pPr>
-            <w:proofErr w:type="spellStart"/>
-            <w:r>
-              <w:rPr>
-                <w:rFonts w:ascii="Arial" w:hAnsi="Arial" w:cs="Arial"/>
-                <w:bCs/>
-                <w:sz w:val="22"/>
-                <w:szCs w:val="22"/>
-              </w:rPr>
-              <w:t>Xiangjue</w:t>
-            </w:r>
-            <w:proofErr w:type="spellEnd"/>
-            <w:r>
-              <w:rPr>
-                <w:rFonts w:ascii="Arial" w:hAnsi="Arial" w:cs="Arial"/>
-                <w:bCs/>
-                <w:sz w:val="22"/>
-                <w:szCs w:val="22"/>
-              </w:rPr>
-              <w:t xml:space="preserve"> Dong, Ziwei Zhu, </w:t>
-            </w:r>
-            <w:proofErr w:type="spellStart"/>
-            <w:r>
-              <w:rPr>
-                <w:rFonts w:ascii="Arial" w:hAnsi="Arial" w:cs="Arial"/>
-                <w:bCs/>
-                <w:sz w:val="22"/>
-                <w:szCs w:val="22"/>
-              </w:rPr>
-              <w:t>Zhuoer</w:t>
-            </w:r>
-            <w:proofErr w:type="spellEnd"/>
-            <w:r>
-              <w:rPr>
-                <w:rFonts w:ascii="Arial" w:hAnsi="Arial" w:cs="Arial"/>
-                <w:bCs/>
-                <w:sz w:val="22"/>
-                <w:szCs w:val="22"/>
-              </w:rPr>
-              <w:t xml:space="preserve"> Wang, Maria Teleki, and James Caverlee. Co^2PT: Mitigating Bias in Pre-trained Language Models through Counterfactual Contrastive Prompt Tuning. The 2023 Conference on Empirical Methods in Natural Language Processing.</w:t>
+            <w:r>
+              <w:rPr>
+                <w:rFonts w:ascii="Arial" w:hAnsi="Arial" w:cs="Arial"/>
+                <w:b/>
+                <w:sz w:val="22"/>
+                <w:szCs w:val="22"/>
+              </w:rPr>
+              <w:t>Anjishnu Mukherjee</w:t>
+            </w:r>
+            <w:r>
+              <w:rPr>
+                <w:rFonts w:ascii="Arial" w:hAnsi="Arial" w:cs="Arial"/>
+                <w:bCs/>
+                <w:sz w:val="22"/>
+                <w:szCs w:val="22"/>
+              </w:rPr>
+              <w:t xml:space="preserve">, </w:t>
+            </w:r>
+            <w:r>
+              <w:rPr>
+                <w:rFonts w:ascii="Arial" w:hAnsi="Arial" w:cs="Arial"/>
+                <w:b/>
+                <w:sz w:val="22"/>
+                <w:szCs w:val="22"/>
+              </w:rPr>
+              <w:t>Chahat Raj</w:t>
+            </w:r>
+            <w:r>
+              <w:rPr>
+                <w:rFonts w:ascii="Arial" w:hAnsi="Arial" w:cs="Arial"/>
+                <w:bCs/>
+                <w:sz w:val="22"/>
+                <w:szCs w:val="22"/>
+              </w:rPr>
+              <w:t>, Ziwei Zhu, and Antonios Anastasopoulos. Global Voices, Local Biases: Socio-Cultural Prejudices across Languages. The 2023 Conference on Empirical Methods in Natural Language Processing.</w:t>
             </w:r>
           </w:p>
         </w:tc>
@@ -4251,7 +4043,6 @@
                 <w:sz w:val="22"/>
                 <w:szCs w:val="22"/>
               </w:rPr>
-              <w:lastRenderedPageBreak/>
               <w:t>EMNLP 2023 Findings</w:t>
             </w:r>
           </w:p>
@@ -4277,6 +4068,26 @@
                 <w:sz w:val="22"/>
                 <w:szCs w:val="22"/>
               </w:rPr>
+              <w:t>Xiangjue</w:t>
+            </w:r>
+            <w:proofErr w:type="spellEnd"/>
+            <w:r>
+              <w:rPr>
+                <w:rFonts w:ascii="Arial" w:hAnsi="Arial" w:cs="Arial"/>
+                <w:bCs/>
+                <w:sz w:val="22"/>
+                <w:szCs w:val="22"/>
+              </w:rPr>
+              <w:t xml:space="preserve"> Dong, Ziwei Zhu, </w:t>
+            </w:r>
+            <w:proofErr w:type="spellStart"/>
+            <w:r>
+              <w:rPr>
+                <w:rFonts w:ascii="Arial" w:hAnsi="Arial" w:cs="Arial"/>
+                <w:bCs/>
+                <w:sz w:val="22"/>
+                <w:szCs w:val="22"/>
+              </w:rPr>
               <w:t>Zhuoer</w:t>
             </w:r>
             <w:proofErr w:type="spellEnd"/>
@@ -4287,7 +4098,7 @@
                 <w:sz w:val="22"/>
                 <w:szCs w:val="22"/>
               </w:rPr>
-              <w:t xml:space="preserve"> Wang, Yicheng Wang, Ziwei Zhu, and James Caverlee. Unsupervised Candidate Answer Extraction through Differentiable Masker-Reconstructor Model. The 2023 Conference on Empirical Methods in Natural Language Processing.</w:t>
+              <w:t xml:space="preserve"> Wang, Maria Teleki, and James Caverlee. Co^2PT: Mitigating Bias in Pre-trained Language Models through Counterfactual Contrastive Prompt Tuning. The 2023 Conference on Empirical Methods in Natural Language Processing.</w:t>
             </w:r>
           </w:p>
         </w:tc>
@@ -4315,7 +4126,7 @@
                 <w:sz w:val="22"/>
                 <w:szCs w:val="22"/>
               </w:rPr>
-              <w:t>CIKM 23</w:t>
+              <w:t>EMNLP 2023 Findings</w:t>
             </w:r>
           </w:p>
         </w:tc>
@@ -4332,24 +4143,6 @@
                 <w:szCs w:val="22"/>
               </w:rPr>
             </w:pPr>
-            <w:r>
-              <w:rPr>
-                <w:rFonts w:ascii="Arial" w:hAnsi="Arial" w:cs="Arial"/>
-                <w:b/>
-                <w:sz w:val="22"/>
-                <w:szCs w:val="22"/>
-              </w:rPr>
-              <w:t>Yuqing Zhou</w:t>
-            </w:r>
-            <w:r>
-              <w:rPr>
-                <w:rFonts w:ascii="Arial" w:hAnsi="Arial" w:cs="Arial"/>
-                <w:bCs/>
-                <w:sz w:val="22"/>
-                <w:szCs w:val="22"/>
-              </w:rPr>
-              <w:t xml:space="preserve">, </w:t>
-            </w:r>
             <w:proofErr w:type="spellStart"/>
             <w:r>
               <w:rPr>
@@ -4358,7 +4151,7 @@
                 <w:sz w:val="22"/>
                 <w:szCs w:val="22"/>
               </w:rPr>
-              <w:t>Tianshu</w:t>
+              <w:t>Zhuoer</w:t>
             </w:r>
             <w:proofErr w:type="spellEnd"/>
             <w:r>
@@ -4368,7 +4161,7 @@
                 <w:sz w:val="22"/>
                 <w:szCs w:val="22"/>
               </w:rPr>
-              <w:t xml:space="preserve"> Feng, Mingrui Liu, and Ziwei Zhu. A Generalized Propensity Learning Framework for Unbiased Post-Click Conversion Rate Estimation. The 32nd ACM International Conference on Information and Knowledge Management, 2023.</w:t>
+              <w:t xml:space="preserve"> Wang, Yicheng Wang, Ziwei Zhu, and James Caverlee. Unsupervised Candidate Answer Extraction through Differentiable Masker-Reconstructor Model. The 2023 Conference on Empirical Methods in Natural Language Processing.</w:t>
             </w:r>
           </w:p>
         </w:tc>
@@ -4396,25 +4189,7 @@
                 <w:sz w:val="22"/>
                 <w:szCs w:val="22"/>
               </w:rPr>
-              <w:t>ACL 23</w:t>
-            </w:r>
-          </w:p>
-          <w:p>
-            <w:pPr>
-              <w:jc w:val="right"/>
-              <w:rPr>
-                <w:rFonts w:ascii="Arial" w:hAnsi="Arial" w:cs="Arial"/>
-                <w:sz w:val="22"/>
-                <w:szCs w:val="22"/>
-              </w:rPr>
-            </w:pPr>
-            <w:r>
-              <w:rPr>
-                <w:rFonts w:ascii="Arial" w:hAnsi="Arial" w:cs="Arial"/>
-                <w:sz w:val="22"/>
-                <w:szCs w:val="22"/>
-              </w:rPr>
-              <w:t>Findings</w:t>
+              <w:t>CIKM 23</w:t>
             </w:r>
           </w:p>
         </w:tc>
@@ -4431,6 +4206,24 @@
                 <w:szCs w:val="22"/>
               </w:rPr>
             </w:pPr>
+            <w:r>
+              <w:rPr>
+                <w:rFonts w:ascii="Arial" w:hAnsi="Arial" w:cs="Arial"/>
+                <w:b/>
+                <w:sz w:val="22"/>
+                <w:szCs w:val="22"/>
+              </w:rPr>
+              <w:t>Yuqing Zhou</w:t>
+            </w:r>
+            <w:r>
+              <w:rPr>
+                <w:rFonts w:ascii="Arial" w:hAnsi="Arial" w:cs="Arial"/>
+                <w:bCs/>
+                <w:sz w:val="22"/>
+                <w:szCs w:val="22"/>
+              </w:rPr>
+              <w:t xml:space="preserve">, </w:t>
+            </w:r>
             <w:proofErr w:type="spellStart"/>
             <w:r>
               <w:rPr>
@@ -4439,7 +4232,7 @@
                 <w:sz w:val="22"/>
                 <w:szCs w:val="22"/>
               </w:rPr>
-              <w:t>Xiangjue</w:t>
+              <w:t>Tianshu</w:t>
             </w:r>
             <w:proofErr w:type="spellEnd"/>
             <w:r>
@@ -4449,27 +4242,7 @@
                 <w:sz w:val="22"/>
                 <w:szCs w:val="22"/>
               </w:rPr>
-              <w:t xml:space="preserve"> Dong, Yun He, Ziwei Zhu, and James Caverlee. </w:t>
-            </w:r>
-            <w:proofErr w:type="spellStart"/>
-            <w:r>
-              <w:rPr>
-                <w:rFonts w:ascii="Arial" w:hAnsi="Arial" w:cs="Arial"/>
-                <w:bCs/>
-                <w:sz w:val="22"/>
-                <w:szCs w:val="22"/>
-              </w:rPr>
-              <w:t>PromptAttack</w:t>
-            </w:r>
-            <w:proofErr w:type="spellEnd"/>
-            <w:r>
-              <w:rPr>
-                <w:rFonts w:ascii="Arial" w:hAnsi="Arial" w:cs="Arial"/>
-                <w:bCs/>
-                <w:sz w:val="22"/>
-                <w:szCs w:val="22"/>
-              </w:rPr>
-              <w:t>: Probing Dialogue State Trackers with Adversarial Prompts. Findings of the Association for Computational Linguistics 2023.</w:t>
+              <w:t xml:space="preserve"> Feng, Mingrui Liu, and Ziwei Zhu. A Generalized Propensity Learning Framework for Unbiased Post-Click Conversion Rate Estimation. The 32nd ACM International Conference on Information and Knowledge Management, 2023.</w:t>
             </w:r>
           </w:p>
         </w:tc>
@@ -4497,7 +4270,26 @@
                 <w:sz w:val="22"/>
                 <w:szCs w:val="22"/>
               </w:rPr>
-              <w:t>WWW 23</w:t>
+              <w:lastRenderedPageBreak/>
+              <w:t>ACL 23</w:t>
+            </w:r>
+          </w:p>
+          <w:p>
+            <w:pPr>
+              <w:jc w:val="right"/>
+              <w:rPr>
+                <w:rFonts w:ascii="Arial" w:hAnsi="Arial" w:cs="Arial"/>
+                <w:sz w:val="22"/>
+                <w:szCs w:val="22"/>
+              </w:rPr>
+            </w:pPr>
+            <w:r>
+              <w:rPr>
+                <w:rFonts w:ascii="Arial" w:hAnsi="Arial" w:cs="Arial"/>
+                <w:sz w:val="22"/>
+                <w:szCs w:val="22"/>
+              </w:rPr>
+              <w:t>Findings</w:t>
             </w:r>
           </w:p>
         </w:tc>
@@ -4514,14 +4306,45 @@
                 <w:szCs w:val="22"/>
               </w:rPr>
             </w:pPr>
-            <w:r>
-              <w:rPr>
-                <w:rFonts w:ascii="Arial" w:hAnsi="Arial" w:cs="Arial"/>
-                <w:bCs/>
-                <w:sz w:val="22"/>
-                <w:szCs w:val="22"/>
-              </w:rPr>
-              <w:t>Allen Lin, Ziwei Zhu, Jianling Wang, and James Caverlee. Enhancing User Personalization in Conversational Recommenders. The 2023 ACM Web Conference, 2023.</w:t>
+            <w:proofErr w:type="spellStart"/>
+            <w:r>
+              <w:rPr>
+                <w:rFonts w:ascii="Arial" w:hAnsi="Arial" w:cs="Arial"/>
+                <w:bCs/>
+                <w:sz w:val="22"/>
+                <w:szCs w:val="22"/>
+              </w:rPr>
+              <w:t>Xiangjue</w:t>
+            </w:r>
+            <w:proofErr w:type="spellEnd"/>
+            <w:r>
+              <w:rPr>
+                <w:rFonts w:ascii="Arial" w:hAnsi="Arial" w:cs="Arial"/>
+                <w:bCs/>
+                <w:sz w:val="22"/>
+                <w:szCs w:val="22"/>
+              </w:rPr>
+              <w:t xml:space="preserve"> Dong, Yun He, Ziwei Zhu, and James Caverlee. </w:t>
+            </w:r>
+            <w:proofErr w:type="spellStart"/>
+            <w:r>
+              <w:rPr>
+                <w:rFonts w:ascii="Arial" w:hAnsi="Arial" w:cs="Arial"/>
+                <w:bCs/>
+                <w:sz w:val="22"/>
+                <w:szCs w:val="22"/>
+              </w:rPr>
+              <w:t>PromptAttack</w:t>
+            </w:r>
+            <w:proofErr w:type="spellEnd"/>
+            <w:r>
+              <w:rPr>
+                <w:rFonts w:ascii="Arial" w:hAnsi="Arial" w:cs="Arial"/>
+                <w:bCs/>
+                <w:sz w:val="22"/>
+                <w:szCs w:val="22"/>
+              </w:rPr>
+              <w:t>: Probing Dialogue State Trackers with Adversarial Prompts. Findings of the Association for Computational Linguistics 2023.</w:t>
             </w:r>
           </w:p>
         </w:tc>
@@ -4543,23 +4366,13 @@
                 <w:szCs w:val="22"/>
               </w:rPr>
             </w:pPr>
-            <w:proofErr w:type="spellStart"/>
-            <w:r>
-              <w:rPr>
-                <w:rFonts w:ascii="Arial" w:hAnsi="Arial" w:cs="Arial"/>
-                <w:sz w:val="22"/>
-                <w:szCs w:val="22"/>
-              </w:rPr>
-              <w:t>MobiSys</w:t>
-            </w:r>
-            <w:proofErr w:type="spellEnd"/>
-            <w:r>
-              <w:rPr>
-                <w:rFonts w:ascii="Arial" w:hAnsi="Arial" w:cs="Arial"/>
-                <w:sz w:val="22"/>
-                <w:szCs w:val="22"/>
-              </w:rPr>
-              <w:t xml:space="preserve"> 23</w:t>
+            <w:r>
+              <w:rPr>
+                <w:rFonts w:ascii="Arial" w:hAnsi="Arial" w:cs="Arial"/>
+                <w:sz w:val="22"/>
+                <w:szCs w:val="22"/>
+              </w:rPr>
+              <w:t>WWW 23</w:t>
             </w:r>
           </w:p>
         </w:tc>
@@ -4583,47 +4396,7 @@
                 <w:sz w:val="22"/>
                 <w:szCs w:val="22"/>
               </w:rPr>
-              <w:t xml:space="preserve">Liuyi Jin, Tian Liu, Amran Haroon, Radu </w:t>
-            </w:r>
-            <w:proofErr w:type="spellStart"/>
-            <w:r>
-              <w:rPr>
-                <w:rFonts w:ascii="Arial" w:hAnsi="Arial" w:cs="Arial"/>
-                <w:bCs/>
-                <w:sz w:val="22"/>
-                <w:szCs w:val="22"/>
-              </w:rPr>
-              <w:t>Stoleru</w:t>
-            </w:r>
-            <w:proofErr w:type="spellEnd"/>
-            <w:r>
-              <w:rPr>
-                <w:rFonts w:ascii="Arial" w:hAnsi="Arial" w:cs="Arial"/>
-                <w:bCs/>
-                <w:sz w:val="22"/>
-                <w:szCs w:val="22"/>
-              </w:rPr>
-              <w:t xml:space="preserve">, Michael Middleton, Ziwei Zhu, Theodora Chaspari. </w:t>
-            </w:r>
-            <w:proofErr w:type="spellStart"/>
-            <w:r>
-              <w:rPr>
-                <w:rFonts w:ascii="Arial" w:hAnsi="Arial" w:cs="Arial"/>
-                <w:bCs/>
-                <w:sz w:val="22"/>
-                <w:szCs w:val="22"/>
-              </w:rPr>
-              <w:t>EMSAssist</w:t>
-            </w:r>
-            <w:proofErr w:type="spellEnd"/>
-            <w:r>
-              <w:rPr>
-                <w:rFonts w:ascii="Arial" w:hAnsi="Arial" w:cs="Arial"/>
-                <w:bCs/>
-                <w:sz w:val="22"/>
-                <w:szCs w:val="22"/>
-              </w:rPr>
-              <w:t>: An End-to-End Mobile Voice Assistant at the Edge for Emergency Medical Services. The 21st ACM International Conference on Mobile Systems, Applications, and Services, 2023.</w:t>
+              <w:t>Allen Lin, Ziwei Zhu, Jianling Wang, and James Caverlee. Enhancing User Personalization in Conversational Recommenders. The 2023 ACM Web Conference, 2023.</w:t>
             </w:r>
           </w:p>
         </w:tc>
@@ -4645,13 +4418,23 @@
                 <w:szCs w:val="22"/>
               </w:rPr>
             </w:pPr>
-            <w:r>
-              <w:rPr>
-                <w:rFonts w:ascii="Arial" w:hAnsi="Arial" w:cs="Arial"/>
-                <w:sz w:val="22"/>
-                <w:szCs w:val="22"/>
-              </w:rPr>
-              <w:t>ECIR 23</w:t>
+            <w:proofErr w:type="spellStart"/>
+            <w:r>
+              <w:rPr>
+                <w:rFonts w:ascii="Arial" w:hAnsi="Arial" w:cs="Arial"/>
+                <w:sz w:val="22"/>
+                <w:szCs w:val="22"/>
+              </w:rPr>
+              <w:t>MobiSys</w:t>
+            </w:r>
+            <w:proofErr w:type="spellEnd"/>
+            <w:r>
+              <w:rPr>
+                <w:rFonts w:ascii="Arial" w:hAnsi="Arial" w:cs="Arial"/>
+                <w:sz w:val="22"/>
+                <w:szCs w:val="22"/>
+              </w:rPr>
+              <w:t xml:space="preserve"> 23</w:t>
             </w:r>
           </w:p>
         </w:tc>
@@ -4675,52 +4458,47 @@
                 <w:sz w:val="22"/>
                 <w:szCs w:val="22"/>
               </w:rPr>
-              <w:t>Han Zhang, Ziwei Zhu, and James Caverlee. Evolution of Filter Bubbles and Polarization in News Recommendation. The 45th European Conference on Information Retrieval, 2023.</w:t>
-            </w:r>
-            <w:r>
-              <w:rPr>
-                <w:rFonts w:ascii="Arial" w:hAnsi="Arial" w:cs="Arial"/>
-                <w:bCs/>
-                <w:sz w:val="22"/>
-                <w:szCs w:val="22"/>
-              </w:rPr>
-              <w:t xml:space="preserve"> (</w:t>
-            </w:r>
-            <w:r>
-              <w:rPr>
-                <w:rFonts w:ascii="Arial" w:hAnsi="Arial" w:cs="Arial"/>
-                <w:bCs/>
-                <w:sz w:val="22"/>
-                <w:szCs w:val="22"/>
-              </w:rPr>
-              <w:t>s</w:t>
-            </w:r>
-            <w:r>
-              <w:rPr>
-                <w:rFonts w:ascii="Arial" w:hAnsi="Arial" w:cs="Arial"/>
-                <w:bCs/>
-                <w:sz w:val="22"/>
-                <w:szCs w:val="22"/>
-              </w:rPr>
-              <w:t xml:space="preserve">hort </w:t>
-            </w:r>
-            <w:r>
-              <w:rPr>
-                <w:rFonts w:ascii="Arial" w:hAnsi="Arial" w:cs="Arial"/>
-                <w:bCs/>
-                <w:sz w:val="22"/>
-                <w:szCs w:val="22"/>
-              </w:rPr>
-              <w:t>p</w:t>
-            </w:r>
-            <w:r>
-              <w:rPr>
-                <w:rFonts w:ascii="Arial" w:hAnsi="Arial" w:cs="Arial"/>
-                <w:bCs/>
-                <w:sz w:val="22"/>
-                <w:szCs w:val="22"/>
-              </w:rPr>
-              <w:t>aper)</w:t>
+              <w:t xml:space="preserve">Liuyi Jin, Tian Liu, Amran Haroon, Radu </w:t>
+            </w:r>
+            <w:proofErr w:type="spellStart"/>
+            <w:r>
+              <w:rPr>
+                <w:rFonts w:ascii="Arial" w:hAnsi="Arial" w:cs="Arial"/>
+                <w:bCs/>
+                <w:sz w:val="22"/>
+                <w:szCs w:val="22"/>
+              </w:rPr>
+              <w:t>Stoleru</w:t>
+            </w:r>
+            <w:proofErr w:type="spellEnd"/>
+            <w:r>
+              <w:rPr>
+                <w:rFonts w:ascii="Arial" w:hAnsi="Arial" w:cs="Arial"/>
+                <w:bCs/>
+                <w:sz w:val="22"/>
+                <w:szCs w:val="22"/>
+              </w:rPr>
+              <w:t xml:space="preserve">, Michael Middleton, Ziwei Zhu, Theodora Chaspari. </w:t>
+            </w:r>
+            <w:proofErr w:type="spellStart"/>
+            <w:r>
+              <w:rPr>
+                <w:rFonts w:ascii="Arial" w:hAnsi="Arial" w:cs="Arial"/>
+                <w:bCs/>
+                <w:sz w:val="22"/>
+                <w:szCs w:val="22"/>
+              </w:rPr>
+              <w:t>EMSAssist</w:t>
+            </w:r>
+            <w:proofErr w:type="spellEnd"/>
+            <w:r>
+              <w:rPr>
+                <w:rFonts w:ascii="Arial" w:hAnsi="Arial" w:cs="Arial"/>
+                <w:bCs/>
+                <w:sz w:val="22"/>
+                <w:szCs w:val="22"/>
+              </w:rPr>
+              <w:t>: An End-to-End Mobile Voice Assistant at the Edge for Emergency Medical Services. The 21st ACM International Conference on Mobile Systems, Applications, and Services, 2023.</w:t>
             </w:r>
           </w:p>
         </w:tc>
@@ -4748,7 +4526,7 @@
                 <w:sz w:val="22"/>
                 <w:szCs w:val="22"/>
               </w:rPr>
-              <w:t>CIKM 22</w:t>
+              <w:t>ECIR 23</w:t>
             </w:r>
           </w:p>
         </w:tc>
@@ -4772,16 +4550,52 @@
                 <w:sz w:val="22"/>
                 <w:szCs w:val="22"/>
               </w:rPr>
-              <w:t>Shuo Lin, Jianling Wang, Ziwei Zhu, and James Caverlee. Quantifying and Mitigating Popularity Bias in Conversational Recommender Systems. The 31st ACM International Conference on Information and Knowledge Management, 2022</w:t>
-            </w:r>
-            <w:r>
-              <w:rPr>
-                <w:rFonts w:ascii="Arial" w:hAnsi="Arial" w:cs="Arial"/>
-                <w:bCs/>
-                <w:sz w:val="22"/>
-                <w:szCs w:val="22"/>
-              </w:rPr>
-              <w:t>.</w:t>
+              <w:t>Han Zhang, Ziwei Zhu, and James Caverlee. Evolution of Filter Bubbles and Polarization in News Recommendation. The 45th European Conference on Information Retrieval, 2023.</w:t>
+            </w:r>
+            <w:r>
+              <w:rPr>
+                <w:rFonts w:ascii="Arial" w:hAnsi="Arial" w:cs="Arial"/>
+                <w:bCs/>
+                <w:sz w:val="22"/>
+                <w:szCs w:val="22"/>
+              </w:rPr>
+              <w:t xml:space="preserve"> (</w:t>
+            </w:r>
+            <w:r>
+              <w:rPr>
+                <w:rFonts w:ascii="Arial" w:hAnsi="Arial" w:cs="Arial"/>
+                <w:bCs/>
+                <w:sz w:val="22"/>
+                <w:szCs w:val="22"/>
+              </w:rPr>
+              <w:t>s</w:t>
+            </w:r>
+            <w:r>
+              <w:rPr>
+                <w:rFonts w:ascii="Arial" w:hAnsi="Arial" w:cs="Arial"/>
+                <w:bCs/>
+                <w:sz w:val="22"/>
+                <w:szCs w:val="22"/>
+              </w:rPr>
+              <w:t xml:space="preserve">hort </w:t>
+            </w:r>
+            <w:r>
+              <w:rPr>
+                <w:rFonts w:ascii="Arial" w:hAnsi="Arial" w:cs="Arial"/>
+                <w:bCs/>
+                <w:sz w:val="22"/>
+                <w:szCs w:val="22"/>
+              </w:rPr>
+              <w:t>p</w:t>
+            </w:r>
+            <w:r>
+              <w:rPr>
+                <w:rFonts w:ascii="Arial" w:hAnsi="Arial" w:cs="Arial"/>
+                <w:bCs/>
+                <w:sz w:val="22"/>
+                <w:szCs w:val="22"/>
+              </w:rPr>
+              <w:t>aper)</w:t>
             </w:r>
           </w:p>
         </w:tc>
@@ -4809,7 +4623,7 @@
                 <w:sz w:val="22"/>
                 <w:szCs w:val="22"/>
               </w:rPr>
-              <w:t>WWW 22</w:t>
+              <w:t>CIKM 22</w:t>
             </w:r>
           </w:p>
         </w:tc>
@@ -4833,16 +4647,16 @@
                 <w:sz w:val="22"/>
                 <w:szCs w:val="22"/>
               </w:rPr>
-              <w:t>James Kotary, Ferdinando Fioretto, Pascal Van Hentenryck, and Ziwei Zhu.</w:t>
-            </w:r>
-            <w:r>
-              <w:rPr>
-                <w:rFonts w:ascii="Arial" w:hAnsi="Arial" w:cs="Arial"/>
-                <w:bCs/>
-                <w:sz w:val="22"/>
-                <w:szCs w:val="22"/>
-              </w:rPr>
-              <w:t xml:space="preserve"> End-to-end Learning for Fair Ranking Systems. The Web4Good special track in 33rd ACM International Conference on World Wide Web, 2022.</w:t>
+              <w:t>Shuo Lin, Jianling Wang, Ziwei Zhu, and James Caverlee. Quantifying and Mitigating Popularity Bias in Conversational Recommender Systems. The 31st ACM International Conference on Information and Knowledge Management, 2022</w:t>
+            </w:r>
+            <w:r>
+              <w:rPr>
+                <w:rFonts w:ascii="Arial" w:hAnsi="Arial" w:cs="Arial"/>
+                <w:bCs/>
+                <w:sz w:val="22"/>
+                <w:szCs w:val="22"/>
+              </w:rPr>
+              <w:t>.</w:t>
             </w:r>
           </w:p>
         </w:tc>
@@ -4870,7 +4684,7 @@
                 <w:sz w:val="22"/>
                 <w:szCs w:val="22"/>
               </w:rPr>
-              <w:t>WSDM 22</w:t>
+              <w:t>WWW 22</w:t>
             </w:r>
           </w:p>
         </w:tc>
@@ -4894,7 +4708,16 @@
                 <w:sz w:val="22"/>
                 <w:szCs w:val="22"/>
               </w:rPr>
-              <w:t>Ziwei Zhu and James Caverlee. Fighting Mainstream Bias in Recommender Systems via Local Fine Tuning. The 15th ACM International Conference on Web Search and Data Mining, 2022.</w:t>
+              <w:t>James Kotary, Ferdinando Fioretto, Pascal Van Hentenryck, and Ziwei Zhu.</w:t>
+            </w:r>
+            <w:r>
+              <w:rPr>
+                <w:rFonts w:ascii="Arial" w:hAnsi="Arial" w:cs="Arial"/>
+                <w:bCs/>
+                <w:sz w:val="22"/>
+                <w:szCs w:val="22"/>
+              </w:rPr>
+              <w:t xml:space="preserve"> End-to-end Learning for Fair Ranking Systems. The Web4Good special track in 33rd ACM International Conference on World Wide Web, 2022.</w:t>
             </w:r>
           </w:p>
         </w:tc>
@@ -4922,15 +4745,7 @@
                 <w:sz w:val="22"/>
                 <w:szCs w:val="22"/>
               </w:rPr>
-              <w:t>KDD</w:t>
-            </w:r>
-            <w:r>
-              <w:rPr>
-                <w:rFonts w:ascii="Arial" w:hAnsi="Arial" w:cs="Arial"/>
-                <w:sz w:val="22"/>
-                <w:szCs w:val="22"/>
-              </w:rPr>
-              <w:t xml:space="preserve"> 21</w:t>
+              <w:t>WSDM 22</w:t>
             </w:r>
           </w:p>
         </w:tc>
@@ -4954,25 +4769,7 @@
                 <w:sz w:val="22"/>
                 <w:szCs w:val="22"/>
               </w:rPr>
-              <w:t>Ziwei Zhu, Yun He, Xing Zhao, and James Caverlee. Popularity Bias in Dynamic Recommendation. The 27th ACM SIGKDD International Conference on Knowledge Discovery and Data Mining</w:t>
-            </w:r>
-            <w:r>
-              <w:rPr>
-                <w:rFonts w:ascii="Arial" w:hAnsi="Arial" w:cs="Arial"/>
-                <w:bCs/>
-                <w:sz w:val="22"/>
-                <w:szCs w:val="22"/>
-              </w:rPr>
-              <w:t xml:space="preserve">, </w:t>
-            </w:r>
-            <w:r>
-              <w:rPr>
-                <w:rFonts w:ascii="Arial" w:hAnsi="Arial" w:cs="Arial"/>
-                <w:bCs/>
-                <w:sz w:val="22"/>
-                <w:szCs w:val="22"/>
-              </w:rPr>
-              <w:t>2021.</w:t>
+              <w:t>Ziwei Zhu and James Caverlee. Fighting Mainstream Bias in Recommender Systems via Local Fine Tuning. The 15th ACM International Conference on Web Search and Data Mining, 2022.</w:t>
             </w:r>
           </w:p>
         </w:tc>
@@ -5000,7 +4797,15 @@
                 <w:sz w:val="22"/>
                 <w:szCs w:val="22"/>
               </w:rPr>
-              <w:t>SIGIR 21</w:t>
+              <w:t>KDD</w:t>
+            </w:r>
+            <w:r>
+              <w:rPr>
+                <w:rFonts w:ascii="Arial" w:hAnsi="Arial" w:cs="Arial"/>
+                <w:sz w:val="22"/>
+                <w:szCs w:val="22"/>
+              </w:rPr>
+              <w:t xml:space="preserve"> 21</w:t>
             </w:r>
           </w:p>
         </w:tc>
@@ -5024,7 +4829,25 @@
                 <w:sz w:val="22"/>
                 <w:szCs w:val="22"/>
               </w:rPr>
-              <w:t>Ziwei Zhu, Jingu Kim, Trung Nguyen, Aish Fenton, and James Caverlee. Fairness among New Items in Cold Start Recommender Systems. The 44th International ACM SIGIR Conference on Research and Development in Information Retrieval, 2021.</w:t>
+              <w:t>Ziwei Zhu, Yun He, Xing Zhao, and James Caverlee. Popularity Bias in Dynamic Recommendation. The 27th ACM SIGKDD International Conference on Knowledge Discovery and Data Mining</w:t>
+            </w:r>
+            <w:r>
+              <w:rPr>
+                <w:rFonts w:ascii="Arial" w:hAnsi="Arial" w:cs="Arial"/>
+                <w:bCs/>
+                <w:sz w:val="22"/>
+                <w:szCs w:val="22"/>
+              </w:rPr>
+              <w:t xml:space="preserve">, </w:t>
+            </w:r>
+            <w:r>
+              <w:rPr>
+                <w:rFonts w:ascii="Arial" w:hAnsi="Arial" w:cs="Arial"/>
+                <w:bCs/>
+                <w:sz w:val="22"/>
+                <w:szCs w:val="22"/>
+              </w:rPr>
+              <w:t>2021.</w:t>
             </w:r>
           </w:p>
         </w:tc>
@@ -5046,34 +4869,14 @@
                 <w:szCs w:val="22"/>
               </w:rPr>
             </w:pPr>
-            <w:bookmarkStart w:id="0" w:name="OLE_LINK1"/>
-            <w:bookmarkStart w:id="1" w:name="OLE_LINK2"/>
-            <w:r>
-              <w:rPr>
-                <w:rFonts w:ascii="Arial" w:hAnsi="Arial" w:cs="Arial"/>
-                <w:sz w:val="22"/>
-                <w:szCs w:val="22"/>
-              </w:rPr>
-              <w:t>WSDM</w:t>
-            </w:r>
-            <w:r>
-              <w:rPr>
-                <w:rFonts w:ascii="Arial" w:hAnsi="Arial" w:cs="Arial"/>
-                <w:sz w:val="22"/>
-                <w:szCs w:val="22"/>
-              </w:rPr>
-              <w:t xml:space="preserve"> </w:t>
-            </w:r>
-            <w:r>
-              <w:rPr>
-                <w:rFonts w:ascii="Arial" w:hAnsi="Arial" w:cs="Arial"/>
-                <w:sz w:val="22"/>
-                <w:szCs w:val="22"/>
-              </w:rPr>
-              <w:t>21</w:t>
-            </w:r>
-            <w:bookmarkEnd w:id="0"/>
-            <w:bookmarkEnd w:id="1"/>
+            <w:r>
+              <w:rPr>
+                <w:rFonts w:ascii="Arial" w:hAnsi="Arial" w:cs="Arial"/>
+                <w:sz w:val="22"/>
+                <w:szCs w:val="22"/>
+              </w:rPr>
+              <w:t>SIGIR 21</w:t>
+            </w:r>
           </w:p>
         </w:tc>
         <w:tc>
@@ -5096,7 +4899,7 @@
                 <w:sz w:val="22"/>
                 <w:szCs w:val="22"/>
               </w:rPr>
-              <w:t>Ziwei Zhu, Yun He, Xing Zhao, Yin Zhang, Jianling Wang, and James Caverlee. Popularity-Opportunity Bias in Collaborative Filtering. The 14th ACM International Conference on Web Search and Data Mining, 2021.</w:t>
+              <w:t>Ziwei Zhu, Jingu Kim, Trung Nguyen, Aish Fenton, and James Caverlee. Fairness among New Items in Cold Start Recommender Systems. The 44th International ACM SIGIR Conference on Research and Development in Information Retrieval, 2021.</w:t>
             </w:r>
           </w:p>
         </w:tc>
@@ -5118,13 +4921,15 @@
                 <w:szCs w:val="22"/>
               </w:rPr>
             </w:pPr>
-            <w:r>
-              <w:rPr>
-                <w:rFonts w:ascii="Arial" w:hAnsi="Arial" w:cs="Arial"/>
-                <w:sz w:val="22"/>
-                <w:szCs w:val="22"/>
-              </w:rPr>
-              <w:t>WWW</w:t>
+            <w:bookmarkStart w:id="0" w:name="OLE_LINK1"/>
+            <w:bookmarkStart w:id="1" w:name="OLE_LINK2"/>
+            <w:r>
+              <w:rPr>
+                <w:rFonts w:ascii="Arial" w:hAnsi="Arial" w:cs="Arial"/>
+                <w:sz w:val="22"/>
+                <w:szCs w:val="22"/>
+              </w:rPr>
+              <w:t>WSDM</w:t>
             </w:r>
             <w:r>
               <w:rPr>
@@ -5142,6 +4947,8 @@
               </w:rPr>
               <w:t>21</w:t>
             </w:r>
+            <w:bookmarkEnd w:id="0"/>
+            <w:bookmarkEnd w:id="1"/>
           </w:p>
         </w:tc>
         <w:tc>
@@ -5164,36 +4971,7 @@
                 <w:sz w:val="22"/>
                 <w:szCs w:val="22"/>
               </w:rPr>
-              <w:t xml:space="preserve">Xing Zhao, Ziwei Zhu, and James Caverlee. Rabbit Holes and Taste Distortion: Distribution-Aware Recommendation with Evolving Interests. The </w:t>
-            </w:r>
-            <w:proofErr w:type="gramStart"/>
-            <w:r>
-              <w:rPr>
-                <w:rFonts w:ascii="Arial" w:hAnsi="Arial" w:cs="Arial"/>
-                <w:bCs/>
-                <w:sz w:val="22"/>
-                <w:szCs w:val="22"/>
-              </w:rPr>
-              <w:t>32th</w:t>
-            </w:r>
-            <w:proofErr w:type="gramEnd"/>
-            <w:r>
-              <w:rPr>
-                <w:rFonts w:ascii="Arial" w:hAnsi="Arial" w:cs="Arial"/>
-                <w:bCs/>
-                <w:sz w:val="22"/>
-                <w:szCs w:val="22"/>
-              </w:rPr>
-              <w:t xml:space="preserve"> International Conference on World Wide Web</w:t>
-            </w:r>
-            <w:r>
-              <w:rPr>
-                <w:rFonts w:ascii="Arial" w:hAnsi="Arial" w:cs="Arial"/>
-                <w:bCs/>
-                <w:sz w:val="22"/>
-                <w:szCs w:val="22"/>
-              </w:rPr>
-              <w:t>, 2021.</w:t>
+              <w:t>Ziwei Zhu, Yun He, Xing Zhao, Yin Zhang, Jianling Wang, and James Caverlee. Popularity-Opportunity Bias in Collaborative Filtering. The 14th ACM International Conference on Web Search and Data Mining, 2021.</w:t>
             </w:r>
           </w:p>
         </w:tc>
@@ -5221,7 +4999,7 @@
                 <w:sz w:val="22"/>
                 <w:szCs w:val="22"/>
               </w:rPr>
-              <w:t>SDM</w:t>
+              <w:t>WWW</w:t>
             </w:r>
             <w:r>
               <w:rPr>
@@ -5261,7 +5039,36 @@
                 <w:sz w:val="22"/>
                 <w:szCs w:val="22"/>
               </w:rPr>
-              <w:t>Jianling Wang, Kaize Ding, Ziwei Zhu, and James Caverlee. Session-based Recommendation with Hypergraph Attention Networks. The 2021 SIAM International Conference on Data Mining.</w:t>
+              <w:t xml:space="preserve">Xing Zhao, Ziwei Zhu, and James Caverlee. Rabbit Holes and Taste Distortion: Distribution-Aware Recommendation with Evolving Interests. The </w:t>
+            </w:r>
+            <w:proofErr w:type="gramStart"/>
+            <w:r>
+              <w:rPr>
+                <w:rFonts w:ascii="Arial" w:hAnsi="Arial" w:cs="Arial"/>
+                <w:bCs/>
+                <w:sz w:val="22"/>
+                <w:szCs w:val="22"/>
+              </w:rPr>
+              <w:t>32th</w:t>
+            </w:r>
+            <w:proofErr w:type="gramEnd"/>
+            <w:r>
+              <w:rPr>
+                <w:rFonts w:ascii="Arial" w:hAnsi="Arial" w:cs="Arial"/>
+                <w:bCs/>
+                <w:sz w:val="22"/>
+                <w:szCs w:val="22"/>
+              </w:rPr>
+              <w:t xml:space="preserve"> International Conference on World Wide Web</w:t>
+            </w:r>
+            <w:r>
+              <w:rPr>
+                <w:rFonts w:ascii="Arial" w:hAnsi="Arial" w:cs="Arial"/>
+                <w:bCs/>
+                <w:sz w:val="22"/>
+                <w:szCs w:val="22"/>
+              </w:rPr>
+              <w:t>, 2021.</w:t>
             </w:r>
           </w:p>
         </w:tc>
@@ -5289,8 +5096,7 @@
                 <w:sz w:val="22"/>
                 <w:szCs w:val="22"/>
               </w:rPr>
-              <w:lastRenderedPageBreak/>
-              <w:t>SIGIR</w:t>
+              <w:t>SDM</w:t>
             </w:r>
             <w:r>
               <w:rPr>
@@ -5306,7 +5112,7 @@
                 <w:sz w:val="22"/>
                 <w:szCs w:val="22"/>
               </w:rPr>
-              <w:t>20</w:t>
+              <w:t>21</w:t>
             </w:r>
           </w:p>
         </w:tc>
@@ -5330,45 +5136,7 @@
                 <w:sz w:val="22"/>
                 <w:szCs w:val="22"/>
               </w:rPr>
-              <w:t xml:space="preserve">Ziwei Zhu, Shahin Sefati, Parsa </w:t>
-            </w:r>
-            <w:proofErr w:type="spellStart"/>
-            <w:r>
-              <w:rPr>
-                <w:rFonts w:ascii="Arial" w:hAnsi="Arial" w:cs="Arial"/>
-                <w:bCs/>
-                <w:sz w:val="22"/>
-                <w:szCs w:val="22"/>
-              </w:rPr>
-              <w:t>Saadatpanah</w:t>
-            </w:r>
-            <w:proofErr w:type="spellEnd"/>
-            <w:r>
-              <w:rPr>
-                <w:rFonts w:ascii="Arial" w:hAnsi="Arial" w:cs="Arial"/>
-                <w:bCs/>
-                <w:sz w:val="22"/>
-                <w:szCs w:val="22"/>
-              </w:rPr>
-              <w:t>, and James Caverlee. Recommendation for New Users and New Items via Randomized Training and Mixture-of-Experts Transformation. The 43</w:t>
-            </w:r>
-            <w:r>
-              <w:rPr>
-                <w:rFonts w:ascii="Arial" w:hAnsi="Arial" w:cs="Arial"/>
-                <w:bCs/>
-                <w:sz w:val="22"/>
-                <w:szCs w:val="22"/>
-              </w:rPr>
-              <w:t>rd</w:t>
-            </w:r>
-            <w:r>
-              <w:rPr>
-                <w:rFonts w:ascii="Arial" w:hAnsi="Arial" w:cs="Arial"/>
-                <w:bCs/>
-                <w:sz w:val="22"/>
-                <w:szCs w:val="22"/>
-              </w:rPr>
-              <w:t xml:space="preserve"> International ACM SIGIR Conference on Research and Development in Information Retrieval, 2020.</w:t>
+              <w:t>Jianling Wang, Kaize Ding, Ziwei Zhu, and James Caverlee. Session-based Recommendation with Hypergraph Attention Networks. The 2021 SIAM International Conference on Data Mining.</w:t>
             </w:r>
           </w:p>
         </w:tc>
@@ -5436,7 +5204,45 @@
                 <w:sz w:val="22"/>
                 <w:szCs w:val="22"/>
               </w:rPr>
-              <w:t>Ziwei Zhu, Jianling Wang, and James Caverlee. Measuring and Mitigating Item Under Recommendation Bias in Personalized Ranking Systems. The 43rd International ACM SIGIR Conference on Research and Development in Information Retrieval, 2020.</w:t>
+              <w:t xml:space="preserve">Ziwei Zhu, Shahin Sefati, Parsa </w:t>
+            </w:r>
+            <w:proofErr w:type="spellStart"/>
+            <w:r>
+              <w:rPr>
+                <w:rFonts w:ascii="Arial" w:hAnsi="Arial" w:cs="Arial"/>
+                <w:bCs/>
+                <w:sz w:val="22"/>
+                <w:szCs w:val="22"/>
+              </w:rPr>
+              <w:t>Saadatpanah</w:t>
+            </w:r>
+            <w:proofErr w:type="spellEnd"/>
+            <w:r>
+              <w:rPr>
+                <w:rFonts w:ascii="Arial" w:hAnsi="Arial" w:cs="Arial"/>
+                <w:bCs/>
+                <w:sz w:val="22"/>
+                <w:szCs w:val="22"/>
+              </w:rPr>
+              <w:t>, and James Caverlee. Recommendation for New Users and New Items via Randomized Training and Mixture-of-Experts Transformation. The 43</w:t>
+            </w:r>
+            <w:r>
+              <w:rPr>
+                <w:rFonts w:ascii="Arial" w:hAnsi="Arial" w:cs="Arial"/>
+                <w:bCs/>
+                <w:sz w:val="22"/>
+                <w:szCs w:val="22"/>
+              </w:rPr>
+              <w:t>rd</w:t>
+            </w:r>
+            <w:r>
+              <w:rPr>
+                <w:rFonts w:ascii="Arial" w:hAnsi="Arial" w:cs="Arial"/>
+                <w:bCs/>
+                <w:sz w:val="22"/>
+                <w:szCs w:val="22"/>
+              </w:rPr>
+              <w:t xml:space="preserve"> International ACM SIGIR Conference on Research and Development in Information Retrieval, 2020.</w:t>
             </w:r>
           </w:p>
         </w:tc>
@@ -5464,6 +5270,75 @@
                 <w:sz w:val="22"/>
                 <w:szCs w:val="22"/>
               </w:rPr>
+              <w:t>SIGIR</w:t>
+            </w:r>
+            <w:r>
+              <w:rPr>
+                <w:rFonts w:ascii="Arial" w:hAnsi="Arial" w:cs="Arial"/>
+                <w:sz w:val="22"/>
+                <w:szCs w:val="22"/>
+              </w:rPr>
+              <w:t xml:space="preserve"> </w:t>
+            </w:r>
+            <w:r>
+              <w:rPr>
+                <w:rFonts w:ascii="Arial" w:hAnsi="Arial" w:cs="Arial"/>
+                <w:sz w:val="22"/>
+                <w:szCs w:val="22"/>
+              </w:rPr>
+              <w:t>20</w:t>
+            </w:r>
+          </w:p>
+        </w:tc>
+        <w:tc>
+          <w:tcPr>
+            <w:tcW w:w="8852" w:type="dxa"/>
+          </w:tcPr>
+          <w:p>
+            <w:pPr>
+              <w:rPr>
+                <w:rFonts w:ascii="Arial" w:hAnsi="Arial" w:cs="Arial"/>
+                <w:bCs/>
+                <w:sz w:val="22"/>
+                <w:szCs w:val="22"/>
+              </w:rPr>
+            </w:pPr>
+            <w:r>
+              <w:rPr>
+                <w:rFonts w:ascii="Arial" w:hAnsi="Arial" w:cs="Arial"/>
+                <w:bCs/>
+                <w:sz w:val="22"/>
+                <w:szCs w:val="22"/>
+              </w:rPr>
+              <w:t>Ziwei Zhu, Jianling Wang, and James Caverlee. Measuring and Mitigating Item Under Recommendation Bias in Personalized Ranking Systems. The 43rd International ACM SIGIR Conference on Research and Development in Information Retrieval, 2020.</w:t>
+            </w:r>
+          </w:p>
+        </w:tc>
+      </w:tr>
+      <w:tr>
+        <w:trPr>
+          <w:trHeight w:val="20"/>
+        </w:trPr>
+        <w:tc>
+          <w:tcPr>
+            <w:tcW w:w="1530" w:type="dxa"/>
+          </w:tcPr>
+          <w:p>
+            <w:pPr>
+              <w:jc w:val="right"/>
+              <w:rPr>
+                <w:rFonts w:ascii="Arial" w:hAnsi="Arial" w:cs="Arial"/>
+                <w:sz w:val="22"/>
+                <w:szCs w:val="22"/>
+              </w:rPr>
+            </w:pPr>
+            <w:r>
+              <w:rPr>
+                <w:rFonts w:ascii="Arial" w:hAnsi="Arial" w:cs="Arial"/>
+                <w:sz w:val="22"/>
+                <w:szCs w:val="22"/>
+              </w:rPr>
+              <w:lastRenderedPageBreak/>
               <w:t>RecSys 20</w:t>
             </w:r>
           </w:p>
@@ -6464,7 +6339,6 @@
                 <w:sz w:val="22"/>
                 <w:szCs w:val="22"/>
               </w:rPr>
-              <w:lastRenderedPageBreak/>
               <w:t>arxiv</w:t>
             </w:r>
             <w:proofErr w:type="spellEnd"/>
@@ -6490,16 +6364,16 @@
                 <w:sz w:val="22"/>
                 <w:szCs w:val="22"/>
               </w:rPr>
-              <w:t>Bowen</w:t>
-            </w:r>
-            <w:r>
-              <w:rPr>
-                <w:rFonts w:ascii="Arial" w:hAnsi="Arial" w:cs="Arial"/>
-                <w:bCs/>
-                <w:sz w:val="22"/>
-                <w:szCs w:val="22"/>
-              </w:rPr>
-              <w:t xml:space="preserve"> </w:t>
+              <w:t>Jinhao Pan</w:t>
+            </w:r>
+            <w:r>
+              <w:rPr>
+                <w:rFonts w:ascii="Arial" w:hAnsi="Arial" w:cs="Arial"/>
+                <w:bCs/>
+                <w:sz w:val="22"/>
+                <w:szCs w:val="22"/>
+              </w:rPr>
+              <w:t xml:space="preserve">, </w:t>
             </w:r>
             <w:r>
               <w:rPr>
@@ -6508,112 +6382,25 @@
                 <w:sz w:val="22"/>
                 <w:szCs w:val="22"/>
               </w:rPr>
-              <w:t>Wei</w:t>
-            </w:r>
-            <w:r>
-              <w:rPr>
-                <w:rFonts w:ascii="Arial" w:hAnsi="Arial" w:cs="Arial"/>
-                <w:bCs/>
-                <w:sz w:val="22"/>
-                <w:szCs w:val="22"/>
-              </w:rPr>
-              <w:t xml:space="preserve">, </w:t>
-            </w:r>
-            <w:proofErr w:type="spellStart"/>
-            <w:r>
-              <w:rPr>
-                <w:rFonts w:ascii="Arial" w:hAnsi="Arial" w:cs="Arial"/>
-                <w:bCs/>
-                <w:sz w:val="22"/>
-                <w:szCs w:val="22"/>
-              </w:rPr>
-              <w:t>Yunbei</w:t>
-            </w:r>
-            <w:proofErr w:type="spellEnd"/>
-            <w:r>
-              <w:rPr>
-                <w:rFonts w:ascii="Arial" w:hAnsi="Arial" w:cs="Arial"/>
-                <w:bCs/>
-                <w:sz w:val="22"/>
-                <w:szCs w:val="22"/>
-              </w:rPr>
-              <w:t xml:space="preserve"> Zhang, </w:t>
-            </w:r>
-            <w:r>
-              <w:rPr>
-                <w:rFonts w:ascii="Arial" w:hAnsi="Arial" w:cs="Arial"/>
-                <w:b/>
-                <w:sz w:val="22"/>
-                <w:szCs w:val="22"/>
-              </w:rPr>
-              <w:t>Jinhao</w:t>
-            </w:r>
-            <w:r>
-              <w:rPr>
-                <w:rFonts w:ascii="Arial" w:hAnsi="Arial" w:cs="Arial"/>
-                <w:bCs/>
-                <w:sz w:val="22"/>
-                <w:szCs w:val="22"/>
-              </w:rPr>
-              <w:t xml:space="preserve"> </w:t>
-            </w:r>
-            <w:r>
-              <w:rPr>
-                <w:rFonts w:ascii="Arial" w:hAnsi="Arial" w:cs="Arial"/>
-                <w:b/>
-                <w:sz w:val="22"/>
-                <w:szCs w:val="22"/>
-              </w:rPr>
-              <w:t>Pan</w:t>
-            </w:r>
-            <w:r>
-              <w:rPr>
-                <w:rFonts w:ascii="Arial" w:hAnsi="Arial" w:cs="Arial"/>
-                <w:bCs/>
-                <w:sz w:val="22"/>
-                <w:szCs w:val="22"/>
-              </w:rPr>
-              <w:t xml:space="preserve">, Kai Mei, Xiao Wang, Jihun Hamm, Ziwei Zhu, </w:t>
-            </w:r>
-            <w:proofErr w:type="spellStart"/>
-            <w:r>
-              <w:rPr>
-                <w:rFonts w:ascii="Arial" w:hAnsi="Arial" w:cs="Arial"/>
-                <w:bCs/>
-                <w:sz w:val="22"/>
-                <w:szCs w:val="22"/>
-              </w:rPr>
-              <w:t>Yingqiang</w:t>
-            </w:r>
-            <w:proofErr w:type="spellEnd"/>
-            <w:r>
-              <w:rPr>
-                <w:rFonts w:ascii="Arial" w:hAnsi="Arial" w:cs="Arial"/>
-                <w:bCs/>
-                <w:sz w:val="22"/>
-                <w:szCs w:val="22"/>
-              </w:rPr>
-              <w:t xml:space="preserve"> Ge. </w:t>
-            </w:r>
-            <w:proofErr w:type="spellStart"/>
-            <w:r>
-              <w:rPr>
-                <w:rFonts w:ascii="Arial" w:hAnsi="Arial" w:cs="Arial"/>
-                <w:bCs/>
-                <w:sz w:val="22"/>
-                <w:szCs w:val="22"/>
-              </w:rPr>
-              <w:t>ClawSafety</w:t>
-            </w:r>
-            <w:proofErr w:type="spellEnd"/>
-            <w:r>
-              <w:rPr>
-                <w:rFonts w:ascii="Arial" w:hAnsi="Arial" w:cs="Arial"/>
-                <w:bCs/>
-                <w:sz w:val="22"/>
-                <w:szCs w:val="22"/>
-              </w:rPr>
-              <w:t>: "Safe" LLMs, Unsafe Agents.</w:t>
+              <w:t>Bowen Wei</w:t>
+            </w:r>
+            <w:r>
+              <w:rPr>
+                <w:rFonts w:ascii="Arial" w:hAnsi="Arial" w:cs="Arial"/>
+                <w:bCs/>
+                <w:sz w:val="22"/>
+                <w:szCs w:val="22"/>
+              </w:rPr>
+              <w:t xml:space="preserve">, Ziwei Zhu. </w:t>
+            </w:r>
+            <w:r>
+              <w:rPr>
+                <w:rFonts w:ascii="Arial" w:hAnsi="Arial" w:cs="Arial"/>
+                <w:bCs/>
+                <w:sz w:val="22"/>
+                <w:szCs w:val="22"/>
+              </w:rPr>
+              <w:t>A Logical-Rule Autoencoder for Interpretable Recommendations.</w:t>
             </w:r>
           </w:p>
         </w:tc>
@@ -6658,7 +6445,6 @@
                 <w:bCs/>
                 <w:sz w:val="22"/>
                 <w:szCs w:val="22"/>
-                <w:lang w:eastAsia="zh-CN"/>
               </w:rPr>
             </w:pPr>
             <w:r>
@@ -6668,7 +6454,63 @@
                 <w:sz w:val="22"/>
                 <w:szCs w:val="22"/>
               </w:rPr>
-              <w:t>Yuqing</w:t>
+              <w:t>Mehrdad Fazli</w:t>
+            </w:r>
+            <w:r>
+              <w:rPr>
+                <w:rFonts w:ascii="Arial" w:hAnsi="Arial" w:cs="Arial"/>
+                <w:bCs/>
+                <w:sz w:val="22"/>
+                <w:szCs w:val="22"/>
+              </w:rPr>
+              <w:t xml:space="preserve">, </w:t>
+            </w:r>
+            <w:r>
+              <w:rPr>
+                <w:rFonts w:ascii="Arial" w:hAnsi="Arial" w:cs="Arial"/>
+                <w:b/>
+                <w:sz w:val="22"/>
+                <w:szCs w:val="22"/>
+              </w:rPr>
+              <w:t>Sina Mansouri</w:t>
+            </w:r>
+            <w:r>
+              <w:rPr>
+                <w:rFonts w:ascii="Arial" w:hAnsi="Arial" w:cs="Arial"/>
+                <w:bCs/>
+                <w:sz w:val="22"/>
+                <w:szCs w:val="22"/>
+              </w:rPr>
+              <w:t xml:space="preserve">, </w:t>
+            </w:r>
+            <w:r>
+              <w:rPr>
+                <w:rFonts w:ascii="Arial" w:hAnsi="Arial" w:cs="Arial"/>
+                <w:b/>
+                <w:sz w:val="22"/>
+                <w:szCs w:val="22"/>
+              </w:rPr>
+              <w:t xml:space="preserve">Mohit </w:t>
+            </w:r>
+            <w:proofErr w:type="spellStart"/>
+            <w:r>
+              <w:rPr>
+                <w:rFonts w:ascii="Arial" w:hAnsi="Arial" w:cs="Arial"/>
+                <w:b/>
+                <w:sz w:val="22"/>
+                <w:szCs w:val="22"/>
+              </w:rPr>
+              <w:t>Marvania</w:t>
+            </w:r>
+            <w:proofErr w:type="spellEnd"/>
+            <w:r>
+              <w:rPr>
+                <w:rFonts w:ascii="Arial" w:hAnsi="Arial" w:cs="Arial"/>
+                <w:bCs/>
+                <w:sz w:val="22"/>
+                <w:szCs w:val="22"/>
+              </w:rPr>
+              <w:t>, Ziwei Zhu.</w:t>
             </w:r>
             <w:r>
               <w:rPr>
@@ -6682,50 +6524,11 @@
             <w:r>
               <w:rPr>
                 <w:rFonts w:ascii="Arial" w:hAnsi="Arial" w:cs="Arial"/>
-                <w:b/>
-                <w:sz w:val="22"/>
-                <w:szCs w:val="22"/>
-              </w:rPr>
-              <w:t>Zhou</w:t>
-            </w:r>
-            <w:r>
-              <w:rPr>
-                <w:rFonts w:ascii="Arial" w:hAnsi="Arial" w:cs="Arial"/>
-                <w:bCs/>
-                <w:sz w:val="22"/>
-                <w:szCs w:val="22"/>
-              </w:rPr>
-              <w:t xml:space="preserve">, </w:t>
-            </w:r>
-            <w:proofErr w:type="spellStart"/>
-            <w:r>
-              <w:rPr>
-                <w:rFonts w:ascii="Arial" w:hAnsi="Arial" w:cs="Arial"/>
-                <w:bCs/>
-                <w:sz w:val="22"/>
-                <w:szCs w:val="22"/>
-              </w:rPr>
-              <w:t>Zhuoer</w:t>
-            </w:r>
-            <w:proofErr w:type="spellEnd"/>
-            <w:r>
-              <w:rPr>
-                <w:rFonts w:ascii="Arial" w:hAnsi="Arial" w:cs="Arial"/>
-                <w:bCs/>
-                <w:sz w:val="22"/>
-                <w:szCs w:val="22"/>
-              </w:rPr>
-              <w:t xml:space="preserve"> Wang, Jie Yuan, Hong Wang, Samson Koelle, Ziwei Zhu, Wei Niu</w:t>
-            </w:r>
-            <w:r>
-              <w:rPr>
-                <w:rFonts w:ascii="Arial" w:hAnsi="Arial" w:cs="Arial"/>
-                <w:bCs/>
-                <w:sz w:val="22"/>
-                <w:szCs w:val="22"/>
-                <w:lang w:eastAsia="zh-CN"/>
-              </w:rPr>
-              <w:t>. WISE-Flow: Workflow-Induced Structured Experience for Self-Evolving Conversational Service Agents.</w:t>
+                <w:bCs/>
+                <w:sz w:val="22"/>
+                <w:szCs w:val="22"/>
+              </w:rPr>
+              <w:t>Does Playing it Safe Count as Faithfulness? Reassessing LVLM Hallucination Mitigation Methods.</w:t>
             </w:r>
           </w:p>
         </w:tc>
@@ -6779,63 +6582,52 @@
                 <w:sz w:val="22"/>
                 <w:szCs w:val="22"/>
               </w:rPr>
-              <w:t>Bowen Wei</w:t>
-            </w:r>
-            <w:r>
-              <w:rPr>
-                <w:rFonts w:ascii="Arial" w:hAnsi="Arial" w:cs="Arial"/>
-                <w:bCs/>
-                <w:sz w:val="22"/>
-                <w:szCs w:val="22"/>
-              </w:rPr>
-              <w:t xml:space="preserve"> and Ziwei Zhu</w:t>
-            </w:r>
-            <w:r>
-              <w:rPr>
-                <w:rFonts w:ascii="Arial" w:hAnsi="Arial" w:cs="Arial"/>
-                <w:bCs/>
-                <w:sz w:val="22"/>
-                <w:szCs w:val="22"/>
-              </w:rPr>
-              <w:t xml:space="preserve">. </w:t>
-            </w:r>
-            <w:r>
-              <w:rPr>
-                <w:rFonts w:ascii="Arial" w:hAnsi="Arial" w:cs="Arial"/>
-                <w:bCs/>
-                <w:sz w:val="22"/>
-                <w:szCs w:val="22"/>
-              </w:rPr>
-              <w:t xml:space="preserve">Neural Symbolic Logical Rule Learner </w:t>
-            </w:r>
-            <w:proofErr w:type="gramStart"/>
-            <w:r>
-              <w:rPr>
-                <w:rFonts w:ascii="Arial" w:hAnsi="Arial" w:cs="Arial"/>
-                <w:bCs/>
-                <w:sz w:val="22"/>
-                <w:szCs w:val="22"/>
-              </w:rPr>
-              <w:t>For</w:t>
-            </w:r>
-            <w:proofErr w:type="gramEnd"/>
-            <w:r>
-              <w:rPr>
-                <w:rFonts w:ascii="Arial" w:hAnsi="Arial" w:cs="Arial"/>
-                <w:bCs/>
-                <w:sz w:val="22"/>
-                <w:szCs w:val="22"/>
-              </w:rPr>
-              <w:t xml:space="preserve"> Interpretable Learning</w:t>
-            </w:r>
-            <w:r>
-              <w:rPr>
-                <w:rFonts w:ascii="Arial" w:hAnsi="Arial" w:cs="Arial"/>
-                <w:bCs/>
-                <w:sz w:val="22"/>
-                <w:szCs w:val="22"/>
-              </w:rPr>
-              <w:t>.</w:t>
+              <w:t>Chahat Raj</w:t>
+            </w:r>
+            <w:r>
+              <w:rPr>
+                <w:rFonts w:ascii="Arial" w:hAnsi="Arial" w:cs="Arial"/>
+                <w:bCs/>
+                <w:sz w:val="22"/>
+                <w:szCs w:val="22"/>
+              </w:rPr>
+              <w:t xml:space="preserve">, </w:t>
+            </w:r>
+            <w:r>
+              <w:rPr>
+                <w:rFonts w:ascii="Arial" w:hAnsi="Arial" w:cs="Arial"/>
+                <w:b/>
+                <w:sz w:val="22"/>
+                <w:szCs w:val="22"/>
+              </w:rPr>
+              <w:t>Sina Mansouri</w:t>
+            </w:r>
+            <w:r>
+              <w:rPr>
+                <w:rFonts w:ascii="Arial" w:hAnsi="Arial" w:cs="Arial"/>
+                <w:bCs/>
+                <w:sz w:val="22"/>
+                <w:szCs w:val="22"/>
+              </w:rPr>
+              <w:t>, Aylin Caliskan, Antonios Anastasopoulos, Ziwei Zhu.</w:t>
+            </w:r>
+            <w:r>
+              <w:rPr>
+                <w:rFonts w:ascii="Arial" w:hAnsi="Arial" w:cs="Arial"/>
+                <w:bCs/>
+                <w:sz w:val="22"/>
+                <w:szCs w:val="22"/>
+              </w:rPr>
+              <w:t xml:space="preserve"> </w:t>
+            </w:r>
+            <w:r>
+              <w:rPr>
+                <w:rFonts w:ascii="Arial" w:hAnsi="Arial" w:cs="Arial"/>
+                <w:bCs/>
+                <w:sz w:val="22"/>
+                <w:szCs w:val="22"/>
+              </w:rPr>
+              <w:t>Debias It Yourself: Teaching LLMs Cognitive Bias Mitigation Interventions.</w:t>
             </w:r>
           </w:p>
         </w:tc>
@@ -6864,6 +6656,7 @@
                 <w:sz w:val="22"/>
                 <w:szCs w:val="22"/>
               </w:rPr>
+              <w:lastRenderedPageBreak/>
               <w:t>arxiv</w:t>
             </w:r>
             <w:proofErr w:type="spellEnd"/>
@@ -6877,14 +6670,554 @@
             <w:pPr>
               <w:rPr>
                 <w:rFonts w:ascii="Arial" w:hAnsi="Arial" w:cs="Arial"/>
-                <w:sz w:val="22"/>
-                <w:szCs w:val="22"/>
-              </w:rPr>
-            </w:pPr>
+                <w:bCs/>
+                <w:sz w:val="22"/>
+                <w:szCs w:val="22"/>
+              </w:rPr>
+            </w:pPr>
+            <w:r>
+              <w:rPr>
+                <w:rFonts w:ascii="Arial" w:hAnsi="Arial" w:cs="Arial"/>
+                <w:b/>
+                <w:sz w:val="22"/>
+                <w:szCs w:val="22"/>
+              </w:rPr>
+              <w:t>Yuqing Zhou</w:t>
+            </w:r>
+            <w:r>
+              <w:rPr>
+                <w:rFonts w:ascii="Arial" w:hAnsi="Arial" w:cs="Arial"/>
+                <w:bCs/>
+                <w:sz w:val="22"/>
+                <w:szCs w:val="22"/>
+              </w:rPr>
+              <w:t xml:space="preserve">, Hong Wang, </w:t>
+            </w:r>
             <w:proofErr w:type="spellStart"/>
             <w:r>
               <w:rPr>
                 <w:rFonts w:ascii="Arial" w:hAnsi="Arial" w:cs="Arial"/>
+                <w:bCs/>
+                <w:sz w:val="22"/>
+                <w:szCs w:val="22"/>
+              </w:rPr>
+              <w:t>Manqing</w:t>
+            </w:r>
+            <w:proofErr w:type="spellEnd"/>
+            <w:r>
+              <w:rPr>
+                <w:rFonts w:ascii="Arial" w:hAnsi="Arial" w:cs="Arial"/>
+                <w:bCs/>
+                <w:sz w:val="22"/>
+                <w:szCs w:val="22"/>
+              </w:rPr>
+              <w:t xml:space="preserve"> Mao, </w:t>
+            </w:r>
+            <w:proofErr w:type="spellStart"/>
+            <w:r>
+              <w:rPr>
+                <w:rFonts w:ascii="Arial" w:hAnsi="Arial" w:cs="Arial"/>
+                <w:bCs/>
+                <w:sz w:val="22"/>
+                <w:szCs w:val="22"/>
+              </w:rPr>
+              <w:t>Zhuoer</w:t>
+            </w:r>
+            <w:proofErr w:type="spellEnd"/>
+            <w:r>
+              <w:rPr>
+                <w:rFonts w:ascii="Arial" w:hAnsi="Arial" w:cs="Arial"/>
+                <w:bCs/>
+                <w:sz w:val="22"/>
+                <w:szCs w:val="22"/>
+              </w:rPr>
+              <w:t xml:space="preserve"> Wang, Samson Koelle, Jie Yuan, Yanjun Lin, James Feng, Nikki </w:t>
+            </w:r>
+            <w:proofErr w:type="spellStart"/>
+            <w:r>
+              <w:rPr>
+                <w:rFonts w:ascii="Arial" w:hAnsi="Arial" w:cs="Arial"/>
+                <w:bCs/>
+                <w:sz w:val="22"/>
+                <w:szCs w:val="22"/>
+              </w:rPr>
+              <w:t>Lijing</w:t>
+            </w:r>
+            <w:proofErr w:type="spellEnd"/>
+            <w:r>
+              <w:rPr>
+                <w:rFonts w:ascii="Arial" w:hAnsi="Arial" w:cs="Arial"/>
+                <w:bCs/>
+                <w:sz w:val="22"/>
+                <w:szCs w:val="22"/>
+              </w:rPr>
+              <w:t xml:space="preserve"> Kuang, Ziwei Zhu, Wei Niu</w:t>
+            </w:r>
+            <w:r>
+              <w:rPr>
+                <w:rFonts w:ascii="Arial" w:hAnsi="Arial" w:cs="Arial"/>
+                <w:bCs/>
+                <w:sz w:val="22"/>
+                <w:szCs w:val="22"/>
+              </w:rPr>
+              <w:t xml:space="preserve">. </w:t>
+            </w:r>
+            <w:r>
+              <w:rPr>
+                <w:rFonts w:ascii="Arial" w:hAnsi="Arial" w:cs="Arial"/>
+                <w:bCs/>
+                <w:sz w:val="22"/>
+                <w:szCs w:val="22"/>
+              </w:rPr>
+              <w:t>Giving Credit Where It's Due: Redundancy-Aware Learning for Efficient Reasoning.</w:t>
+            </w:r>
+          </w:p>
+        </w:tc>
+      </w:tr>
+      <w:tr>
+        <w:trPr>
+          <w:trHeight w:val="20"/>
+        </w:trPr>
+        <w:tc>
+          <w:tcPr>
+            <w:tcW w:w="1530" w:type="dxa"/>
+          </w:tcPr>
+          <w:p>
+            <w:pPr>
+              <w:jc w:val="right"/>
+              <w:rPr>
+                <w:rFonts w:ascii="Arial" w:hAnsi="Arial" w:cs="Arial"/>
+                <w:sz w:val="22"/>
+                <w:szCs w:val="22"/>
+              </w:rPr>
+            </w:pPr>
+            <w:proofErr w:type="spellStart"/>
+            <w:r>
+              <w:rPr>
+                <w:rFonts w:ascii="Arial" w:hAnsi="Arial" w:cs="Arial"/>
+                <w:sz w:val="22"/>
+                <w:szCs w:val="22"/>
+              </w:rPr>
+              <w:t>arxiv</w:t>
+            </w:r>
+            <w:proofErr w:type="spellEnd"/>
+          </w:p>
+        </w:tc>
+        <w:tc>
+          <w:tcPr>
+            <w:tcW w:w="8852" w:type="dxa"/>
+          </w:tcPr>
+          <w:p>
+            <w:pPr>
+              <w:rPr>
+                <w:rFonts w:ascii="Arial" w:hAnsi="Arial" w:cs="Arial"/>
+                <w:bCs/>
+                <w:sz w:val="22"/>
+                <w:szCs w:val="22"/>
+              </w:rPr>
+            </w:pPr>
+            <w:r>
+              <w:rPr>
+                <w:rFonts w:ascii="Arial" w:hAnsi="Arial" w:cs="Arial"/>
+                <w:b/>
+                <w:sz w:val="22"/>
+                <w:szCs w:val="22"/>
+              </w:rPr>
+              <w:t>Bowen</w:t>
+            </w:r>
+            <w:r>
+              <w:rPr>
+                <w:rFonts w:ascii="Arial" w:hAnsi="Arial" w:cs="Arial"/>
+                <w:bCs/>
+                <w:sz w:val="22"/>
+                <w:szCs w:val="22"/>
+              </w:rPr>
+              <w:t xml:space="preserve"> </w:t>
+            </w:r>
+            <w:r>
+              <w:rPr>
+                <w:rFonts w:ascii="Arial" w:hAnsi="Arial" w:cs="Arial"/>
+                <w:b/>
+                <w:sz w:val="22"/>
+                <w:szCs w:val="22"/>
+              </w:rPr>
+              <w:t>Wei</w:t>
+            </w:r>
+            <w:r>
+              <w:rPr>
+                <w:rFonts w:ascii="Arial" w:hAnsi="Arial" w:cs="Arial"/>
+                <w:bCs/>
+                <w:sz w:val="22"/>
+                <w:szCs w:val="22"/>
+              </w:rPr>
+              <w:t xml:space="preserve">, </w:t>
+            </w:r>
+            <w:proofErr w:type="spellStart"/>
+            <w:r>
+              <w:rPr>
+                <w:rFonts w:ascii="Arial" w:hAnsi="Arial" w:cs="Arial"/>
+                <w:bCs/>
+                <w:sz w:val="22"/>
+                <w:szCs w:val="22"/>
+              </w:rPr>
+              <w:t>Yunbei</w:t>
+            </w:r>
+            <w:proofErr w:type="spellEnd"/>
+            <w:r>
+              <w:rPr>
+                <w:rFonts w:ascii="Arial" w:hAnsi="Arial" w:cs="Arial"/>
+                <w:bCs/>
+                <w:sz w:val="22"/>
+                <w:szCs w:val="22"/>
+              </w:rPr>
+              <w:t xml:space="preserve"> Zhang, </w:t>
+            </w:r>
+            <w:r>
+              <w:rPr>
+                <w:rFonts w:ascii="Arial" w:hAnsi="Arial" w:cs="Arial"/>
+                <w:b/>
+                <w:sz w:val="22"/>
+                <w:szCs w:val="22"/>
+              </w:rPr>
+              <w:t>Jinhao</w:t>
+            </w:r>
+            <w:r>
+              <w:rPr>
+                <w:rFonts w:ascii="Arial" w:hAnsi="Arial" w:cs="Arial"/>
+                <w:bCs/>
+                <w:sz w:val="22"/>
+                <w:szCs w:val="22"/>
+              </w:rPr>
+              <w:t xml:space="preserve"> </w:t>
+            </w:r>
+            <w:r>
+              <w:rPr>
+                <w:rFonts w:ascii="Arial" w:hAnsi="Arial" w:cs="Arial"/>
+                <w:b/>
+                <w:sz w:val="22"/>
+                <w:szCs w:val="22"/>
+              </w:rPr>
+              <w:t>Pan</w:t>
+            </w:r>
+            <w:r>
+              <w:rPr>
+                <w:rFonts w:ascii="Arial" w:hAnsi="Arial" w:cs="Arial"/>
+                <w:bCs/>
+                <w:sz w:val="22"/>
+                <w:szCs w:val="22"/>
+              </w:rPr>
+              <w:t xml:space="preserve">, Kai Mei, Xiao Wang, Jihun Hamm, Ziwei Zhu, </w:t>
+            </w:r>
+            <w:proofErr w:type="spellStart"/>
+            <w:r>
+              <w:rPr>
+                <w:rFonts w:ascii="Arial" w:hAnsi="Arial" w:cs="Arial"/>
+                <w:bCs/>
+                <w:sz w:val="22"/>
+                <w:szCs w:val="22"/>
+              </w:rPr>
+              <w:t>Yingqiang</w:t>
+            </w:r>
+            <w:proofErr w:type="spellEnd"/>
+            <w:r>
+              <w:rPr>
+                <w:rFonts w:ascii="Arial" w:hAnsi="Arial" w:cs="Arial"/>
+                <w:bCs/>
+                <w:sz w:val="22"/>
+                <w:szCs w:val="22"/>
+              </w:rPr>
+              <w:t xml:space="preserve"> Ge. </w:t>
+            </w:r>
+            <w:proofErr w:type="spellStart"/>
+            <w:r>
+              <w:rPr>
+                <w:rFonts w:ascii="Arial" w:hAnsi="Arial" w:cs="Arial"/>
+                <w:bCs/>
+                <w:sz w:val="22"/>
+                <w:szCs w:val="22"/>
+              </w:rPr>
+              <w:t>ClawSafety</w:t>
+            </w:r>
+            <w:proofErr w:type="spellEnd"/>
+            <w:r>
+              <w:rPr>
+                <w:rFonts w:ascii="Arial" w:hAnsi="Arial" w:cs="Arial"/>
+                <w:bCs/>
+                <w:sz w:val="22"/>
+                <w:szCs w:val="22"/>
+              </w:rPr>
+              <w:t>: "Safe" LLMs, Unsafe Agents.</w:t>
+            </w:r>
+          </w:p>
+        </w:tc>
+      </w:tr>
+      <w:tr>
+        <w:trPr>
+          <w:trHeight w:val="20"/>
+        </w:trPr>
+        <w:tc>
+          <w:tcPr>
+            <w:tcW w:w="1530" w:type="dxa"/>
+          </w:tcPr>
+          <w:p>
+            <w:pPr>
+              <w:jc w:val="right"/>
+              <w:rPr>
+                <w:rFonts w:ascii="Arial" w:hAnsi="Arial" w:cs="Arial"/>
+                <w:sz w:val="22"/>
+                <w:szCs w:val="22"/>
+              </w:rPr>
+            </w:pPr>
+            <w:proofErr w:type="spellStart"/>
+            <w:r>
+              <w:rPr>
+                <w:rFonts w:ascii="Arial" w:hAnsi="Arial" w:cs="Arial"/>
+                <w:sz w:val="22"/>
+                <w:szCs w:val="22"/>
+              </w:rPr>
+              <w:t>arxiv</w:t>
+            </w:r>
+            <w:proofErr w:type="spellEnd"/>
+          </w:p>
+        </w:tc>
+        <w:tc>
+          <w:tcPr>
+            <w:tcW w:w="8852" w:type="dxa"/>
+          </w:tcPr>
+          <w:p>
+            <w:pPr>
+              <w:rPr>
+                <w:rFonts w:ascii="Arial" w:hAnsi="Arial" w:cs="Arial"/>
+                <w:bCs/>
+                <w:sz w:val="22"/>
+                <w:szCs w:val="22"/>
+                <w:lang w:eastAsia="zh-CN"/>
+              </w:rPr>
+            </w:pPr>
+            <w:r>
+              <w:rPr>
+                <w:rFonts w:ascii="Arial" w:hAnsi="Arial" w:cs="Arial"/>
+                <w:b/>
+                <w:sz w:val="22"/>
+                <w:szCs w:val="22"/>
+              </w:rPr>
+              <w:t>Yuqing</w:t>
+            </w:r>
+            <w:r>
+              <w:rPr>
+                <w:rFonts w:ascii="Arial" w:hAnsi="Arial" w:cs="Arial"/>
+                <w:bCs/>
+                <w:sz w:val="22"/>
+                <w:szCs w:val="22"/>
+              </w:rPr>
+              <w:t xml:space="preserve"> </w:t>
+            </w:r>
+            <w:r>
+              <w:rPr>
+                <w:rFonts w:ascii="Arial" w:hAnsi="Arial" w:cs="Arial"/>
+                <w:b/>
+                <w:sz w:val="22"/>
+                <w:szCs w:val="22"/>
+              </w:rPr>
+              <w:t>Zhou</w:t>
+            </w:r>
+            <w:r>
+              <w:rPr>
+                <w:rFonts w:ascii="Arial" w:hAnsi="Arial" w:cs="Arial"/>
+                <w:bCs/>
+                <w:sz w:val="22"/>
+                <w:szCs w:val="22"/>
+              </w:rPr>
+              <w:t xml:space="preserve">, </w:t>
+            </w:r>
+            <w:proofErr w:type="spellStart"/>
+            <w:r>
+              <w:rPr>
+                <w:rFonts w:ascii="Arial" w:hAnsi="Arial" w:cs="Arial"/>
+                <w:bCs/>
+                <w:sz w:val="22"/>
+                <w:szCs w:val="22"/>
+              </w:rPr>
+              <w:t>Zhuoer</w:t>
+            </w:r>
+            <w:proofErr w:type="spellEnd"/>
+            <w:r>
+              <w:rPr>
+                <w:rFonts w:ascii="Arial" w:hAnsi="Arial" w:cs="Arial"/>
+                <w:bCs/>
+                <w:sz w:val="22"/>
+                <w:szCs w:val="22"/>
+              </w:rPr>
+              <w:t xml:space="preserve"> Wang, Jie Yuan, Hong Wang, Samson Koelle, Ziwei Zhu, Wei Niu</w:t>
+            </w:r>
+            <w:r>
+              <w:rPr>
+                <w:rFonts w:ascii="Arial" w:hAnsi="Arial" w:cs="Arial"/>
+                <w:bCs/>
+                <w:sz w:val="22"/>
+                <w:szCs w:val="22"/>
+                <w:lang w:eastAsia="zh-CN"/>
+              </w:rPr>
+              <w:t>. WISE-Flow: Workflow-Induced Structured Experience for Self-Evolving Conversational Service Agents.</w:t>
+            </w:r>
+          </w:p>
+        </w:tc>
+      </w:tr>
+      <w:tr>
+        <w:trPr>
+          <w:trHeight w:val="20"/>
+        </w:trPr>
+        <w:tc>
+          <w:tcPr>
+            <w:tcW w:w="1530" w:type="dxa"/>
+          </w:tcPr>
+          <w:p>
+            <w:pPr>
+              <w:jc w:val="right"/>
+              <w:rPr>
+                <w:rFonts w:ascii="Arial" w:hAnsi="Arial" w:cs="Arial"/>
+                <w:sz w:val="22"/>
+                <w:szCs w:val="22"/>
+              </w:rPr>
+            </w:pPr>
+            <w:proofErr w:type="spellStart"/>
+            <w:r>
+              <w:rPr>
+                <w:rFonts w:ascii="Arial" w:hAnsi="Arial" w:cs="Arial"/>
+                <w:sz w:val="22"/>
+                <w:szCs w:val="22"/>
+              </w:rPr>
+              <w:t>arxiv</w:t>
+            </w:r>
+            <w:proofErr w:type="spellEnd"/>
+          </w:p>
+        </w:tc>
+        <w:tc>
+          <w:tcPr>
+            <w:tcW w:w="8852" w:type="dxa"/>
+          </w:tcPr>
+          <w:p>
+            <w:pPr>
+              <w:rPr>
+                <w:rFonts w:ascii="Arial" w:hAnsi="Arial" w:cs="Arial"/>
+                <w:bCs/>
+                <w:sz w:val="22"/>
+                <w:szCs w:val="22"/>
+              </w:rPr>
+            </w:pPr>
+            <w:r>
+              <w:rPr>
+                <w:rFonts w:ascii="Arial" w:hAnsi="Arial" w:cs="Arial"/>
+                <w:b/>
+                <w:sz w:val="22"/>
+                <w:szCs w:val="22"/>
+              </w:rPr>
+              <w:t>Bowen Wei</w:t>
+            </w:r>
+            <w:r>
+              <w:rPr>
+                <w:rFonts w:ascii="Arial" w:hAnsi="Arial" w:cs="Arial"/>
+                <w:bCs/>
+                <w:sz w:val="22"/>
+                <w:szCs w:val="22"/>
+              </w:rPr>
+              <w:t xml:space="preserve"> and Ziwei Zhu</w:t>
+            </w:r>
+            <w:r>
+              <w:rPr>
+                <w:rFonts w:ascii="Arial" w:hAnsi="Arial" w:cs="Arial"/>
+                <w:bCs/>
+                <w:sz w:val="22"/>
+                <w:szCs w:val="22"/>
+              </w:rPr>
+              <w:t xml:space="preserve">. </w:t>
+            </w:r>
+            <w:r>
+              <w:rPr>
+                <w:rFonts w:ascii="Arial" w:hAnsi="Arial" w:cs="Arial"/>
+                <w:bCs/>
+                <w:sz w:val="22"/>
+                <w:szCs w:val="22"/>
+              </w:rPr>
+              <w:t xml:space="preserve">Neural Symbolic Logical Rule Learner </w:t>
+            </w:r>
+            <w:proofErr w:type="gramStart"/>
+            <w:r>
+              <w:rPr>
+                <w:rFonts w:ascii="Arial" w:hAnsi="Arial" w:cs="Arial"/>
+                <w:bCs/>
+                <w:sz w:val="22"/>
+                <w:szCs w:val="22"/>
+              </w:rPr>
+              <w:t>For</w:t>
+            </w:r>
+            <w:proofErr w:type="gramEnd"/>
+            <w:r>
+              <w:rPr>
+                <w:rFonts w:ascii="Arial" w:hAnsi="Arial" w:cs="Arial"/>
+                <w:bCs/>
+                <w:sz w:val="22"/>
+                <w:szCs w:val="22"/>
+              </w:rPr>
+              <w:t xml:space="preserve"> Interpretable Learning</w:t>
+            </w:r>
+            <w:r>
+              <w:rPr>
+                <w:rFonts w:ascii="Arial" w:hAnsi="Arial" w:cs="Arial"/>
+                <w:bCs/>
+                <w:sz w:val="22"/>
+                <w:szCs w:val="22"/>
+              </w:rPr>
+              <w:t>.</w:t>
+            </w:r>
+          </w:p>
+        </w:tc>
+      </w:tr>
+      <w:tr>
+        <w:trPr>
+          <w:trHeight w:val="20"/>
+        </w:trPr>
+        <w:tc>
+          <w:tcPr>
+            <w:tcW w:w="1530" w:type="dxa"/>
+          </w:tcPr>
+          <w:p>
+            <w:pPr>
+              <w:jc w:val="right"/>
+              <w:rPr>
+                <w:rFonts w:ascii="Arial" w:hAnsi="Arial" w:cs="Arial"/>
+                <w:sz w:val="22"/>
+                <w:szCs w:val="22"/>
+              </w:rPr>
+            </w:pPr>
+            <w:proofErr w:type="spellStart"/>
+            <w:r>
+              <w:rPr>
+                <w:rFonts w:ascii="Arial" w:hAnsi="Arial" w:cs="Arial"/>
+                <w:sz w:val="22"/>
+                <w:szCs w:val="22"/>
+              </w:rPr>
+              <w:t>arxiv</w:t>
+            </w:r>
+            <w:proofErr w:type="spellEnd"/>
+          </w:p>
+        </w:tc>
+        <w:tc>
+          <w:tcPr>
+            <w:tcW w:w="8852" w:type="dxa"/>
+          </w:tcPr>
+          <w:p>
+            <w:pPr>
+              <w:rPr>
+                <w:rFonts w:ascii="Arial" w:hAnsi="Arial" w:cs="Arial"/>
+                <w:sz w:val="22"/>
+                <w:szCs w:val="22"/>
+              </w:rPr>
+            </w:pPr>
+            <w:proofErr w:type="spellStart"/>
+            <w:r>
+              <w:rPr>
+                <w:rFonts w:ascii="Arial" w:hAnsi="Arial" w:cs="Arial"/>
                 <w:sz w:val="22"/>
                 <w:szCs w:val="22"/>
               </w:rPr>
@@ -6899,7 +7232,6 @@
               </w:rPr>
               <w:t xml:space="preserve"> Dong, Jin R. Lee, Ziwei Zhu, and </w:t>
             </w:r>
-            <w:proofErr w:type="spellStart"/>
             <w:r>
               <w:rPr>
                 <w:rFonts w:ascii="Arial" w:hAnsi="Arial" w:cs="Arial"/>
@@ -6908,18 +7240,7 @@
                 <w:sz w:val="22"/>
                 <w:szCs w:val="22"/>
               </w:rPr>
-              <w:t>Balassubramanian</w:t>
-            </w:r>
-            <w:proofErr w:type="spellEnd"/>
-            <w:r>
-              <w:rPr>
-                <w:rFonts w:ascii="Arial" w:hAnsi="Arial" w:cs="Arial"/>
-                <w:b/>
-                <w:bCs/>
-                <w:sz w:val="22"/>
-                <w:szCs w:val="22"/>
-              </w:rPr>
-              <w:t xml:space="preserve"> Srinivasan</w:t>
+              <w:t>Balassubramanian Srinivasan</w:t>
             </w:r>
             <w:r>
               <w:rPr>
@@ -7013,7 +7334,7 @@
                 <w:sz w:val="22"/>
                 <w:szCs w:val="22"/>
               </w:rPr>
-              <w:t>NeurIPS</w:t>
+              <w:t>TrustNLP@ACL</w:t>
             </w:r>
             <w:proofErr w:type="spellEnd"/>
             <w:r>
@@ -7022,49 +7343,96 @@
                 <w:sz w:val="22"/>
                 <w:szCs w:val="22"/>
               </w:rPr>
-              <w:t xml:space="preserve"> LLM </w:t>
-            </w:r>
+              <w:t xml:space="preserve"> 2026</w:t>
+            </w:r>
+          </w:p>
+        </w:tc>
+        <w:tc>
+          <w:tcPr>
+            <w:tcW w:w="8852" w:type="dxa"/>
+          </w:tcPr>
+          <w:p>
+            <w:pPr>
+              <w:rPr>
+                <w:rFonts w:ascii="Arial" w:hAnsi="Arial" w:cs="Arial"/>
+                <w:bCs/>
+                <w:sz w:val="22"/>
+                <w:szCs w:val="22"/>
+              </w:rPr>
+            </w:pPr>
             <w:proofErr w:type="spellStart"/>
             <w:r>
               <w:rPr>
                 <w:rFonts w:ascii="Arial" w:hAnsi="Arial" w:cs="Arial"/>
-                <w:sz w:val="22"/>
-                <w:szCs w:val="22"/>
-              </w:rPr>
-              <w:t>EVAl</w:t>
+                <w:b/>
+                <w:sz w:val="22"/>
+                <w:szCs w:val="22"/>
+              </w:rPr>
+              <w:t>Mamnuya</w:t>
             </w:r>
             <w:proofErr w:type="spellEnd"/>
             <w:r>
               <w:rPr>
                 <w:rFonts w:ascii="Arial" w:hAnsi="Arial" w:cs="Arial"/>
-                <w:sz w:val="22"/>
-                <w:szCs w:val="22"/>
-              </w:rPr>
-              <w:t xml:space="preserve"> 2025</w:t>
-            </w:r>
-          </w:p>
-        </w:tc>
-        <w:tc>
-          <w:tcPr>
-            <w:tcW w:w="8852" w:type="dxa"/>
-          </w:tcPr>
-          <w:p>
-            <w:pPr>
-              <w:rPr>
-                <w:rFonts w:ascii="Arial" w:hAnsi="Arial" w:cs="Arial"/>
-                <w:bCs/>
-                <w:sz w:val="22"/>
-                <w:szCs w:val="22"/>
-              </w:rPr>
-            </w:pPr>
-            <w:r>
-              <w:rPr>
-                <w:rFonts w:ascii="Arial" w:hAnsi="Arial" w:cs="Arial"/>
                 <w:b/>
                 <w:sz w:val="22"/>
                 <w:szCs w:val="22"/>
               </w:rPr>
-              <w:t>Jinhao</w:t>
+              <w:t xml:space="preserve"> Rinki</w:t>
+            </w:r>
+            <w:r>
+              <w:rPr>
+                <w:rFonts w:ascii="Arial" w:hAnsi="Arial" w:cs="Arial"/>
+                <w:bCs/>
+                <w:sz w:val="22"/>
+                <w:szCs w:val="22"/>
+              </w:rPr>
+              <w:t xml:space="preserve">, </w:t>
+            </w:r>
+            <w:r>
+              <w:rPr>
+                <w:rFonts w:ascii="Arial" w:hAnsi="Arial" w:cs="Arial"/>
+                <w:b/>
+                <w:sz w:val="22"/>
+                <w:szCs w:val="22"/>
+              </w:rPr>
+              <w:t>Chahat Raj</w:t>
+            </w:r>
+            <w:r>
+              <w:rPr>
+                <w:rFonts w:ascii="Arial" w:hAnsi="Arial" w:cs="Arial"/>
+                <w:bCs/>
+                <w:sz w:val="22"/>
+                <w:szCs w:val="22"/>
+              </w:rPr>
+              <w:t xml:space="preserve">, </w:t>
+            </w:r>
+            <w:r>
+              <w:rPr>
+                <w:rFonts w:ascii="Arial" w:hAnsi="Arial" w:cs="Arial"/>
+                <w:b/>
+                <w:sz w:val="22"/>
+                <w:szCs w:val="22"/>
+              </w:rPr>
+              <w:t>Anjishnu Mukherjee</w:t>
+            </w:r>
+            <w:r>
+              <w:rPr>
+                <w:rFonts w:ascii="Arial" w:hAnsi="Arial" w:cs="Arial"/>
+                <w:bCs/>
+                <w:sz w:val="22"/>
+                <w:szCs w:val="22"/>
+              </w:rPr>
+              <w:t>, Ziwei Zhu</w:t>
+            </w:r>
+            <w:r>
+              <w:rPr>
+                <w:rFonts w:ascii="Arial" w:hAnsi="Arial" w:cs="Arial"/>
+                <w:bCs/>
+                <w:sz w:val="22"/>
+                <w:szCs w:val="22"/>
+              </w:rPr>
+              <w:t>.</w:t>
             </w:r>
             <w:r>
               <w:rPr>
@@ -7078,29 +7446,11 @@
             <w:r>
               <w:rPr>
                 <w:rFonts w:ascii="Arial" w:hAnsi="Arial" w:cs="Arial"/>
-                <w:b/>
-                <w:sz w:val="22"/>
-                <w:szCs w:val="22"/>
-              </w:rPr>
-              <w:t>Pan</w:t>
-            </w:r>
-            <w:r>
-              <w:rPr>
-                <w:rFonts w:ascii="Arial" w:hAnsi="Arial" w:cs="Arial"/>
-                <w:bCs/>
-                <w:sz w:val="22"/>
-                <w:szCs w:val="22"/>
-              </w:rPr>
-              <w:t xml:space="preserve">, </w:t>
-            </w:r>
-            <w:r>
-              <w:rPr>
-                <w:rFonts w:ascii="Arial" w:hAnsi="Arial" w:cs="Arial"/>
-                <w:b/>
-                <w:sz w:val="22"/>
-                <w:szCs w:val="22"/>
-              </w:rPr>
-              <w:t>Kyle</w:t>
+                <w:bCs/>
+                <w:sz w:val="22"/>
+                <w:szCs w:val="22"/>
+              </w:rPr>
+              <w:t>Purdah and Patriarchy: Evaluating and Mitigating South Asian Biases in Open-Ended Multilingual LLM Generations.</w:t>
             </w:r>
             <w:r>
               <w:rPr>
@@ -7111,69 +7461,6 @@
               </w:rPr>
               <w:t xml:space="preserve"> </w:t>
             </w:r>
-            <w:r>
-              <w:rPr>
-                <w:rFonts w:ascii="Arial" w:hAnsi="Arial" w:cs="Arial"/>
-                <w:b/>
-                <w:sz w:val="22"/>
-                <w:szCs w:val="22"/>
-              </w:rPr>
-              <w:t>Li</w:t>
-            </w:r>
-            <w:r>
-              <w:rPr>
-                <w:rFonts w:ascii="Arial" w:hAnsi="Arial" w:cs="Arial"/>
-                <w:bCs/>
-                <w:sz w:val="22"/>
-                <w:szCs w:val="22"/>
-              </w:rPr>
-              <w:t xml:space="preserve">, </w:t>
-            </w:r>
-            <w:r>
-              <w:rPr>
-                <w:rFonts w:ascii="Arial" w:hAnsi="Arial" w:cs="Arial"/>
-                <w:b/>
-                <w:sz w:val="22"/>
-                <w:szCs w:val="22"/>
-              </w:rPr>
-              <w:t>Bowen</w:t>
-            </w:r>
-            <w:r>
-              <w:rPr>
-                <w:rFonts w:ascii="Arial" w:hAnsi="Arial" w:cs="Arial"/>
-                <w:bCs/>
-                <w:sz w:val="22"/>
-                <w:szCs w:val="22"/>
-              </w:rPr>
-              <w:t xml:space="preserve"> </w:t>
-            </w:r>
-            <w:r>
-              <w:rPr>
-                <w:rFonts w:ascii="Arial" w:hAnsi="Arial" w:cs="Arial"/>
-                <w:b/>
-                <w:sz w:val="22"/>
-                <w:szCs w:val="22"/>
-              </w:rPr>
-              <w:t>Wei</w:t>
-            </w:r>
-            <w:r>
-              <w:rPr>
-                <w:rFonts w:ascii="Arial" w:hAnsi="Arial" w:cs="Arial"/>
-                <w:bCs/>
-                <w:sz w:val="22"/>
-                <w:szCs w:val="22"/>
-              </w:rPr>
-              <w:t>, Ziwei Zhu. A Benchmark for Description-Based Evaluation of Social Bias in LLMs</w:t>
-            </w:r>
-            <w:r>
-              <w:rPr>
-                <w:rFonts w:ascii="Arial" w:hAnsi="Arial" w:cs="Arial"/>
-                <w:bCs/>
-                <w:sz w:val="22"/>
-                <w:szCs w:val="22"/>
-              </w:rPr>
-              <w:t xml:space="preserve">. </w:t>
-            </w:r>
             <w:proofErr w:type="spellStart"/>
             <w:r>
               <w:rPr>
@@ -7182,7 +7469,7 @@
                 <w:sz w:val="22"/>
                 <w:szCs w:val="22"/>
               </w:rPr>
-              <w:t>NeurIPS</w:t>
+              <w:t>TrustNLP</w:t>
             </w:r>
             <w:proofErr w:type="spellEnd"/>
             <w:r>
@@ -7192,7 +7479,7 @@
                 <w:sz w:val="22"/>
                 <w:szCs w:val="22"/>
               </w:rPr>
-              <w:t xml:space="preserve"> 2025 Workshop on Evaluating the Evolving LLM Lifecycle: Benchmarks, Emergent Abilities, and Scaling.</w:t>
+              <w:t>: Sixth Workshop on Trustworthy Natural Language Processing.</w:t>
             </w:r>
           </w:p>
         </w:tc>
@@ -7230,176 +7517,177 @@
                 <w:sz w:val="22"/>
                 <w:szCs w:val="22"/>
               </w:rPr>
+              <w:t xml:space="preserve"> LLM </w:t>
+            </w:r>
+            <w:proofErr w:type="spellStart"/>
+            <w:r>
+              <w:rPr>
+                <w:rFonts w:ascii="Arial" w:hAnsi="Arial" w:cs="Arial"/>
+                <w:sz w:val="22"/>
+                <w:szCs w:val="22"/>
+              </w:rPr>
+              <w:t>EVAl</w:t>
+            </w:r>
+            <w:proofErr w:type="spellEnd"/>
+            <w:r>
+              <w:rPr>
+                <w:rFonts w:ascii="Arial" w:hAnsi="Arial" w:cs="Arial"/>
+                <w:sz w:val="22"/>
+                <w:szCs w:val="22"/>
+              </w:rPr>
+              <w:t xml:space="preserve"> 2025</w:t>
+            </w:r>
+          </w:p>
+        </w:tc>
+        <w:tc>
+          <w:tcPr>
+            <w:tcW w:w="8852" w:type="dxa"/>
+          </w:tcPr>
+          <w:p>
+            <w:pPr>
+              <w:rPr>
+                <w:rFonts w:ascii="Arial" w:hAnsi="Arial" w:cs="Arial"/>
+                <w:bCs/>
+                <w:sz w:val="22"/>
+                <w:szCs w:val="22"/>
+              </w:rPr>
+            </w:pPr>
+            <w:r>
+              <w:rPr>
+                <w:rFonts w:ascii="Arial" w:hAnsi="Arial" w:cs="Arial"/>
+                <w:b/>
+                <w:sz w:val="22"/>
+                <w:szCs w:val="22"/>
+              </w:rPr>
+              <w:t>Jinhao</w:t>
+            </w:r>
+            <w:r>
+              <w:rPr>
+                <w:rFonts w:ascii="Arial" w:hAnsi="Arial" w:cs="Arial"/>
+                <w:bCs/>
+                <w:sz w:val="22"/>
+                <w:szCs w:val="22"/>
+              </w:rPr>
               <w:t xml:space="preserve"> </w:t>
             </w:r>
+            <w:r>
+              <w:rPr>
+                <w:rFonts w:ascii="Arial" w:hAnsi="Arial" w:cs="Arial"/>
+                <w:b/>
+                <w:sz w:val="22"/>
+                <w:szCs w:val="22"/>
+              </w:rPr>
+              <w:t>Pan</w:t>
+            </w:r>
+            <w:r>
+              <w:rPr>
+                <w:rFonts w:ascii="Arial" w:hAnsi="Arial" w:cs="Arial"/>
+                <w:bCs/>
+                <w:sz w:val="22"/>
+                <w:szCs w:val="22"/>
+              </w:rPr>
+              <w:t xml:space="preserve">, </w:t>
+            </w:r>
+            <w:r>
+              <w:rPr>
+                <w:rFonts w:ascii="Arial" w:hAnsi="Arial" w:cs="Arial"/>
+                <w:b/>
+                <w:sz w:val="22"/>
+                <w:szCs w:val="22"/>
+              </w:rPr>
+              <w:t>Kyle</w:t>
+            </w:r>
+            <w:r>
+              <w:rPr>
+                <w:rFonts w:ascii="Arial" w:hAnsi="Arial" w:cs="Arial"/>
+                <w:bCs/>
+                <w:sz w:val="22"/>
+                <w:szCs w:val="22"/>
+              </w:rPr>
+              <w:t xml:space="preserve"> </w:t>
+            </w:r>
+            <w:r>
+              <w:rPr>
+                <w:rFonts w:ascii="Arial" w:hAnsi="Arial" w:cs="Arial"/>
+                <w:b/>
+                <w:sz w:val="22"/>
+                <w:szCs w:val="22"/>
+              </w:rPr>
+              <w:t>Li</w:t>
+            </w:r>
+            <w:r>
+              <w:rPr>
+                <w:rFonts w:ascii="Arial" w:hAnsi="Arial" w:cs="Arial"/>
+                <w:bCs/>
+                <w:sz w:val="22"/>
+                <w:szCs w:val="22"/>
+              </w:rPr>
+              <w:t xml:space="preserve">, </w:t>
+            </w:r>
+            <w:r>
+              <w:rPr>
+                <w:rFonts w:ascii="Arial" w:hAnsi="Arial" w:cs="Arial"/>
+                <w:b/>
+                <w:sz w:val="22"/>
+                <w:szCs w:val="22"/>
+              </w:rPr>
+              <w:t>Bowen</w:t>
+            </w:r>
+            <w:r>
+              <w:rPr>
+                <w:rFonts w:ascii="Arial" w:hAnsi="Arial" w:cs="Arial"/>
+                <w:bCs/>
+                <w:sz w:val="22"/>
+                <w:szCs w:val="22"/>
+              </w:rPr>
+              <w:t xml:space="preserve"> </w:t>
+            </w:r>
+            <w:r>
+              <w:rPr>
+                <w:rFonts w:ascii="Arial" w:hAnsi="Arial" w:cs="Arial"/>
+                <w:b/>
+                <w:sz w:val="22"/>
+                <w:szCs w:val="22"/>
+              </w:rPr>
+              <w:t>Wei</w:t>
+            </w:r>
+            <w:r>
+              <w:rPr>
+                <w:rFonts w:ascii="Arial" w:hAnsi="Arial" w:cs="Arial"/>
+                <w:bCs/>
+                <w:sz w:val="22"/>
+                <w:szCs w:val="22"/>
+              </w:rPr>
+              <w:t>, Ziwei Zhu. A Benchmark for Description-Based Evaluation of Social Bias in LLMs</w:t>
+            </w:r>
+            <w:r>
+              <w:rPr>
+                <w:rFonts w:ascii="Arial" w:hAnsi="Arial" w:cs="Arial"/>
+                <w:bCs/>
+                <w:sz w:val="22"/>
+                <w:szCs w:val="22"/>
+              </w:rPr>
+              <w:t xml:space="preserve">. </w:t>
+            </w:r>
             <w:proofErr w:type="spellStart"/>
             <w:r>
               <w:rPr>
                 <w:rFonts w:ascii="Arial" w:hAnsi="Arial" w:cs="Arial"/>
-                <w:sz w:val="22"/>
-                <w:szCs w:val="22"/>
-              </w:rPr>
-              <w:t>ML</w:t>
-            </w:r>
-            <w:r>
-              <w:rPr>
-                <w:rFonts w:ascii="Arial" w:hAnsi="Arial" w:cs="Arial"/>
-                <w:sz w:val="22"/>
-                <w:szCs w:val="22"/>
-              </w:rPr>
-              <w:t>x</w:t>
-            </w:r>
-            <w:r>
-              <w:rPr>
-                <w:rFonts w:ascii="Arial" w:hAnsi="Arial" w:cs="Arial"/>
-                <w:sz w:val="22"/>
-                <w:szCs w:val="22"/>
-              </w:rPr>
-              <w:t>OR</w:t>
+                <w:bCs/>
+                <w:sz w:val="22"/>
+                <w:szCs w:val="22"/>
+              </w:rPr>
+              <w:t>NeurIPS</w:t>
             </w:r>
             <w:proofErr w:type="spellEnd"/>
             <w:r>
               <w:rPr>
                 <w:rFonts w:ascii="Arial" w:hAnsi="Arial" w:cs="Arial"/>
-                <w:sz w:val="22"/>
-                <w:szCs w:val="22"/>
-              </w:rPr>
-              <w:t xml:space="preserve"> 2025</w:t>
-            </w:r>
-          </w:p>
-        </w:tc>
-        <w:tc>
-          <w:tcPr>
-            <w:tcW w:w="8852" w:type="dxa"/>
-          </w:tcPr>
-          <w:p>
-            <w:pPr>
-              <w:rPr>
-                <w:rFonts w:ascii="Arial" w:hAnsi="Arial" w:cs="Arial"/>
-                <w:bCs/>
-                <w:sz w:val="22"/>
-                <w:szCs w:val="22"/>
-              </w:rPr>
-            </w:pPr>
-            <w:r>
-              <w:rPr>
-                <w:rFonts w:ascii="Arial" w:hAnsi="Arial" w:cs="Arial"/>
-                <w:b/>
-                <w:sz w:val="22"/>
-                <w:szCs w:val="22"/>
-              </w:rPr>
-              <w:t>Bowen</w:t>
-            </w:r>
-            <w:r>
-              <w:rPr>
-                <w:rFonts w:ascii="Arial" w:hAnsi="Arial" w:cs="Arial"/>
-                <w:bCs/>
-                <w:sz w:val="22"/>
-                <w:szCs w:val="22"/>
-              </w:rPr>
-              <w:t xml:space="preserve"> </w:t>
-            </w:r>
-            <w:r>
-              <w:rPr>
-                <w:rFonts w:ascii="Arial" w:hAnsi="Arial" w:cs="Arial"/>
-                <w:b/>
-                <w:sz w:val="22"/>
-                <w:szCs w:val="22"/>
-              </w:rPr>
-              <w:t>Wei</w:t>
-            </w:r>
-            <w:r>
-              <w:rPr>
-                <w:rFonts w:ascii="Arial" w:hAnsi="Arial" w:cs="Arial"/>
-                <w:bCs/>
-                <w:sz w:val="22"/>
-                <w:szCs w:val="22"/>
-              </w:rPr>
-              <w:t xml:space="preserve">, </w:t>
-            </w:r>
-            <w:r>
-              <w:rPr>
-                <w:rFonts w:ascii="Arial" w:hAnsi="Arial" w:cs="Arial"/>
-                <w:b/>
-                <w:sz w:val="22"/>
-                <w:szCs w:val="22"/>
-              </w:rPr>
-              <w:t>Jinhao</w:t>
-            </w:r>
-            <w:r>
-              <w:rPr>
-                <w:rFonts w:ascii="Arial" w:hAnsi="Arial" w:cs="Arial"/>
-                <w:bCs/>
-                <w:sz w:val="22"/>
-                <w:szCs w:val="22"/>
-              </w:rPr>
-              <w:t xml:space="preserve"> </w:t>
-            </w:r>
-            <w:r>
-              <w:rPr>
-                <w:rFonts w:ascii="Arial" w:hAnsi="Arial" w:cs="Arial"/>
-                <w:b/>
-                <w:sz w:val="22"/>
-                <w:szCs w:val="22"/>
-              </w:rPr>
-              <w:t>Pan</w:t>
-            </w:r>
-            <w:r>
-              <w:rPr>
-                <w:rFonts w:ascii="Arial" w:hAnsi="Arial" w:cs="Arial"/>
-                <w:bCs/>
-                <w:sz w:val="22"/>
-                <w:szCs w:val="22"/>
-              </w:rPr>
-              <w:t xml:space="preserve">, Ziwei Zhu. Fine-Grained Prototype-Based Interpretability for Operational Text Classification. </w:t>
-            </w:r>
-            <w:proofErr w:type="spellStart"/>
-            <w:r>
-              <w:rPr>
-                <w:rFonts w:ascii="Arial" w:hAnsi="Arial" w:cs="Arial"/>
-                <w:bCs/>
-                <w:sz w:val="22"/>
-                <w:szCs w:val="22"/>
-              </w:rPr>
-              <w:t>NeurIPS</w:t>
-            </w:r>
-            <w:proofErr w:type="spellEnd"/>
-            <w:r>
-              <w:rPr>
-                <w:rFonts w:ascii="Arial" w:hAnsi="Arial" w:cs="Arial"/>
-                <w:bCs/>
-                <w:sz w:val="22"/>
-                <w:szCs w:val="22"/>
-              </w:rPr>
-              <w:t xml:space="preserve"> 2025 ML×OR Workshop:</w:t>
-            </w:r>
-          </w:p>
-          <w:p>
-            <w:pPr>
-              <w:rPr>
-                <w:rFonts w:ascii="Arial" w:hAnsi="Arial" w:cs="Arial"/>
-                <w:b/>
-                <w:sz w:val="22"/>
-                <w:szCs w:val="22"/>
-              </w:rPr>
-            </w:pPr>
-            <w:r>
-              <w:rPr>
-                <w:rFonts w:ascii="Arial" w:hAnsi="Arial" w:cs="Arial"/>
-                <w:bCs/>
-                <w:sz w:val="22"/>
-                <w:szCs w:val="22"/>
-              </w:rPr>
-              <w:t>Mathematical Foundations and Operational Integration of Machine Learning for Uncertainty-Aware Decision-Making</w:t>
-            </w:r>
-            <w:r>
-              <w:rPr>
-                <w:rFonts w:ascii="Arial" w:hAnsi="Arial" w:cs="Arial"/>
-                <w:bCs/>
-                <w:sz w:val="22"/>
-                <w:szCs w:val="22"/>
-              </w:rPr>
-              <w:t>.</w:t>
+                <w:bCs/>
+                <w:sz w:val="22"/>
+                <w:szCs w:val="22"/>
+              </w:rPr>
+              <w:t xml:space="preserve"> 2025 Workshop on Evaluating the Evolving LLM Lifecycle: Benchmarks, Emergent Abilities, and Scaling.</w:t>
             </w:r>
           </w:p>
         </w:tc>
@@ -7437,7 +7725,41 @@
                 <w:sz w:val="22"/>
                 <w:szCs w:val="22"/>
               </w:rPr>
-              <w:t xml:space="preserve"> LAW 2025</w:t>
+              <w:t xml:space="preserve"> </w:t>
+            </w:r>
+            <w:proofErr w:type="spellStart"/>
+            <w:r>
+              <w:rPr>
+                <w:rFonts w:ascii="Arial" w:hAnsi="Arial" w:cs="Arial"/>
+                <w:sz w:val="22"/>
+                <w:szCs w:val="22"/>
+              </w:rPr>
+              <w:t>ML</w:t>
+            </w:r>
+            <w:r>
+              <w:rPr>
+                <w:rFonts w:ascii="Arial" w:hAnsi="Arial" w:cs="Arial"/>
+                <w:sz w:val="22"/>
+                <w:szCs w:val="22"/>
+              </w:rPr>
+              <w:t>x</w:t>
+            </w:r>
+            <w:r>
+              <w:rPr>
+                <w:rFonts w:ascii="Arial" w:hAnsi="Arial" w:cs="Arial"/>
+                <w:sz w:val="22"/>
+                <w:szCs w:val="22"/>
+              </w:rPr>
+              <w:t>OR</w:t>
+            </w:r>
+            <w:proofErr w:type="spellEnd"/>
+            <w:r>
+              <w:rPr>
+                <w:rFonts w:ascii="Arial" w:hAnsi="Arial" w:cs="Arial"/>
+                <w:sz w:val="22"/>
+                <w:szCs w:val="22"/>
+              </w:rPr>
+              <w:t xml:space="preserve"> 2025</w:t>
             </w:r>
           </w:p>
         </w:tc>
@@ -7488,7 +7810,7 @@
                 <w:sz w:val="22"/>
                 <w:szCs w:val="22"/>
               </w:rPr>
-              <w:t xml:space="preserve">, Yuan Shen Tay, Howard Liu, </w:t>
+              <w:t xml:space="preserve">, </w:t>
             </w:r>
             <w:r>
               <w:rPr>
@@ -7524,7 +7846,7 @@
                 <w:sz w:val="22"/>
                 <w:szCs w:val="22"/>
               </w:rPr>
-              <w:t xml:space="preserve">, Kun Luo, Ziwei Zhu, Chris Jordan. CORTEX: Collaborative LLM Agents for High-Stakes Alert Triage. </w:t>
+              <w:t xml:space="preserve">, Ziwei Zhu. Fine-Grained Prototype-Based Interpretability for Operational Text Classification. </w:t>
             </w:r>
             <w:proofErr w:type="spellStart"/>
             <w:r>
@@ -7544,7 +7866,35 @@
                 <w:sz w:val="22"/>
                 <w:szCs w:val="22"/>
               </w:rPr>
-              <w:t xml:space="preserve"> 2025 Workshop on Bridging Language, Agent, and World Models for Reasoning and Planning.</w:t>
+              <w:t xml:space="preserve"> 2025 ML×OR Workshop:</w:t>
+            </w:r>
+          </w:p>
+          <w:p>
+            <w:pPr>
+              <w:rPr>
+                <w:rFonts w:ascii="Arial" w:hAnsi="Arial" w:cs="Arial"/>
+                <w:b/>
+                <w:sz w:val="22"/>
+                <w:szCs w:val="22"/>
+              </w:rPr>
+            </w:pPr>
+            <w:r>
+              <w:rPr>
+                <w:rFonts w:ascii="Arial" w:hAnsi="Arial" w:cs="Arial"/>
+                <w:bCs/>
+                <w:sz w:val="22"/>
+                <w:szCs w:val="22"/>
+              </w:rPr>
+              <w:t>Mathematical Foundations and Operational Integration of Machine Learning for Uncertainty-Aware Decision-Making</w:t>
+            </w:r>
+            <w:r>
+              <w:rPr>
+                <w:rFonts w:ascii="Arial" w:hAnsi="Arial" w:cs="Arial"/>
+                <w:bCs/>
+                <w:sz w:val="22"/>
+                <w:szCs w:val="22"/>
+              </w:rPr>
+              <w:t>.</w:t>
             </w:r>
           </w:p>
         </w:tc>
@@ -7573,7 +7923,7 @@
                 <w:sz w:val="22"/>
                 <w:szCs w:val="22"/>
               </w:rPr>
-              <w:t>PaRiS</w:t>
+              <w:t>NeurIPS</w:t>
             </w:r>
             <w:proofErr w:type="spellEnd"/>
             <w:r>
@@ -7582,7 +7932,7 @@
                 <w:sz w:val="22"/>
                 <w:szCs w:val="22"/>
               </w:rPr>
-              <w:t xml:space="preserve"> 24</w:t>
+              <w:t xml:space="preserve"> LAW 2025</w:t>
             </w:r>
           </w:p>
         </w:tc>
@@ -7606,16 +7956,16 @@
                 <w:sz w:val="22"/>
                 <w:szCs w:val="22"/>
               </w:rPr>
-              <w:t>Jinhao Pan</w:t>
-            </w:r>
-            <w:r>
-              <w:rPr>
-                <w:rFonts w:ascii="Arial" w:hAnsi="Arial" w:cs="Arial"/>
-                <w:bCs/>
-                <w:sz w:val="22"/>
-                <w:szCs w:val="22"/>
-              </w:rPr>
-              <w:t xml:space="preserve">, </w:t>
+              <w:t>Bowen</w:t>
+            </w:r>
+            <w:r>
+              <w:rPr>
+                <w:rFonts w:ascii="Arial" w:hAnsi="Arial" w:cs="Arial"/>
+                <w:bCs/>
+                <w:sz w:val="22"/>
+                <w:szCs w:val="22"/>
+              </w:rPr>
+              <w:t xml:space="preserve"> </w:t>
             </w:r>
             <w:r>
               <w:rPr>
@@ -7624,25 +7974,25 @@
                 <w:sz w:val="22"/>
                 <w:szCs w:val="22"/>
               </w:rPr>
-              <w:t>Bowen Wei</w:t>
-            </w:r>
-            <w:r>
-              <w:rPr>
-                <w:rFonts w:ascii="Arial" w:hAnsi="Arial" w:cs="Arial"/>
-                <w:bCs/>
-                <w:sz w:val="22"/>
-                <w:szCs w:val="22"/>
-              </w:rPr>
-              <w:t xml:space="preserve">,  and Ziwei Zhu. </w:t>
-            </w:r>
-            <w:r>
-              <w:rPr>
-                <w:rFonts w:ascii="Arial" w:hAnsi="Arial" w:cs="Arial"/>
-                <w:bCs/>
-                <w:sz w:val="22"/>
-                <w:szCs w:val="22"/>
-              </w:rPr>
-              <w:t>Reducing User Mainstream Bias in Personalized</w:t>
+              <w:t>Wei</w:t>
+            </w:r>
+            <w:r>
+              <w:rPr>
+                <w:rFonts w:ascii="Arial" w:hAnsi="Arial" w:cs="Arial"/>
+                <w:bCs/>
+                <w:sz w:val="22"/>
+                <w:szCs w:val="22"/>
+              </w:rPr>
+              <w:t xml:space="preserve">, Yuan Shen Tay, Howard Liu, </w:t>
+            </w:r>
+            <w:r>
+              <w:rPr>
+                <w:rFonts w:ascii="Arial" w:hAnsi="Arial" w:cs="Arial"/>
+                <w:b/>
+                <w:sz w:val="22"/>
+                <w:szCs w:val="22"/>
+              </w:rPr>
+              <w:t>Jinhao</w:t>
             </w:r>
             <w:r>
               <w:rPr>
@@ -7656,29 +8006,20 @@
             <w:r>
               <w:rPr>
                 <w:rFonts w:ascii="Arial" w:hAnsi="Arial" w:cs="Arial"/>
-                <w:bCs/>
-                <w:sz w:val="22"/>
-                <w:szCs w:val="22"/>
-              </w:rPr>
-              <w:t>Recommendation via End-to-End Adaptive Local Learning</w:t>
-            </w:r>
-            <w:r>
-              <w:rPr>
-                <w:rFonts w:ascii="Arial" w:hAnsi="Arial" w:cs="Arial"/>
-                <w:bCs/>
-                <w:sz w:val="22"/>
-                <w:szCs w:val="22"/>
-              </w:rPr>
-              <w:t xml:space="preserve">. </w:t>
-            </w:r>
-            <w:r>
-              <w:rPr>
-                <w:rFonts w:ascii="Arial" w:hAnsi="Arial" w:cs="Arial"/>
-                <w:bCs/>
-                <w:sz w:val="22"/>
-                <w:szCs w:val="22"/>
-              </w:rPr>
-              <w:t>Third Workshop on Personalization and Recommendations in Search (</w:t>
+                <w:b/>
+                <w:sz w:val="22"/>
+                <w:szCs w:val="22"/>
+              </w:rPr>
+              <w:t>Pan</w:t>
+            </w:r>
+            <w:r>
+              <w:rPr>
+                <w:rFonts w:ascii="Arial" w:hAnsi="Arial" w:cs="Arial"/>
+                <w:bCs/>
+                <w:sz w:val="22"/>
+                <w:szCs w:val="22"/>
+              </w:rPr>
+              <w:t xml:space="preserve">, Kun Luo, Ziwei Zhu, Chris Jordan. CORTEX: Collaborative LLM Agents for High-Stakes Alert Triage. </w:t>
             </w:r>
             <w:proofErr w:type="spellStart"/>
             <w:r>
@@ -7688,7 +8029,7 @@
                 <w:sz w:val="22"/>
                 <w:szCs w:val="22"/>
               </w:rPr>
-              <w:t>PaRiS</w:t>
+              <w:t>NeurIPS</w:t>
             </w:r>
             <w:proofErr w:type="spellEnd"/>
             <w:r>
@@ -7698,34 +8039,7 @@
                 <w:sz w:val="22"/>
                 <w:szCs w:val="22"/>
               </w:rPr>
-              <w:t>)</w:t>
-            </w:r>
-            <w:r>
-              <w:rPr>
-                <w:rFonts w:ascii="Arial" w:hAnsi="Arial" w:cs="Arial"/>
-                <w:bCs/>
-                <w:sz w:val="22"/>
-                <w:szCs w:val="22"/>
-              </w:rPr>
-              <w:t xml:space="preserve"> </w:t>
-            </w:r>
-            <w:r>
-              <w:rPr>
-                <w:rFonts w:ascii="Arial" w:hAnsi="Arial" w:cs="Arial"/>
-                <w:bCs/>
-                <w:sz w:val="22"/>
-                <w:szCs w:val="22"/>
-              </w:rPr>
-              <w:t>at the SIGIR 2024</w:t>
-            </w:r>
-            <w:r>
-              <w:rPr>
-                <w:rFonts w:ascii="Arial" w:hAnsi="Arial" w:cs="Arial"/>
-                <w:bCs/>
-                <w:sz w:val="22"/>
-                <w:szCs w:val="22"/>
-              </w:rPr>
-              <w:t>.</w:t>
+              <w:t xml:space="preserve"> 2025 Workshop on Bridging Language, Agent, and World Models for Reasoning and Planning.</w:t>
             </w:r>
           </w:p>
         </w:tc>
@@ -7747,13 +8061,23 @@
                 <w:szCs w:val="22"/>
               </w:rPr>
             </w:pPr>
-            <w:r>
-              <w:rPr>
-                <w:rFonts w:ascii="Arial" w:hAnsi="Arial" w:cs="Arial"/>
-                <w:sz w:val="22"/>
-                <w:szCs w:val="22"/>
-              </w:rPr>
-              <w:t>EAI 23</w:t>
+            <w:proofErr w:type="spellStart"/>
+            <w:r>
+              <w:rPr>
+                <w:rFonts w:ascii="Arial" w:hAnsi="Arial" w:cs="Arial"/>
+                <w:sz w:val="22"/>
+                <w:szCs w:val="22"/>
+              </w:rPr>
+              <w:t>PaRiS</w:t>
+            </w:r>
+            <w:proofErr w:type="spellEnd"/>
+            <w:r>
+              <w:rPr>
+                <w:rFonts w:ascii="Arial" w:hAnsi="Arial" w:cs="Arial"/>
+                <w:sz w:val="22"/>
+                <w:szCs w:val="22"/>
+              </w:rPr>
+              <w:t xml:space="preserve"> 24</w:t>
             </w:r>
           </w:p>
         </w:tc>
@@ -7773,11 +8097,130 @@
             <w:r>
               <w:rPr>
                 <w:rFonts w:ascii="Arial" w:hAnsi="Arial" w:cs="Arial"/>
-                <w:bCs/>
-                <w:sz w:val="22"/>
-                <w:szCs w:val="22"/>
-              </w:rPr>
-              <w:t>Han Zhang, Ziwei Zhu, and James Caverlee. Alleviating Filter Bubbles and Polarization in News Recommendation via Dynamic Calibration. 2nd ACM SIGKDD Workshop on Ethical Artificial Intelligence: Methods and Applications, 2023.</w:t>
+                <w:b/>
+                <w:sz w:val="22"/>
+                <w:szCs w:val="22"/>
+              </w:rPr>
+              <w:t>Jinhao Pan</w:t>
+            </w:r>
+            <w:r>
+              <w:rPr>
+                <w:rFonts w:ascii="Arial" w:hAnsi="Arial" w:cs="Arial"/>
+                <w:bCs/>
+                <w:sz w:val="22"/>
+                <w:szCs w:val="22"/>
+              </w:rPr>
+              <w:t xml:space="preserve">, </w:t>
+            </w:r>
+            <w:r>
+              <w:rPr>
+                <w:rFonts w:ascii="Arial" w:hAnsi="Arial" w:cs="Arial"/>
+                <w:b/>
+                <w:sz w:val="22"/>
+                <w:szCs w:val="22"/>
+              </w:rPr>
+              <w:t>Bowen Wei</w:t>
+            </w:r>
+            <w:r>
+              <w:rPr>
+                <w:rFonts w:ascii="Arial" w:hAnsi="Arial" w:cs="Arial"/>
+                <w:bCs/>
+                <w:sz w:val="22"/>
+                <w:szCs w:val="22"/>
+              </w:rPr>
+              <w:t xml:space="preserve">,  and Ziwei Zhu. </w:t>
+            </w:r>
+            <w:r>
+              <w:rPr>
+                <w:rFonts w:ascii="Arial" w:hAnsi="Arial" w:cs="Arial"/>
+                <w:bCs/>
+                <w:sz w:val="22"/>
+                <w:szCs w:val="22"/>
+              </w:rPr>
+              <w:t>Reducing User Mainstream Bias in Personalized</w:t>
+            </w:r>
+            <w:r>
+              <w:rPr>
+                <w:rFonts w:ascii="Arial" w:hAnsi="Arial" w:cs="Arial"/>
+                <w:bCs/>
+                <w:sz w:val="22"/>
+                <w:szCs w:val="22"/>
+              </w:rPr>
+              <w:t xml:space="preserve"> </w:t>
+            </w:r>
+            <w:r>
+              <w:rPr>
+                <w:rFonts w:ascii="Arial" w:hAnsi="Arial" w:cs="Arial"/>
+                <w:bCs/>
+                <w:sz w:val="22"/>
+                <w:szCs w:val="22"/>
+              </w:rPr>
+              <w:t>Recommendation via End-to-End Adaptive Local Learning</w:t>
+            </w:r>
+            <w:r>
+              <w:rPr>
+                <w:rFonts w:ascii="Arial" w:hAnsi="Arial" w:cs="Arial"/>
+                <w:bCs/>
+                <w:sz w:val="22"/>
+                <w:szCs w:val="22"/>
+              </w:rPr>
+              <w:t xml:space="preserve">. </w:t>
+            </w:r>
+            <w:r>
+              <w:rPr>
+                <w:rFonts w:ascii="Arial" w:hAnsi="Arial" w:cs="Arial"/>
+                <w:bCs/>
+                <w:sz w:val="22"/>
+                <w:szCs w:val="22"/>
+              </w:rPr>
+              <w:t>Third Workshop on Personalization and Recommendations in Search (</w:t>
+            </w:r>
+            <w:proofErr w:type="spellStart"/>
+            <w:r>
+              <w:rPr>
+                <w:rFonts w:ascii="Arial" w:hAnsi="Arial" w:cs="Arial"/>
+                <w:bCs/>
+                <w:sz w:val="22"/>
+                <w:szCs w:val="22"/>
+              </w:rPr>
+              <w:t>PaRiS</w:t>
+            </w:r>
+            <w:proofErr w:type="spellEnd"/>
+            <w:r>
+              <w:rPr>
+                <w:rFonts w:ascii="Arial" w:hAnsi="Arial" w:cs="Arial"/>
+                <w:bCs/>
+                <w:sz w:val="22"/>
+                <w:szCs w:val="22"/>
+              </w:rPr>
+              <w:t>)</w:t>
+            </w:r>
+            <w:r>
+              <w:rPr>
+                <w:rFonts w:ascii="Arial" w:hAnsi="Arial" w:cs="Arial"/>
+                <w:bCs/>
+                <w:sz w:val="22"/>
+                <w:szCs w:val="22"/>
+              </w:rPr>
+              <w:t xml:space="preserve"> </w:t>
+            </w:r>
+            <w:r>
+              <w:rPr>
+                <w:rFonts w:ascii="Arial" w:hAnsi="Arial" w:cs="Arial"/>
+                <w:bCs/>
+                <w:sz w:val="22"/>
+                <w:szCs w:val="22"/>
+              </w:rPr>
+              <w:t>at the SIGIR 2024</w:t>
+            </w:r>
+            <w:r>
+              <w:rPr>
+                <w:rFonts w:ascii="Arial" w:hAnsi="Arial" w:cs="Arial"/>
+                <w:bCs/>
+                <w:sz w:val="22"/>
+                <w:szCs w:val="22"/>
+              </w:rPr>
+              <w:t>.</w:t>
             </w:r>
           </w:p>
         </w:tc>
@@ -7799,23 +8242,13 @@
                 <w:szCs w:val="22"/>
               </w:rPr>
             </w:pPr>
-            <w:proofErr w:type="spellStart"/>
-            <w:r>
-              <w:rPr>
-                <w:rFonts w:ascii="Arial" w:hAnsi="Arial" w:cs="Arial"/>
-                <w:sz w:val="22"/>
-                <w:szCs w:val="22"/>
-              </w:rPr>
-              <w:t>FAccTRec</w:t>
-            </w:r>
-            <w:proofErr w:type="spellEnd"/>
-            <w:r>
-              <w:rPr>
-                <w:rFonts w:ascii="Arial" w:hAnsi="Arial" w:cs="Arial"/>
-                <w:sz w:val="22"/>
-                <w:szCs w:val="22"/>
-              </w:rPr>
-              <w:t xml:space="preserve"> 22</w:t>
+            <w:r>
+              <w:rPr>
+                <w:rFonts w:ascii="Arial" w:hAnsi="Arial" w:cs="Arial"/>
+                <w:sz w:val="22"/>
+                <w:szCs w:val="22"/>
+              </w:rPr>
+              <w:t>EAI 23</w:t>
             </w:r>
           </w:p>
         </w:tc>
@@ -7839,27 +8272,7 @@
                 <w:sz w:val="22"/>
                 <w:szCs w:val="22"/>
               </w:rPr>
-              <w:t xml:space="preserve">Allen Lin, Ziwei Zhu, Jianling Wang, and James Caverlee. Towards Fair Conversational Recommender Systems. The 5th </w:t>
-            </w:r>
-            <w:proofErr w:type="spellStart"/>
-            <w:r>
-              <w:rPr>
-                <w:rFonts w:ascii="Arial" w:hAnsi="Arial" w:cs="Arial"/>
-                <w:bCs/>
-                <w:sz w:val="22"/>
-                <w:szCs w:val="22"/>
-              </w:rPr>
-              <w:t>FAccTRec</w:t>
-            </w:r>
-            <w:proofErr w:type="spellEnd"/>
-            <w:r>
-              <w:rPr>
-                <w:rFonts w:ascii="Arial" w:hAnsi="Arial" w:cs="Arial"/>
-                <w:bCs/>
-                <w:sz w:val="22"/>
-                <w:szCs w:val="22"/>
-              </w:rPr>
-              <w:t xml:space="preserve"> Workshop on Responsible Recommendation at RecSys 2022.</w:t>
+              <w:t>Han Zhang, Ziwei Zhu, and James Caverlee. Alleviating Filter Bubbles and Polarization in News Recommendation via Dynamic Calibration. 2nd ACM SIGKDD Workshop on Ethical Artificial Intelligence: Methods and Applications, 2023.</w:t>
             </w:r>
           </w:p>
         </w:tc>
@@ -7881,14 +8294,16 @@
                 <w:szCs w:val="22"/>
               </w:rPr>
             </w:pPr>
-            <w:r>
-              <w:rPr>
-                <w:rFonts w:ascii="Arial" w:hAnsi="Arial" w:cs="Arial"/>
-                <w:sz w:val="22"/>
-                <w:szCs w:val="22"/>
-              </w:rPr>
-              <w:t>DSAI4RRS</w:t>
-            </w:r>
+            <w:proofErr w:type="spellStart"/>
+            <w:r>
+              <w:rPr>
+                <w:rFonts w:ascii="Arial" w:hAnsi="Arial" w:cs="Arial"/>
+                <w:sz w:val="22"/>
+                <w:szCs w:val="22"/>
+              </w:rPr>
+              <w:t>FAccTRec</w:t>
+            </w:r>
+            <w:proofErr w:type="spellEnd"/>
             <w:r>
               <w:rPr>
                 <w:rFonts w:ascii="Arial" w:hAnsi="Arial" w:cs="Arial"/>
@@ -7919,16 +8334,27 @@
                 <w:sz w:val="22"/>
                 <w:szCs w:val="22"/>
               </w:rPr>
-              <w:t>Ziwei Zhu, Yun He, Xing Zhao, and James Caverlee. Evolution of Popularity Bias: Empirical Study and Debiasing. KDD 2022 Workshop on Data Science and Artificial Intelligence for Responsible Recommendations, 2022.</w:t>
-            </w:r>
-            <w:r>
-              <w:rPr>
-                <w:rFonts w:ascii="Arial" w:hAnsi="Arial" w:cs="Arial"/>
-                <w:bCs/>
-                <w:sz w:val="22"/>
-                <w:szCs w:val="22"/>
-              </w:rPr>
-              <w:t xml:space="preserve"> (Best Paper Award)</w:t>
+              <w:t xml:space="preserve">Allen Lin, Ziwei Zhu, Jianling Wang, and James Caverlee. Towards Fair Conversational Recommender Systems. The 5th </w:t>
+            </w:r>
+            <w:proofErr w:type="spellStart"/>
+            <w:r>
+              <w:rPr>
+                <w:rFonts w:ascii="Arial" w:hAnsi="Arial" w:cs="Arial"/>
+                <w:bCs/>
+                <w:sz w:val="22"/>
+                <w:szCs w:val="22"/>
+              </w:rPr>
+              <w:t>FAccTRec</w:t>
+            </w:r>
+            <w:proofErr w:type="spellEnd"/>
+            <w:r>
+              <w:rPr>
+                <w:rFonts w:ascii="Arial" w:hAnsi="Arial" w:cs="Arial"/>
+                <w:bCs/>
+                <w:sz w:val="22"/>
+                <w:szCs w:val="22"/>
+              </w:rPr>
+              <w:t xml:space="preserve"> Workshop on Responsible Recommendation at RecSys 2022.</w:t>
             </w:r>
           </w:p>
         </w:tc>
@@ -7956,7 +8382,15 @@
                 <w:sz w:val="22"/>
                 <w:szCs w:val="22"/>
               </w:rPr>
-              <w:t>SSL 21</w:t>
+              <w:t>DSAI4RRS</w:t>
+            </w:r>
+            <w:r>
+              <w:rPr>
+                <w:rFonts w:ascii="Arial" w:hAnsi="Arial" w:cs="Arial"/>
+                <w:sz w:val="22"/>
+                <w:szCs w:val="22"/>
+              </w:rPr>
+              <w:t xml:space="preserve"> 22</w:t>
             </w:r>
           </w:p>
         </w:tc>
@@ -7980,70 +8414,16 @@
                 <w:sz w:val="22"/>
                 <w:szCs w:val="22"/>
               </w:rPr>
-              <w:t>Yun He, Ziwei Zhu, Yin Zhang, Qin Chen and James Caverlee. Infusing disease knowledge into BERT for Health Question Answering, Medical Inference and Disease Name Recognition</w:t>
-            </w:r>
-            <w:r>
-              <w:rPr>
-                <w:rFonts w:ascii="Arial" w:hAnsi="Arial" w:cs="Arial"/>
-                <w:bCs/>
-                <w:sz w:val="22"/>
-                <w:szCs w:val="22"/>
-              </w:rPr>
-              <w:t xml:space="preserve">. </w:t>
-            </w:r>
-            <w:r>
-              <w:rPr>
-                <w:rFonts w:ascii="Arial" w:hAnsi="Arial" w:cs="Arial"/>
-                <w:bCs/>
-                <w:sz w:val="22"/>
-                <w:szCs w:val="22"/>
-              </w:rPr>
-              <w:t>The Workshop on Self-Supervised Learning for the Web</w:t>
-            </w:r>
-            <w:r>
-              <w:rPr>
-                <w:rFonts w:ascii="Arial" w:hAnsi="Arial" w:cs="Arial"/>
-                <w:bCs/>
-                <w:sz w:val="22"/>
-                <w:szCs w:val="22"/>
-              </w:rPr>
-              <w:t xml:space="preserve"> at </w:t>
-            </w:r>
-            <w:r>
-              <w:rPr>
-                <w:rFonts w:ascii="Arial" w:hAnsi="Arial" w:cs="Arial"/>
-                <w:bCs/>
-                <w:sz w:val="22"/>
-                <w:szCs w:val="22"/>
-              </w:rPr>
-              <w:t>WWW</w:t>
-            </w:r>
-            <w:r>
-              <w:rPr>
-                <w:rFonts w:ascii="Arial" w:hAnsi="Arial" w:cs="Arial"/>
-                <w:bCs/>
-                <w:sz w:val="22"/>
-                <w:szCs w:val="22"/>
-              </w:rPr>
-              <w:t>, 20</w:t>
-            </w:r>
-            <w:r>
-              <w:rPr>
-                <w:rFonts w:ascii="Arial" w:hAnsi="Arial" w:cs="Arial"/>
-                <w:bCs/>
-                <w:sz w:val="22"/>
-                <w:szCs w:val="22"/>
-              </w:rPr>
-              <w:t>21</w:t>
-            </w:r>
-            <w:r>
-              <w:rPr>
-                <w:rFonts w:ascii="Arial" w:hAnsi="Arial" w:cs="Arial"/>
-                <w:bCs/>
-                <w:sz w:val="22"/>
-                <w:szCs w:val="22"/>
-              </w:rPr>
-              <w:t>.</w:t>
+              <w:t>Ziwei Zhu, Yun He, Xing Zhao, and James Caverlee. Evolution of Popularity Bias: Empirical Study and Debiasing. KDD 2022 Workshop on Data Science and Artificial Intelligence for Responsible Recommendations, 2022.</w:t>
+            </w:r>
+            <w:r>
+              <w:rPr>
+                <w:rFonts w:ascii="Arial" w:hAnsi="Arial" w:cs="Arial"/>
+                <w:bCs/>
+                <w:sz w:val="22"/>
+                <w:szCs w:val="22"/>
+              </w:rPr>
+              <w:t xml:space="preserve"> (Best Paper Award)</w:t>
             </w:r>
           </w:p>
         </w:tc>
@@ -8065,6 +8445,131 @@
                 <w:szCs w:val="22"/>
               </w:rPr>
             </w:pPr>
+            <w:r>
+              <w:rPr>
+                <w:rFonts w:ascii="Arial" w:hAnsi="Arial" w:cs="Arial"/>
+                <w:sz w:val="22"/>
+                <w:szCs w:val="22"/>
+              </w:rPr>
+              <w:t>SSL 21</w:t>
+            </w:r>
+          </w:p>
+        </w:tc>
+        <w:tc>
+          <w:tcPr>
+            <w:tcW w:w="8852" w:type="dxa"/>
+          </w:tcPr>
+          <w:p>
+            <w:pPr>
+              <w:rPr>
+                <w:rFonts w:ascii="Arial" w:hAnsi="Arial" w:cs="Arial"/>
+                <w:bCs/>
+                <w:sz w:val="22"/>
+                <w:szCs w:val="22"/>
+              </w:rPr>
+            </w:pPr>
+            <w:r>
+              <w:rPr>
+                <w:rFonts w:ascii="Arial" w:hAnsi="Arial" w:cs="Arial"/>
+                <w:bCs/>
+                <w:sz w:val="22"/>
+                <w:szCs w:val="22"/>
+              </w:rPr>
+              <w:t xml:space="preserve">Yun He, Ziwei Zhu, Yin Zhang, Qin Chen and James Caverlee. Infusing disease knowledge into BERT for Health Question Answering, Medical Inference and Disease </w:t>
+            </w:r>
+            <w:r>
+              <w:rPr>
+                <w:rFonts w:ascii="Arial" w:hAnsi="Arial" w:cs="Arial"/>
+                <w:bCs/>
+                <w:sz w:val="22"/>
+                <w:szCs w:val="22"/>
+              </w:rPr>
+              <w:lastRenderedPageBreak/>
+              <w:t>Name Recognition</w:t>
+            </w:r>
+            <w:r>
+              <w:rPr>
+                <w:rFonts w:ascii="Arial" w:hAnsi="Arial" w:cs="Arial"/>
+                <w:bCs/>
+                <w:sz w:val="22"/>
+                <w:szCs w:val="22"/>
+              </w:rPr>
+              <w:t xml:space="preserve">. </w:t>
+            </w:r>
+            <w:r>
+              <w:rPr>
+                <w:rFonts w:ascii="Arial" w:hAnsi="Arial" w:cs="Arial"/>
+                <w:bCs/>
+                <w:sz w:val="22"/>
+                <w:szCs w:val="22"/>
+              </w:rPr>
+              <w:t>The Workshop on Self-Supervised Learning for the Web</w:t>
+            </w:r>
+            <w:r>
+              <w:rPr>
+                <w:rFonts w:ascii="Arial" w:hAnsi="Arial" w:cs="Arial"/>
+                <w:bCs/>
+                <w:sz w:val="22"/>
+                <w:szCs w:val="22"/>
+              </w:rPr>
+              <w:t xml:space="preserve"> at </w:t>
+            </w:r>
+            <w:r>
+              <w:rPr>
+                <w:rFonts w:ascii="Arial" w:hAnsi="Arial" w:cs="Arial"/>
+                <w:bCs/>
+                <w:sz w:val="22"/>
+                <w:szCs w:val="22"/>
+              </w:rPr>
+              <w:t>WWW</w:t>
+            </w:r>
+            <w:r>
+              <w:rPr>
+                <w:rFonts w:ascii="Arial" w:hAnsi="Arial" w:cs="Arial"/>
+                <w:bCs/>
+                <w:sz w:val="22"/>
+                <w:szCs w:val="22"/>
+              </w:rPr>
+              <w:t>, 20</w:t>
+            </w:r>
+            <w:r>
+              <w:rPr>
+                <w:rFonts w:ascii="Arial" w:hAnsi="Arial" w:cs="Arial"/>
+                <w:bCs/>
+                <w:sz w:val="22"/>
+                <w:szCs w:val="22"/>
+              </w:rPr>
+              <w:t>21</w:t>
+            </w:r>
+            <w:r>
+              <w:rPr>
+                <w:rFonts w:ascii="Arial" w:hAnsi="Arial" w:cs="Arial"/>
+                <w:bCs/>
+                <w:sz w:val="22"/>
+                <w:szCs w:val="22"/>
+              </w:rPr>
+              <w:t>.</w:t>
+            </w:r>
+          </w:p>
+        </w:tc>
+      </w:tr>
+      <w:tr>
+        <w:trPr>
+          <w:trHeight w:val="20"/>
+        </w:trPr>
+        <w:tc>
+          <w:tcPr>
+            <w:tcW w:w="1530" w:type="dxa"/>
+          </w:tcPr>
+          <w:p>
+            <w:pPr>
+              <w:jc w:val="right"/>
+              <w:rPr>
+                <w:rFonts w:ascii="Arial" w:hAnsi="Arial" w:cs="Arial"/>
+                <w:sz w:val="22"/>
+                <w:szCs w:val="22"/>
+              </w:rPr>
+            </w:pPr>
             <w:proofErr w:type="spellStart"/>
             <w:r>
               <w:rPr>
@@ -8072,6 +8577,7 @@
                 <w:sz w:val="22"/>
                 <w:szCs w:val="22"/>
               </w:rPr>
+              <w:lastRenderedPageBreak/>
               <w:t>FatRec</w:t>
             </w:r>
             <w:proofErr w:type="spellEnd"/>
@@ -8172,7 +8678,6 @@
         <w:rPr>
           <w:rFonts w:ascii="Arial" w:hAnsi="Arial" w:cs="Arial"/>
         </w:rPr>
-        <w:lastRenderedPageBreak/>
         <w:t>Students</w:t>
       </w:r>
     </w:p>
@@ -8510,21 +9015,12 @@
           <w:bCs/>
         </w:rPr>
       </w:pPr>
-      <w:proofErr w:type="spellStart"/>
       <w:r>
         <w:rPr>
           <w:rFonts w:ascii="Arial" w:hAnsi="Arial" w:cs="Arial"/>
           <w:bCs/>
         </w:rPr>
-        <w:t>Balassubramanian</w:t>
-      </w:r>
-      <w:proofErr w:type="spellEnd"/>
-      <w:r>
-        <w:rPr>
-          <w:rFonts w:ascii="Arial" w:hAnsi="Arial" w:cs="Arial"/>
-          <w:bCs/>
-        </w:rPr>
-        <w:t xml:space="preserve"> Srinivasan, MS</w:t>
+        <w:t>Balassubramanian Srinivasan, MS</w:t>
       </w:r>
     </w:p>
     <w:p>
@@ -8730,6 +9226,24 @@
           <w:bCs/>
         </w:rPr>
         <w:t>Kyle Li, McLean High School</w:t>
+      </w:r>
+    </w:p>
+    <w:p>
+      <w:pPr>
+        <w:tabs>
+          <w:tab w:val="right" w:pos="10080"/>
+        </w:tabs>
+        <w:rPr>
+          <w:rFonts w:ascii="Arial" w:hAnsi="Arial" w:cs="Arial"/>
+          <w:bCs/>
+        </w:rPr>
+      </w:pPr>
+      <w:r>
+        <w:rPr>
+          <w:rFonts w:ascii="Arial" w:hAnsi="Arial" w:cs="Arial"/>
+          <w:bCs/>
+        </w:rPr>
+        <w:t>Hasini Jasthi, Thomas Jefferson High School</w:t>
       </w:r>
     </w:p>
     <w:p>
@@ -9038,7 +9552,95 @@
         <w:rPr>
           <w:rFonts w:ascii="Arial" w:hAnsi="Arial" w:cs="Arial"/>
         </w:rPr>
+        <w:lastRenderedPageBreak/>
         <w:t>Honors and Awards</w:t>
+      </w:r>
+    </w:p>
+    <w:p>
+      <w:pPr>
+        <w:pStyle w:val="ListParagraph"/>
+        <w:numPr>
+          <w:ilvl w:val="0"/>
+          <w:numId w:val="12"/>
+        </w:numPr>
+        <w:tabs>
+          <w:tab w:val="right" w:pos="10080"/>
+        </w:tabs>
+        <w:ind w:left="360"/>
+        <w:rPr>
+          <w:rFonts w:ascii="Arial" w:hAnsi="Arial" w:cs="Arial"/>
+        </w:rPr>
+      </w:pPr>
+      <w:r>
+        <w:rPr>
+          <w:rFonts w:ascii="Arial" w:hAnsi="Arial" w:cs="Arial"/>
+        </w:rPr>
+        <w:t>EMNLP 2026 Outstanding Paper Award</w:t>
+      </w:r>
+      <w:r>
+        <w:rPr>
+          <w:rFonts w:ascii="Arial" w:hAnsi="Arial" w:cs="Arial"/>
+        </w:rPr>
+        <w:tab/>
+        <w:t>2026.10</w:t>
+      </w:r>
+    </w:p>
+    <w:p>
+      <w:pPr>
+        <w:pStyle w:val="ListParagraph"/>
+        <w:numPr>
+          <w:ilvl w:val="0"/>
+          <w:numId w:val="12"/>
+        </w:numPr>
+        <w:tabs>
+          <w:tab w:val="right" w:pos="10080"/>
+        </w:tabs>
+        <w:ind w:left="360"/>
+        <w:rPr>
+          <w:rFonts w:ascii="Arial" w:hAnsi="Arial" w:cs="Arial"/>
+        </w:rPr>
+      </w:pPr>
+      <w:r>
+        <w:rPr>
+          <w:rFonts w:ascii="Arial" w:hAnsi="Arial" w:cs="Arial"/>
+        </w:rPr>
+        <w:t>GMU CS Department Outstanding Research Rising Start Award</w:t>
+      </w:r>
+      <w:r>
+        <w:rPr>
+          <w:rFonts w:ascii="Arial" w:hAnsi="Arial" w:cs="Arial"/>
+        </w:rPr>
+        <w:tab/>
+        <w:t>2026.05</w:t>
+      </w:r>
+    </w:p>
+    <w:p>
+      <w:pPr>
+        <w:pStyle w:val="ListParagraph"/>
+        <w:numPr>
+          <w:ilvl w:val="0"/>
+          <w:numId w:val="12"/>
+        </w:numPr>
+        <w:tabs>
+          <w:tab w:val="right" w:pos="10080"/>
+        </w:tabs>
+        <w:ind w:left="360"/>
+        <w:rPr>
+          <w:rFonts w:ascii="Arial" w:hAnsi="Arial" w:cs="Arial"/>
+        </w:rPr>
+      </w:pPr>
+      <w:r>
+        <w:rPr>
+          <w:rFonts w:ascii="Arial" w:hAnsi="Arial" w:cs="Arial"/>
+        </w:rPr>
+        <w:t>ACL 2026 SAC Highlight Award</w:t>
+      </w:r>
+      <w:r>
+        <w:rPr>
+          <w:rFonts w:ascii="Arial" w:hAnsi="Arial" w:cs="Arial"/>
+        </w:rPr>
+        <w:tab/>
+        <w:t>2026.07</w:t>
       </w:r>
     </w:p>
     <w:p>
@@ -9096,16 +9698,15 @@
       <w:r>
         <w:rPr>
           <w:rFonts w:ascii="Arial" w:hAnsi="Arial" w:cs="Arial"/>
-          <w:bCs/>
-        </w:rPr>
-        <w:t>WSDM Travel Grant</w:t>
+        </w:rPr>
+        <w:t>First Class Scholarship at Wuhan University (top 5%)</w:t>
       </w:r>
       <w:r>
         <w:rPr>
           <w:rFonts w:ascii="Arial" w:hAnsi="Arial" w:cs="Arial"/>
         </w:rPr>
         <w:tab/>
-        <w:t>2022.03</w:t>
+        <w:t>2015.10</w:t>
       </w:r>
     </w:p>
     <w:p>
@@ -9127,22 +9728,15 @@
       <w:r>
         <w:rPr>
           <w:rFonts w:ascii="Arial" w:hAnsi="Arial" w:cs="Arial"/>
-          <w:bCs/>
-        </w:rPr>
-        <w:t>SIGIR Travel Grant</w:t>
-      </w:r>
-      <w:r>
-        <w:rPr>
-          <w:rFonts w:ascii="Arial" w:hAnsi="Arial" w:cs="Arial"/>
-        </w:rPr>
-        <w:t xml:space="preserve">     </w:t>
+        </w:rPr>
+        <w:t>National Scholarship, Wuhan University (top 1%)</w:t>
       </w:r>
       <w:r>
         <w:rPr>
           <w:rFonts w:ascii="Arial" w:hAnsi="Arial" w:cs="Arial"/>
         </w:rPr>
         <w:tab/>
-        <w:t>2021.07</w:t>
+        <w:t>2014.10</w:t>
       </w:r>
     </w:p>
     <w:p>
@@ -9164,171 +9758,6 @@
       <w:r>
         <w:rPr>
           <w:rFonts w:ascii="Arial" w:hAnsi="Arial" w:cs="Arial"/>
-          <w:bCs/>
-        </w:rPr>
-        <w:t>WSDM Travel Grant</w:t>
-      </w:r>
-      <w:r>
-        <w:rPr>
-          <w:rFonts w:ascii="Arial" w:hAnsi="Arial" w:cs="Arial"/>
-        </w:rPr>
-        <w:t xml:space="preserve">     </w:t>
-      </w:r>
-      <w:r>
-        <w:rPr>
-          <w:rFonts w:ascii="Arial" w:hAnsi="Arial" w:cs="Arial"/>
-        </w:rPr>
-        <w:tab/>
-        <w:t>2021.03</w:t>
-      </w:r>
-    </w:p>
-    <w:p>
-      <w:pPr>
-        <w:pStyle w:val="ListParagraph"/>
-        <w:numPr>
-          <w:ilvl w:val="0"/>
-          <w:numId w:val="12"/>
-        </w:numPr>
-        <w:tabs>
-          <w:tab w:val="right" w:pos="10080"/>
-        </w:tabs>
-        <w:spacing w:before="120"/>
-        <w:ind w:left="360"/>
-        <w:rPr>
-          <w:rFonts w:ascii="Arial" w:hAnsi="Arial" w:cs="Arial"/>
-        </w:rPr>
-      </w:pPr>
-      <w:r>
-        <w:rPr>
-          <w:rFonts w:ascii="Arial" w:hAnsi="Arial" w:cs="Arial"/>
-          <w:bCs/>
-        </w:rPr>
-        <w:t>SIGIR Travel Grant</w:t>
-      </w:r>
-      <w:r>
-        <w:rPr>
-          <w:rFonts w:ascii="Arial" w:hAnsi="Arial" w:cs="Arial"/>
-        </w:rPr>
-        <w:t xml:space="preserve">     </w:t>
-      </w:r>
-      <w:r>
-        <w:rPr>
-          <w:rFonts w:ascii="Arial" w:hAnsi="Arial" w:cs="Arial"/>
-        </w:rPr>
-        <w:tab/>
-        <w:t>2020.07</w:t>
-      </w:r>
-    </w:p>
-    <w:p>
-      <w:pPr>
-        <w:pStyle w:val="ListParagraph"/>
-        <w:numPr>
-          <w:ilvl w:val="0"/>
-          <w:numId w:val="12"/>
-        </w:numPr>
-        <w:tabs>
-          <w:tab w:val="right" w:pos="10080"/>
-        </w:tabs>
-        <w:spacing w:before="120"/>
-        <w:ind w:left="360"/>
-        <w:rPr>
-          <w:rFonts w:ascii="Arial" w:hAnsi="Arial" w:cs="Arial"/>
-        </w:rPr>
-      </w:pPr>
-      <w:r>
-        <w:rPr>
-          <w:rFonts w:ascii="Arial" w:hAnsi="Arial" w:cs="Arial"/>
-        </w:rPr>
-        <w:lastRenderedPageBreak/>
-        <w:t>CIKM Travel Grant</w:t>
-      </w:r>
-      <w:r>
-        <w:rPr>
-          <w:rFonts w:ascii="Arial" w:hAnsi="Arial" w:cs="Arial"/>
-        </w:rPr>
-        <w:tab/>
-        <w:t>2018.09</w:t>
-      </w:r>
-    </w:p>
-    <w:p>
-      <w:pPr>
-        <w:pStyle w:val="ListParagraph"/>
-        <w:numPr>
-          <w:ilvl w:val="0"/>
-          <w:numId w:val="12"/>
-        </w:numPr>
-        <w:tabs>
-          <w:tab w:val="right" w:pos="10080"/>
-        </w:tabs>
-        <w:spacing w:before="120"/>
-        <w:ind w:left="360"/>
-        <w:rPr>
-          <w:rFonts w:ascii="Arial" w:hAnsi="Arial" w:cs="Arial"/>
-        </w:rPr>
-      </w:pPr>
-      <w:r>
-        <w:rPr>
-          <w:rFonts w:ascii="Arial" w:hAnsi="Arial" w:cs="Arial"/>
-        </w:rPr>
-        <w:t>First Class Scholarship at Wuhan University (top 5%)</w:t>
-      </w:r>
-      <w:r>
-        <w:rPr>
-          <w:rFonts w:ascii="Arial" w:hAnsi="Arial" w:cs="Arial"/>
-        </w:rPr>
-        <w:tab/>
-        <w:t>2015.10</w:t>
-      </w:r>
-    </w:p>
-    <w:p>
-      <w:pPr>
-        <w:pStyle w:val="ListParagraph"/>
-        <w:numPr>
-          <w:ilvl w:val="0"/>
-          <w:numId w:val="12"/>
-        </w:numPr>
-        <w:tabs>
-          <w:tab w:val="right" w:pos="10080"/>
-        </w:tabs>
-        <w:spacing w:before="120"/>
-        <w:ind w:left="360"/>
-        <w:rPr>
-          <w:rFonts w:ascii="Arial" w:hAnsi="Arial" w:cs="Arial"/>
-        </w:rPr>
-      </w:pPr>
-      <w:r>
-        <w:rPr>
-          <w:rFonts w:ascii="Arial" w:hAnsi="Arial" w:cs="Arial"/>
-        </w:rPr>
-        <w:t>National Scholarship, Wuhan University (top 1%)</w:t>
-      </w:r>
-      <w:r>
-        <w:rPr>
-          <w:rFonts w:ascii="Arial" w:hAnsi="Arial" w:cs="Arial"/>
-        </w:rPr>
-        <w:tab/>
-        <w:t>2014.10</w:t>
-      </w:r>
-    </w:p>
-    <w:p>
-      <w:pPr>
-        <w:pStyle w:val="ListParagraph"/>
-        <w:numPr>
-          <w:ilvl w:val="0"/>
-          <w:numId w:val="12"/>
-        </w:numPr>
-        <w:tabs>
-          <w:tab w:val="right" w:pos="10080"/>
-        </w:tabs>
-        <w:spacing w:before="120"/>
-        <w:ind w:left="360"/>
-        <w:rPr>
-          <w:rFonts w:ascii="Arial" w:hAnsi="Arial" w:cs="Arial"/>
-        </w:rPr>
-      </w:pPr>
-      <w:r>
-        <w:rPr>
-          <w:rFonts w:ascii="Arial" w:hAnsi="Arial" w:cs="Arial"/>
         </w:rPr>
         <w:t>Third Class Scholarship, Wuhan University (top 30%)</w:t>
       </w:r>
@@ -9496,13 +9925,7 @@
         <w:rPr>
           <w:rFonts w:ascii="Arial" w:hAnsi="Arial" w:cs="Arial"/>
         </w:rPr>
-        <w:t>KDD: 202</w:t>
-      </w:r>
-      <w:r>
-        <w:rPr>
-          <w:rFonts w:ascii="Arial" w:hAnsi="Arial" w:cs="Arial"/>
-        </w:rPr>
-        <w:t>7</w:t>
+        <w:t>KDD: 2027</w:t>
       </w:r>
     </w:p>
     <w:p>
@@ -9830,6 +10253,7 @@
           <w:rFonts w:ascii="Arial" w:hAnsi="Arial" w:cs="Arial"/>
           <w:color w:val="000000" w:themeColor="text1"/>
         </w:rPr>
+        <w:lastRenderedPageBreak/>
         <w:t>Fairness in RecSys, VT, 10/2023</w:t>
       </w:r>
     </w:p>
@@ -9958,7 +10382,6 @@
           <w:color w:val="000000" w:themeColor="text1"/>
           <w:lang w:eastAsia="zh-CN"/>
         </w:rPr>
-        <w:lastRenderedPageBreak/>
         <w:t>Fairness among New Items in Cold Start Recommender Systems, research seminar at Netflix, 07/2021</w:t>
       </w:r>
     </w:p>

--- a/CV.docx
+++ b/CV.docx
@@ -5039,19 +5039,17 @@
                 <w:sz w:val="22"/>
                 <w:szCs w:val="22"/>
               </w:rPr>
-              <w:t xml:space="preserve">Xing Zhao, Ziwei Zhu, and James Caverlee. Rabbit Holes and Taste Distortion: Distribution-Aware Recommendation with Evolving Interests. The </w:t>
-            </w:r>
-            <w:proofErr w:type="gramStart"/>
-            <w:r>
-              <w:rPr>
-                <w:rFonts w:ascii="Arial" w:hAnsi="Arial" w:cs="Arial"/>
-                <w:bCs/>
-                <w:sz w:val="22"/>
-                <w:szCs w:val="22"/>
-              </w:rPr>
-              <w:t>32th</w:t>
-            </w:r>
-            <w:proofErr w:type="gramEnd"/>
+              <w:t>Xing Zhao, Ziwei Zhu, and James Caverlee. Rabbit Holes and Taste Distortion: Distribution-Aware Recommendation with Evolving Interests. The 32</w:t>
+            </w:r>
+            <w:r>
+              <w:rPr>
+                <w:rFonts w:ascii="Arial" w:hAnsi="Arial" w:cs="Arial"/>
+                <w:bCs/>
+                <w:sz w:val="22"/>
+                <w:szCs w:val="22"/>
+              </w:rPr>
+              <w:t>nd</w:t>
+            </w:r>
             <w:r>
               <w:rPr>
                 <w:rFonts w:ascii="Arial" w:hAnsi="Arial" w:cs="Arial"/>
@@ -7423,16 +7421,7 @@
                 <w:sz w:val="22"/>
                 <w:szCs w:val="22"/>
               </w:rPr>
-              <w:t>, Ziwei Zhu</w:t>
-            </w:r>
-            <w:r>
-              <w:rPr>
-                <w:rFonts w:ascii="Arial" w:hAnsi="Arial" w:cs="Arial"/>
-                <w:bCs/>
-                <w:sz w:val="22"/>
-                <w:szCs w:val="22"/>
-              </w:rPr>
-              <w:t>.</w:t>
+              <w:t>, Ziwei Zhu.</w:t>
             </w:r>
             <w:r>
               <w:rPr>
@@ -9604,14 +9593,14 @@
         <w:rPr>
           <w:rFonts w:ascii="Arial" w:hAnsi="Arial" w:cs="Arial"/>
         </w:rPr>
-        <w:t>GMU CS Department Outstanding Research Rising Start Award</w:t>
+        <w:t>ACL 2026 SAC Highlight Award</w:t>
       </w:r>
       <w:r>
         <w:rPr>
           <w:rFonts w:ascii="Arial" w:hAnsi="Arial" w:cs="Arial"/>
         </w:rPr>
         <w:tab/>
-        <w:t>2026.05</w:t>
+        <w:t>2026.07</w:t>
       </w:r>
     </w:p>
     <w:p>
@@ -9633,14 +9622,14 @@
         <w:rPr>
           <w:rFonts w:ascii="Arial" w:hAnsi="Arial" w:cs="Arial"/>
         </w:rPr>
-        <w:t>ACL 2026 SAC Highlight Award</w:t>
+        <w:t>GMU CS Department Outstanding Research Rising Star Award</w:t>
       </w:r>
       <w:r>
         <w:rPr>
           <w:rFonts w:ascii="Arial" w:hAnsi="Arial" w:cs="Arial"/>
         </w:rPr>
         <w:tab/>
-        <w:t>2026.07</w:t>
+        <w:t>2026.05</w:t>
       </w:r>
     </w:p>
     <w:p>
